--- a/manuscripts/manuscript_supplement.docx
+++ b/manuscripts/manuscript_supplement.docx
@@ -179,101 +179,19 @@
         <w:pStyle w:val="BodyText"/>
       </w:pPr>
       <w:r>
-        <w:t xml:space="preserve">Before considering if covariate adjustment is indicated for our outcome of interest, we need to establish the difference between the total, direct, and indirect effect of hemispheric laterality on neurosurgical intervention and the effect with which we are interested.</w:t>
+        <w:t xml:space="preserve">For neurosurgical intervention and all acute care secondary outcomes, the target estimand was the total effect of hemispheric laterality — the overall causal effect of laterality on the outcome, encompassing all pathways through which it operates. To reduce bias from measured confounding, we adjusted for baseline variables that independently influence both the clinical presentation associated with hemispheric laterality and the likelihood of intervention: age, admission Glasgow Coma Scale (GCS) score, ICH location, baseline ICH volume, and presence of intraventricular hemorrhage (IVH). These covariates act as confounders in the causal structure and were included to block backdoor paths, not to decompose direct and indirect effects.</w:t>
+      </w:r>
+      <w:r>
+        <w:t xml:space="preserve"> </w:t>
+      </w:r>
+      <w:r>
+        <w:t xml:space="preserve">Variables that lie downstream of ICH characteristics and on the causal pathway to surgical decisions — specifically midline shift, hydrocephalus, and eloquent-area involvement — were recognized as mediators and were deliberately excluded from the adjustment set. Conditioning on these variables would partially block the causal path under study and introduce over-adjustment bias. Because these variables are only measured in the ATACH-2 cohort, their role as mediators (rather than confounders) is further examined in a population-restricted sensitivity analysis described below.</w:t>
       </w:r>
       <w:r>
         <w:rPr>
           <w:vertAlign w:val="superscript"/>
         </w:rPr>
         <w:t xml:space="preserve">2</w:t>
-      </w:r>
-    </w:p>
-    <w:p>
-      <w:pPr>
-        <w:pStyle w:val="BodyText"/>
-      </w:pPr>
-      <w:r>
-        <w:t xml:space="preserve">The</w:t>
-      </w:r>
-      <w:r>
-        <w:t xml:space="preserve"> </w:t>
-      </w:r>
-      <w:r>
-        <w:rPr>
-          <w:b/>
-          <w:bCs/>
-        </w:rPr>
-        <w:t xml:space="preserve">total effect</w:t>
-      </w:r>
-      <w:r>
-        <w:t xml:space="preserve"> </w:t>
-      </w:r>
-      <w:r>
-        <w:t xml:space="preserve">of hemispheric laterality (X) on neurosurgical intervention (Y) refers to the overall influence of X on Y, regardless of the mechanisms through which that influence operates. It is the effect we would observe if we simply compared outcomes between patients with left vs. right hemispheric ICH without controlling for any variables.</w:t>
-      </w:r>
-    </w:p>
-    <w:p>
-      <w:pPr>
-        <w:pStyle w:val="BodyText"/>
-      </w:pPr>
-      <w:r>
-        <w:t xml:space="preserve">The</w:t>
-      </w:r>
-      <w:r>
-        <w:t xml:space="preserve"> </w:t>
-      </w:r>
-      <w:r>
-        <w:rPr>
-          <w:b/>
-          <w:bCs/>
-        </w:rPr>
-        <w:t xml:space="preserve">direct effect</w:t>
-      </w:r>
-      <w:r>
-        <w:t xml:space="preserve"> </w:t>
-      </w:r>
-      <w:r>
-        <w:t xml:space="preserve">of X on Y refers to the influence of X on Y that is not mediated by any other variables in the DAG. It is the effect of hemispheric laterality on neurosurgical intervention that remains after holding all mediating variables constant.</w:t>
-      </w:r>
-    </w:p>
-    <w:p>
-      <w:pPr>
-        <w:pStyle w:val="BodyText"/>
-      </w:pPr>
-      <w:r>
-        <w:t xml:space="preserve">The</w:t>
-      </w:r>
-      <w:r>
-        <w:t xml:space="preserve"> </w:t>
-      </w:r>
-      <w:r>
-        <w:rPr>
-          <w:b/>
-          <w:bCs/>
-        </w:rPr>
-        <w:t xml:space="preserve">indirect effect</w:t>
-      </w:r>
-      <w:r>
-        <w:t xml:space="preserve"> </w:t>
-      </w:r>
-      <w:r>
-        <w:t xml:space="preserve">of X on Y refers to the influence of X on Y that is mediated by one or more intermediate variables. It is the effect of hemispheric laterality on neurosurgical intervention that operates through other variables in the DAG.</w:t>
-      </w:r>
-    </w:p>
-    <w:p>
-      <w:pPr>
-        <w:pStyle w:val="BodyText"/>
-      </w:pPr>
-      <w:r>
-        <w:t xml:space="preserve">We were interested in the direct effect of hemispheric laterality on neurosurgical intervention. We hypothesized that this relationship could be mediated by other variables that are commonly used to determine if a patient will undergo neurosurgical intervention. To estimate this effect, we included the following covariates in our statistical model for the primary outcome: age, admission GCS, ICH location, ICH volume, and presence of IVH.</w:t>
-      </w:r>
-    </w:p>
-    <w:p>
-      <w:pPr>
-        <w:pStyle w:val="BodyText"/>
-      </w:pPr>
-      <w:r>
-        <w:t xml:space="preserve">Since we felt that there were not materially different causal structures at play with our secondary outcomes, we used a similar DAG for the following outcomes: receipt of external ventricular drain (EVD), receipt of tracheostomy, days of mechanical ventilation, receipt of do-not-resuscitate (DNR) order at any point in the hospitalization, withdrawal of life-sustaining therapy (WLST) at any point in the hospitalization, and early WLST (defined as &lt; 72 hours from symptom onset). We included the same covariates in our statistical models for all secondary outcomes specified above.</w:t>
       </w:r>
     </w:p>
     <w:bookmarkEnd w:id="12"/>
@@ -346,23 +264,7 @@
         <w:pStyle w:val="BodyText"/>
       </w:pPr>
       <w:r>
-        <w:t xml:space="preserve">In contrast to the primary outcome analysis, where the target estimand was the direct effect of laterality on treatment decisions, the target estimand for functional outcomes was the</w:t>
-      </w:r>
-      <w:r>
-        <w:t xml:space="preserve"> </w:t>
-      </w:r>
-      <w:r>
-        <w:rPr>
-          <w:b/>
-          <w:bCs/>
-        </w:rPr>
-        <w:t xml:space="preserve">total effect</w:t>
-      </w:r>
-      <w:r>
-        <w:t xml:space="preserve"> </w:t>
-      </w:r>
-      <w:r>
-        <w:t xml:space="preserve">of hemispheric laterality. This total effect encompasses all causal pathways from laterality to functional outcome, including those mediated through neurosurgical intervention, withdrawal of life-sustaining therapy, and participation in rehabilitation. This estimand was selected because it captures the overall prognostic significance of hemispheric laterality as encountered in clinical practice — reflecting both the intrinsic biological consequences of the affected hemisphere and any downstream differences in management.</w:t>
+        <w:t xml:space="preserve">For functional outcomes, the target estimand was likewise the total effect of hemispheric laterality on 90-day modified Rankin Scale (mRS) and EuroQOL scores. This total effect encompasses all causal pathways from laterality to functional outcome, including those mediated through neurosurgical intervention, withdrawal of life-sustaining therapy, and participation in rehabilitation. These downstream treatment pathways are intrinsic to the clinical significance of hemispheric laterality and should not be blocked by conditioning on post-baseline treatment variables.</w:t>
       </w:r>
     </w:p>
     <w:p>
@@ -370,7 +272,13 @@
         <w:pStyle w:val="BodyText"/>
       </w:pPr>
       <w:r>
-        <w:t xml:space="preserve">Conditioning on neurosurgical intervention — a mediator on the causal pathway from laterality to functional outcome — would block part of this clinically relevant pathway and could introduce collider stratification bias by opening non-causal associations between laterality and outcome within strata of the mediator. Furthermore, valid estimation of the controlled direct effect would require adjustment for all confounders of the mediator–outcome relationship, some of which (e.g., hematoma expansion, clinical deterioration) may themselves be influenced by the exposure, creating intermediate confounding that cannot be resolved through standard regression adjustment. Accordingly, our functional outcome models were adjusted for age, admission GCS, ICH location, ICH volume, presence of IVH, and time from symptom onset to emergency department arrival, but did not include neurosurgical intervention or other post-baseline treatment variables as covariates.</w:t>
+        <w:t xml:space="preserve">Conditioning on neurosurgical intervention — a mediator on the causal pathway from laterality to functional outcome — would partially block this clinically relevant pathway and could introduce collider stratification bias by opening non-causal associations between laterality and outcome within strata of the mediator. Valid estimation of a controlled direct effect (i.e., the effect of laterality holding surgical management constant) would additionally require adjustment for all confounders of the mediator–outcome relationship, some of which may themselves be affected by the exposure, creating intermediate confounding that cannot be resolved through standard regression adjustment. Accordingly, functional outcome models were adjusted for age, admission GCS score, ICH location, baseline ICH volume, presence of IVH, and time from symptom onset to emergency department arrival, but did not include neurosurgical intervention or other post-baseline treatment variables as covariates.</w:t>
+      </w:r>
+      <w:r>
+        <w:rPr>
+          <w:vertAlign w:val="superscript"/>
+        </w:rPr>
+        <w:t xml:space="preserve">2</w:t>
       </w:r>
     </w:p>
     <w:bookmarkEnd w:id="16"/>
@@ -410,7 +318,48 @@
         <w:t xml:space="preserve"> </w:t>
       </w:r>
       <w:r>
-        <w:t xml:space="preserve">Specifically, we defined 4 sets of priors for each outcome:</w:t>
+        <w:t xml:space="preserve">Specifically, we defined four sets of prior distributions for the</w:t>
+      </w:r>
+      <w:r>
+        <w:t xml:space="preserve"> </w:t>
+      </w:r>
+      <w:r>
+        <w:t xml:space="preserve">hemispheric laterality coefficient (i.e., the log-odds or log-incidence rate ratio assigned to right vs. left hemisphere ICH in each model) across all outcomes. Because our models include multiple covariates and a random study intercept, the priors below describe the</w:t>
+      </w:r>
+      <w:r>
+        <w:t xml:space="preserve"> </w:t>
+      </w:r>
+      <w:r>
+        <w:rPr>
+          <w:i/>
+          <w:iCs/>
+        </w:rPr>
+        <w:t xml:space="preserve">conditional</w:t>
+      </w:r>
+      <w:r>
+        <w:t xml:space="preserve"> </w:t>
+      </w:r>
+      <w:r>
+        <w:t xml:space="preserve">laterality effect — the association between hemispheric laterality and each outcome holding all adjustment covariates constant. The implications of these priors at the data level (i.e., the</w:t>
+      </w:r>
+      <w:r>
+        <w:t xml:space="preserve"> </w:t>
+      </w:r>
+      <w:r>
+        <w:t xml:space="preserve">population-averaged marginal effect they imply before observing outcomes) are characterized empirically through prior predictive checks reported in</w:t>
+      </w:r>
+      <w:r>
+        <w:t xml:space="preserve"> </w:t>
+      </w:r>
+      <w:r>
+        <w:rPr>
+          <w:b/>
+          <w:bCs/>
+        </w:rPr>
+        <w:t xml:space="preserve">Table 2</w:t>
+      </w:r>
+      <w:r>
+        <w:t xml:space="preserve">.</w:t>
       </w:r>
     </w:p>
     <w:p>
@@ -425,7 +374,7 @@
         <w:t xml:space="preserve">Neutral prior</w:t>
       </w:r>
       <w:r>
-        <w:t xml:space="preserve">: This prior assumed that hemispheric lateralization did not significantly affect the primary outcome and represents the</w:t>
+        <w:t xml:space="preserve">: This prior encodes the assumption that hemispheric lateralization does not meaningfully affect the outcome — it represents the</w:t>
       </w:r>
       <w:r>
         <w:t xml:space="preserve"> </w:t>
@@ -438,7 +387,10 @@
         <w:t xml:space="preserve">null hypothesis</w:t>
       </w:r>
       <w:r>
-        <w:t xml:space="preserve">. It is centered around a mean of</w:t>
+        <w:t xml:space="preserve"> </w:t>
+      </w:r>
+      <w:r>
+        <w:t xml:space="preserve">on the coefficient scale. The laterality coefficient is assigned a prior of</w:t>
       </w:r>
       <w:r>
         <w:t xml:space="preserve"> </w:t>
@@ -453,9 +405,14 @@
       <w:r>
         <w:t xml:space="preserve"> </w:t>
       </w:r>
-      <w:r>
-        <w:t xml:space="preserve">and standard deviation of</w:t>
-      </w:r>
+      <m:oMath>
+        <m:r>
+          <m:rPr>
+            <m:sty m:val="p"/>
+          </m:rPr>
+          <m:t>±</m:t>
+        </m:r>
+      </m:oMath>
       <w:r>
         <w:t xml:space="preserve"> </w:t>
       </w:r>
@@ -464,10 +421,30 @@
           <w:b/>
           <w:bCs/>
         </w:rPr>
-        <w:t xml:space="preserve">0.35</w:t>
-      </w:r>
-      <w:r>
-        <w:t xml:space="preserve">, corresponding to OR of</w:t>
+        <w:t xml:space="preserve">0.5</w:t>
+      </w:r>
+      <w:r>
+        <w:t xml:space="preserve"> </w:t>
+      </w:r>
+      <w:r>
+        <w:t xml:space="preserve">(mean</w:t>
+      </w:r>
+      <w:r>
+        <w:t xml:space="preserve"> </w:t>
+      </w:r>
+      <m:oMath>
+        <m:r>
+          <m:rPr>
+            <m:sty m:val="p"/>
+          </m:rPr>
+          <m:t>±</m:t>
+        </m:r>
+      </m:oMath>
+      <w:r>
+        <w:t xml:space="preserve"> </w:t>
+      </w:r>
+      <w:r>
+        <w:t xml:space="preserve">SD on the log scale), placing the conditional OR at</w:t>
       </w:r>
       <w:r>
         <w:t xml:space="preserve"> </w:t>
@@ -483,7 +460,7 @@
         <w:t xml:space="preserve"> </w:t>
       </w:r>
       <w:r>
-        <w:t xml:space="preserve">and 95% of the probability mass for the OR between</w:t>
+        <w:t xml:space="preserve">with 95% of the prior probability mass between</w:t>
       </w:r>
       <w:r>
         <w:t xml:space="preserve"> </w:t>
@@ -493,13 +470,13 @@
           <w:b/>
           <w:bCs/>
         </w:rPr>
-        <w:t xml:space="preserve">0.5</w:t>
+        <w:t xml:space="preserve">0.38</w:t>
       </w:r>
       <w:r>
         <w:t xml:space="preserve"> </w:t>
       </w:r>
       <w:r>
-        <w:t xml:space="preserve">to</w:t>
+        <w:t xml:space="preserve">and</w:t>
       </w:r>
       <w:r>
         <w:t xml:space="preserve"> </w:t>
@@ -509,10 +486,13 @@
           <w:b/>
           <w:bCs/>
         </w:rPr>
-        <w:t xml:space="preserve">1.99</w:t>
-      </w:r>
-      <w:r>
-        <w:t xml:space="preserve">.</w:t>
+        <w:t xml:space="preserve">2.66</w:t>
+      </w:r>
+      <w:r>
+        <w:t xml:space="preserve"> </w:t>
+      </w:r>
+      <w:r>
+        <w:t xml:space="preserve">on the OR scale.</w:t>
       </w:r>
     </w:p>
     <w:p>
@@ -527,7 +507,22 @@
         <w:t xml:space="preserve">Left hemisphere prior</w:t>
       </w:r>
       <w:r>
-        <w:t xml:space="preserve">: This prior assumes that the primary and secondary outcomes are more likely with left hemisphere injury, centering around a mean of</w:t>
+        <w:t xml:space="preserve">: This prior encodes the assumption that outcomes are more likely following left hemisphere ICH. A coefficient-specific prior is placed directly on the</w:t>
+      </w:r>
+      <w:r>
+        <w:t xml:space="preserve"> </w:t>
+      </w:r>
+      <w:r>
+        <w:rPr>
+          <w:rStyle w:val="VerbatimChar"/>
+        </w:rPr>
+        <w:t xml:space="preserve">ich_lateralityRight</w:t>
+      </w:r>
+      <w:r>
+        <w:t xml:space="preserve"> </w:t>
+      </w:r>
+      <w:r>
+        <w:t xml:space="preserve">term, with mean</w:t>
       </w:r>
       <w:r>
         <w:t xml:space="preserve"> </w:t>
@@ -543,7 +538,7 @@
         <w:t xml:space="preserve"> </w:t>
       </w:r>
       <w:r>
-        <w:t xml:space="preserve">and standard deviation of</w:t>
+        <w:t xml:space="preserve">and SD</w:t>
       </w:r>
       <w:r>
         <w:t xml:space="preserve"> </w:t>
@@ -556,10 +551,7 @@
         <w:t xml:space="preserve">0.175</w:t>
       </w:r>
       <w:r>
-        <w:t xml:space="preserve"> </w:t>
-      </w:r>
-      <w:r>
-        <w:t xml:space="preserve">which corresponds to an OR of</w:t>
+        <w:t xml:space="preserve">, placing the conditional OR for right hemisphere (relative to left) at</w:t>
       </w:r>
       <w:r>
         <w:t xml:space="preserve"> </w:t>
@@ -575,7 +567,7 @@
         <w:t xml:space="preserve"> </w:t>
       </w:r>
       <w:r>
-        <w:t xml:space="preserve">and 95% of the probability mass for the OR between</w:t>
+        <w:t xml:space="preserve">with 95% of the prior probability mass between</w:t>
       </w:r>
       <w:r>
         <w:t xml:space="preserve"> </w:t>
@@ -591,7 +583,7 @@
         <w:t xml:space="preserve"> </w:t>
       </w:r>
       <w:r>
-        <w:t xml:space="preserve">to</w:t>
+        <w:t xml:space="preserve">and</w:t>
       </w:r>
       <w:r>
         <w:t xml:space="preserve"> </w:t>
@@ -619,7 +611,22 @@
         <w:t xml:space="preserve">Right hemisphere prior</w:t>
       </w:r>
       <w:r>
-        <w:t xml:space="preserve">: This prior assumes that the primary and secondary outcomes are more likely with right hemisphere injury, centering around a mean of</w:t>
+        <w:t xml:space="preserve">: This prior encodes the assumption that outcomes are more likely following right hemisphere ICH. A coefficient-specific prior is placed on the</w:t>
+      </w:r>
+      <w:r>
+        <w:t xml:space="preserve"> </w:t>
+      </w:r>
+      <w:r>
+        <w:rPr>
+          <w:rStyle w:val="VerbatimChar"/>
+        </w:rPr>
+        <w:t xml:space="preserve">ich_lateralityRight</w:t>
+      </w:r>
+      <w:r>
+        <w:t xml:space="preserve"> </w:t>
+      </w:r>
+      <w:r>
+        <w:t xml:space="preserve">term, with mean</w:t>
       </w:r>
       <w:r>
         <w:t xml:space="preserve"> </w:t>
@@ -635,7 +642,7 @@
         <w:t xml:space="preserve"> </w:t>
       </w:r>
       <w:r>
-        <w:t xml:space="preserve">and standard deviation of</w:t>
+        <w:t xml:space="preserve">and SD</w:t>
       </w:r>
       <w:r>
         <w:t xml:space="preserve"> </w:t>
@@ -648,10 +655,13 @@
         <w:t xml:space="preserve">0.175</w:t>
       </w:r>
       <w:r>
+        <w:t xml:space="preserve">, placing the</w:t>
+      </w:r>
+      <w:r>
         <w:t xml:space="preserve"> </w:t>
       </w:r>
       <w:r>
-        <w:t xml:space="preserve">which corresponds to an OR of</w:t>
+        <w:t xml:space="preserve">conditional OR for right hemisphere at</w:t>
       </w:r>
       <w:r>
         <w:t xml:space="preserve"> </w:t>
@@ -667,7 +677,7 @@
         <w:t xml:space="preserve"> </w:t>
       </w:r>
       <w:r>
-        <w:t xml:space="preserve">and 95% of the probability mass for the OR between</w:t>
+        <w:t xml:space="preserve">with 95% of the prior probability mass between</w:t>
       </w:r>
       <w:r>
         <w:t xml:space="preserve"> </w:t>
@@ -683,7 +693,7 @@
         <w:t xml:space="preserve"> </w:t>
       </w:r>
       <w:r>
-        <w:t xml:space="preserve">to</w:t>
+        <w:t xml:space="preserve">and</w:t>
       </w:r>
       <w:r>
         <w:t xml:space="preserve"> </w:t>
@@ -711,7 +721,7 @@
         <w:t xml:space="preserve">Flat prior</w:t>
       </w:r>
       <w:r>
-        <w:t xml:space="preserve">: This prior most mimics a frequentist analysis in that the prior distribution is so wide that it essentially contributes no information to the posterior model. It is centered around a mean of</w:t>
+        <w:t xml:space="preserve">: This prior most closely approximates a frequentist analysis, in that the distribution is sufficiently wide to contribute minimal information to the posterior. The laterality coefficient is assigned a prior with mean</w:t>
       </w:r>
       <w:r>
         <w:t xml:space="preserve"> </w:t>
@@ -727,7 +737,7 @@
         <w:t xml:space="preserve"> </w:t>
       </w:r>
       <w:r>
-        <w:t xml:space="preserve">and standard deviation of standard deviation of</w:t>
+        <w:t xml:space="preserve">and SD</w:t>
       </w:r>
       <w:r>
         <w:t xml:space="preserve"> </w:t>
@@ -740,10 +750,13 @@
         <w:t xml:space="preserve">5</w:t>
       </w:r>
       <w:r>
+        <w:t xml:space="preserve">,</w:t>
+      </w:r>
+      <w:r>
         <w:t xml:space="preserve"> </w:t>
       </w:r>
       <w:r>
-        <w:t xml:space="preserve">which corresponds to an OR of</w:t>
+        <w:t xml:space="preserve">corresponding to a conditional OR of</w:t>
       </w:r>
       <w:r>
         <w:t xml:space="preserve"> </w:t>
@@ -759,7 +772,7 @@
         <w:t xml:space="preserve"> </w:t>
       </w:r>
       <w:r>
-        <w:t xml:space="preserve">and 95% of the probability mass for the OR between</w:t>
+        <w:t xml:space="preserve">with 95% of the prior probability mass spanning</w:t>
       </w:r>
       <w:r>
         <w:t xml:space="preserve"> </w:t>
@@ -785,7 +798,7 @@
           <w:b/>
           <w:bCs/>
         </w:rPr>
-        <w:t xml:space="preserve">1.8033745</w:t>
+        <w:t xml:space="preserve">1.803374</w:t>
       </w:r>
       <w:r>
         <w:rPr>
@@ -795,7 +808,10 @@
         <w:t xml:space="preserve">^{4}</w:t>
       </w:r>
       <w:r>
-        <w:t xml:space="preserve">.</w:t>
+        <w:t xml:space="preserve"> </w:t>
+      </w:r>
+      <w:r>
+        <w:t xml:space="preserve">— a range wide enough to be consistent with nearly any plausible effect size. An exception applies to the Days of Mechanical Ventilation model, where the flat prior SD was reduced to 2 on the log scale; because this outcome is modeled with a log-link negative binomial and continuous predictors are on their natural scales, a SD of 5 produces prior predictive counts many orders of magnitude outside any plausible clinical range.</w:t>
       </w:r>
     </w:p>
     <w:bookmarkEnd w:id="18"/>
@@ -1431,55 +1447,103 @@
                       <w:rFonts w:ascii="Calibri" w:hAnsi="Calibri"/>
                       <w:sz w:val="20"/>
                     </w:rPr>
-                    <w:t xml:space="default">3285429.5 (7294 - 8023558688.4)</w:t>
-                  </w:r>
-                </w:p>
-              </w:tc>
-              <w:tc>
-                <w:tcPr>
-                  <w:tcBorders>
-                    <w:top w:val="single" w:space="0" w:color="D3D3D3"/>
-                    <w:bottom w:val="single" w:space="0" w:color="D3D3D3"/>
-                    <w:start w:val="single" w:space="0" w:color="D3D3D3"/>
-                    <w:end w:val="single" w:space="0" w:color="D3D3D3"/>
-                  </w:tcBorders>
-                </w:tcPr>
-                <w:p>
-                  <w:pPr>
-                    <w:spacing w:before="0" w:after="60"/>
-                    <w:keepNext/>
-                    <w:jc w:val="start"/>
-                  </w:pPr>
-                  <w:r>
-                    <w:rPr>
-                      <w:rFonts w:ascii="Calibri" w:hAnsi="Calibri"/>
-                      <w:sz w:val="20"/>
-                    </w:rPr>
-                    <w:t xml:space="default">1128136.4 (1550.2 - 981410987945.7)</w:t>
-                  </w:r>
-                </w:p>
-              </w:tc>
-              <w:tc>
-                <w:tcPr>
-                  <w:tcBorders>
-                    <w:top w:val="single" w:space="0" w:color="D3D3D3"/>
-                    <w:bottom w:val="single" w:space="0" w:color="D3D3D3"/>
-                    <w:start w:val="single" w:space="0" w:color="D3D3D3"/>
-                    <w:end w:val="single" w:space="0" w:color="D3D3D3"/>
-                  </w:tcBorders>
-                </w:tcPr>
-                <w:p>
-                  <w:pPr>
-                    <w:spacing w:before="0" w:after="60"/>
-                    <w:keepNext/>
-                    <w:jc w:val="start"/>
-                  </w:pPr>
-                  <w:r>
-                    <w:rPr>
-                      <w:rFonts w:ascii="Calibri" w:hAnsi="Calibri"/>
-                      <w:sz w:val="20"/>
-                    </w:rPr>
-                    <w:t xml:space="default">1.12 (0.34 - 3.53)</w:t>
+                    <w:t xml:space="default">8.3 (3 - 36.7)</w:t>
+                  </w:r>
+                </w:p>
+              </w:tc>
+              <w:tc>
+                <w:tcPr>
+                  <w:tcBorders>
+                    <w:top w:val="single" w:space="0" w:color="D3D3D3"/>
+                    <w:bottom w:val="single" w:space="0" w:color="D3D3D3"/>
+                    <w:start w:val="single" w:space="0" w:color="D3D3D3"/>
+                    <w:end w:val="single" w:space="0" w:color="D3D3D3"/>
+                  </w:tcBorders>
+                </w:tcPr>
+                <w:p>
+                  <w:pPr>
+                    <w:spacing w:before="0" w:after="60"/>
+                    <w:keepNext/>
+                    <w:jc w:val="start"/>
+                  </w:pPr>
+                  <w:r>
+                    <w:rPr>
+                      <w:rFonts w:ascii="Calibri" w:hAnsi="Calibri"/>
+                      <w:sz w:val="20"/>
+                    </w:rPr>
+                    <w:t xml:space="default">8.3 (3.1 - 36.3)</w:t>
+                  </w:r>
+                </w:p>
+              </w:tc>
+              <w:tc>
+                <w:tcPr>
+                  <w:tcBorders>
+                    <w:top w:val="single" w:space="0" w:color="D3D3D3"/>
+                    <w:bottom w:val="single" w:space="0" w:color="D3D3D3"/>
+                    <w:start w:val="single" w:space="0" w:color="D3D3D3"/>
+                    <w:end w:val="single" w:space="0" w:color="D3D3D3"/>
+                  </w:tcBorders>
+                </w:tcPr>
+                <w:p>
+                  <w:pPr>
+                    <w:spacing w:before="0" w:after="60"/>
+                    <w:keepNext/>
+                    <w:jc w:val="start"/>
+                  </w:pPr>
+                  <w:r>
+                    <w:rPr>
+                      <w:rFonts w:ascii="Calibri" w:hAnsi="Calibri"/>
+                      <w:sz w:val="20"/>
+                    </w:rPr>
+                    <w:t xml:space="default">0.99 (0.91 - 1.08)</w:t>
+                  </w:r>
+                </w:p>
+              </w:tc>
+              <w:tc>
+                <w:tcPr>
+                  <w:tcBorders>
+                    <w:top w:val="single" w:space="0" w:color="D3D3D3"/>
+                    <w:bottom w:val="single" w:space="0" w:color="D3D3D3"/>
+                    <w:start w:val="single" w:space="0" w:color="D3D3D3"/>
+                    <w:end w:val="single" w:space="0" w:color="D3D3D3"/>
+                  </w:tcBorders>
+                </w:tcPr>
+                <w:p>
+                  <w:pPr>
+                    <w:spacing w:before="0" w:after="60"/>
+                    <w:keepNext/>
+                    <w:jc w:val="start"/>
+                  </w:pPr>
+                  <w:r>
+                    <w:rPr>
+                      <w:rFonts w:ascii="Calibri" w:hAnsi="Calibri"/>
+                      <w:sz w:val="20"/>
+                    </w:rPr>
+                    <w:t xml:space="default">42%</w:t>
+                  </w:r>
+                </w:p>
+              </w:tc>
+              <w:tc>
+                <w:tcPr>
+                  <w:tcBorders>
+                    <w:top w:val="single" w:space="0" w:color="D3D3D3"/>
+                    <w:bottom w:val="single" w:space="0" w:color="D3D3D3"/>
+                    <w:start w:val="single" w:space="0" w:color="D3D3D3"/>
+                    <w:end w:val="single" w:space="0" w:color="D3D3D3"/>
+                  </w:tcBorders>
+                </w:tcPr>
+                <w:p>
+                  <w:pPr>
+                    <w:spacing w:before="0" w:after="60"/>
+                    <w:keepNext/>
+                    <w:jc w:val="start"/>
+                  </w:pPr>
+                  <w:r>
+                    <w:rPr>
+                      <w:rFonts w:ascii="Calibri" w:hAnsi="Calibri"/>
+                      <w:sz w:val="20"/>
+                    </w:rPr>
+                    <w:t xml:space="default">&lt; 0.1%</w:t>
                   </w:r>
                 </w:p>
               </w:tc>
@@ -1504,54 +1568,6 @@
                       <w:sz w:val="20"/>
                     </w:rPr>
                     <w:t xml:space="default">60%</w:t>
-                  </w:r>
-                </w:p>
-              </w:tc>
-              <w:tc>
-                <w:tcPr>
-                  <w:tcBorders>
-                    <w:top w:val="single" w:space="0" w:color="D3D3D3"/>
-                    <w:bottom w:val="single" w:space="0" w:color="D3D3D3"/>
-                    <w:start w:val="single" w:space="0" w:color="D3D3D3"/>
-                    <w:end w:val="single" w:space="0" w:color="D3D3D3"/>
-                  </w:tcBorders>
-                </w:tcPr>
-                <w:p>
-                  <w:pPr>
-                    <w:spacing w:before="0" w:after="60"/>
-                    <w:keepNext/>
-                    <w:jc w:val="start"/>
-                  </w:pPr>
-                  <w:r>
-                    <w:rPr>
-                      <w:rFonts w:ascii="Calibri" w:hAnsi="Calibri"/>
-                      <w:sz w:val="20"/>
-                    </w:rPr>
-                    <w:t xml:space="default">42%</w:t>
-                  </w:r>
-                </w:p>
-              </w:tc>
-              <w:tc>
-                <w:tcPr>
-                  <w:tcBorders>
-                    <w:top w:val="single" w:space="0" w:color="D3D3D3"/>
-                    <w:bottom w:val="single" w:space="0" w:color="D3D3D3"/>
-                    <w:start w:val="single" w:space="0" w:color="D3D3D3"/>
-                    <w:end w:val="single" w:space="0" w:color="D3D3D3"/>
-                  </w:tcBorders>
-                </w:tcPr>
-                <w:p>
-                  <w:pPr>
-                    <w:spacing w:before="0" w:after="60"/>
-                    <w:keepNext/>
-                    <w:jc w:val="start"/>
-                  </w:pPr>
-                  <w:r>
-                    <w:rPr>
-                      <w:rFonts w:ascii="Calibri" w:hAnsi="Calibri"/>
-                      <w:sz w:val="20"/>
-                    </w:rPr>
-                    <w:t xml:space="default">6%</w:t>
                   </w:r>
                 </w:p>
               </w:tc>
@@ -3963,79 +3979,79 @@
                       <w:rFonts w:ascii="Calibri" w:hAnsi="Calibri"/>
                       <w:sz w:val="20"/>
                     </w:rPr>
-                    <w:t xml:space="default">9754665.3 (824.2 - 559637295389.6)</w:t>
-                  </w:r>
-                </w:p>
-              </w:tc>
-              <w:tc>
-                <w:tcPr>
-                  <w:tcBorders>
-                    <w:top w:val="single" w:space="0" w:color="D3D3D3"/>
-                    <w:bottom w:val="single" w:space="0" w:color="D3D3D3"/>
-                    <w:start w:val="single" w:space="0" w:color="D3D3D3"/>
-                    <w:end w:val="single" w:space="0" w:color="D3D3D3"/>
-                  </w:tcBorders>
-                </w:tcPr>
-                <w:p>
-                  <w:pPr>
-                    <w:spacing w:before="0" w:after="60"/>
-                    <w:keepNext/>
-                    <w:jc w:val="start"/>
-                  </w:pPr>
-                  <w:r>
-                    <w:rPr>
-                      <w:rFonts w:ascii="Calibri" w:hAnsi="Calibri"/>
-                      <w:sz w:val="20"/>
-                    </w:rPr>
-                    <w:t xml:space="default">4375639.5 (276.4 - 20483584169284.2)</w:t>
-                  </w:r>
-                </w:p>
-              </w:tc>
-              <w:tc>
-                <w:tcPr>
-                  <w:tcBorders>
-                    <w:top w:val="single" w:space="0" w:color="D3D3D3"/>
-                    <w:bottom w:val="single" w:space="0" w:color="D3D3D3"/>
-                    <w:start w:val="single" w:space="0" w:color="D3D3D3"/>
-                    <w:end w:val="single" w:space="0" w:color="D3D3D3"/>
-                  </w:tcBorders>
-                </w:tcPr>
-                <w:p>
-                  <w:pPr>
-                    <w:spacing w:before="0" w:after="60"/>
-                    <w:keepNext/>
-                    <w:jc w:val="start"/>
-                  </w:pPr>
-                  <w:r>
-                    <w:rPr>
-                      <w:rFonts w:ascii="Calibri" w:hAnsi="Calibri"/>
-                      <w:sz w:val="20"/>
-                    </w:rPr>
-                    <w:t xml:space="default">0.8 (0.47 - 1.19)</w:t>
-                  </w:r>
-                </w:p>
-              </w:tc>
-              <w:tc>
-                <w:tcPr>
-                  <w:tcBorders>
-                    <w:top w:val="single" w:space="0" w:color="D3D3D3"/>
-                    <w:bottom w:val="single" w:space="0" w:color="D3D3D3"/>
-                    <w:start w:val="single" w:space="0" w:color="D3D3D3"/>
-                    <w:end w:val="single" w:space="0" w:color="D3D3D3"/>
-                  </w:tcBorders>
-                </w:tcPr>
-                <w:p>
-                  <w:pPr>
-                    <w:spacing w:before="0" w:after="60"/>
-                    <w:keepNext/>
-                    <w:jc w:val="start"/>
-                  </w:pPr>
-                  <w:r>
-                    <w:rPr>
-                      <w:rFonts w:ascii="Calibri" w:hAnsi="Calibri"/>
-                      <w:sz w:val="20"/>
-                    </w:rPr>
-                    <w:t xml:space="default">14%</w:t>
+                    <w:t xml:space="default">4.3 (0.9 - 8.3)</w:t>
+                  </w:r>
+                </w:p>
+              </w:tc>
+              <w:tc>
+                <w:tcPr>
+                  <w:tcBorders>
+                    <w:top w:val="single" w:space="0" w:color="D3D3D3"/>
+                    <w:bottom w:val="single" w:space="0" w:color="D3D3D3"/>
+                    <w:start w:val="single" w:space="0" w:color="D3D3D3"/>
+                    <w:end w:val="single" w:space="0" w:color="D3D3D3"/>
+                  </w:tcBorders>
+                </w:tcPr>
+                <w:p>
+                  <w:pPr>
+                    <w:spacing w:before="0" w:after="60"/>
+                    <w:keepNext/>
+                    <w:jc w:val="start"/>
+                  </w:pPr>
+                  <w:r>
+                    <w:rPr>
+                      <w:rFonts w:ascii="Calibri" w:hAnsi="Calibri"/>
+                      <w:sz w:val="20"/>
+                    </w:rPr>
+                    <w:t xml:space="default">3.4 (0.7 - 6.5)</w:t>
+                  </w:r>
+                </w:p>
+              </w:tc>
+              <w:tc>
+                <w:tcPr>
+                  <w:tcBorders>
+                    <w:top w:val="single" w:space="0" w:color="D3D3D3"/>
+                    <w:bottom w:val="single" w:space="0" w:color="D3D3D3"/>
+                    <w:start w:val="single" w:space="0" w:color="D3D3D3"/>
+                    <w:end w:val="single" w:space="0" w:color="D3D3D3"/>
+                  </w:tcBorders>
+                </w:tcPr>
+                <w:p>
+                  <w:pPr>
+                    <w:spacing w:before="0" w:after="60"/>
+                    <w:keepNext/>
+                    <w:jc w:val="start"/>
+                  </w:pPr>
+                  <w:r>
+                    <w:rPr>
+                      <w:rFonts w:ascii="Calibri" w:hAnsi="Calibri"/>
+                      <w:sz w:val="20"/>
+                    </w:rPr>
+                    <w:t xml:space="default">0.83 (0.62 - 1.11)</w:t>
+                  </w:r>
+                </w:p>
+              </w:tc>
+              <w:tc>
+                <w:tcPr>
+                  <w:tcBorders>
+                    <w:top w:val="single" w:space="0" w:color="D3D3D3"/>
+                    <w:bottom w:val="single" w:space="0" w:color="D3D3D3"/>
+                    <w:start w:val="single" w:space="0" w:color="D3D3D3"/>
+                    <w:end w:val="single" w:space="0" w:color="D3D3D3"/>
+                  </w:tcBorders>
+                </w:tcPr>
+                <w:p>
+                  <w:pPr>
+                    <w:spacing w:before="0" w:after="60"/>
+                    <w:keepNext/>
+                    <w:jc w:val="start"/>
+                  </w:pPr>
+                  <w:r>
+                    <w:rPr>
+                      <w:rFonts w:ascii="Calibri" w:hAnsi="Calibri"/>
+                      <w:sz w:val="20"/>
+                    </w:rPr>
+                    <w:t xml:space="default">8%</w:t>
                   </w:r>
                 </w:p>
               </w:tc>
@@ -6495,127 +6511,127 @@
                       <w:rFonts w:ascii="Calibri" w:hAnsi="Calibri"/>
                       <w:sz w:val="20"/>
                     </w:rPr>
-                    <w:t xml:space="default">2508.1 (31.4 - 31795577)</w:t>
-                  </w:r>
-                </w:p>
-              </w:tc>
-              <w:tc>
-                <w:tcPr>
-                  <w:tcBorders>
-                    <w:top w:val="single" w:space="0" w:color="D3D3D3"/>
-                    <w:bottom w:val="single" w:space="0" w:color="D3D3D3"/>
-                    <w:start w:val="single" w:space="0" w:color="D3D3D3"/>
-                    <w:end w:val="single" w:space="0" w:color="D3D3D3"/>
-                  </w:tcBorders>
-                </w:tcPr>
-                <w:p>
-                  <w:pPr>
-                    <w:spacing w:before="0" w:after="60"/>
-                    <w:keepNext/>
-                    <w:jc w:val="start"/>
-                  </w:pPr>
-                  <w:r>
-                    <w:rPr>
-                      <w:rFonts w:ascii="Calibri" w:hAnsi="Calibri"/>
-                      <w:sz w:val="20"/>
-                    </w:rPr>
-                    <w:t xml:space="default">16883.1 (52.9 - 163862612.1)</w:t>
-                  </w:r>
-                </w:p>
-              </w:tc>
-              <w:tc>
-                <w:tcPr>
-                  <w:tcBorders>
-                    <w:top w:val="single" w:space="0" w:color="D3D3D3"/>
-                    <w:bottom w:val="single" w:space="0" w:color="D3D3D3"/>
-                    <w:start w:val="single" w:space="0" w:color="D3D3D3"/>
-                    <w:end w:val="single" w:space="0" w:color="D3D3D3"/>
-                  </w:tcBorders>
-                </w:tcPr>
-                <w:p>
-                  <w:pPr>
-                    <w:spacing w:before="0" w:after="60"/>
-                    <w:keepNext/>
-                    <w:jc w:val="start"/>
-                  </w:pPr>
-                  <w:r>
-                    <w:rPr>
-                      <w:rFonts w:ascii="Calibri" w:hAnsi="Calibri"/>
-                      <w:sz w:val="20"/>
-                    </w:rPr>
-                    <w:t xml:space="default">1.27 (0.91 - 1.87)</w:t>
-                  </w:r>
-                </w:p>
-              </w:tc>
-              <w:tc>
-                <w:tcPr>
-                  <w:tcBorders>
-                    <w:top w:val="single" w:space="0" w:color="D3D3D3"/>
-                    <w:bottom w:val="single" w:space="0" w:color="D3D3D3"/>
-                    <w:start w:val="single" w:space="0" w:color="D3D3D3"/>
-                    <w:end w:val="single" w:space="0" w:color="D3D3D3"/>
-                  </w:tcBorders>
-                </w:tcPr>
-                <w:p>
-                  <w:pPr>
-                    <w:spacing w:before="0" w:after="60"/>
-                    <w:keepNext/>
-                    <w:jc w:val="start"/>
-                  </w:pPr>
-                  <w:r>
-                    <w:rPr>
-                      <w:rFonts w:ascii="Calibri" w:hAnsi="Calibri"/>
-                      <w:sz w:val="20"/>
-                    </w:rPr>
-                    <w:t xml:space="default">86%</w:t>
-                  </w:r>
-                </w:p>
-              </w:tc>
-              <w:tc>
-                <w:tcPr>
-                  <w:tcBorders>
-                    <w:top w:val="single" w:space="0" w:color="D3D3D3"/>
-                    <w:bottom w:val="single" w:space="0" w:color="D3D3D3"/>
-                    <w:start w:val="single" w:space="0" w:color="D3D3D3"/>
-                    <w:end w:val="single" w:space="0" w:color="D3D3D3"/>
-                  </w:tcBorders>
-                </w:tcPr>
-                <w:p>
-                  <w:pPr>
-                    <w:spacing w:before="0" w:after="60"/>
-                    <w:keepNext/>
-                    <w:jc w:val="start"/>
-                  </w:pPr>
-                  <w:r>
-                    <w:rPr>
-                      <w:rFonts w:ascii="Calibri" w:hAnsi="Calibri"/>
-                      <w:sz w:val="20"/>
-                    </w:rPr>
-                    <w:t xml:space="default">62%</w:t>
-                  </w:r>
-                </w:p>
-              </w:tc>
-              <w:tc>
-                <w:tcPr>
-                  <w:tcBorders>
-                    <w:top w:val="single" w:space="0" w:color="D3D3D3"/>
-                    <w:bottom w:val="single" w:space="0" w:color="D3D3D3"/>
-                    <w:start w:val="single" w:space="0" w:color="D3D3D3"/>
-                    <w:end w:val="single" w:space="0" w:color="D3D3D3"/>
-                  </w:tcBorders>
-                </w:tcPr>
-                <w:p>
-                  <w:pPr>
-                    <w:spacing w:before="0" w:after="60"/>
-                    <w:keepNext/>
-                    <w:jc w:val="start"/>
-                  </w:pPr>
-                  <w:r>
-                    <w:rPr>
-                      <w:rFonts w:ascii="Calibri" w:hAnsi="Calibri"/>
-                      <w:sz w:val="20"/>
-                    </w:rPr>
-                    <w:t xml:space="default">10%</w:t>
+                    <w:t xml:space="default">5.6 (1.5 - 14.8)</w:t>
+                  </w:r>
+                </w:p>
+              </w:tc>
+              <w:tc>
+                <w:tcPr>
+                  <w:tcBorders>
+                    <w:top w:val="single" w:space="0" w:color="D3D3D3"/>
+                    <w:bottom w:val="single" w:space="0" w:color="D3D3D3"/>
+                    <w:start w:val="single" w:space="0" w:color="D3D3D3"/>
+                    <w:end w:val="single" w:space="0" w:color="D3D3D3"/>
+                  </w:tcBorders>
+                </w:tcPr>
+                <w:p>
+                  <w:pPr>
+                    <w:spacing w:before="0" w:after="60"/>
+                    <w:keepNext/>
+                    <w:jc w:val="start"/>
+                  </w:pPr>
+                  <w:r>
+                    <w:rPr>
+                      <w:rFonts w:ascii="Calibri" w:hAnsi="Calibri"/>
+                      <w:sz w:val="20"/>
+                    </w:rPr>
+                    <w:t xml:space="default">6.2 (1.8 - 20.9)</w:t>
+                  </w:r>
+                </w:p>
+              </w:tc>
+              <w:tc>
+                <w:tcPr>
+                  <w:tcBorders>
+                    <w:top w:val="single" w:space="0" w:color="D3D3D3"/>
+                    <w:bottom w:val="single" w:space="0" w:color="D3D3D3"/>
+                    <w:start w:val="single" w:space="0" w:color="D3D3D3"/>
+                    <w:end w:val="single" w:space="0" w:color="D3D3D3"/>
+                  </w:tcBorders>
+                </w:tcPr>
+                <w:p>
+                  <w:pPr>
+                    <w:spacing w:before="0" w:after="60"/>
+                    <w:keepNext/>
+                    <w:jc w:val="start"/>
+                  </w:pPr>
+                  <w:r>
+                    <w:rPr>
+                      <w:rFonts w:ascii="Calibri" w:hAnsi="Calibri"/>
+                      <w:sz w:val="20"/>
+                    </w:rPr>
+                    <w:t xml:space="default">1.16 (0.98 - 1.49)</w:t>
+                  </w:r>
+                </w:p>
+              </w:tc>
+              <w:tc>
+                <w:tcPr>
+                  <w:tcBorders>
+                    <w:top w:val="single" w:space="0" w:color="D3D3D3"/>
+                    <w:bottom w:val="single" w:space="0" w:color="D3D3D3"/>
+                    <w:start w:val="single" w:space="0" w:color="D3D3D3"/>
+                    <w:end w:val="single" w:space="0" w:color="D3D3D3"/>
+                  </w:tcBorders>
+                </w:tcPr>
+                <w:p>
+                  <w:pPr>
+                    <w:spacing w:before="0" w:after="60"/>
+                    <w:keepNext/>
+                    <w:jc w:val="start"/>
+                  </w:pPr>
+                  <w:r>
+                    <w:rPr>
+                      <w:rFonts w:ascii="Calibri" w:hAnsi="Calibri"/>
+                      <w:sz w:val="20"/>
+                    </w:rPr>
+                    <w:t xml:space="default">92%</w:t>
+                  </w:r>
+                </w:p>
+              </w:tc>
+              <w:tc>
+                <w:tcPr>
+                  <w:tcBorders>
+                    <w:top w:val="single" w:space="0" w:color="D3D3D3"/>
+                    <w:bottom w:val="single" w:space="0" w:color="D3D3D3"/>
+                    <w:start w:val="single" w:space="0" w:color="D3D3D3"/>
+                    <w:end w:val="single" w:space="0" w:color="D3D3D3"/>
+                  </w:tcBorders>
+                </w:tcPr>
+                <w:p>
+                  <w:pPr>
+                    <w:spacing w:before="0" w:after="60"/>
+                    <w:keepNext/>
+                    <w:jc w:val="start"/>
+                  </w:pPr>
+                  <w:r>
+                    <w:rPr>
+                      <w:rFonts w:ascii="Calibri" w:hAnsi="Calibri"/>
+                      <w:sz w:val="20"/>
+                    </w:rPr>
+                    <w:t xml:space="default">46%</w:t>
+                  </w:r>
+                </w:p>
+              </w:tc>
+              <w:tc>
+                <w:tcPr>
+                  <w:tcBorders>
+                    <w:top w:val="single" w:space="0" w:color="D3D3D3"/>
+                    <w:bottom w:val="single" w:space="0" w:color="D3D3D3"/>
+                    <w:start w:val="single" w:space="0" w:color="D3D3D3"/>
+                    <w:end w:val="single" w:space="0" w:color="D3D3D3"/>
+                  </w:tcBorders>
+                </w:tcPr>
+                <w:p>
+                  <w:pPr>
+                    <w:spacing w:before="0" w:after="60"/>
+                    <w:keepNext/>
+                    <w:jc w:val="start"/>
+                  </w:pPr>
+                  <w:r>
+                    <w:rPr>
+                      <w:rFonts w:ascii="Calibri" w:hAnsi="Calibri"/>
+                      <w:sz w:val="20"/>
+                    </w:rPr>
+                    <w:t xml:space="default">16%</w:t>
                   </w:r>
                 </w:p>
               </w:tc>
@@ -9027,127 +9043,127 @@
                       <w:rFonts w:ascii="Calibri" w:hAnsi="Calibri"/>
                       <w:sz w:val="20"/>
                     </w:rPr>
-                    <w:t xml:space="default">3.81673466045831e+35 (1375966976365760000 - 4.4267864493671e+46)</w:t>
-                  </w:r>
-                </w:p>
-              </w:tc>
-              <w:tc>
-                <w:tcPr>
-                  <w:tcBorders>
-                    <w:top w:val="single" w:space="0" w:color="D3D3D3"/>
-                    <w:bottom w:val="single" w:space="0" w:color="D3D3D3"/>
-                    <w:start w:val="single" w:space="0" w:color="D3D3D3"/>
-                    <w:end w:val="single" w:space="0" w:color="D3D3D3"/>
-                  </w:tcBorders>
-                </w:tcPr>
-                <w:p>
-                  <w:pPr>
-                    <w:spacing w:before="0" w:after="60"/>
-                    <w:keepNext/>
-                    <w:jc w:val="start"/>
-                  </w:pPr>
-                  <w:r>
-                    <w:rPr>
-                      <w:rFonts w:ascii="Calibri" w:hAnsi="Calibri"/>
-                      <w:sz w:val="20"/>
-                    </w:rPr>
-                    <w:t xml:space="default">6.53349119411809e+34 (244307529188909952 - 5.95371755493113e+48)</w:t>
-                  </w:r>
-                </w:p>
-              </w:tc>
-              <w:tc>
-                <w:tcPr>
-                  <w:tcBorders>
-                    <w:top w:val="single" w:space="0" w:color="D3D3D3"/>
-                    <w:bottom w:val="single" w:space="0" w:color="D3D3D3"/>
-                    <w:start w:val="single" w:space="0" w:color="D3D3D3"/>
-                    <w:end w:val="single" w:space="0" w:color="D3D3D3"/>
-                  </w:tcBorders>
-                </w:tcPr>
-                <w:p>
-                  <w:pPr>
-                    <w:spacing w:before="0" w:after="60"/>
-                    <w:keepNext/>
-                    <w:jc w:val="start"/>
-                  </w:pPr>
-                  <w:r>
-                    <w:rPr>
-                      <w:rFonts w:ascii="Calibri" w:hAnsi="Calibri"/>
-                      <w:sz w:val="20"/>
-                    </w:rPr>
-                    <w:t xml:space="default">1.88 (0.08 - 23.46)</w:t>
-                  </w:r>
-                </w:p>
-              </w:tc>
-              <w:tc>
-                <w:tcPr>
-                  <w:tcBorders>
-                    <w:top w:val="single" w:space="0" w:color="D3D3D3"/>
-                    <w:bottom w:val="single" w:space="0" w:color="D3D3D3"/>
-                    <w:start w:val="single" w:space="0" w:color="D3D3D3"/>
-                    <w:end w:val="single" w:space="0" w:color="D3D3D3"/>
-                  </w:tcBorders>
-                </w:tcPr>
-                <w:p>
-                  <w:pPr>
-                    <w:spacing w:before="0" w:after="60"/>
-                    <w:keepNext/>
-                    <w:jc w:val="start"/>
-                  </w:pPr>
-                  <w:r>
-                    <w:rPr>
-                      <w:rFonts w:ascii="Calibri" w:hAnsi="Calibri"/>
-                      <w:sz w:val="20"/>
-                    </w:rPr>
-                    <w:t xml:space="default">70%</w:t>
-                  </w:r>
-                </w:p>
-              </w:tc>
-              <w:tc>
-                <w:tcPr>
-                  <w:tcBorders>
-                    <w:top w:val="single" w:space="0" w:color="D3D3D3"/>
-                    <w:bottom w:val="single" w:space="0" w:color="D3D3D3"/>
-                    <w:start w:val="single" w:space="0" w:color="D3D3D3"/>
-                    <w:end w:val="single" w:space="0" w:color="D3D3D3"/>
-                  </w:tcBorders>
-                </w:tcPr>
-                <w:p>
-                  <w:pPr>
-                    <w:spacing w:before="0" w:after="60"/>
-                    <w:keepNext/>
-                    <w:jc w:val="start"/>
-                  </w:pPr>
-                  <w:r>
-                    <w:rPr>
-                      <w:rFonts w:ascii="Calibri" w:hAnsi="Calibri"/>
-                      <w:sz w:val="20"/>
-                    </w:rPr>
-                    <w:t xml:space="default">64%</w:t>
-                  </w:r>
-                </w:p>
-              </w:tc>
-              <w:tc>
-                <w:tcPr>
-                  <w:tcBorders>
-                    <w:top w:val="single" w:space="0" w:color="D3D3D3"/>
-                    <w:bottom w:val="single" w:space="0" w:color="D3D3D3"/>
-                    <w:start w:val="single" w:space="0" w:color="D3D3D3"/>
-                    <w:end w:val="single" w:space="0" w:color="D3D3D3"/>
-                  </w:tcBorders>
-                </w:tcPr>
-                <w:p>
-                  <w:pPr>
-                    <w:spacing w:before="0" w:after="60"/>
-                    <w:keepNext/>
-                    <w:jc w:val="start"/>
-                  </w:pPr>
-                  <w:r>
-                    <w:rPr>
-                      <w:rFonts w:ascii="Calibri" w:hAnsi="Calibri"/>
-                      <w:sz w:val="20"/>
-                    </w:rPr>
-                    <w:t xml:space="default">2%</w:t>
+                    <w:t xml:space="default">3212.2 (37.3 - 521285)</w:t>
+                  </w:r>
+                </w:p>
+              </w:tc>
+              <w:tc>
+                <w:tcPr>
+                  <w:tcBorders>
+                    <w:top w:val="single" w:space="0" w:color="D3D3D3"/>
+                    <w:bottom w:val="single" w:space="0" w:color="D3D3D3"/>
+                    <w:start w:val="single" w:space="0" w:color="D3D3D3"/>
+                    <w:end w:val="single" w:space="0" w:color="D3D3D3"/>
+                  </w:tcBorders>
+                </w:tcPr>
+                <w:p>
+                  <w:pPr>
+                    <w:spacing w:before="0" w:after="60"/>
+                    <w:keepNext/>
+                    <w:jc w:val="start"/>
+                  </w:pPr>
+                  <w:r>
+                    <w:rPr>
+                      <w:rFonts w:ascii="Calibri" w:hAnsi="Calibri"/>
+                      <w:sz w:val="20"/>
+                    </w:rPr>
+                    <w:t xml:space="default">1830.2 (55.4 - 686812.3)</w:t>
+                  </w:r>
+                </w:p>
+              </w:tc>
+              <w:tc>
+                <w:tcPr>
+                  <w:tcBorders>
+                    <w:top w:val="single" w:space="0" w:color="D3D3D3"/>
+                    <w:bottom w:val="single" w:space="0" w:color="D3D3D3"/>
+                    <w:start w:val="single" w:space="0" w:color="D3D3D3"/>
+                    <w:end w:val="single" w:space="0" w:color="D3D3D3"/>
+                  </w:tcBorders>
+                </w:tcPr>
+                <w:p>
+                  <w:pPr>
+                    <w:spacing w:before="0" w:after="60"/>
+                    <w:keepNext/>
+                    <w:jc w:val="start"/>
+                  </w:pPr>
+                  <w:r>
+                    <w:rPr>
+                      <w:rFonts w:ascii="Calibri" w:hAnsi="Calibri"/>
+                      <w:sz w:val="20"/>
+                    </w:rPr>
+                    <w:t xml:space="default">1 (0.63 - 1.63)</w:t>
+                  </w:r>
+                </w:p>
+              </w:tc>
+              <w:tc>
+                <w:tcPr>
+                  <w:tcBorders>
+                    <w:top w:val="single" w:space="0" w:color="D3D3D3"/>
+                    <w:bottom w:val="single" w:space="0" w:color="D3D3D3"/>
+                    <w:start w:val="single" w:space="0" w:color="D3D3D3"/>
+                    <w:end w:val="single" w:space="0" w:color="D3D3D3"/>
+                  </w:tcBorders>
+                </w:tcPr>
+                <w:p>
+                  <w:pPr>
+                    <w:spacing w:before="0" w:after="60"/>
+                    <w:keepNext/>
+                    <w:jc w:val="start"/>
+                  </w:pPr>
+                  <w:r>
+                    <w:rPr>
+                      <w:rFonts w:ascii="Calibri" w:hAnsi="Calibri"/>
+                      <w:sz w:val="20"/>
+                    </w:rPr>
+                    <w:t xml:space="default">50%</w:t>
+                  </w:r>
+                </w:p>
+              </w:tc>
+              <w:tc>
+                <w:tcPr>
+                  <w:tcBorders>
+                    <w:top w:val="single" w:space="0" w:color="D3D3D3"/>
+                    <w:bottom w:val="single" w:space="0" w:color="D3D3D3"/>
+                    <w:start w:val="single" w:space="0" w:color="D3D3D3"/>
+                    <w:end w:val="single" w:space="0" w:color="D3D3D3"/>
+                  </w:tcBorders>
+                </w:tcPr>
+                <w:p>
+                  <w:pPr>
+                    <w:spacing w:before="0" w:after="60"/>
+                    <w:keepNext/>
+                    <w:jc w:val="start"/>
+                  </w:pPr>
+                  <w:r>
+                    <w:rPr>
+                      <w:rFonts w:ascii="Calibri" w:hAnsi="Calibri"/>
+                      <w:sz w:val="20"/>
+                    </w:rPr>
+                    <w:t xml:space="default">22%</w:t>
+                  </w:r>
+                </w:p>
+              </w:tc>
+              <w:tc>
+                <w:tcPr>
+                  <w:tcBorders>
+                    <w:top w:val="single" w:space="0" w:color="D3D3D3"/>
+                    <w:bottom w:val="single" w:space="0" w:color="D3D3D3"/>
+                    <w:start w:val="single" w:space="0" w:color="D3D3D3"/>
+                    <w:end w:val="single" w:space="0" w:color="D3D3D3"/>
+                  </w:tcBorders>
+                </w:tcPr>
+                <w:p>
+                  <w:pPr>
+                    <w:spacing w:before="0" w:after="60"/>
+                    <w:keepNext/>
+                    <w:jc w:val="start"/>
+                  </w:pPr>
+                  <w:r>
+                    <w:rPr>
+                      <w:rFonts w:ascii="Calibri" w:hAnsi="Calibri"/>
+                      <w:sz w:val="20"/>
+                    </w:rPr>
+                    <w:t xml:space="default">26%</w:t>
                   </w:r>
                 </w:p>
               </w:tc>
@@ -17688,79 +17704,79 @@
                       <w:rFonts w:ascii="Calibri" w:hAnsi="Calibri"/>
                       <w:sz w:val="20"/>
                     </w:rPr>
-                    <w:t xml:space="default">0.98 (0.69 - 1.45)</w:t>
-                  </w:r>
-                </w:p>
-              </w:tc>
-              <w:tc>
-                <w:tcPr>
-                  <w:tcBorders>
-                    <w:top w:val="single" w:space="0" w:color="D3D3D3"/>
-                    <w:bottom w:val="single" w:space="0" w:color="D3D3D3"/>
-                    <w:start w:val="single" w:space="0" w:color="D3D3D3"/>
-                    <w:end w:val="single" w:space="0" w:color="D3D3D3"/>
-                  </w:tcBorders>
-                </w:tcPr>
-                <w:p>
-                  <w:pPr>
-                    <w:spacing w:before="0" w:after="60"/>
-                    <w:keepNext/>
-                    <w:jc w:val="start"/>
-                  </w:pPr>
-                  <w:r>
-                    <w:rPr>
-                      <w:rFonts w:ascii="Calibri" w:hAnsi="Calibri"/>
-                      <w:sz w:val="20"/>
-                    </w:rPr>
-                    <w:t xml:space="default">44.9%</w:t>
-                  </w:r>
-                </w:p>
-              </w:tc>
-              <w:tc>
-                <w:tcPr>
-                  <w:tcBorders>
-                    <w:top w:val="single" w:space="0" w:color="D3D3D3"/>
-                    <w:bottom w:val="single" w:space="0" w:color="D3D3D3"/>
-                    <w:start w:val="single" w:space="0" w:color="D3D3D3"/>
-                    <w:end w:val="single" w:space="0" w:color="D3D3D3"/>
-                  </w:tcBorders>
-                </w:tcPr>
-                <w:p>
-                  <w:pPr>
-                    <w:spacing w:before="0" w:after="60"/>
-                    <w:keepNext/>
-                    <w:jc w:val="start"/>
-                  </w:pPr>
-                  <w:r>
-                    <w:rPr>
-                      <w:rFonts w:ascii="Calibri" w:hAnsi="Calibri"/>
-                      <w:sz w:val="20"/>
-                    </w:rPr>
-                    <w:t xml:space="default">14.9%</w:t>
-                  </w:r>
-                </w:p>
-              </w:tc>
-              <w:tc>
-                <w:tcPr>
-                  <w:tcBorders>
-                    <w:top w:val="single" w:space="0" w:color="D3D3D3"/>
-                    <w:bottom w:val="single" w:space="0" w:color="D3D3D3"/>
-                    <w:start w:val="single" w:space="0" w:color="D3D3D3"/>
-                    <w:end w:val="single" w:space="0" w:color="D3D3D3"/>
-                  </w:tcBorders>
-                </w:tcPr>
-                <w:p>
-                  <w:pPr>
-                    <w:spacing w:before="0" w:after="60"/>
-                    <w:keepNext/>
-                    <w:jc w:val="start"/>
-                  </w:pPr>
-                  <w:r>
-                    <w:rPr>
-                      <w:rFonts w:ascii="Calibri" w:hAnsi="Calibri"/>
-                      <w:sz w:val="20"/>
-                    </w:rPr>
-                    <w:t xml:space="default">20.9%</w:t>
+                    <w:t xml:space="default">0.82 (0.64 - 1.04)</w:t>
+                  </w:r>
+                </w:p>
+              </w:tc>
+              <w:tc>
+                <w:tcPr>
+                  <w:tcBorders>
+                    <w:top w:val="single" w:space="0" w:color="D3D3D3"/>
+                    <w:bottom w:val="single" w:space="0" w:color="D3D3D3"/>
+                    <w:start w:val="single" w:space="0" w:color="D3D3D3"/>
+                    <w:end w:val="single" w:space="0" w:color="D3D3D3"/>
+                  </w:tcBorders>
+                </w:tcPr>
+                <w:p>
+                  <w:pPr>
+                    <w:spacing w:before="0" w:after="60"/>
+                    <w:keepNext/>
+                    <w:jc w:val="start"/>
+                  </w:pPr>
+                  <w:r>
+                    <w:rPr>
+                      <w:rFonts w:ascii="Calibri" w:hAnsi="Calibri"/>
+                      <w:sz w:val="20"/>
+                    </w:rPr>
+                    <w:t xml:space="default">5.4%</w:t>
+                  </w:r>
+                </w:p>
+              </w:tc>
+              <w:tc>
+                <w:tcPr>
+                  <w:tcBorders>
+                    <w:top w:val="single" w:space="0" w:color="D3D3D3"/>
+                    <w:bottom w:val="single" w:space="0" w:color="D3D3D3"/>
+                    <w:start w:val="single" w:space="0" w:color="D3D3D3"/>
+                    <w:end w:val="single" w:space="0" w:color="D3D3D3"/>
+                  </w:tcBorders>
+                </w:tcPr>
+                <w:p>
+                  <w:pPr>
+                    <w:spacing w:before="0" w:after="60"/>
+                    <w:keepNext/>
+                    <w:jc w:val="start"/>
+                  </w:pPr>
+                  <w:r>
+                    <w:rPr>
+                      <w:rFonts w:ascii="Calibri" w:hAnsi="Calibri"/>
+                      <w:sz w:val="20"/>
+                    </w:rPr>
+                    <w:t xml:space="default">&lt; 0.1%</w:t>
+                  </w:r>
+                </w:p>
+              </w:tc>
+              <w:tc>
+                <w:tcPr>
+                  <w:tcBorders>
+                    <w:top w:val="single" w:space="0" w:color="D3D3D3"/>
+                    <w:bottom w:val="single" w:space="0" w:color="D3D3D3"/>
+                    <w:start w:val="single" w:space="0" w:color="D3D3D3"/>
+                    <w:end w:val="single" w:space="0" w:color="D3D3D3"/>
+                  </w:tcBorders>
+                </w:tcPr>
+                <w:p>
+                  <w:pPr>
+                    <w:spacing w:before="0" w:after="60"/>
+                    <w:keepNext/>
+                    <w:jc w:val="start"/>
+                  </w:pPr>
+                  <w:r>
+                    <w:rPr>
+                      <w:rFonts w:ascii="Calibri" w:hAnsi="Calibri"/>
+                      <w:sz w:val="20"/>
+                    </w:rPr>
+                    <w:t xml:space="default">10.1%</w:t>
                   </w:r>
                 </w:p>
               </w:tc>
@@ -19153,79 +19169,79 @@
                       <w:rFonts w:ascii="Calibri" w:hAnsi="Calibri"/>
                       <w:sz w:val="20"/>
                     </w:rPr>
-                    <w:t xml:space="default">1.33 (0.93 - 1.9)</w:t>
-                  </w:r>
-                </w:p>
-              </w:tc>
-              <w:tc>
-                <w:tcPr>
-                  <w:tcBorders>
-                    <w:top w:val="single" w:space="0" w:color="D3D3D3"/>
-                    <w:bottom w:val="single" w:space="0" w:color="D3D3D3"/>
-                    <w:start w:val="single" w:space="0" w:color="D3D3D3"/>
-                    <w:end w:val="single" w:space="0" w:color="D3D3D3"/>
-                  </w:tcBorders>
-                </w:tcPr>
-                <w:p>
-                  <w:pPr>
-                    <w:spacing w:before="0" w:after="60"/>
-                    <w:keepNext/>
-                    <w:jc w:val="start"/>
-                  </w:pPr>
-                  <w:r>
-                    <w:rPr>
-                      <w:rFonts w:ascii="Calibri" w:hAnsi="Calibri"/>
-                      <w:sz w:val="20"/>
-                    </w:rPr>
-                    <w:t xml:space="default">94.1%</w:t>
-                  </w:r>
-                </w:p>
-              </w:tc>
-              <w:tc>
-                <w:tcPr>
-                  <w:tcBorders>
-                    <w:top w:val="single" w:space="0" w:color="D3D3D3"/>
-                    <w:bottom w:val="single" w:space="0" w:color="D3D3D3"/>
-                    <w:start w:val="single" w:space="0" w:color="D3D3D3"/>
-                    <w:end w:val="single" w:space="0" w:color="D3D3D3"/>
-                  </w:tcBorders>
-                </w:tcPr>
-                <w:p>
-                  <w:pPr>
-                    <w:spacing w:before="0" w:after="60"/>
-                    <w:keepNext/>
-                    <w:jc w:val="start"/>
-                  </w:pPr>
-                  <w:r>
-                    <w:rPr>
-                      <w:rFonts w:ascii="Calibri" w:hAnsi="Calibri"/>
-                      <w:sz w:val="20"/>
-                    </w:rPr>
-                    <w:t xml:space="default">70.4%</w:t>
-                  </w:r>
-                </w:p>
-              </w:tc>
-              <w:tc>
-                <w:tcPr>
-                  <w:tcBorders>
-                    <w:top w:val="single" w:space="0" w:color="D3D3D3"/>
-                    <w:bottom w:val="single" w:space="0" w:color="D3D3D3"/>
-                    <w:start w:val="single" w:space="0" w:color="D3D3D3"/>
-                    <w:end w:val="single" w:space="0" w:color="D3D3D3"/>
-                  </w:tcBorders>
-                </w:tcPr>
-                <w:p>
-                  <w:pPr>
-                    <w:spacing w:before="0" w:after="60"/>
-                    <w:keepNext/>
-                    <w:jc w:val="start"/>
-                  </w:pPr>
-                  <w:r>
-                    <w:rPr>
-                      <w:rFonts w:ascii="Calibri" w:hAnsi="Calibri"/>
-                      <w:sz w:val="20"/>
-                    </w:rPr>
-                    <w:t xml:space="default">6.6%</w:t>
+                    <w:t xml:space="default">1.01 (0.79 - 1.32)</w:t>
+                  </w:r>
+                </w:p>
+              </w:tc>
+              <w:tc>
+                <w:tcPr>
+                  <w:tcBorders>
+                    <w:top w:val="single" w:space="0" w:color="D3D3D3"/>
+                    <w:bottom w:val="single" w:space="0" w:color="D3D3D3"/>
+                    <w:start w:val="single" w:space="0" w:color="D3D3D3"/>
+                    <w:end w:val="single" w:space="0" w:color="D3D3D3"/>
+                  </w:tcBorders>
+                </w:tcPr>
+                <w:p>
+                  <w:pPr>
+                    <w:spacing w:before="0" w:after="60"/>
+                    <w:keepNext/>
+                    <w:jc w:val="start"/>
+                  </w:pPr>
+                  <w:r>
+                    <w:rPr>
+                      <w:rFonts w:ascii="Calibri" w:hAnsi="Calibri"/>
+                      <w:sz w:val="20"/>
+                    </w:rPr>
+                    <w:t xml:space="default">53.7%</w:t>
+                  </w:r>
+                </w:p>
+              </w:tc>
+              <w:tc>
+                <w:tcPr>
+                  <w:tcBorders>
+                    <w:top w:val="single" w:space="0" w:color="D3D3D3"/>
+                    <w:bottom w:val="single" w:space="0" w:color="D3D3D3"/>
+                    <w:start w:val="single" w:space="0" w:color="D3D3D3"/>
+                    <w:end w:val="single" w:space="0" w:color="D3D3D3"/>
+                  </w:tcBorders>
+                </w:tcPr>
+                <w:p>
+                  <w:pPr>
+                    <w:spacing w:before="0" w:after="60"/>
+                    <w:keepNext/>
+                    <w:jc w:val="start"/>
+                  </w:pPr>
+                  <w:r>
+                    <w:rPr>
+                      <w:rFonts w:ascii="Calibri" w:hAnsi="Calibri"/>
+                      <w:sz w:val="20"/>
+                    </w:rPr>
+                    <w:t xml:space="default">10.3%</w:t>
+                  </w:r>
+                </w:p>
+              </w:tc>
+              <w:tc>
+                <w:tcPr>
+                  <w:tcBorders>
+                    <w:top w:val="single" w:space="0" w:color="D3D3D3"/>
+                    <w:bottom w:val="single" w:space="0" w:color="D3D3D3"/>
+                    <w:start w:val="single" w:space="0" w:color="D3D3D3"/>
+                    <w:end w:val="single" w:space="0" w:color="D3D3D3"/>
+                  </w:tcBorders>
+                </w:tcPr>
+                <w:p>
+                  <w:pPr>
+                    <w:spacing w:before="0" w:after="60"/>
+                    <w:keepNext/>
+                    <w:jc w:val="start"/>
+                  </w:pPr>
+                  <w:r>
+                    <w:rPr>
+                      <w:rFonts w:ascii="Calibri" w:hAnsi="Calibri"/>
+                      <w:sz w:val="20"/>
+                    </w:rPr>
+                    <w:t xml:space="default">30.2%</w:t>
                   </w:r>
                 </w:p>
               </w:tc>
@@ -20618,79 +20634,79 @@
                       <w:rFonts w:ascii="Calibri" w:hAnsi="Calibri"/>
                       <w:sz w:val="20"/>
                     </w:rPr>
-                    <w:t xml:space="default">2.7 (1.42 - 5.44)</w:t>
-                  </w:r>
-                </w:p>
-              </w:tc>
-              <w:tc>
-                <w:tcPr>
-                  <w:tcBorders>
-                    <w:top w:val="single" w:space="0" w:color="D3D3D3"/>
-                    <w:bottom w:val="single" w:space="0" w:color="D3D3D3"/>
-                    <w:start w:val="single" w:space="0" w:color="D3D3D3"/>
-                    <w:end w:val="single" w:space="0" w:color="D3D3D3"/>
-                  </w:tcBorders>
-                </w:tcPr>
-                <w:p>
-                  <w:pPr>
-                    <w:spacing w:before="0" w:after="60"/>
-                    <w:keepNext/>
-                    <w:jc w:val="start"/>
-                  </w:pPr>
-                  <w:r>
-                    <w:rPr>
-                      <w:rFonts w:ascii="Calibri" w:hAnsi="Calibri"/>
-                      <w:sz w:val="20"/>
-                    </w:rPr>
-                    <w:t xml:space="default">99.8%</w:t>
-                  </w:r>
-                </w:p>
-              </w:tc>
-              <w:tc>
-                <w:tcPr>
-                  <w:tcBorders>
-                    <w:top w:val="single" w:space="0" w:color="D3D3D3"/>
-                    <w:bottom w:val="single" w:space="0" w:color="D3D3D3"/>
-                    <w:start w:val="single" w:space="0" w:color="D3D3D3"/>
-                    <w:end w:val="single" w:space="0" w:color="D3D3D3"/>
-                  </w:tcBorders>
-                </w:tcPr>
-                <w:p>
-                  <w:pPr>
-                    <w:spacing w:before="0" w:after="60"/>
-                    <w:keepNext/>
-                    <w:jc w:val="start"/>
-                  </w:pPr>
-                  <w:r>
-                    <w:rPr>
-                      <w:rFonts w:ascii="Calibri" w:hAnsi="Calibri"/>
-                      <w:sz w:val="20"/>
-                    </w:rPr>
-                    <w:t xml:space="default">99.2%</w:t>
-                  </w:r>
-                </w:p>
-              </w:tc>
-              <w:tc>
-                <w:tcPr>
-                  <w:tcBorders>
-                    <w:top w:val="single" w:space="0" w:color="D3D3D3"/>
-                    <w:bottom w:val="single" w:space="0" w:color="D3D3D3"/>
-                    <w:start w:val="single" w:space="0" w:color="D3D3D3"/>
-                    <w:end w:val="single" w:space="0" w:color="D3D3D3"/>
-                  </w:tcBorders>
-                </w:tcPr>
-                <w:p>
-                  <w:pPr>
-                    <w:spacing w:before="0" w:after="60"/>
-                    <w:keepNext/>
-                    <w:jc w:val="start"/>
-                  </w:pPr>
-                  <w:r>
-                    <w:rPr>
-                      <w:rFonts w:ascii="Calibri" w:hAnsi="Calibri"/>
-                      <w:sz w:val="20"/>
-                    </w:rPr>
-                    <w:t xml:space="default">0.2%</w:t>
+                    <w:t xml:space="default">0.94 (0.71 - 1.27)</w:t>
+                  </w:r>
+                </w:p>
+              </w:tc>
+              <w:tc>
+                <w:tcPr>
+                  <w:tcBorders>
+                    <w:top w:val="single" w:space="0" w:color="D3D3D3"/>
+                    <w:bottom w:val="single" w:space="0" w:color="D3D3D3"/>
+                    <w:start w:val="single" w:space="0" w:color="D3D3D3"/>
+                    <w:end w:val="single" w:space="0" w:color="D3D3D3"/>
+                  </w:tcBorders>
+                </w:tcPr>
+                <w:p>
+                  <w:pPr>
+                    <w:spacing w:before="0" w:after="60"/>
+                    <w:keepNext/>
+                    <w:jc w:val="start"/>
+                  </w:pPr>
+                  <w:r>
+                    <w:rPr>
+                      <w:rFonts w:ascii="Calibri" w:hAnsi="Calibri"/>
+                      <w:sz w:val="20"/>
+                    </w:rPr>
+                    <w:t xml:space="default">34.1%</w:t>
+                  </w:r>
+                </w:p>
+              </w:tc>
+              <w:tc>
+                <w:tcPr>
+                  <w:tcBorders>
+                    <w:top w:val="single" w:space="0" w:color="D3D3D3"/>
+                    <w:bottom w:val="single" w:space="0" w:color="D3D3D3"/>
+                    <w:start w:val="single" w:space="0" w:color="D3D3D3"/>
+                    <w:end w:val="single" w:space="0" w:color="D3D3D3"/>
+                  </w:tcBorders>
+                </w:tcPr>
+                <w:p>
+                  <w:pPr>
+                    <w:spacing w:before="0" w:after="60"/>
+                    <w:keepNext/>
+                    <w:jc w:val="start"/>
+                  </w:pPr>
+                  <w:r>
+                    <w:rPr>
+                      <w:rFonts w:ascii="Calibri" w:hAnsi="Calibri"/>
+                      <w:sz w:val="20"/>
+                    </w:rPr>
+                    <w:t xml:space="default">5.5%</w:t>
+                  </w:r>
+                </w:p>
+              </w:tc>
+              <w:tc>
+                <w:tcPr>
+                  <w:tcBorders>
+                    <w:top w:val="single" w:space="0" w:color="D3D3D3"/>
+                    <w:bottom w:val="single" w:space="0" w:color="D3D3D3"/>
+                    <w:start w:val="single" w:space="0" w:color="D3D3D3"/>
+                    <w:end w:val="single" w:space="0" w:color="D3D3D3"/>
+                  </w:tcBorders>
+                </w:tcPr>
+                <w:p>
+                  <w:pPr>
+                    <w:spacing w:before="0" w:after="60"/>
+                    <w:keepNext/>
+                    <w:jc w:val="start"/>
+                  </w:pPr>
+                  <w:r>
+                    <w:rPr>
+                      <w:rFonts w:ascii="Calibri" w:hAnsi="Calibri"/>
+                      <w:sz w:val="20"/>
+                    </w:rPr>
+                    <w:t xml:space="default">24.6%</w:t>
                   </w:r>
                 </w:p>
               </w:tc>
@@ -25333,79 +25349,79 @@
                       <w:rFonts w:ascii="Calibri" w:hAnsi="Calibri"/>
                       <w:sz w:val="20"/>
                     </w:rPr>
-                    <w:t xml:space="default">1.7 (0.99 - 2.81)</w:t>
-                  </w:r>
-                </w:p>
-              </w:tc>
-              <w:tc>
-                <w:tcPr>
-                  <w:tcBorders>
-                    <w:top w:val="single" w:space="0" w:color="D3D3D3"/>
-                    <w:bottom w:val="single" w:space="0" w:color="D3D3D3"/>
-                    <w:start w:val="single" w:space="0" w:color="D3D3D3"/>
-                    <w:end w:val="single" w:space="0" w:color="D3D3D3"/>
-                  </w:tcBorders>
-                </w:tcPr>
-                <w:p>
-                  <w:pPr>
-                    <w:spacing w:before="0" w:after="60"/>
-                    <w:keepNext/>
-                    <w:jc w:val="start"/>
-                  </w:pPr>
-                  <w:r>
-                    <w:rPr>
-                      <w:rFonts w:ascii="Calibri" w:hAnsi="Calibri"/>
-                      <w:sz w:val="20"/>
-                    </w:rPr>
-                    <w:t xml:space="default">97.2%</w:t>
-                  </w:r>
-                </w:p>
-              </w:tc>
-              <w:tc>
-                <w:tcPr>
-                  <w:tcBorders>
-                    <w:top w:val="single" w:space="0" w:color="D3D3D3"/>
-                    <w:bottom w:val="single" w:space="0" w:color="D3D3D3"/>
-                    <w:start w:val="single" w:space="0" w:color="D3D3D3"/>
-                    <w:end w:val="single" w:space="0" w:color="D3D3D3"/>
-                  </w:tcBorders>
-                </w:tcPr>
-                <w:p>
-                  <w:pPr>
-                    <w:spacing w:before="0" w:after="60"/>
-                    <w:keepNext/>
-                    <w:jc w:val="start"/>
-                  </w:pPr>
-                  <w:r>
-                    <w:rPr>
-                      <w:rFonts w:ascii="Calibri" w:hAnsi="Calibri"/>
-                      <w:sz w:val="20"/>
-                    </w:rPr>
-                    <w:t xml:space="default">90.2%</w:t>
-                  </w:r>
-                </w:p>
-              </w:tc>
-              <w:tc>
-                <w:tcPr>
-                  <w:tcBorders>
-                    <w:top w:val="single" w:space="0" w:color="D3D3D3"/>
-                    <w:bottom w:val="single" w:space="0" w:color="D3D3D3"/>
-                    <w:start w:val="single" w:space="0" w:color="D3D3D3"/>
-                    <w:end w:val="single" w:space="0" w:color="D3D3D3"/>
-                  </w:tcBorders>
-                </w:tcPr>
-                <w:p>
-                  <w:pPr>
-                    <w:spacing w:before="0" w:after="60"/>
-                    <w:keepNext/>
-                    <w:jc w:val="start"/>
-                  </w:pPr>
-                  <w:r>
-                    <w:rPr>
-                      <w:rFonts w:ascii="Calibri" w:hAnsi="Calibri"/>
-                      <w:sz w:val="20"/>
-                    </w:rPr>
-                    <w:t xml:space="default">2.1%</w:t>
+                    <w:t xml:space="default">0.99 (0.89 - 1.09)</w:t>
+                  </w:r>
+                </w:p>
+              </w:tc>
+              <w:tc>
+                <w:tcPr>
+                  <w:tcBorders>
+                    <w:top w:val="single" w:space="0" w:color="D3D3D3"/>
+                    <w:bottom w:val="single" w:space="0" w:color="D3D3D3"/>
+                    <w:start w:val="single" w:space="0" w:color="D3D3D3"/>
+                    <w:end w:val="single" w:space="0" w:color="D3D3D3"/>
+                  </w:tcBorders>
+                </w:tcPr>
+                <w:p>
+                  <w:pPr>
+                    <w:spacing w:before="0" w:after="60"/>
+                    <w:keepNext/>
+                    <w:jc w:val="start"/>
+                  </w:pPr>
+                  <w:r>
+                    <w:rPr>
+                      <w:rFonts w:ascii="Calibri" w:hAnsi="Calibri"/>
+                      <w:sz w:val="20"/>
+                    </w:rPr>
+                    <w:t xml:space="default">39%</w:t>
+                  </w:r>
+                </w:p>
+              </w:tc>
+              <w:tc>
+                <w:tcPr>
+                  <w:tcBorders>
+                    <w:top w:val="single" w:space="0" w:color="D3D3D3"/>
+                    <w:bottom w:val="single" w:space="0" w:color="D3D3D3"/>
+                    <w:start w:val="single" w:space="0" w:color="D3D3D3"/>
+                    <w:end w:val="single" w:space="0" w:color="D3D3D3"/>
+                  </w:tcBorders>
+                </w:tcPr>
+                <w:p>
+                  <w:pPr>
+                    <w:spacing w:before="0" w:after="60"/>
+                    <w:keepNext/>
+                    <w:jc w:val="start"/>
+                  </w:pPr>
+                  <w:r>
+                    <w:rPr>
+                      <w:rFonts w:ascii="Calibri" w:hAnsi="Calibri"/>
+                      <w:sz w:val="20"/>
+                    </w:rPr>
+                    <w:t xml:space="default">&lt; 0.1%</w:t>
+                  </w:r>
+                </w:p>
+              </w:tc>
+              <w:tc>
+                <w:tcPr>
+                  <w:tcBorders>
+                    <w:top w:val="single" w:space="0" w:color="D3D3D3"/>
+                    <w:bottom w:val="single" w:space="0" w:color="D3D3D3"/>
+                    <w:start w:val="single" w:space="0" w:color="D3D3D3"/>
+                    <w:end w:val="single" w:space="0" w:color="D3D3D3"/>
+                  </w:tcBorders>
+                </w:tcPr>
+                <w:p>
+                  <w:pPr>
+                    <w:spacing w:before="0" w:after="60"/>
+                    <w:keepNext/>
+                    <w:jc w:val="start"/>
+                  </w:pPr>
+                  <w:r>
+                    <w:rPr>
+                      <w:rFonts w:ascii="Calibri" w:hAnsi="Calibri"/>
+                      <w:sz w:val="20"/>
+                    </w:rPr>
+                    <w:t xml:space="default">65.6%</w:t>
                   </w:r>
                 </w:p>
               </w:tc>

--- a/manuscripts/manuscript_supplement.docx
+++ b/manuscripts/manuscript_supplement.docx
@@ -10,7 +10,7 @@
         <w:t xml:space="preserve">Association of Hemispheric Laterality with Neurosurgery in ICH: A Post-Hoc Bayesian Analysis of ATACH-2 and ERICH</w:t>
       </w:r>
     </w:p>
-    <w:bookmarkStart w:id="254" w:name="details-of-statistical-analysis"/>
+    <w:bookmarkStart w:id="244" w:name="details-of-statistical-analysis"/>
     <w:p>
       <w:pPr>
         <w:pStyle w:val="Heading1"/>
@@ -26,88 +26,6 @@
       </w:pPr>
       <w:r>
         <w:t xml:space="preserve">Covariate Selection</w:t>
-      </w:r>
-    </w:p>
-    <w:p>
-      <w:pPr>
-        <w:pStyle w:val="FirstParagraph"/>
-      </w:pPr>
-      <w:r>
-        <w:t xml:space="preserve">As mentioned in the primary manuscript, we constructed directed acyclic graphs (DAGs) to facilitate covariate selection. DAGs are graphical models used to represent causal relationships between variables. They consist of nodes (representing variables) and directed arrows (representing causal influences). DAGs can help minimize several sources of bias that are inherent in many observational studies, such as confounding bias and selection bias. When constructed with subject-matter knowledge, they can provide a framework for making causal inferences from observational data. Specifically, they can help researchers with three key benefits:</w:t>
-      </w:r>
-    </w:p>
-    <w:p>
-      <w:pPr>
-        <w:numPr>
-          <w:ilvl w:val="0"/>
-          <w:numId w:val="1001"/>
-        </w:numPr>
-      </w:pPr>
-      <w:r>
-        <w:rPr>
-          <w:b/>
-          <w:bCs/>
-        </w:rPr>
-        <w:t xml:space="preserve">Identify minimal adjustment sets</w:t>
-      </w:r>
-      <w:r>
-        <w:t xml:space="preserve">: Determine the smallest set of variables to control for to estimate the causal effect of an exposure on an outcome.</w:t>
-      </w:r>
-    </w:p>
-    <w:p>
-      <w:pPr>
-        <w:numPr>
-          <w:ilvl w:val="0"/>
-          <w:numId w:val="1001"/>
-        </w:numPr>
-      </w:pPr>
-      <w:r>
-        <w:rPr>
-          <w:b/>
-          <w:bCs/>
-        </w:rPr>
-        <w:t xml:space="preserve">Avoid over-adjustment</w:t>
-      </w:r>
-      <w:r>
-        <w:t xml:space="preserve">: Prevent controlling for variables that are mediators or colliders, which can bias the results.</w:t>
-      </w:r>
-    </w:p>
-    <w:p>
-      <w:pPr>
-        <w:numPr>
-          <w:ilvl w:val="0"/>
-          <w:numId w:val="1001"/>
-        </w:numPr>
-      </w:pPr>
-      <w:r>
-        <w:rPr>
-          <w:b/>
-          <w:bCs/>
-        </w:rPr>
-        <w:t xml:space="preserve">Clarify causal assumptions</w:t>
-      </w:r>
-      <w:r>
-        <w:t xml:space="preserve">: Make the underlying causal assumptions explicit and transparent.</w:t>
-      </w:r>
-      <w:r>
-        <w:rPr>
-          <w:vertAlign w:val="superscript"/>
-        </w:rPr>
-        <w:t xml:space="preserve">1</w:t>
-      </w:r>
-    </w:p>
-    <w:p>
-      <w:pPr>
-        <w:pStyle w:val="FirstParagraph"/>
-      </w:pPr>
-      <w:r>
-        <w:t xml:space="preserve">In constructing DAGs for this project, we used guidance and recommendations from previous literature.</w:t>
-      </w:r>
-      <w:r>
-        <w:rPr>
-          <w:vertAlign w:val="superscript"/>
-        </w:rPr>
-        <w:t xml:space="preserve">2–4</w:t>
       </w:r>
     </w:p>
     <w:bookmarkStart w:id="12" w:name="primary-and-secondary-outcomes"/>
@@ -185,13 +103,13 @@
         <w:t xml:space="preserve"> </w:t>
       </w:r>
       <w:r>
-        <w:t xml:space="preserve">Variables that lie downstream of ICH characteristics and on the causal pathway to surgical decisions — specifically midline shift, hydrocephalus, and eloquent-area involvement — were recognized as mediators and were deliberately excluded from the adjustment set. Conditioning on these variables would partially block the causal path under study and introduce over-adjustment bias. Because these variables are only measured in the ATACH-2 cohort, their role as mediators (rather than confounders) is further examined in a population-restricted sensitivity analysis described below.</w:t>
+        <w:t xml:space="preserve">Variables that lie downstream of ICH characteristics and on the causal pathway to surgical decisions — specifically midline shift, hydrocephalus, and eloquent-area involvement — were recognized as mediators and were deliberately excluded from the adjustment set. Conditioning on these variables would partially block the causal path under study and introduce over-adjustment bias.</w:t>
       </w:r>
       <w:r>
         <w:rPr>
           <w:vertAlign w:val="superscript"/>
         </w:rPr>
-        <w:t xml:space="preserve">2</w:t>
+        <w:t xml:space="preserve">1</w:t>
       </w:r>
     </w:p>
     <w:bookmarkEnd w:id="12"/>
@@ -272,13 +190,13 @@
         <w:pStyle w:val="BodyText"/>
       </w:pPr>
       <w:r>
-        <w:t xml:space="preserve">Conditioning on neurosurgical intervention — a mediator on the causal pathway from laterality to functional outcome — would partially block this clinically relevant pathway and could introduce collider stratification bias by opening non-causal associations between laterality and outcome within strata of the mediator. Valid estimation of a controlled direct effect (i.e., the effect of laterality holding surgical management constant) would additionally require adjustment for all confounders of the mediator–outcome relationship, some of which may themselves be affected by the exposure, creating intermediate confounding that cannot be resolved through standard regression adjustment. Accordingly, functional outcome models were adjusted for age, admission GCS score, ICH location, baseline ICH volume, presence of IVH, and time from symptom onset to emergency department arrival, but did not include neurosurgical intervention or other post-baseline treatment variables as covariates.</w:t>
+        <w:t xml:space="preserve">Conditioning on neurosurgical intervention — a mediator on the causal pathway from laterality to functional outcome — would partially block this clinically relevant pathway and could introduce collider stratification bias by opening non-causal associations between laterality and outcome within strata of the mediator. Valid estimation of a controlled direct effect (i.e., the effect of laterality holding surgical management constant) would additionally require adjustment for all confounders of the mediator–outcome relationship, some of which may themselves be affected by the exposure, creating intermediate confounding that cannot be resolved through standard regression adjustment. Accordingly, functional outcome models were adjusted for age, admission GCS score, ICH location, baseline ICH volume, presence of IVH, but did not include neurosurgical intervention or other post-baseline treatment variables as covariates.</w:t>
       </w:r>
       <w:r>
         <w:rPr>
           <w:vertAlign w:val="superscript"/>
         </w:rPr>
-        <w:t xml:space="preserve">2</w:t>
+        <w:t xml:space="preserve">1</w:t>
       </w:r>
     </w:p>
     <w:bookmarkEnd w:id="16"/>
@@ -312,7 +230,7 @@
         <w:rPr>
           <w:vertAlign w:val="superscript"/>
         </w:rPr>
-        <w:t xml:space="preserve">5–7</w:t>
+        <w:t xml:space="preserve">2–4</w:t>
       </w:r>
       <w:r>
         <w:t xml:space="preserve"> </w:t>
@@ -718,7 +636,7 @@
           <w:b/>
           <w:bCs/>
         </w:rPr>
-        <w:t xml:space="preserve">Flat prior</w:t>
+        <w:t xml:space="preserve">Diffuse prior</w:t>
       </w:r>
       <w:r>
         <w:t xml:space="preserve">: This prior most closely approximates a frequentist analysis, in that the distribution is sufficiently wide to contribute minimal information to the posterior. The laterality coefficient is assigned a prior with mean</w:t>
@@ -811,7 +729,7 @@
         <w:t xml:space="preserve"> </w:t>
       </w:r>
       <w:r>
-        <w:t xml:space="preserve">— a range wide enough to be consistent with nearly any plausible effect size. An exception applies to the Days of Mechanical Ventilation model, where the flat prior SD was reduced to 2 on the log scale; because this outcome is modeled with a log-link negative binomial and continuous predictors are on their natural scales, a SD of 5 produces prior predictive counts many orders of magnitude outside any plausible clinical range.</w:t>
+        <w:t xml:space="preserve">— a range wide enough to be consistent with nearly any plausible effect size. An exception applies to the Days of Mechanical Ventilation model, where the diffuse prior SD was reduced to 2 on the log scale; because this outcome is modeled with a log-link negative binomial and continuous predictors are on their natural scales, a SD of 5 produces prior predictive counts many orders of magnitude outside any plausible clinical range.</w:t>
       </w:r>
     </w:p>
     <w:bookmarkEnd w:id="18"/>
@@ -8428,13 +8346,13 @@
       </w:tr>
     </w:tbl>
     <w:bookmarkEnd w:id="27"/>
-    <w:bookmarkStart w:id="30" w:name="flat-prior"/>
+    <w:bookmarkStart w:id="30" w:name="diffuse-prior"/>
     <w:p>
       <w:pPr>
         <w:pStyle w:val="Heading4"/>
       </w:pPr>
       <w:r>
-        <w:t xml:space="preserve">Flat Prior</w:t>
+        <w:t xml:space="preserve">Diffuse Prior</w:t>
       </w:r>
     </w:p>
     <w:tbl>
@@ -8461,7 +8379,7 @@
               <w:pStyle w:val="ImageCaption"/>
             </w:pPr>
             <w:r>
-              <w:t xml:space="preserve">Table 7: Prior predictive check results for flat prior — aggressive care outcomes</w:t>
+              <w:t xml:space="preserve">Table 7: Prior predictive check results for diffuse prior — aggressive care outcomes</w:t>
             </w:r>
           </w:p>
           <w:tbl xmlns:w="http://schemas.openxmlformats.org/wordprocessingml/2006/main" xmlns:wp="http://schemas.openxmlformats.org/drawingml/2006/wordprocessingDrawing" xmlns:r="http://schemas.openxmlformats.org/officeDocument/2006/relationships" xmlns:w14="http://schemas.microsoft.com/office/word/2010/wordml">
@@ -9916,7 +9834,7 @@
               <w:pStyle w:val="ImageCaption"/>
             </w:pPr>
             <w:r>
-              <w:t xml:space="preserve">Table 8: Prior predictive check results for flat prior — functional outcomes</w:t>
+              <w:t xml:space="preserve">Table 8: Prior predictive check results for diffuse prior — functional outcomes</w:t>
             </w:r>
           </w:p>
           <w:tbl xmlns:w="http://schemas.openxmlformats.org/wordprocessingml/2006/main" xmlns:wp="http://schemas.openxmlformats.org/drawingml/2006/wordprocessingDrawing" xmlns:r="http://schemas.openxmlformats.org/officeDocument/2006/relationships" xmlns:w14="http://schemas.microsoft.com/office/word/2010/wordml">
@@ -10962,7 +10880,7 @@
     <w:bookmarkEnd w:id="30"/>
     <w:bookmarkEnd w:id="31"/>
     <w:bookmarkEnd w:id="32"/>
-    <w:bookmarkStart w:id="76" w:name="missing-data-assessment"/>
+    <w:bookmarkStart w:id="70" w:name="missing-data-assessment"/>
     <w:p>
       <w:pPr>
         <w:pStyle w:val="Heading2"/>
@@ -11853,7 +11771,7 @@
       </w:tr>
     </w:tbl>
     <w:bookmarkEnd w:id="43"/>
-    <w:bookmarkStart w:id="70" w:name="X575385293a4878cb929cc13c7cb45982a289706"/>
+    <w:bookmarkStart w:id="64" w:name="X575385293a4878cb929cc13c7cb45982a289706"/>
     <w:p>
       <w:pPr>
         <w:pStyle w:val="Heading3"/>
@@ -11870,51 +11788,13 @@
         <w:t xml:space="preserve">To assess whether missingness in 90-day outcomes was associated with key baseline covariates, we generated shadow plots comparing the distribution of each covariate among patients with observed versus missing values. If the distributions are similar, this supports the MAR assumption — that missingness is conditionally independent of the unobserved outcome given the observed covariates.</w:t>
       </w:r>
     </w:p>
-    <w:bookmarkStart w:id="56" w:name="mrs-at-90-days"/>
+    <w:bookmarkStart w:id="53" w:name="mrs-at-90-days"/>
     <w:p>
       <w:pPr>
         <w:pStyle w:val="Heading4"/>
       </w:pPr>
       <w:r>
         <w:t xml:space="preserve">mRS at 90 Days</w:t>
-      </w:r>
-    </w:p>
-    <w:p>
-      <w:pPr>
-        <w:pStyle w:val="SourceCode"/>
-      </w:pPr>
-      <w:r>
-        <w:rPr>
-          <w:rStyle w:val="VerbatimChar"/>
-        </w:rPr>
-        <w:t xml:space="preserve">Warning: Combining variables of class &lt;shade&gt; and &lt;factor&gt; was deprecated in ggplot2</w:t>
-      </w:r>
-      <w:r>
-        <w:br/>
-      </w:r>
-      <w:r>
-        <w:rPr>
-          <w:rStyle w:val="VerbatimChar"/>
-        </w:rPr>
-        <w:t xml:space="preserve">3.4.0.</w:t>
-      </w:r>
-      <w:r>
-        <w:br/>
-      </w:r>
-      <w:r>
-        <w:rPr>
-          <w:rStyle w:val="VerbatimChar"/>
-        </w:rPr>
-        <w:t xml:space="preserve">ℹ Please ensure your variables are compatible before plotting (location:</w:t>
-      </w:r>
-      <w:r>
-        <w:br/>
-      </w:r>
-      <w:r>
-        <w:rPr>
-          <w:rStyle w:val="VerbatimChar"/>
-        </w:rPr>
-        <w:t xml:space="preserve">  `join_keys()`)</w:t>
       </w:r>
     </w:p>
     <w:p>
@@ -11966,27 +11846,7 @@
     </w:p>
     <w:p>
       <w:pPr>
-        <w:pStyle w:val="SourceCode"/>
-      </w:pPr>
-      <w:r>
-        <w:rPr>
-          <w:rStyle w:val="VerbatimChar"/>
-        </w:rPr>
-        <w:t xml:space="preserve">Warning: Removed 29 rows containing non-finite outside the scale range</w:t>
-      </w:r>
-      <w:r>
-        <w:br/>
-      </w:r>
-      <w:r>
-        <w:rPr>
-          <w:rStyle w:val="VerbatimChar"/>
-        </w:rPr>
-        <w:t xml:space="preserve">(`stat_density()`).</w:t>
-      </w:r>
-    </w:p>
-    <w:p>
-      <w:pPr>
-        <w:pStyle w:val="FirstParagraph"/>
+        <w:pStyle w:val="BodyText"/>
       </w:pPr>
       <w:r>
         <w:drawing>
@@ -12033,27 +11893,7 @@
     </w:p>
     <w:p>
       <w:pPr>
-        <w:pStyle w:val="SourceCode"/>
-      </w:pPr>
-      <w:r>
-        <w:rPr>
-          <w:rStyle w:val="VerbatimChar"/>
-        </w:rPr>
-        <w:t xml:space="preserve">Warning: Removed 20 rows containing non-finite outside the scale range</w:t>
-      </w:r>
-      <w:r>
-        <w:br/>
-      </w:r>
-      <w:r>
-        <w:rPr>
-          <w:rStyle w:val="VerbatimChar"/>
-        </w:rPr>
-        <w:t xml:space="preserve">(`stat_density()`).</w:t>
-      </w:r>
-    </w:p>
-    <w:p>
-      <w:pPr>
-        <w:pStyle w:val="FirstParagraph"/>
+        <w:pStyle w:val="BodyText"/>
       </w:pPr>
       <w:r>
         <w:drawing>
@@ -12098,24 +11938,14 @@
         </w:drawing>
       </w:r>
     </w:p>
+    <w:bookmarkEnd w:id="53"/>
+    <w:bookmarkStart w:id="63" w:name="eq-vas-at-90-days"/>
     <w:p>
       <w:pPr>
-        <w:pStyle w:val="SourceCode"/>
+        <w:pStyle w:val="Heading4"/>
       </w:pPr>
       <w:r>
-        <w:rPr>
-          <w:rStyle w:val="VerbatimChar"/>
-        </w:rPr>
-        <w:t xml:space="preserve">Warning: Removed 744 rows containing non-finite outside the scale range</w:t>
-      </w:r>
-      <w:r>
-        <w:br/>
-      </w:r>
-      <w:r>
-        <w:rPr>
-          <w:rStyle w:val="VerbatimChar"/>
-        </w:rPr>
-        <w:t xml:space="preserve">(`stat_density()`).</w:t>
+        <w:t xml:space="preserve">EQ-VAS at 90 Days</w:t>
       </w:r>
     </w:p>
     <w:p>
@@ -12127,18 +11957,18 @@
           <wp:inline>
             <wp:extent cx="4620126" cy="5544151"/>
             <wp:effectExtent b="0" l="0" r="0" t="0"/>
-            <wp:docPr descr="" title="" id="54" name="Picture"/>
+            <wp:docPr descr="" title="" id="55" name="Picture"/>
             <a:graphic>
               <a:graphicData uri="http://schemas.openxmlformats.org/drawingml/2006/picture">
                 <pic:pic>
                   <pic:nvPicPr>
-                    <pic:cNvPr descr="manuscript_supplement_files/figure-docx/shadow-time-mrs-1.png" id="55" name="Picture"/>
+                    <pic:cNvPr descr="manuscript_supplement_files/figure-docx/shadow-age-vas-1.png" id="56" name="Picture"/>
                     <pic:cNvPicPr>
                       <a:picLocks noChangeArrowheads="1" noChangeAspect="1"/>
                     </pic:cNvPicPr>
                   </pic:nvPicPr>
                   <pic:blipFill>
-                    <a:blip r:embed="rId53"/>
+                    <a:blip r:embed="rId54"/>
                     <a:stretch>
                       <a:fillRect/>
                     </a:stretch>
@@ -12165,19 +11995,9 @@
         </w:drawing>
       </w:r>
     </w:p>
-    <w:bookmarkEnd w:id="56"/>
-    <w:bookmarkStart w:id="69" w:name="eq-vas-at-90-days"/>
     <w:p>
       <w:pPr>
-        <w:pStyle w:val="Heading4"/>
-      </w:pPr>
-      <w:r>
-        <w:t xml:space="preserve">EQ-VAS at 90 Days</w:t>
-      </w:r>
-    </w:p>
-    <w:p>
-      <w:pPr>
-        <w:pStyle w:val="FirstParagraph"/>
+        <w:pStyle w:val="BodyText"/>
       </w:pPr>
       <w:r>
         <w:drawing>
@@ -12189,7 +12009,7 @@
               <a:graphicData uri="http://schemas.openxmlformats.org/drawingml/2006/picture">
                 <pic:pic>
                   <pic:nvPicPr>
-                    <pic:cNvPr descr="manuscript_supplement_files/figure-docx/shadow-age-vas-1.png" id="59" name="Picture"/>
+                    <pic:cNvPr descr="manuscript_supplement_files/figure-docx/shadow-gcs-vas-1.png" id="59" name="Picture"/>
                     <pic:cNvPicPr>
                       <a:picLocks noChangeArrowheads="1" noChangeAspect="1"/>
                     </pic:cNvPicPr>
@@ -12224,27 +12044,7 @@
     </w:p>
     <w:p>
       <w:pPr>
-        <w:pStyle w:val="SourceCode"/>
-      </w:pPr>
-      <w:r>
-        <w:rPr>
-          <w:rStyle w:val="VerbatimChar"/>
-        </w:rPr>
-        <w:t xml:space="preserve">Warning: Removed 29 rows containing non-finite outside the scale range</w:t>
-      </w:r>
-      <w:r>
-        <w:br/>
-      </w:r>
-      <w:r>
-        <w:rPr>
-          <w:rStyle w:val="VerbatimChar"/>
-        </w:rPr>
-        <w:t xml:space="preserve">(`stat_density()`).</w:t>
-      </w:r>
-    </w:p>
-    <w:p>
-      <w:pPr>
-        <w:pStyle w:val="FirstParagraph"/>
+        <w:pStyle w:val="BodyText"/>
       </w:pPr>
       <w:r>
         <w:drawing>
@@ -12256,7 +12056,7 @@
               <a:graphicData uri="http://schemas.openxmlformats.org/drawingml/2006/picture">
                 <pic:pic>
                   <pic:nvPicPr>
-                    <pic:cNvPr descr="manuscript_supplement_files/figure-docx/shadow-gcs-vas-1.png" id="62" name="Picture"/>
+                    <pic:cNvPr descr="manuscript_supplement_files/figure-docx/shadow-volume-vas-1.png" id="62" name="Picture"/>
                     <pic:cNvPicPr>
                       <a:picLocks noChangeArrowheads="1" noChangeAspect="1"/>
                     </pic:cNvPicPr>
@@ -12289,143 +12089,9 @@
         </w:drawing>
       </w:r>
     </w:p>
-    <w:p>
-      <w:pPr>
-        <w:pStyle w:val="SourceCode"/>
-      </w:pPr>
-      <w:r>
-        <w:rPr>
-          <w:rStyle w:val="VerbatimChar"/>
-        </w:rPr>
-        <w:t xml:space="preserve">Warning: Removed 20 rows containing non-finite outside the scale range</w:t>
-      </w:r>
-      <w:r>
-        <w:br/>
-      </w:r>
-      <w:r>
-        <w:rPr>
-          <w:rStyle w:val="VerbatimChar"/>
-        </w:rPr>
-        <w:t xml:space="preserve">(`stat_density()`).</w:t>
-      </w:r>
-    </w:p>
-    <w:p>
-      <w:pPr>
-        <w:pStyle w:val="FirstParagraph"/>
-      </w:pPr>
-      <w:r>
-        <w:drawing>
-          <wp:inline>
-            <wp:extent cx="4620126" cy="5544151"/>
-            <wp:effectExtent b="0" l="0" r="0" t="0"/>
-            <wp:docPr descr="" title="" id="64" name="Picture"/>
-            <a:graphic>
-              <a:graphicData uri="http://schemas.openxmlformats.org/drawingml/2006/picture">
-                <pic:pic>
-                  <pic:nvPicPr>
-                    <pic:cNvPr descr="manuscript_supplement_files/figure-docx/shadow-volume-vas-1.png" id="65" name="Picture"/>
-                    <pic:cNvPicPr>
-                      <a:picLocks noChangeArrowheads="1" noChangeAspect="1"/>
-                    </pic:cNvPicPr>
-                  </pic:nvPicPr>
-                  <pic:blipFill>
-                    <a:blip r:embed="rId63"/>
-                    <a:stretch>
-                      <a:fillRect/>
-                    </a:stretch>
-                  </pic:blipFill>
-                  <pic:spPr bwMode="auto">
-                    <a:xfrm>
-                      <a:off x="0" y="0"/>
-                      <a:ext cx="4620126" cy="5544151"/>
-                    </a:xfrm>
-                    <a:prstGeom prst="rect">
-                      <a:avLst/>
-                    </a:prstGeom>
-                    <a:noFill/>
-                    <a:ln w="9525">
-                      <a:noFill/>
-                      <a:headEnd/>
-                      <a:tailEnd/>
-                    </a:ln>
-                  </pic:spPr>
-                </pic:pic>
-              </a:graphicData>
-            </a:graphic>
-          </wp:inline>
-        </w:drawing>
-      </w:r>
-    </w:p>
-    <w:p>
-      <w:pPr>
-        <w:pStyle w:val="SourceCode"/>
-      </w:pPr>
-      <w:r>
-        <w:rPr>
-          <w:rStyle w:val="VerbatimChar"/>
-        </w:rPr>
-        <w:t xml:space="preserve">Warning: Removed 744 rows containing non-finite outside the scale range</w:t>
-      </w:r>
-      <w:r>
-        <w:br/>
-      </w:r>
-      <w:r>
-        <w:rPr>
-          <w:rStyle w:val="VerbatimChar"/>
-        </w:rPr>
-        <w:t xml:space="preserve">(`stat_density()`).</w:t>
-      </w:r>
-    </w:p>
-    <w:p>
-      <w:pPr>
-        <w:pStyle w:val="FirstParagraph"/>
-      </w:pPr>
-      <w:r>
-        <w:drawing>
-          <wp:inline>
-            <wp:extent cx="4620126" cy="5544151"/>
-            <wp:effectExtent b="0" l="0" r="0" t="0"/>
-            <wp:docPr descr="" title="" id="67" name="Picture"/>
-            <a:graphic>
-              <a:graphicData uri="http://schemas.openxmlformats.org/drawingml/2006/picture">
-                <pic:pic>
-                  <pic:nvPicPr>
-                    <pic:cNvPr descr="manuscript_supplement_files/figure-docx/shadow-time-vas-1.png" id="68" name="Picture"/>
-                    <pic:cNvPicPr>
-                      <a:picLocks noChangeArrowheads="1" noChangeAspect="1"/>
-                    </pic:cNvPicPr>
-                  </pic:nvPicPr>
-                  <pic:blipFill>
-                    <a:blip r:embed="rId66"/>
-                    <a:stretch>
-                      <a:fillRect/>
-                    </a:stretch>
-                  </pic:blipFill>
-                  <pic:spPr bwMode="auto">
-                    <a:xfrm>
-                      <a:off x="0" y="0"/>
-                      <a:ext cx="4620126" cy="5544151"/>
-                    </a:xfrm>
-                    <a:prstGeom prst="rect">
-                      <a:avLst/>
-                    </a:prstGeom>
-                    <a:noFill/>
-                    <a:ln w="9525">
-                      <a:noFill/>
-                      <a:headEnd/>
-                      <a:tailEnd/>
-                    </a:ln>
-                  </pic:spPr>
-                </pic:pic>
-              </a:graphicData>
-            </a:graphic>
-          </wp:inline>
-        </w:drawing>
-      </w:r>
-    </w:p>
-    <w:bookmarkEnd w:id="69"/>
-    <w:bookmarkEnd w:id="70"/>
-    <w:bookmarkStart w:id="75" w:name="imputation-diagnostics"/>
+    <w:bookmarkEnd w:id="63"/>
+    <w:bookmarkEnd w:id="64"/>
+    <w:bookmarkStart w:id="69" w:name="imputation-diagnostics"/>
     <w:p>
       <w:pPr>
         <w:pStyle w:val="Heading3"/>
@@ -12442,77 +12108,6 @@
         <w:t xml:space="preserve">The following figure presents diagnostic checks for the MICE imputation procedure, comparing the distributions of observed data against imputed values across the 20 imputed datasets. Consistency between the observed and imputed distributions supports the plausibility of the imputation model.</w:t>
       </w:r>
     </w:p>
-    <w:p>
-      <w:pPr>
-        <w:pStyle w:val="SourceCode"/>
-      </w:pPr>
-      <w:r>
-        <w:rPr>
-          <w:rStyle w:val="VerbatimChar"/>
-        </w:rPr>
-        <w:t xml:space="preserve">`geom_smooth()` using formula = 'y ~ x'</w:t>
-      </w:r>
-    </w:p>
-    <w:p>
-      <w:pPr>
-        <w:pStyle w:val="SourceCode"/>
-      </w:pPr>
-      <w:r>
-        <w:rPr>
-          <w:rStyle w:val="VerbatimChar"/>
-        </w:rPr>
-        <w:t xml:space="preserve">Warning: Removed 1029 rows containing non-finite outside the scale range</w:t>
-      </w:r>
-      <w:r>
-        <w:br/>
-      </w:r>
-      <w:r>
-        <w:rPr>
-          <w:rStyle w:val="VerbatimChar"/>
-        </w:rPr>
-        <w:t xml:space="preserve">(`stat_smooth()`).</w:t>
-      </w:r>
-    </w:p>
-    <w:p>
-      <w:pPr>
-        <w:pStyle w:val="SourceCode"/>
-      </w:pPr>
-      <w:r>
-        <w:rPr>
-          <w:rStyle w:val="VerbatimChar"/>
-        </w:rPr>
-        <w:t xml:space="preserve">Warning: Removed 980 rows containing missing values or values outside the scale range</w:t>
-      </w:r>
-      <w:r>
-        <w:br/>
-      </w:r>
-      <w:r>
-        <w:rPr>
-          <w:rStyle w:val="VerbatimChar"/>
-        </w:rPr>
-        <w:t xml:space="preserve">(`geom_point()`).</w:t>
-      </w:r>
-    </w:p>
-    <w:p>
-      <w:pPr>
-        <w:pStyle w:val="SourceCode"/>
-      </w:pPr>
-      <w:r>
-        <w:rPr>
-          <w:rStyle w:val="VerbatimChar"/>
-        </w:rPr>
-        <w:t xml:space="preserve">Warning: Removed 49 rows containing missing values or values outside the scale range</w:t>
-      </w:r>
-      <w:r>
-        <w:br/>
-      </w:r>
-      <w:r>
-        <w:rPr>
-          <w:rStyle w:val="VerbatimChar"/>
-        </w:rPr>
-        <w:t xml:space="preserve">(`geom_point()`).</w:t>
-      </w:r>
-    </w:p>
     <w:tbl>
       <w:tblPr>
         <w:tblStyle w:val="Table"/>
@@ -12526,7 +12121,7 @@
       <w:tr>
         <w:tc>
           <w:tcPr/>
-          <w:bookmarkStart w:id="74" w:name="fig-imputation-diagnostics"/>
+          <w:bookmarkStart w:id="68" w:name="fig-imputation-diagnostics"/>
           <w:p>
             <w:pPr>
               <w:pStyle w:val="Compact"/>
@@ -12537,18 +12132,18 @@
                 <wp:inline>
                   <wp:extent cx="4620126" cy="11088303"/>
                   <wp:effectExtent b="0" l="0" r="0" t="0"/>
-                  <wp:docPr descr="" title="" id="72" name="Picture"/>
+                  <wp:docPr descr="" title="" id="66" name="Picture"/>
                   <a:graphic>
                     <a:graphicData uri="http://schemas.openxmlformats.org/drawingml/2006/picture">
                       <pic:pic>
                         <pic:nvPicPr>
-                          <pic:cNvPr descr="manuscript_supplement_files/figure-docx/fig-imputation-diagnostics-1.png" id="73" name="Picture"/>
+                          <pic:cNvPr descr="manuscript_supplement_files/figure-docx/fig-imputation-diagnostics-1.png" id="67" name="Picture"/>
                           <pic:cNvPicPr>
                             <a:picLocks noChangeArrowheads="1" noChangeAspect="1"/>
                           </pic:cNvPicPr>
                         </pic:nvPicPr>
                         <pic:blipFill>
-                          <a:blip r:embed="rId71"/>
+                          <a:blip r:embed="rId65"/>
                           <a:stretch>
                             <a:fillRect/>
                           </a:stretch>
@@ -12588,13 +12183,13 @@
               <w:t xml:space="preserve">Figure 3: Imputation diagnostic plots comparing observed and imputed distributions</w:t>
             </w:r>
           </w:p>
-          <w:bookmarkEnd w:id="74"/>
+          <w:bookmarkEnd w:id="68"/>
         </w:tc>
       </w:tr>
     </w:tbl>
-    <w:bookmarkEnd w:id="75"/>
-    <w:bookmarkEnd w:id="76"/>
-    <w:bookmarkStart w:id="219" w:name="posterior-simulation-diagnostics"/>
+    <w:bookmarkEnd w:id="69"/>
+    <w:bookmarkEnd w:id="70"/>
+    <w:bookmarkStart w:id="213" w:name="posterior-simulation-diagnostics"/>
     <w:p>
       <w:pPr>
         <w:pStyle w:val="Heading2"/>
@@ -12633,7 +12228,7 @@
         <w:t xml:space="preserve">Posterior Predictive Checks: We conducted posterior predictive checks to evaluate the model’s fit to the data. This involved simulating data from the posterior predictive distribution and comparing it to the observed data. The close correspondence between the simulated and observed data confirmed that our models provided a good fit to the underlying data structure.</w:t>
       </w:r>
     </w:p>
-    <w:bookmarkStart w:id="147" w:name="mcmc-chain-convergence-and-resolution"/>
+    <w:bookmarkStart w:id="141" w:name="mcmc-chain-convergence-and-resolution"/>
     <w:p>
       <w:pPr>
         <w:pStyle w:val="Heading3"/>
@@ -12642,7 +12237,7 @@
         <w:t xml:space="preserve">MCMC Chain Convergence and Resolution</w:t>
       </w:r>
     </w:p>
-    <w:bookmarkStart w:id="81" w:name="neurosurgical-intervention"/>
+    <w:bookmarkStart w:id="75" w:name="neurosurgical-intervention"/>
     <w:p>
       <w:pPr>
         <w:pStyle w:val="Heading4"/>
@@ -12664,7 +12259,7 @@
       <w:tr>
         <w:tc>
           <w:tcPr/>
-          <w:bookmarkStart w:id="80" w:name="tbl-neurosurgical-posterior-diag"/>
+          <w:bookmarkStart w:id="74" w:name="tbl-neurosurgical-posterior-diag"/>
           <w:p>
             <w:pPr>
               <w:jc w:val="center"/>
@@ -12688,18 +12283,18 @@
                 <wp:inline>
                   <wp:extent cx="4620126" cy="9240252"/>
                   <wp:effectExtent b="0" l="0" r="0" t="0"/>
-                  <wp:docPr descr="Posterior diagnostic checks for Neurosurgical Intervention" title="" id="78" name="Picture"/>
+                  <wp:docPr descr="Posterior diagnostic checks for Neurosurgical Intervention" title="" id="72" name="Picture"/>
                   <a:graphic>
                     <a:graphicData uri="http://schemas.openxmlformats.org/drawingml/2006/picture">
                       <pic:pic>
                         <pic:nvPicPr>
-                          <pic:cNvPr descr="manuscript_supplement_files/figure-docx/tbl-neurosurgical-posterior-diag-1.png" id="79" name="Picture"/>
+                          <pic:cNvPr descr="manuscript_supplement_files/figure-docx/tbl-neurosurgical-posterior-diag-1.png" id="73" name="Picture"/>
                           <pic:cNvPicPr>
                             <a:picLocks noChangeArrowheads="1" noChangeAspect="1"/>
                           </pic:cNvPicPr>
                         </pic:nvPicPr>
                         <pic:blipFill>
-                          <a:blip r:embed="rId77"/>
+                          <a:blip r:embed="rId71"/>
                           <a:stretch>
                             <a:fillRect/>
                           </a:stretch>
@@ -12735,12 +12330,12 @@
               <w:t xml:space="preserve">Posterior diagnostic checks for Neurosurgical Intervention</w:t>
             </w:r>
           </w:p>
-          <w:bookmarkEnd w:id="80"/>
+          <w:bookmarkEnd w:id="74"/>
         </w:tc>
       </w:tr>
     </w:tbl>
-    <w:bookmarkEnd w:id="81"/>
-    <w:bookmarkStart w:id="86" w:name="ventriculostomy"/>
+    <w:bookmarkEnd w:id="75"/>
+    <w:bookmarkStart w:id="80" w:name="ventriculostomy"/>
     <w:p>
       <w:pPr>
         <w:pStyle w:val="Heading4"/>
@@ -12762,7 +12357,7 @@
       <w:tr>
         <w:tc>
           <w:tcPr/>
-          <w:bookmarkStart w:id="85" w:name="tbl-evd-posterior-diag"/>
+          <w:bookmarkStart w:id="79" w:name="tbl-evd-posterior-diag"/>
           <w:p>
             <w:pPr>
               <w:jc w:val="center"/>
@@ -12786,18 +12381,18 @@
                 <wp:inline>
                   <wp:extent cx="4620126" cy="9240252"/>
                   <wp:effectExtent b="0" l="0" r="0" t="0"/>
-                  <wp:docPr descr="Posterior diagnostic checks for Ventriculostomy" title="" id="83" name="Picture"/>
+                  <wp:docPr descr="Posterior diagnostic checks for Ventriculostomy" title="" id="77" name="Picture"/>
                   <a:graphic>
                     <a:graphicData uri="http://schemas.openxmlformats.org/drawingml/2006/picture">
                       <pic:pic>
                         <pic:nvPicPr>
-                          <pic:cNvPr descr="manuscript_supplement_files/figure-docx/tbl-evd-posterior-diag-1.png" id="84" name="Picture"/>
+                          <pic:cNvPr descr="manuscript_supplement_files/figure-docx/tbl-evd-posterior-diag-1.png" id="78" name="Picture"/>
                           <pic:cNvPicPr>
                             <a:picLocks noChangeArrowheads="1" noChangeAspect="1"/>
                           </pic:cNvPicPr>
                         </pic:nvPicPr>
                         <pic:blipFill>
-                          <a:blip r:embed="rId82"/>
+                          <a:blip r:embed="rId76"/>
                           <a:stretch>
                             <a:fillRect/>
                           </a:stretch>
@@ -12833,12 +12428,12 @@
               <w:t xml:space="preserve">Posterior diagnostic checks for Ventriculostomy</w:t>
             </w:r>
           </w:p>
-          <w:bookmarkEnd w:id="85"/>
+          <w:bookmarkEnd w:id="79"/>
         </w:tc>
       </w:tr>
     </w:tbl>
-    <w:bookmarkEnd w:id="86"/>
-    <w:bookmarkStart w:id="91" w:name="tracheostomy"/>
+    <w:bookmarkEnd w:id="80"/>
+    <w:bookmarkStart w:id="85" w:name="tracheostomy"/>
     <w:p>
       <w:pPr>
         <w:pStyle w:val="Heading4"/>
@@ -12860,7 +12455,7 @@
       <w:tr>
         <w:tc>
           <w:tcPr/>
-          <w:bookmarkStart w:id="90" w:name="tbl-trach-posterior-diag"/>
+          <w:bookmarkStart w:id="84" w:name="tbl-trach-posterior-diag"/>
           <w:p>
             <w:pPr>
               <w:jc w:val="center"/>
@@ -12884,18 +12479,18 @@
                 <wp:inline>
                   <wp:extent cx="4620126" cy="9240252"/>
                   <wp:effectExtent b="0" l="0" r="0" t="0"/>
-                  <wp:docPr descr="Posterior diagnostic checks for Tracheostomy" title="" id="88" name="Picture"/>
+                  <wp:docPr descr="Posterior diagnostic checks for Tracheostomy" title="" id="82" name="Picture"/>
                   <a:graphic>
                     <a:graphicData uri="http://schemas.openxmlformats.org/drawingml/2006/picture">
                       <pic:pic>
                         <pic:nvPicPr>
-                          <pic:cNvPr descr="manuscript_supplement_files/figure-docx/tbl-trach-posterior-diag-1.png" id="89" name="Picture"/>
+                          <pic:cNvPr descr="manuscript_supplement_files/figure-docx/tbl-trach-posterior-diag-1.png" id="83" name="Picture"/>
                           <pic:cNvPicPr>
                             <a:picLocks noChangeArrowheads="1" noChangeAspect="1"/>
                           </pic:cNvPicPr>
                         </pic:nvPicPr>
                         <pic:blipFill>
-                          <a:blip r:embed="rId87"/>
+                          <a:blip r:embed="rId81"/>
                           <a:stretch>
                             <a:fillRect/>
                           </a:stretch>
@@ -12931,12 +12526,12 @@
               <w:t xml:space="preserve">Posterior diagnostic checks for Tracheostomy</w:t>
             </w:r>
           </w:p>
-          <w:bookmarkEnd w:id="90"/>
+          <w:bookmarkEnd w:id="84"/>
         </w:tc>
       </w:tr>
     </w:tbl>
-    <w:bookmarkEnd w:id="91"/>
-    <w:bookmarkStart w:id="96" w:name="days-of-mechanical-ventilation"/>
+    <w:bookmarkEnd w:id="85"/>
+    <w:bookmarkStart w:id="90" w:name="days-of-mechanical-ventilation"/>
     <w:p>
       <w:pPr>
         <w:pStyle w:val="Heading4"/>
@@ -12958,7 +12553,7 @@
       <w:tr>
         <w:tc>
           <w:tcPr/>
-          <w:bookmarkStart w:id="95" w:name="tbl-vent-posterior-diag"/>
+          <w:bookmarkStart w:id="89" w:name="tbl-vent-posterior-diag"/>
           <w:p>
             <w:pPr>
               <w:jc w:val="center"/>
@@ -12982,18 +12577,18 @@
                 <wp:inline>
                   <wp:extent cx="4620126" cy="9240252"/>
                   <wp:effectExtent b="0" l="0" r="0" t="0"/>
-                  <wp:docPr descr="Posterior diagnostic checks for Days of Mechanical Ventilation" title="" id="93" name="Picture"/>
+                  <wp:docPr descr="Posterior diagnostic checks for Days of Mechanical Ventilation" title="" id="87" name="Picture"/>
                   <a:graphic>
                     <a:graphicData uri="http://schemas.openxmlformats.org/drawingml/2006/picture">
                       <pic:pic>
                         <pic:nvPicPr>
-                          <pic:cNvPr descr="manuscript_supplement_files/figure-docx/tbl-vent-posterior-diag-1.png" id="94" name="Picture"/>
+                          <pic:cNvPr descr="manuscript_supplement_files/figure-docx/tbl-vent-posterior-diag-1.png" id="88" name="Picture"/>
                           <pic:cNvPicPr>
                             <a:picLocks noChangeArrowheads="1" noChangeAspect="1"/>
                           </pic:cNvPicPr>
                         </pic:nvPicPr>
                         <pic:blipFill>
-                          <a:blip r:embed="rId92"/>
+                          <a:blip r:embed="rId86"/>
                           <a:stretch>
                             <a:fillRect/>
                           </a:stretch>
@@ -13029,12 +12624,12 @@
               <w:t xml:space="preserve">Posterior diagnostic checks for Days of Mechanical Ventilation</w:t>
             </w:r>
           </w:p>
-          <w:bookmarkEnd w:id="95"/>
+          <w:bookmarkEnd w:id="89"/>
         </w:tc>
       </w:tr>
     </w:tbl>
-    <w:bookmarkEnd w:id="96"/>
-    <w:bookmarkStart w:id="101" w:name="comfort-care"/>
+    <w:bookmarkEnd w:id="90"/>
+    <w:bookmarkStart w:id="95" w:name="comfort-care"/>
     <w:p>
       <w:pPr>
         <w:pStyle w:val="Heading4"/>
@@ -13056,7 +12651,7 @@
       <w:tr>
         <w:tc>
           <w:tcPr/>
-          <w:bookmarkStart w:id="100" w:name="tbl-comfort-posterior-diag"/>
+          <w:bookmarkStart w:id="94" w:name="tbl-comfort-posterior-diag"/>
           <w:p>
             <w:pPr>
               <w:jc w:val="center"/>
@@ -13080,18 +12675,18 @@
                 <wp:inline>
                   <wp:extent cx="4620126" cy="9240252"/>
                   <wp:effectExtent b="0" l="0" r="0" t="0"/>
-                  <wp:docPr descr="Posterior diagnostic checks for Comfort Care" title="" id="98" name="Picture"/>
+                  <wp:docPr descr="Posterior diagnostic checks for Comfort Care" title="" id="92" name="Picture"/>
                   <a:graphic>
                     <a:graphicData uri="http://schemas.openxmlformats.org/drawingml/2006/picture">
                       <pic:pic>
                         <pic:nvPicPr>
-                          <pic:cNvPr descr="manuscript_supplement_files/figure-docx/tbl-comfort-posterior-diag-1.png" id="99" name="Picture"/>
+                          <pic:cNvPr descr="manuscript_supplement_files/figure-docx/tbl-comfort-posterior-diag-1.png" id="93" name="Picture"/>
                           <pic:cNvPicPr>
                             <a:picLocks noChangeArrowheads="1" noChangeAspect="1"/>
                           </pic:cNvPicPr>
                         </pic:nvPicPr>
                         <pic:blipFill>
-                          <a:blip r:embed="rId97"/>
+                          <a:blip r:embed="rId91"/>
                           <a:stretch>
                             <a:fillRect/>
                           </a:stretch>
@@ -13127,12 +12722,12 @@
               <w:t xml:space="preserve">Posterior diagnostic checks for Comfort Care</w:t>
             </w:r>
           </w:p>
-          <w:bookmarkEnd w:id="100"/>
+          <w:bookmarkEnd w:id="94"/>
         </w:tc>
       </w:tr>
     </w:tbl>
-    <w:bookmarkEnd w:id="101"/>
-    <w:bookmarkStart w:id="106" w:name="early-wlst"/>
+    <w:bookmarkEnd w:id="95"/>
+    <w:bookmarkStart w:id="100" w:name="early-wlst"/>
     <w:p>
       <w:pPr>
         <w:pStyle w:val="Heading4"/>
@@ -13154,7 +12749,7 @@
       <w:tr>
         <w:tc>
           <w:tcPr/>
-          <w:bookmarkStart w:id="105" w:name="tbl-earlywlst-posterior-diag"/>
+          <w:bookmarkStart w:id="99" w:name="tbl-earlywlst-posterior-diag"/>
           <w:p>
             <w:pPr>
               <w:jc w:val="center"/>
@@ -13178,18 +12773,18 @@
                 <wp:inline>
                   <wp:extent cx="4620126" cy="9240252"/>
                   <wp:effectExtent b="0" l="0" r="0" t="0"/>
-                  <wp:docPr descr="Posterior diagnostic checks for Early WLST" title="" id="103" name="Picture"/>
+                  <wp:docPr descr="Posterior diagnostic checks for Early WLST" title="" id="97" name="Picture"/>
                   <a:graphic>
                     <a:graphicData uri="http://schemas.openxmlformats.org/drawingml/2006/picture">
                       <pic:pic>
                         <pic:nvPicPr>
-                          <pic:cNvPr descr="manuscript_supplement_files/figure-docx/tbl-earlywlst-posterior-diag-1.png" id="104" name="Picture"/>
+                          <pic:cNvPr descr="manuscript_supplement_files/figure-docx/tbl-earlywlst-posterior-diag-1.png" id="98" name="Picture"/>
                           <pic:cNvPicPr>
                             <a:picLocks noChangeArrowheads="1" noChangeAspect="1"/>
                           </pic:cNvPicPr>
                         </pic:nvPicPr>
                         <pic:blipFill>
-                          <a:blip r:embed="rId102"/>
+                          <a:blip r:embed="rId96"/>
                           <a:stretch>
                             <a:fillRect/>
                           </a:stretch>
@@ -13225,12 +12820,12 @@
               <w:t xml:space="preserve">Posterior diagnostic checks for Early WLST</w:t>
             </w:r>
           </w:p>
-          <w:bookmarkEnd w:id="105"/>
+          <w:bookmarkEnd w:id="99"/>
         </w:tc>
       </w:tr>
     </w:tbl>
-    <w:bookmarkEnd w:id="106"/>
-    <w:bookmarkStart w:id="111" w:name="dnr"/>
+    <w:bookmarkEnd w:id="100"/>
+    <w:bookmarkStart w:id="105" w:name="dnr"/>
     <w:p>
       <w:pPr>
         <w:pStyle w:val="Heading4"/>
@@ -13252,7 +12847,7 @@
       <w:tr>
         <w:tc>
           <w:tcPr/>
-          <w:bookmarkStart w:id="110" w:name="tbl-dnr-posterior-diag"/>
+          <w:bookmarkStart w:id="104" w:name="tbl-dnr-posterior-diag"/>
           <w:p>
             <w:pPr>
               <w:jc w:val="center"/>
@@ -13276,18 +12871,18 @@
                 <wp:inline>
                   <wp:extent cx="4620126" cy="9240252"/>
                   <wp:effectExtent b="0" l="0" r="0" t="0"/>
-                  <wp:docPr descr="Posterior diagnostic checks for DNR" title="" id="108" name="Picture"/>
+                  <wp:docPr descr="Posterior diagnostic checks for DNR" title="" id="102" name="Picture"/>
                   <a:graphic>
                     <a:graphicData uri="http://schemas.openxmlformats.org/drawingml/2006/picture">
                       <pic:pic>
                         <pic:nvPicPr>
-                          <pic:cNvPr descr="manuscript_supplement_files/figure-docx/tbl-dnr-posterior-diag-1.png" id="109" name="Picture"/>
+                          <pic:cNvPr descr="manuscript_supplement_files/figure-docx/tbl-dnr-posterior-diag-1.png" id="103" name="Picture"/>
                           <pic:cNvPicPr>
                             <a:picLocks noChangeArrowheads="1" noChangeAspect="1"/>
                           </pic:cNvPicPr>
                         </pic:nvPicPr>
                         <pic:blipFill>
-                          <a:blip r:embed="rId107"/>
+                          <a:blip r:embed="rId101"/>
                           <a:stretch>
                             <a:fillRect/>
                           </a:stretch>
@@ -13323,12 +12918,12 @@
               <w:t xml:space="preserve">Posterior diagnostic checks for DNR</w:t>
             </w:r>
           </w:p>
-          <w:bookmarkEnd w:id="110"/>
+          <w:bookmarkEnd w:id="104"/>
         </w:tc>
       </w:tr>
     </w:tbl>
-    <w:bookmarkEnd w:id="111"/>
-    <w:bookmarkStart w:id="116" w:name="mrs-90"/>
+    <w:bookmarkEnd w:id="105"/>
+    <w:bookmarkStart w:id="110" w:name="mrs-90"/>
     <w:p>
       <w:pPr>
         <w:pStyle w:val="Heading4"/>
@@ -13350,7 +12945,7 @@
       <w:tr>
         <w:tc>
           <w:tcPr/>
-          <w:bookmarkStart w:id="115" w:name="tbl-mrs90-posterior-diag"/>
+          <w:bookmarkStart w:id="109" w:name="tbl-mrs90-posterior-diag"/>
           <w:p>
             <w:pPr>
               <w:jc w:val="center"/>
@@ -13374,18 +12969,18 @@
                 <wp:inline>
                   <wp:extent cx="4620126" cy="9240252"/>
                   <wp:effectExtent b="0" l="0" r="0" t="0"/>
-                  <wp:docPr descr="Posterior diagnostic checks for Modified Rankin Score at 90 Days" title="" id="113" name="Picture"/>
+                  <wp:docPr descr="Posterior diagnostic checks for Modified Rankin Score at 90 Days" title="" id="107" name="Picture"/>
                   <a:graphic>
                     <a:graphicData uri="http://schemas.openxmlformats.org/drawingml/2006/picture">
                       <pic:pic>
                         <pic:nvPicPr>
-                          <pic:cNvPr descr="manuscript_supplement_files/figure-docx/tbl-mrs90-posterior-diag-1.png" id="114" name="Picture"/>
+                          <pic:cNvPr descr="manuscript_supplement_files/figure-docx/tbl-mrs90-posterior-diag-1.png" id="108" name="Picture"/>
                           <pic:cNvPicPr>
                             <a:picLocks noChangeArrowheads="1" noChangeAspect="1"/>
                           </pic:cNvPicPr>
                         </pic:nvPicPr>
                         <pic:blipFill>
-                          <a:blip r:embed="rId112"/>
+                          <a:blip r:embed="rId106"/>
                           <a:stretch>
                             <a:fillRect/>
                           </a:stretch>
@@ -13421,12 +13016,12 @@
               <w:t xml:space="preserve">Posterior diagnostic checks for Modified Rankin Score at 90 Days</w:t>
             </w:r>
           </w:p>
-          <w:bookmarkEnd w:id="115"/>
+          <w:bookmarkEnd w:id="109"/>
         </w:tc>
       </w:tr>
     </w:tbl>
-    <w:bookmarkEnd w:id="116"/>
-    <w:bookmarkStart w:id="121" w:name="euroqol-mobility-90"/>
+    <w:bookmarkEnd w:id="110"/>
+    <w:bookmarkStart w:id="115" w:name="euroqol-mobility-90"/>
     <w:p>
       <w:pPr>
         <w:pStyle w:val="Heading4"/>
@@ -13448,7 +13043,7 @@
       <w:tr>
         <w:tc>
           <w:tcPr/>
-          <w:bookmarkStart w:id="120" w:name="tbl-euro-mobility-posterior-diag"/>
+          <w:bookmarkStart w:id="114" w:name="tbl-euro-mobility-posterior-diag"/>
           <w:p>
             <w:pPr>
               <w:jc w:val="center"/>
@@ -13472,18 +13067,18 @@
                 <wp:inline>
                   <wp:extent cx="4620126" cy="9240252"/>
                   <wp:effectExtent b="0" l="0" r="0" t="0"/>
-                  <wp:docPr descr="Posterior diagnostic checks for EuroQOL — Mobility at 90 Days" title="" id="118" name="Picture"/>
+                  <wp:docPr descr="Posterior diagnostic checks for EuroQOL — Mobility at 90 Days" title="" id="112" name="Picture"/>
                   <a:graphic>
                     <a:graphicData uri="http://schemas.openxmlformats.org/drawingml/2006/picture">
                       <pic:pic>
                         <pic:nvPicPr>
-                          <pic:cNvPr descr="manuscript_supplement_files/figure-docx/tbl-euro-mobility-posterior-diag-1.png" id="119" name="Picture"/>
+                          <pic:cNvPr descr="manuscript_supplement_files/figure-docx/tbl-euro-mobility-posterior-diag-1.png" id="113" name="Picture"/>
                           <pic:cNvPicPr>
                             <a:picLocks noChangeArrowheads="1" noChangeAspect="1"/>
                           </pic:cNvPicPr>
                         </pic:nvPicPr>
                         <pic:blipFill>
-                          <a:blip r:embed="rId117"/>
+                          <a:blip r:embed="rId111"/>
                           <a:stretch>
                             <a:fillRect/>
                           </a:stretch>
@@ -13519,12 +13114,12 @@
               <w:t xml:space="preserve">Posterior diagnostic checks for EuroQOL — Mobility at 90 Days</w:t>
             </w:r>
           </w:p>
-          <w:bookmarkEnd w:id="120"/>
+          <w:bookmarkEnd w:id="114"/>
         </w:tc>
       </w:tr>
     </w:tbl>
-    <w:bookmarkEnd w:id="121"/>
-    <w:bookmarkStart w:id="126" w:name="euroqol-self-care-90"/>
+    <w:bookmarkEnd w:id="115"/>
+    <w:bookmarkStart w:id="120" w:name="euroqol-self-care-90"/>
     <w:p>
       <w:pPr>
         <w:pStyle w:val="Heading4"/>
@@ -13546,7 +13141,7 @@
       <w:tr>
         <w:tc>
           <w:tcPr/>
-          <w:bookmarkStart w:id="125" w:name="tbl-euro-selfcare-posterior-diag"/>
+          <w:bookmarkStart w:id="119" w:name="tbl-euro-selfcare-posterior-diag"/>
           <w:p>
             <w:pPr>
               <w:jc w:val="center"/>
@@ -13570,18 +13165,18 @@
                 <wp:inline>
                   <wp:extent cx="4620126" cy="9240252"/>
                   <wp:effectExtent b="0" l="0" r="0" t="0"/>
-                  <wp:docPr descr="Posterior diagnostic checks for EuroQOL — Self-Care at 90 Days" title="" id="123" name="Picture"/>
+                  <wp:docPr descr="Posterior diagnostic checks for EuroQOL — Self-Care at 90 Days" title="" id="117" name="Picture"/>
                   <a:graphic>
                     <a:graphicData uri="http://schemas.openxmlformats.org/drawingml/2006/picture">
                       <pic:pic>
                         <pic:nvPicPr>
-                          <pic:cNvPr descr="manuscript_supplement_files/figure-docx/tbl-euro-selfcare-posterior-diag-1.png" id="124" name="Picture"/>
+                          <pic:cNvPr descr="manuscript_supplement_files/figure-docx/tbl-euro-selfcare-posterior-diag-1.png" id="118" name="Picture"/>
                           <pic:cNvPicPr>
                             <a:picLocks noChangeArrowheads="1" noChangeAspect="1"/>
                           </pic:cNvPicPr>
                         </pic:nvPicPr>
                         <pic:blipFill>
-                          <a:blip r:embed="rId122"/>
+                          <a:blip r:embed="rId116"/>
                           <a:stretch>
                             <a:fillRect/>
                           </a:stretch>
@@ -13617,12 +13212,12 @@
               <w:t xml:space="preserve">Posterior diagnostic checks for EuroQOL — Self-Care at 90 Days</w:t>
             </w:r>
           </w:p>
-          <w:bookmarkEnd w:id="125"/>
+          <w:bookmarkEnd w:id="119"/>
         </w:tc>
       </w:tr>
     </w:tbl>
-    <w:bookmarkEnd w:id="126"/>
-    <w:bookmarkStart w:id="131" w:name="euroqol-usual-activities-90"/>
+    <w:bookmarkEnd w:id="120"/>
+    <w:bookmarkStart w:id="125" w:name="euroqol-usual-activities-90"/>
     <w:p>
       <w:pPr>
         <w:pStyle w:val="Heading4"/>
@@ -13644,7 +13239,7 @@
       <w:tr>
         <w:tc>
           <w:tcPr/>
-          <w:bookmarkStart w:id="130" w:name="tbl-euro-usual-posterior-diag"/>
+          <w:bookmarkStart w:id="124" w:name="tbl-euro-usual-posterior-diag"/>
           <w:p>
             <w:pPr>
               <w:jc w:val="center"/>
@@ -13668,18 +13263,18 @@
                 <wp:inline>
                   <wp:extent cx="4620126" cy="9240252"/>
                   <wp:effectExtent b="0" l="0" r="0" t="0"/>
-                  <wp:docPr descr="Posterior diagnostic checks for EuroQOL — Usual Activities at 90 Days" title="" id="128" name="Picture"/>
+                  <wp:docPr descr="Posterior diagnostic checks for EuroQOL — Usual Activities at 90 Days" title="" id="122" name="Picture"/>
                   <a:graphic>
                     <a:graphicData uri="http://schemas.openxmlformats.org/drawingml/2006/picture">
                       <pic:pic>
                         <pic:nvPicPr>
-                          <pic:cNvPr descr="manuscript_supplement_files/figure-docx/tbl-euro-usual-posterior-diag-1.png" id="129" name="Picture"/>
+                          <pic:cNvPr descr="manuscript_supplement_files/figure-docx/tbl-euro-usual-posterior-diag-1.png" id="123" name="Picture"/>
                           <pic:cNvPicPr>
                             <a:picLocks noChangeArrowheads="1" noChangeAspect="1"/>
                           </pic:cNvPicPr>
                         </pic:nvPicPr>
                         <pic:blipFill>
-                          <a:blip r:embed="rId127"/>
+                          <a:blip r:embed="rId121"/>
                           <a:stretch>
                             <a:fillRect/>
                           </a:stretch>
@@ -13715,12 +13310,12 @@
               <w:t xml:space="preserve">Posterior diagnostic checks for EuroQOL — Usual Activities at 90 Days</w:t>
             </w:r>
           </w:p>
-          <w:bookmarkEnd w:id="130"/>
+          <w:bookmarkEnd w:id="124"/>
         </w:tc>
       </w:tr>
     </w:tbl>
-    <w:bookmarkEnd w:id="131"/>
-    <w:bookmarkStart w:id="136" w:name="euroqol-paindiscomfort-90"/>
+    <w:bookmarkEnd w:id="125"/>
+    <w:bookmarkStart w:id="130" w:name="euroqol-paindiscomfort-90"/>
     <w:p>
       <w:pPr>
         <w:pStyle w:val="Heading4"/>
@@ -13742,7 +13337,7 @@
       <w:tr>
         <w:tc>
           <w:tcPr/>
-          <w:bookmarkStart w:id="135" w:name="tbl-euro-pain-posterior-diag"/>
+          <w:bookmarkStart w:id="129" w:name="tbl-euro-pain-posterior-diag"/>
           <w:p>
             <w:pPr>
               <w:jc w:val="center"/>
@@ -13766,18 +13361,18 @@
                 <wp:inline>
                   <wp:extent cx="4620126" cy="9240252"/>
                   <wp:effectExtent b="0" l="0" r="0" t="0"/>
-                  <wp:docPr descr="Posterior diagnostic checks for EuroQOL — Pain/Discomfort at 90 Days" title="" id="133" name="Picture"/>
+                  <wp:docPr descr="Posterior diagnostic checks for EuroQOL — Pain/Discomfort at 90 Days" title="" id="127" name="Picture"/>
                   <a:graphic>
                     <a:graphicData uri="http://schemas.openxmlformats.org/drawingml/2006/picture">
                       <pic:pic>
                         <pic:nvPicPr>
-                          <pic:cNvPr descr="manuscript_supplement_files/figure-docx/tbl-euro-pain-posterior-diag-1.png" id="134" name="Picture"/>
+                          <pic:cNvPr descr="manuscript_supplement_files/figure-docx/tbl-euro-pain-posterior-diag-1.png" id="128" name="Picture"/>
                           <pic:cNvPicPr>
                             <a:picLocks noChangeArrowheads="1" noChangeAspect="1"/>
                           </pic:cNvPicPr>
                         </pic:nvPicPr>
                         <pic:blipFill>
-                          <a:blip r:embed="rId132"/>
+                          <a:blip r:embed="rId126"/>
                           <a:stretch>
                             <a:fillRect/>
                           </a:stretch>
@@ -13813,12 +13408,12 @@
               <w:t xml:space="preserve">Posterior diagnostic checks for EuroQOL — Pain/Discomfort at 90 Days</w:t>
             </w:r>
           </w:p>
-          <w:bookmarkEnd w:id="135"/>
+          <w:bookmarkEnd w:id="129"/>
         </w:tc>
       </w:tr>
     </w:tbl>
-    <w:bookmarkEnd w:id="136"/>
-    <w:bookmarkStart w:id="141" w:name="euroqol-anxietydepression-90"/>
+    <w:bookmarkEnd w:id="130"/>
+    <w:bookmarkStart w:id="135" w:name="euroqol-anxietydepression-90"/>
     <w:p>
       <w:pPr>
         <w:pStyle w:val="Heading4"/>
@@ -13840,7 +13435,7 @@
       <w:tr>
         <w:tc>
           <w:tcPr/>
-          <w:bookmarkStart w:id="140" w:name="tbl-euro-anxiety-posterior-diag"/>
+          <w:bookmarkStart w:id="134" w:name="tbl-euro-anxiety-posterior-diag"/>
           <w:p>
             <w:pPr>
               <w:jc w:val="center"/>
@@ -13864,18 +13459,18 @@
                 <wp:inline>
                   <wp:extent cx="4620126" cy="9240252"/>
                   <wp:effectExtent b="0" l="0" r="0" t="0"/>
-                  <wp:docPr descr="Posterior diagnostic checks for EuroQOL — Anxiety/Depression at 90 Days" title="" id="138" name="Picture"/>
+                  <wp:docPr descr="Posterior diagnostic checks for EuroQOL — Anxiety/Depression at 90 Days" title="" id="132" name="Picture"/>
                   <a:graphic>
                     <a:graphicData uri="http://schemas.openxmlformats.org/drawingml/2006/picture">
                       <pic:pic>
                         <pic:nvPicPr>
-                          <pic:cNvPr descr="manuscript_supplement_files/figure-docx/tbl-euro-anxiety-posterior-diag-1.png" id="139" name="Picture"/>
+                          <pic:cNvPr descr="manuscript_supplement_files/figure-docx/tbl-euro-anxiety-posterior-diag-1.png" id="133" name="Picture"/>
                           <pic:cNvPicPr>
                             <a:picLocks noChangeArrowheads="1" noChangeAspect="1"/>
                           </pic:cNvPicPr>
                         </pic:nvPicPr>
                         <pic:blipFill>
-                          <a:blip r:embed="rId137"/>
+                          <a:blip r:embed="rId131"/>
                           <a:stretch>
                             <a:fillRect/>
                           </a:stretch>
@@ -13911,12 +13506,12 @@
               <w:t xml:space="preserve">Posterior diagnostic checks for EuroQOL — Anxiety/Depression at 90 Days</w:t>
             </w:r>
           </w:p>
-          <w:bookmarkEnd w:id="140"/>
+          <w:bookmarkEnd w:id="134"/>
         </w:tc>
       </w:tr>
     </w:tbl>
-    <w:bookmarkEnd w:id="141"/>
-    <w:bookmarkStart w:id="146" w:name="euroqol-vas-90"/>
+    <w:bookmarkEnd w:id="135"/>
+    <w:bookmarkStart w:id="140" w:name="euroqol-vas-90"/>
     <w:p>
       <w:pPr>
         <w:pStyle w:val="Heading4"/>
@@ -13938,7 +13533,7 @@
       <w:tr>
         <w:tc>
           <w:tcPr/>
-          <w:bookmarkStart w:id="145" w:name="tbl-euro-vas-posterior-diag"/>
+          <w:bookmarkStart w:id="139" w:name="tbl-euro-vas-posterior-diag"/>
           <w:p>
             <w:pPr>
               <w:jc w:val="center"/>
@@ -13962,18 +13557,18 @@
                 <wp:inline>
                   <wp:extent cx="4620126" cy="9240252"/>
                   <wp:effectExtent b="0" l="0" r="0" t="0"/>
-                  <wp:docPr descr="Posterior diagnostic checks for EuroQOL — VAS at 90 Days" title="" id="143" name="Picture"/>
+                  <wp:docPr descr="Posterior diagnostic checks for EuroQOL — VAS at 90 Days" title="" id="137" name="Picture"/>
                   <a:graphic>
                     <a:graphicData uri="http://schemas.openxmlformats.org/drawingml/2006/picture">
                       <pic:pic>
                         <pic:nvPicPr>
-                          <pic:cNvPr descr="manuscript_supplement_files/figure-docx/tbl-euro-vas-posterior-diag-1.png" id="144" name="Picture"/>
+                          <pic:cNvPr descr="manuscript_supplement_files/figure-docx/tbl-euro-vas-posterior-diag-1.png" id="138" name="Picture"/>
                           <pic:cNvPicPr>
                             <a:picLocks noChangeArrowheads="1" noChangeAspect="1"/>
                           </pic:cNvPicPr>
                         </pic:nvPicPr>
                         <pic:blipFill>
-                          <a:blip r:embed="rId142"/>
+                          <a:blip r:embed="rId136"/>
                           <a:stretch>
                             <a:fillRect/>
                           </a:stretch>
@@ -14009,13 +13604,13 @@
               <w:t xml:space="preserve">Posterior diagnostic checks for EuroQOL — VAS at 90 Days</w:t>
             </w:r>
           </w:p>
-          <w:bookmarkEnd w:id="145"/>
+          <w:bookmarkEnd w:id="139"/>
         </w:tc>
       </w:tr>
     </w:tbl>
-    <w:bookmarkEnd w:id="146"/>
-    <w:bookmarkEnd w:id="147"/>
-    <w:bookmarkStart w:id="218" w:name="posterior-predictive-checks"/>
+    <w:bookmarkEnd w:id="140"/>
+    <w:bookmarkEnd w:id="141"/>
+    <w:bookmarkStart w:id="212" w:name="posterior-predictive-checks"/>
     <w:p>
       <w:pPr>
         <w:pStyle w:val="Heading3"/>
@@ -14024,7 +13619,7 @@
         <w:t xml:space="preserve">Posterior predictive checks</w:t>
       </w:r>
     </w:p>
-    <w:bookmarkStart w:id="152" w:name="neurosurgical-intervention-1"/>
+    <w:bookmarkStart w:id="146" w:name="neurosurgical-intervention-1"/>
     <w:p>
       <w:pPr>
         <w:pStyle w:val="Heading4"/>
@@ -14046,7 +13641,7 @@
       <w:tr>
         <w:tc>
           <w:tcPr/>
-          <w:bookmarkStart w:id="151" w:name="tbl-neurosurgery-posterior-checks"/>
+          <w:bookmarkStart w:id="145" w:name="tbl-neurosurgery-posterior-checks"/>
           <w:p>
             <w:pPr>
               <w:jc w:val="center"/>
@@ -14070,18 +13665,18 @@
                 <wp:inline>
                   <wp:extent cx="4620126" cy="3696101"/>
                   <wp:effectExtent b="0" l="0" r="0" t="0"/>
-                  <wp:docPr descr="Posterior predictive checks for Neurosurgical Intervention" title="" id="149" name="Picture"/>
+                  <wp:docPr descr="Posterior predictive checks for Neurosurgical Intervention" title="" id="143" name="Picture"/>
                   <a:graphic>
                     <a:graphicData uri="http://schemas.openxmlformats.org/drawingml/2006/picture">
                       <pic:pic>
                         <pic:nvPicPr>
-                          <pic:cNvPr descr="manuscript_supplement_files/figure-docx/tbl-neurosurgery-posterior-checks-1.png" id="150" name="Picture"/>
+                          <pic:cNvPr descr="manuscript_supplement_files/figure-docx/tbl-neurosurgery-posterior-checks-1.png" id="144" name="Picture"/>
                           <pic:cNvPicPr>
                             <a:picLocks noChangeArrowheads="1" noChangeAspect="1"/>
                           </pic:cNvPicPr>
                         </pic:nvPicPr>
                         <pic:blipFill>
-                          <a:blip r:embed="rId148"/>
+                          <a:blip r:embed="rId142"/>
                           <a:stretch>
                             <a:fillRect/>
                           </a:stretch>
@@ -14117,12 +13712,12 @@
               <w:t xml:space="preserve">Posterior predictive checks for Neurosurgical Intervention</w:t>
             </w:r>
           </w:p>
-          <w:bookmarkEnd w:id="151"/>
+          <w:bookmarkEnd w:id="145"/>
         </w:tc>
       </w:tr>
     </w:tbl>
-    <w:bookmarkEnd w:id="152"/>
-    <w:bookmarkStart w:id="157" w:name="ventriculostomy-1"/>
+    <w:bookmarkEnd w:id="146"/>
+    <w:bookmarkStart w:id="151" w:name="ventriculostomy-1"/>
     <w:p>
       <w:pPr>
         <w:pStyle w:val="Heading4"/>
@@ -14144,7 +13739,7 @@
       <w:tr>
         <w:tc>
           <w:tcPr/>
-          <w:bookmarkStart w:id="156" w:name="tbl-evd-posterior-checks"/>
+          <w:bookmarkStart w:id="150" w:name="tbl-evd-posterior-checks"/>
           <w:p>
             <w:pPr>
               <w:jc w:val="center"/>
@@ -14168,18 +13763,18 @@
                 <wp:inline>
                   <wp:extent cx="4620126" cy="3696101"/>
                   <wp:effectExtent b="0" l="0" r="0" t="0"/>
-                  <wp:docPr descr="Posterior predictive checks for Ventriculostomy" title="" id="154" name="Picture"/>
+                  <wp:docPr descr="Posterior predictive checks for Ventriculostomy" title="" id="148" name="Picture"/>
                   <a:graphic>
                     <a:graphicData uri="http://schemas.openxmlformats.org/drawingml/2006/picture">
                       <pic:pic>
                         <pic:nvPicPr>
-                          <pic:cNvPr descr="manuscript_supplement_files/figure-docx/tbl-evd-posterior-checks-1.png" id="155" name="Picture"/>
+                          <pic:cNvPr descr="manuscript_supplement_files/figure-docx/tbl-evd-posterior-checks-1.png" id="149" name="Picture"/>
                           <pic:cNvPicPr>
                             <a:picLocks noChangeArrowheads="1" noChangeAspect="1"/>
                           </pic:cNvPicPr>
                         </pic:nvPicPr>
                         <pic:blipFill>
-                          <a:blip r:embed="rId153"/>
+                          <a:blip r:embed="rId147"/>
                           <a:stretch>
                             <a:fillRect/>
                           </a:stretch>
@@ -14215,12 +13810,12 @@
               <w:t xml:space="preserve">Posterior predictive checks for Ventriculostomy</w:t>
             </w:r>
           </w:p>
-          <w:bookmarkEnd w:id="156"/>
+          <w:bookmarkEnd w:id="150"/>
         </w:tc>
       </w:tr>
     </w:tbl>
-    <w:bookmarkEnd w:id="157"/>
-    <w:bookmarkStart w:id="162" w:name="tracheostomy-1"/>
+    <w:bookmarkEnd w:id="151"/>
+    <w:bookmarkStart w:id="156" w:name="tracheostomy-1"/>
     <w:p>
       <w:pPr>
         <w:pStyle w:val="Heading4"/>
@@ -14242,7 +13837,7 @@
       <w:tr>
         <w:tc>
           <w:tcPr/>
-          <w:bookmarkStart w:id="161" w:name="tbl-trach-posterior-checks"/>
+          <w:bookmarkStart w:id="155" w:name="tbl-trach-posterior-checks"/>
           <w:p>
             <w:pPr>
               <w:jc w:val="center"/>
@@ -14266,18 +13861,18 @@
                 <wp:inline>
                   <wp:extent cx="4620126" cy="3696101"/>
                   <wp:effectExtent b="0" l="0" r="0" t="0"/>
-                  <wp:docPr descr="Posterior predictive checks for Tracheostomy" title="" id="159" name="Picture"/>
+                  <wp:docPr descr="Posterior predictive checks for Tracheostomy" title="" id="153" name="Picture"/>
                   <a:graphic>
                     <a:graphicData uri="http://schemas.openxmlformats.org/drawingml/2006/picture">
                       <pic:pic>
                         <pic:nvPicPr>
-                          <pic:cNvPr descr="manuscript_supplement_files/figure-docx/tbl-trach-posterior-checks-1.png" id="160" name="Picture"/>
+                          <pic:cNvPr descr="manuscript_supplement_files/figure-docx/tbl-trach-posterior-checks-1.png" id="154" name="Picture"/>
                           <pic:cNvPicPr>
                             <a:picLocks noChangeArrowheads="1" noChangeAspect="1"/>
                           </pic:cNvPicPr>
                         </pic:nvPicPr>
                         <pic:blipFill>
-                          <a:blip r:embed="rId158"/>
+                          <a:blip r:embed="rId152"/>
                           <a:stretch>
                             <a:fillRect/>
                           </a:stretch>
@@ -14313,29 +13908,18 @@
               <w:t xml:space="preserve">Posterior predictive checks for Tracheostomy</w:t>
             </w:r>
           </w:p>
-          <w:bookmarkEnd w:id="161"/>
+          <w:bookmarkEnd w:id="155"/>
         </w:tc>
       </w:tr>
     </w:tbl>
-    <w:bookmarkEnd w:id="162"/>
-    <w:bookmarkStart w:id="167" w:name="days-of-mechanical-ventilation-1"/>
+    <w:bookmarkEnd w:id="156"/>
+    <w:bookmarkStart w:id="161" w:name="days-of-mechanical-ventilation-1"/>
     <w:p>
       <w:pPr>
         <w:pStyle w:val="Heading4"/>
       </w:pPr>
       <w:r>
         <w:t xml:space="preserve">Days of Mechanical Ventilation</w:t>
-      </w:r>
-    </w:p>
-    <w:p>
-      <w:pPr>
-        <w:pStyle w:val="SourceCode"/>
-      </w:pPr>
-      <w:r>
-        <w:rPr>
-          <w:rStyle w:val="VerbatimChar"/>
-        </w:rPr>
-        <w:t xml:space="preserve">`stat_bin()` using `bins = 30`. Pick better value `binwidth`.</w:t>
       </w:r>
     </w:p>
     <w:tbl>
@@ -14351,7 +13935,7 @@
       <w:tr>
         <w:tc>
           <w:tcPr/>
-          <w:bookmarkStart w:id="166" w:name="tbl-vent-posterior-checks"/>
+          <w:bookmarkStart w:id="160" w:name="tbl-vent-posterior-checks"/>
           <w:p>
             <w:pPr>
               <w:jc w:val="center"/>
@@ -14375,18 +13959,18 @@
                 <wp:inline>
                   <wp:extent cx="4620126" cy="3696101"/>
                   <wp:effectExtent b="0" l="0" r="0" t="0"/>
-                  <wp:docPr descr="Posterior predictive checks for Days of Mechanical Ventilation" title="" id="164" name="Picture"/>
+                  <wp:docPr descr="Posterior predictive checks for Days of Mechanical Ventilation" title="" id="158" name="Picture"/>
                   <a:graphic>
                     <a:graphicData uri="http://schemas.openxmlformats.org/drawingml/2006/picture">
                       <pic:pic>
                         <pic:nvPicPr>
-                          <pic:cNvPr descr="manuscript_supplement_files/figure-docx/tbl-vent-posterior-checks-1.png" id="165" name="Picture"/>
+                          <pic:cNvPr descr="manuscript_supplement_files/figure-docx/tbl-vent-posterior-checks-1.png" id="159" name="Picture"/>
                           <pic:cNvPicPr>
                             <a:picLocks noChangeArrowheads="1" noChangeAspect="1"/>
                           </pic:cNvPicPr>
                         </pic:nvPicPr>
                         <pic:blipFill>
-                          <a:blip r:embed="rId163"/>
+                          <a:blip r:embed="rId157"/>
                           <a:stretch>
                             <a:fillRect/>
                           </a:stretch>
@@ -14422,12 +14006,12 @@
               <w:t xml:space="preserve">Posterior predictive checks for Days of Mechanical Ventilation</w:t>
             </w:r>
           </w:p>
-          <w:bookmarkEnd w:id="166"/>
+          <w:bookmarkEnd w:id="160"/>
         </w:tc>
       </w:tr>
     </w:tbl>
-    <w:bookmarkEnd w:id="167"/>
-    <w:bookmarkStart w:id="172" w:name="comfort-care-1"/>
+    <w:bookmarkEnd w:id="161"/>
+    <w:bookmarkStart w:id="166" w:name="comfort-care-1"/>
     <w:p>
       <w:pPr>
         <w:pStyle w:val="Heading4"/>
@@ -14449,7 +14033,7 @@
       <w:tr>
         <w:tc>
           <w:tcPr/>
-          <w:bookmarkStart w:id="171" w:name="tbl-comfort-posterior-checks"/>
+          <w:bookmarkStart w:id="165" w:name="tbl-comfort-posterior-checks"/>
           <w:p>
             <w:pPr>
               <w:jc w:val="center"/>
@@ -14473,18 +14057,18 @@
                 <wp:inline>
                   <wp:extent cx="4620126" cy="3696101"/>
                   <wp:effectExtent b="0" l="0" r="0" t="0"/>
-                  <wp:docPr descr="Posterior predictive checks for Comfort Care" title="" id="169" name="Picture"/>
+                  <wp:docPr descr="Posterior predictive checks for Comfort Care" title="" id="163" name="Picture"/>
                   <a:graphic>
                     <a:graphicData uri="http://schemas.openxmlformats.org/drawingml/2006/picture">
                       <pic:pic>
                         <pic:nvPicPr>
-                          <pic:cNvPr descr="manuscript_supplement_files/figure-docx/tbl-comfort-posterior-checks-1.png" id="170" name="Picture"/>
+                          <pic:cNvPr descr="manuscript_supplement_files/figure-docx/tbl-comfort-posterior-checks-1.png" id="164" name="Picture"/>
                           <pic:cNvPicPr>
                             <a:picLocks noChangeArrowheads="1" noChangeAspect="1"/>
                           </pic:cNvPicPr>
                         </pic:nvPicPr>
                         <pic:blipFill>
-                          <a:blip r:embed="rId168"/>
+                          <a:blip r:embed="rId162"/>
                           <a:stretch>
                             <a:fillRect/>
                           </a:stretch>
@@ -14520,12 +14104,12 @@
               <w:t xml:space="preserve">Posterior predictive checks for Comfort Care</w:t>
             </w:r>
           </w:p>
-          <w:bookmarkEnd w:id="171"/>
+          <w:bookmarkEnd w:id="165"/>
         </w:tc>
       </w:tr>
     </w:tbl>
-    <w:bookmarkEnd w:id="172"/>
-    <w:bookmarkStart w:id="177" w:name="early-wlst-1"/>
+    <w:bookmarkEnd w:id="166"/>
+    <w:bookmarkStart w:id="171" w:name="early-wlst-1"/>
     <w:p>
       <w:pPr>
         <w:pStyle w:val="Heading4"/>
@@ -14547,7 +14131,7 @@
       <w:tr>
         <w:tc>
           <w:tcPr/>
-          <w:bookmarkStart w:id="176" w:name="tbl-earlywlst-posterior-checks"/>
+          <w:bookmarkStart w:id="170" w:name="tbl-earlywlst-posterior-checks"/>
           <w:p>
             <w:pPr>
               <w:jc w:val="center"/>
@@ -14571,18 +14155,18 @@
                 <wp:inline>
                   <wp:extent cx="4620126" cy="3696101"/>
                   <wp:effectExtent b="0" l="0" r="0" t="0"/>
-                  <wp:docPr descr="Posterior predictive checks for Early WLST" title="" id="174" name="Picture"/>
+                  <wp:docPr descr="Posterior predictive checks for Early WLST" title="" id="168" name="Picture"/>
                   <a:graphic>
                     <a:graphicData uri="http://schemas.openxmlformats.org/drawingml/2006/picture">
                       <pic:pic>
                         <pic:nvPicPr>
-                          <pic:cNvPr descr="manuscript_supplement_files/figure-docx/tbl-earlywlst-posterior-checks-1.png" id="175" name="Picture"/>
+                          <pic:cNvPr descr="manuscript_supplement_files/figure-docx/tbl-earlywlst-posterior-checks-1.png" id="169" name="Picture"/>
                           <pic:cNvPicPr>
                             <a:picLocks noChangeArrowheads="1" noChangeAspect="1"/>
                           </pic:cNvPicPr>
                         </pic:nvPicPr>
                         <pic:blipFill>
-                          <a:blip r:embed="rId173"/>
+                          <a:blip r:embed="rId167"/>
                           <a:stretch>
                             <a:fillRect/>
                           </a:stretch>
@@ -14618,12 +14202,12 @@
               <w:t xml:space="preserve">Posterior predictive checks for Early WLST</w:t>
             </w:r>
           </w:p>
-          <w:bookmarkEnd w:id="176"/>
+          <w:bookmarkEnd w:id="170"/>
         </w:tc>
       </w:tr>
     </w:tbl>
-    <w:bookmarkEnd w:id="177"/>
-    <w:bookmarkStart w:id="182" w:name="dnr-1"/>
+    <w:bookmarkEnd w:id="171"/>
+    <w:bookmarkStart w:id="176" w:name="dnr-1"/>
     <w:p>
       <w:pPr>
         <w:pStyle w:val="Heading4"/>
@@ -14645,7 +14229,7 @@
       <w:tr>
         <w:tc>
           <w:tcPr/>
-          <w:bookmarkStart w:id="181" w:name="tbl-dnr-posterior-checks"/>
+          <w:bookmarkStart w:id="175" w:name="tbl-dnr-posterior-checks"/>
           <w:p>
             <w:pPr>
               <w:jc w:val="center"/>
@@ -14669,18 +14253,18 @@
                 <wp:inline>
                   <wp:extent cx="4620126" cy="3696101"/>
                   <wp:effectExtent b="0" l="0" r="0" t="0"/>
-                  <wp:docPr descr="Posterior predictive checks for DNR" title="" id="179" name="Picture"/>
+                  <wp:docPr descr="Posterior predictive checks for DNR" title="" id="173" name="Picture"/>
                   <a:graphic>
                     <a:graphicData uri="http://schemas.openxmlformats.org/drawingml/2006/picture">
                       <pic:pic>
                         <pic:nvPicPr>
-                          <pic:cNvPr descr="manuscript_supplement_files/figure-docx/tbl-dnr-posterior-checks-1.png" id="180" name="Picture"/>
+                          <pic:cNvPr descr="manuscript_supplement_files/figure-docx/tbl-dnr-posterior-checks-1.png" id="174" name="Picture"/>
                           <pic:cNvPicPr>
                             <a:picLocks noChangeArrowheads="1" noChangeAspect="1"/>
                           </pic:cNvPicPr>
                         </pic:nvPicPr>
                         <pic:blipFill>
-                          <a:blip r:embed="rId178"/>
+                          <a:blip r:embed="rId172"/>
                           <a:stretch>
                             <a:fillRect/>
                           </a:stretch>
@@ -14716,12 +14300,12 @@
               <w:t xml:space="preserve">Posterior predictive checks for DNR</w:t>
             </w:r>
           </w:p>
-          <w:bookmarkEnd w:id="181"/>
+          <w:bookmarkEnd w:id="175"/>
         </w:tc>
       </w:tr>
     </w:tbl>
-    <w:bookmarkEnd w:id="182"/>
-    <w:bookmarkStart w:id="187" w:name="mrs-90-1"/>
+    <w:bookmarkEnd w:id="176"/>
+    <w:bookmarkStart w:id="181" w:name="mrs-90-1"/>
     <w:p>
       <w:pPr>
         <w:pStyle w:val="Heading4"/>
@@ -14743,7 +14327,7 @@
       <w:tr>
         <w:tc>
           <w:tcPr/>
-          <w:bookmarkStart w:id="186" w:name="tbl-mrs90-posterior-checks"/>
+          <w:bookmarkStart w:id="180" w:name="tbl-mrs90-posterior-checks"/>
           <w:p>
             <w:pPr>
               <w:jc w:val="center"/>
@@ -14767,18 +14351,18 @@
                 <wp:inline>
                   <wp:extent cx="4620126" cy="3696101"/>
                   <wp:effectExtent b="0" l="0" r="0" t="0"/>
-                  <wp:docPr descr="Posterior predictive checks for Modified Rankin Score at 90 Days" title="" id="184" name="Picture"/>
+                  <wp:docPr descr="Posterior predictive checks for Modified Rankin Score at 90 Days" title="" id="178" name="Picture"/>
                   <a:graphic>
                     <a:graphicData uri="http://schemas.openxmlformats.org/drawingml/2006/picture">
                       <pic:pic>
                         <pic:nvPicPr>
-                          <pic:cNvPr descr="manuscript_supplement_files/figure-docx/tbl-mrs90-posterior-checks-1.png" id="185" name="Picture"/>
+                          <pic:cNvPr descr="manuscript_supplement_files/figure-docx/tbl-mrs90-posterior-checks-1.png" id="179" name="Picture"/>
                           <pic:cNvPicPr>
                             <a:picLocks noChangeArrowheads="1" noChangeAspect="1"/>
                           </pic:cNvPicPr>
                         </pic:nvPicPr>
                         <pic:blipFill>
-                          <a:blip r:embed="rId183"/>
+                          <a:blip r:embed="rId177"/>
                           <a:stretch>
                             <a:fillRect/>
                           </a:stretch>
@@ -14814,12 +14398,12 @@
               <w:t xml:space="preserve">Posterior predictive checks for Modified Rankin Score at 90 Days</w:t>
             </w:r>
           </w:p>
-          <w:bookmarkEnd w:id="186"/>
+          <w:bookmarkEnd w:id="180"/>
         </w:tc>
       </w:tr>
     </w:tbl>
-    <w:bookmarkEnd w:id="187"/>
-    <w:bookmarkStart w:id="192" w:name="euroqol-moblity-90"/>
+    <w:bookmarkEnd w:id="181"/>
+    <w:bookmarkStart w:id="186" w:name="euroqol-moblity-90"/>
     <w:p>
       <w:pPr>
         <w:pStyle w:val="Heading4"/>
@@ -14841,7 +14425,7 @@
       <w:tr>
         <w:tc>
           <w:tcPr/>
-          <w:bookmarkStart w:id="191" w:name="tbl-euro-mobility-checks"/>
+          <w:bookmarkStart w:id="185" w:name="tbl-euro-mobility-checks"/>
           <w:p>
             <w:pPr>
               <w:jc w:val="center"/>
@@ -14865,18 +14449,18 @@
                 <wp:inline>
                   <wp:extent cx="4620126" cy="3696101"/>
                   <wp:effectExtent b="0" l="0" r="0" t="0"/>
-                  <wp:docPr descr="Posterior predictive checks for EuroQOL — Mobility at 90 Days" title="" id="189" name="Picture"/>
+                  <wp:docPr descr="Posterior predictive checks for EuroQOL — Mobility at 90 Days" title="" id="183" name="Picture"/>
                   <a:graphic>
                     <a:graphicData uri="http://schemas.openxmlformats.org/drawingml/2006/picture">
                       <pic:pic>
                         <pic:nvPicPr>
-                          <pic:cNvPr descr="manuscript_supplement_files/figure-docx/tbl-euro-mobility-checks-1.png" id="190" name="Picture"/>
+                          <pic:cNvPr descr="manuscript_supplement_files/figure-docx/tbl-euro-mobility-checks-1.png" id="184" name="Picture"/>
                           <pic:cNvPicPr>
                             <a:picLocks noChangeArrowheads="1" noChangeAspect="1"/>
                           </pic:cNvPicPr>
                         </pic:nvPicPr>
                         <pic:blipFill>
-                          <a:blip r:embed="rId188"/>
+                          <a:blip r:embed="rId182"/>
                           <a:stretch>
                             <a:fillRect/>
                           </a:stretch>
@@ -14912,12 +14496,12 @@
               <w:t xml:space="preserve">Posterior predictive checks for EuroQOL — Mobility at 90 Days</w:t>
             </w:r>
           </w:p>
-          <w:bookmarkEnd w:id="191"/>
+          <w:bookmarkEnd w:id="185"/>
         </w:tc>
       </w:tr>
     </w:tbl>
-    <w:bookmarkEnd w:id="192"/>
-    <w:bookmarkStart w:id="197" w:name="euroqol-self-care-90-1"/>
+    <w:bookmarkEnd w:id="186"/>
+    <w:bookmarkStart w:id="191" w:name="euroqol-self-care-90-1"/>
     <w:p>
       <w:pPr>
         <w:pStyle w:val="Heading4"/>
@@ -14939,7 +14523,7 @@
       <w:tr>
         <w:tc>
           <w:tcPr/>
-          <w:bookmarkStart w:id="196" w:name="tbl-euro-selfcare-checks"/>
+          <w:bookmarkStart w:id="190" w:name="tbl-euro-selfcare-checks"/>
           <w:p>
             <w:pPr>
               <w:jc w:val="center"/>
@@ -14963,18 +14547,18 @@
                 <wp:inline>
                   <wp:extent cx="4620126" cy="3696101"/>
                   <wp:effectExtent b="0" l="0" r="0" t="0"/>
-                  <wp:docPr descr="Posterior predictive checks for EuroQOL — Self-Care at 90 Days" title="" id="194" name="Picture"/>
+                  <wp:docPr descr="Posterior predictive checks for EuroQOL — Self-Care at 90 Days" title="" id="188" name="Picture"/>
                   <a:graphic>
                     <a:graphicData uri="http://schemas.openxmlformats.org/drawingml/2006/picture">
                       <pic:pic>
                         <pic:nvPicPr>
-                          <pic:cNvPr descr="manuscript_supplement_files/figure-docx/tbl-euro-selfcare-checks-1.png" id="195" name="Picture"/>
+                          <pic:cNvPr descr="manuscript_supplement_files/figure-docx/tbl-euro-selfcare-checks-1.png" id="189" name="Picture"/>
                           <pic:cNvPicPr>
                             <a:picLocks noChangeArrowheads="1" noChangeAspect="1"/>
                           </pic:cNvPicPr>
                         </pic:nvPicPr>
                         <pic:blipFill>
-                          <a:blip r:embed="rId193"/>
+                          <a:blip r:embed="rId187"/>
                           <a:stretch>
                             <a:fillRect/>
                           </a:stretch>
@@ -15010,12 +14594,12 @@
               <w:t xml:space="preserve">Posterior predictive checks for EuroQOL — Self-Care at 90 Days</w:t>
             </w:r>
           </w:p>
-          <w:bookmarkEnd w:id="196"/>
+          <w:bookmarkEnd w:id="190"/>
         </w:tc>
       </w:tr>
     </w:tbl>
-    <w:bookmarkEnd w:id="197"/>
-    <w:bookmarkStart w:id="202" w:name="euroqol-usual-activities-90-1"/>
+    <w:bookmarkEnd w:id="191"/>
+    <w:bookmarkStart w:id="196" w:name="euroqol-usual-activities-90-1"/>
     <w:p>
       <w:pPr>
         <w:pStyle w:val="Heading4"/>
@@ -15037,7 +14621,7 @@
       <w:tr>
         <w:tc>
           <w:tcPr/>
-          <w:bookmarkStart w:id="201" w:name="tbl-euro-usual-checks"/>
+          <w:bookmarkStart w:id="195" w:name="tbl-euro-usual-checks"/>
           <w:p>
             <w:pPr>
               <w:jc w:val="center"/>
@@ -15061,18 +14645,18 @@
                 <wp:inline>
                   <wp:extent cx="4620126" cy="3696101"/>
                   <wp:effectExtent b="0" l="0" r="0" t="0"/>
-                  <wp:docPr descr="Posterior predictive checks for EuroQOL — Usual Activities at 90 Days" title="" id="199" name="Picture"/>
+                  <wp:docPr descr="Posterior predictive checks for EuroQOL — Usual Activities at 90 Days" title="" id="193" name="Picture"/>
                   <a:graphic>
                     <a:graphicData uri="http://schemas.openxmlformats.org/drawingml/2006/picture">
                       <pic:pic>
                         <pic:nvPicPr>
-                          <pic:cNvPr descr="manuscript_supplement_files/figure-docx/tbl-euro-usual-checks-1.png" id="200" name="Picture"/>
+                          <pic:cNvPr descr="manuscript_supplement_files/figure-docx/tbl-euro-usual-checks-1.png" id="194" name="Picture"/>
                           <pic:cNvPicPr>
                             <a:picLocks noChangeArrowheads="1" noChangeAspect="1"/>
                           </pic:cNvPicPr>
                         </pic:nvPicPr>
                         <pic:blipFill>
-                          <a:blip r:embed="rId198"/>
+                          <a:blip r:embed="rId192"/>
                           <a:stretch>
                             <a:fillRect/>
                           </a:stretch>
@@ -15108,12 +14692,12 @@
               <w:t xml:space="preserve">Posterior predictive checks for EuroQOL — Usual Activities at 90 Days</w:t>
             </w:r>
           </w:p>
-          <w:bookmarkEnd w:id="201"/>
+          <w:bookmarkEnd w:id="195"/>
         </w:tc>
       </w:tr>
     </w:tbl>
-    <w:bookmarkEnd w:id="202"/>
-    <w:bookmarkStart w:id="207" w:name="euroqol-paindiscomfort-90-1"/>
+    <w:bookmarkEnd w:id="196"/>
+    <w:bookmarkStart w:id="201" w:name="euroqol-paindiscomfort-90-1"/>
     <w:p>
       <w:pPr>
         <w:pStyle w:val="Heading4"/>
@@ -15135,7 +14719,7 @@
       <w:tr>
         <w:tc>
           <w:tcPr/>
-          <w:bookmarkStart w:id="206" w:name="tbl-euro-pain-checks"/>
+          <w:bookmarkStart w:id="200" w:name="tbl-euro-pain-checks"/>
           <w:p>
             <w:pPr>
               <w:jc w:val="center"/>
@@ -15159,18 +14743,18 @@
                 <wp:inline>
                   <wp:extent cx="4620126" cy="3696101"/>
                   <wp:effectExtent b="0" l="0" r="0" t="0"/>
-                  <wp:docPr descr="Posterior predictive checks for EuroQOL — Pain/Discomfort at 90 Days" title="" id="204" name="Picture"/>
+                  <wp:docPr descr="Posterior predictive checks for EuroQOL — Pain/Discomfort at 90 Days" title="" id="198" name="Picture"/>
                   <a:graphic>
                     <a:graphicData uri="http://schemas.openxmlformats.org/drawingml/2006/picture">
                       <pic:pic>
                         <pic:nvPicPr>
-                          <pic:cNvPr descr="manuscript_supplement_files/figure-docx/tbl-euro-pain-checks-1.png" id="205" name="Picture"/>
+                          <pic:cNvPr descr="manuscript_supplement_files/figure-docx/tbl-euro-pain-checks-1.png" id="199" name="Picture"/>
                           <pic:cNvPicPr>
                             <a:picLocks noChangeArrowheads="1" noChangeAspect="1"/>
                           </pic:cNvPicPr>
                         </pic:nvPicPr>
                         <pic:blipFill>
-                          <a:blip r:embed="rId203"/>
+                          <a:blip r:embed="rId197"/>
                           <a:stretch>
                             <a:fillRect/>
                           </a:stretch>
@@ -15206,12 +14790,12 @@
               <w:t xml:space="preserve">Posterior predictive checks for EuroQOL — Pain/Discomfort at 90 Days</w:t>
             </w:r>
           </w:p>
-          <w:bookmarkEnd w:id="206"/>
+          <w:bookmarkEnd w:id="200"/>
         </w:tc>
       </w:tr>
     </w:tbl>
-    <w:bookmarkEnd w:id="207"/>
-    <w:bookmarkStart w:id="212" w:name="euroqol-anxietydespression-90"/>
+    <w:bookmarkEnd w:id="201"/>
+    <w:bookmarkStart w:id="206" w:name="euroqol-anxietydespression-90"/>
     <w:p>
       <w:pPr>
         <w:pStyle w:val="Heading4"/>
@@ -15233,7 +14817,7 @@
       <w:tr>
         <w:tc>
           <w:tcPr/>
-          <w:bookmarkStart w:id="211" w:name="tbl-euro-anxiety-checks"/>
+          <w:bookmarkStart w:id="205" w:name="tbl-euro-anxiety-checks"/>
           <w:p>
             <w:pPr>
               <w:jc w:val="center"/>
@@ -15257,18 +14841,18 @@
                 <wp:inline>
                   <wp:extent cx="4620126" cy="3696101"/>
                   <wp:effectExtent b="0" l="0" r="0" t="0"/>
-                  <wp:docPr descr="Posterior predictive checks for EuroQOL — Anxiety/Depression at 90 Days" title="" id="209" name="Picture"/>
+                  <wp:docPr descr="Posterior predictive checks for EuroQOL — Anxiety/Depression at 90 Days" title="" id="203" name="Picture"/>
                   <a:graphic>
                     <a:graphicData uri="http://schemas.openxmlformats.org/drawingml/2006/picture">
                       <pic:pic>
                         <pic:nvPicPr>
-                          <pic:cNvPr descr="manuscript_supplement_files/figure-docx/tbl-euro-anxiety-checks-1.png" id="210" name="Picture"/>
+                          <pic:cNvPr descr="manuscript_supplement_files/figure-docx/tbl-euro-anxiety-checks-1.png" id="204" name="Picture"/>
                           <pic:cNvPicPr>
                             <a:picLocks noChangeArrowheads="1" noChangeAspect="1"/>
                           </pic:cNvPicPr>
                         </pic:nvPicPr>
                         <pic:blipFill>
-                          <a:blip r:embed="rId208"/>
+                          <a:blip r:embed="rId202"/>
                           <a:stretch>
                             <a:fillRect/>
                           </a:stretch>
@@ -15304,38 +14888,18 @@
               <w:t xml:space="preserve">Posterior predictive checks for EuroQOL — Anxiety/Depression at 90 Days</w:t>
             </w:r>
           </w:p>
-          <w:bookmarkEnd w:id="211"/>
+          <w:bookmarkEnd w:id="205"/>
         </w:tc>
       </w:tr>
     </w:tbl>
-    <w:bookmarkEnd w:id="212"/>
-    <w:bookmarkStart w:id="217" w:name="euroqol-vas-90-1"/>
+    <w:bookmarkEnd w:id="206"/>
+    <w:bookmarkStart w:id="211" w:name="euroqol-vas-90-1"/>
     <w:p>
       <w:pPr>
         <w:pStyle w:val="Heading4"/>
       </w:pPr>
       <w:r>
         <w:t xml:space="preserve">EuroQOL VAS 90</w:t>
-      </w:r>
-    </w:p>
-    <w:p>
-      <w:pPr>
-        <w:pStyle w:val="SourceCode"/>
-      </w:pPr>
-      <w:r>
-        <w:rPr>
-          <w:rStyle w:val="VerbatimChar"/>
-        </w:rPr>
-        <w:t xml:space="preserve">`stat_bin()` using `bins = 30`. Pick better value `binwidth`.</w:t>
-      </w:r>
-      <w:r>
-        <w:br/>
-      </w:r>
-      <w:r>
-        <w:rPr>
-          <w:rStyle w:val="VerbatimChar"/>
-        </w:rPr>
-        <w:t xml:space="preserve">`stat_bin()` using `bins = 30`. Pick better value `binwidth`.</w:t>
       </w:r>
     </w:p>
     <w:tbl>
@@ -15351,7 +14915,7 @@
       <w:tr>
         <w:tc>
           <w:tcPr/>
-          <w:bookmarkStart w:id="216" w:name="tbl-euro-vas-checks"/>
+          <w:bookmarkStart w:id="210" w:name="tbl-euro-vas-checks"/>
           <w:p>
             <w:pPr>
               <w:jc w:val="center"/>
@@ -15375,18 +14939,18 @@
                 <wp:inline>
                   <wp:extent cx="4620126" cy="3696101"/>
                   <wp:effectExtent b="0" l="0" r="0" t="0"/>
-                  <wp:docPr descr="Posterior predictive checks for EuroQOL — VAS at 90 Days" title="" id="214" name="Picture"/>
+                  <wp:docPr descr="Posterior predictive checks for EuroQOL — VAS at 90 Days" title="" id="208" name="Picture"/>
                   <a:graphic>
                     <a:graphicData uri="http://schemas.openxmlformats.org/drawingml/2006/picture">
                       <pic:pic>
                         <pic:nvPicPr>
-                          <pic:cNvPr descr="manuscript_supplement_files/figure-docx/tbl-euro-vas-checks-1.png" id="215" name="Picture"/>
+                          <pic:cNvPr descr="manuscript_supplement_files/figure-docx/tbl-euro-vas-checks-1.png" id="209" name="Picture"/>
                           <pic:cNvPicPr>
                             <a:picLocks noChangeArrowheads="1" noChangeAspect="1"/>
                           </pic:cNvPicPr>
                         </pic:nvPicPr>
                         <pic:blipFill>
-                          <a:blip r:embed="rId213"/>
+                          <a:blip r:embed="rId207"/>
                           <a:stretch>
                             <a:fillRect/>
                           </a:stretch>
@@ -15422,14 +14986,14 @@
               <w:t xml:space="preserve">Posterior predictive checks for EuroQOL — VAS at 90 Days</w:t>
             </w:r>
           </w:p>
-          <w:bookmarkEnd w:id="216"/>
+          <w:bookmarkEnd w:id="210"/>
         </w:tc>
       </w:tr>
     </w:tbl>
-    <w:bookmarkEnd w:id="217"/>
-    <w:bookmarkEnd w:id="218"/>
-    <w:bookmarkEnd w:id="219"/>
-    <w:bookmarkStart w:id="253" w:name="sensitivity-analyses"/>
+    <w:bookmarkEnd w:id="211"/>
+    <w:bookmarkEnd w:id="212"/>
+    <w:bookmarkEnd w:id="213"/>
+    <w:bookmarkStart w:id="243" w:name="sensitivity-analyses"/>
     <w:p>
       <w:pPr>
         <w:pStyle w:val="Heading2"/>
@@ -15446,7 +15010,7 @@
         <w:t xml:space="preserve">To assess the robustness of our findings for the primary outcome, we conducted several sensitivity analyses. First, we repeated the primary analysis using three alternative prior distributions: a left-hemisphere prior, a right-hemisphere prior, and a flat (minimally informative) prior. This allowed us to evaluate the influence of different initial beliefs on the resulting posterior distributions. Second, we explored an alternative covariate adjustment set based on a minimal adjustment set identified from our directed acyclic graphs (DAGs) to ensure our results were not dependent on the specific model specification. Third, as described in the primary manuscript, the primary analysis used MICE-imputed data; we performed a complete-case sensitivity analysis (excluding patients with missing outcomes) to confirm that our findings were not unduly influenced by the imputation assumptions. Finally, to evaluate the potential impact of center-level clustering, we performed a site-level random-effect sensitivity analysis restricted to the ATACH-2 cohort, where hospital site identifiers were available. The results of these sensitivity analyses were consistent with our primary findings, demonstrating the robustness of our conclusions.</w:t>
       </w:r>
     </w:p>
-    <w:bookmarkStart w:id="221" w:name="X5b3d359d4158f9e16fdc25061ba2fd94a0bee03"/>
+    <w:bookmarkStart w:id="215" w:name="X5b3d359d4158f9e16fdc25061ba2fd94a0bee03"/>
     <w:p>
       <w:pPr>
         <w:pStyle w:val="Heading3"/>
@@ -15492,7 +15056,7 @@
       <w:tr>
         <w:tc>
           <w:tcPr/>
-          <w:bookmarkStart w:id="220" w:name="tbl-subgroup-interactions"/>
+          <w:bookmarkStart w:id="214" w:name="tbl-subgroup-interactions"/>
           <w:p>
             <w:pPr>
               <w:jc w:val="center"/>
@@ -17019,7 +16583,7 @@
               </w:tc>
             </w:tr>
           </w:tbl>
-          <w:bookmarkEnd w:id="220"/>
+          <w:bookmarkEnd w:id="214"/>
         </w:tc>
       </w:tr>
     </w:tbl>
@@ -17031,8 +16595,8 @@
         <w:t xml:space="preserve">The laterality association with neurosurgical intervention was directionally consistent across ICH location and study subgroups. While the point estimates suggested a potentially larger laterality effect for lobar hemorrhages relative to basal ganglia hemorrhages, the interaction ROR credible intervals were wide and included 1, indicating that the observed subgroup differences were not statistically distinguishable. Similarly, the laterality effect was consistent between the ATACH-2 and ERICH cohorts, with no evidence of meaningful effect modification by study source.</w:t>
       </w:r>
     </w:p>
-    <w:bookmarkEnd w:id="221"/>
-    <w:bookmarkStart w:id="228" w:name="table-2-with-different-priors"/>
+    <w:bookmarkEnd w:id="215"/>
+    <w:bookmarkStart w:id="222" w:name="table-2-with-different-priors"/>
     <w:p>
       <w:pPr>
         <w:pStyle w:val="Heading3"/>
@@ -17041,7 +16605,7 @@
         <w:t xml:space="preserve">Table 2 with Different Priors</w:t>
       </w:r>
     </w:p>
-    <w:bookmarkStart w:id="223" w:name="left-hemisphere-prior-1"/>
+    <w:bookmarkStart w:id="217" w:name="left-hemisphere-prior-1"/>
     <w:p>
       <w:pPr>
         <w:pStyle w:val="Heading4"/>
@@ -17063,7 +16627,7 @@
       <w:tr>
         <w:tc>
           <w:tcPr/>
-          <w:bookmarkStart w:id="222" w:name="tbl-2-left-prior"/>
+          <w:bookmarkStart w:id="216" w:name="tbl-2-left-prior"/>
           <w:p>
             <w:pPr>
               <w:jc w:val="center"/>
@@ -18501,12 +18065,12 @@
               </w:tc>
             </w:tr>
           </w:tbl>
-          <w:bookmarkEnd w:id="222"/>
+          <w:bookmarkEnd w:id="216"/>
         </w:tc>
       </w:tr>
     </w:tbl>
-    <w:bookmarkEnd w:id="223"/>
-    <w:bookmarkStart w:id="225" w:name="right-hemisphere-prior-1"/>
+    <w:bookmarkEnd w:id="217"/>
+    <w:bookmarkStart w:id="219" w:name="right-hemisphere-prior-1"/>
     <w:p>
       <w:pPr>
         <w:pStyle w:val="Heading4"/>
@@ -18528,7 +18092,7 @@
       <w:tr>
         <w:tc>
           <w:tcPr/>
-          <w:bookmarkStart w:id="224" w:name="tbl-2-right-prior"/>
+          <w:bookmarkStart w:id="218" w:name="tbl-2-right-prior"/>
           <w:p>
             <w:pPr>
               <w:jc w:val="center"/>
@@ -19966,18 +19530,18 @@
               </w:tc>
             </w:tr>
           </w:tbl>
-          <w:bookmarkEnd w:id="224"/>
+          <w:bookmarkEnd w:id="218"/>
         </w:tc>
       </w:tr>
     </w:tbl>
-    <w:bookmarkEnd w:id="225"/>
-    <w:bookmarkStart w:id="227" w:name="flat-prior-1"/>
+    <w:bookmarkEnd w:id="219"/>
+    <w:bookmarkStart w:id="221" w:name="diffuse-prior-1"/>
     <w:p>
       <w:pPr>
         <w:pStyle w:val="Heading4"/>
       </w:pPr>
       <w:r>
-        <w:t xml:space="preserve">Flat Prior</w:t>
+        <w:t xml:space="preserve">Diffuse Prior</w:t>
       </w:r>
     </w:p>
     <w:tbl>
@@ -19993,7 +19557,7 @@
       <w:tr>
         <w:tc>
           <w:tcPr/>
-          <w:bookmarkStart w:id="226" w:name="tbl-2-flat-prior"/>
+          <w:bookmarkStart w:id="220" w:name="tbl-2-flat-prior"/>
           <w:p>
             <w:pPr>
               <w:jc w:val="center"/>
@@ -21431,13 +20995,13 @@
               </w:tc>
             </w:tr>
           </w:tbl>
-          <w:bookmarkEnd w:id="226"/>
+          <w:bookmarkEnd w:id="220"/>
         </w:tc>
       </w:tr>
     </w:tbl>
-    <w:bookmarkEnd w:id="227"/>
-    <w:bookmarkEnd w:id="228"/>
-    <w:bookmarkStart w:id="235" w:name="table-3-with-different-priors"/>
+    <w:bookmarkEnd w:id="221"/>
+    <w:bookmarkEnd w:id="222"/>
+    <w:bookmarkStart w:id="229" w:name="table-3-with-different-priors"/>
     <w:p>
       <w:pPr>
         <w:pStyle w:val="Heading3"/>
@@ -21446,7 +21010,7 @@
         <w:t xml:space="preserve">Table 3 with Different Priors</w:t>
       </w:r>
     </w:p>
-    <w:bookmarkStart w:id="230" w:name="left-hemisphere-prior-2"/>
+    <w:bookmarkStart w:id="224" w:name="left-hemisphere-prior-2"/>
     <w:p>
       <w:pPr>
         <w:pStyle w:val="Heading4"/>
@@ -21468,7 +21032,7 @@
       <w:tr>
         <w:tc>
           <w:tcPr/>
-          <w:bookmarkStart w:id="229" w:name="tbl-4-left-prior"/>
+          <w:bookmarkStart w:id="223" w:name="tbl-4-left-prior"/>
           <w:p>
             <w:pPr>
               <w:jc w:val="center"/>
@@ -22518,12 +22082,12 @@
               </w:tc>
             </w:tr>
           </w:tbl>
-          <w:bookmarkEnd w:id="229"/>
+          <w:bookmarkEnd w:id="223"/>
         </w:tc>
       </w:tr>
     </w:tbl>
-    <w:bookmarkEnd w:id="230"/>
-    <w:bookmarkStart w:id="232" w:name="right-hemisphere-prior-2"/>
+    <w:bookmarkEnd w:id="224"/>
+    <w:bookmarkStart w:id="226" w:name="right-hemisphere-prior-2"/>
     <w:p>
       <w:pPr>
         <w:pStyle w:val="Heading4"/>
@@ -22545,7 +22109,7 @@
       <w:tr>
         <w:tc>
           <w:tcPr/>
-          <w:bookmarkStart w:id="231" w:name="tbl-4-right-prior"/>
+          <w:bookmarkStart w:id="225" w:name="tbl-4-right-prior"/>
           <w:p>
             <w:pPr>
               <w:jc w:val="center"/>
@@ -23595,18 +23159,18 @@
               </w:tc>
             </w:tr>
           </w:tbl>
-          <w:bookmarkEnd w:id="231"/>
+          <w:bookmarkEnd w:id="225"/>
         </w:tc>
       </w:tr>
     </w:tbl>
-    <w:bookmarkEnd w:id="232"/>
-    <w:bookmarkStart w:id="234" w:name="flat-prior-2"/>
+    <w:bookmarkEnd w:id="226"/>
+    <w:bookmarkStart w:id="228" w:name="diffuse-prior-2"/>
     <w:p>
       <w:pPr>
         <w:pStyle w:val="Heading4"/>
       </w:pPr>
       <w:r>
-        <w:t xml:space="preserve">Flat Prior</w:t>
+        <w:t xml:space="preserve">Diffuse Prior</w:t>
       </w:r>
     </w:p>
     <w:tbl>
@@ -23622,7 +23186,7 @@
       <w:tr>
         <w:tc>
           <w:tcPr/>
-          <w:bookmarkStart w:id="233" w:name="tbl-4-flat-prior"/>
+          <w:bookmarkStart w:id="227" w:name="tbl-4-flat-prior"/>
           <w:p>
             <w:pPr>
               <w:jc w:val="center"/>
@@ -24672,13 +24236,13 @@
               </w:tc>
             </w:tr>
           </w:tbl>
-          <w:bookmarkEnd w:id="233"/>
+          <w:bookmarkEnd w:id="227"/>
         </w:tc>
       </w:tr>
     </w:tbl>
-    <w:bookmarkEnd w:id="234"/>
-    <w:bookmarkEnd w:id="235"/>
-    <w:bookmarkStart w:id="237" w:name="complete-case-sensitivity-analysis"/>
+    <w:bookmarkEnd w:id="228"/>
+    <w:bookmarkEnd w:id="229"/>
+    <w:bookmarkStart w:id="231" w:name="complete-case-sensitivity-analysis"/>
     <w:p>
       <w:pPr>
         <w:pStyle w:val="Heading3"/>
@@ -24708,7 +24272,7 @@
       <w:tr>
         <w:tc>
           <w:tcPr/>
-          <w:bookmarkStart w:id="236" w:name="tbl-complete-case-sensitivity"/>
+          <w:bookmarkStart w:id="230" w:name="tbl-complete-case-sensitivity"/>
           <w:p>
             <w:pPr>
               <w:jc w:val="center"/>
@@ -26146,12 +25710,12 @@
               </w:tc>
             </w:tr>
           </w:tbl>
-          <w:bookmarkEnd w:id="236"/>
+          <w:bookmarkEnd w:id="230"/>
         </w:tc>
       </w:tr>
     </w:tbl>
-    <w:bookmarkEnd w:id="237"/>
-    <w:bookmarkStart w:id="252" w:name="X4e88bd9f1bd9c8616b387592e093bccc624350b"/>
+    <w:bookmarkEnd w:id="231"/>
+    <w:bookmarkStart w:id="242" w:name="X4e88bd9f1bd9c8616b387592e093bccc624350b"/>
     <w:p>
       <w:pPr>
         <w:pStyle w:val="Heading3"/>
@@ -26180,7 +25744,7 @@
       <w:pPr>
         <w:numPr>
           <w:ilvl w:val="0"/>
-          <w:numId w:val="1002"/>
+          <w:numId w:val="1001"/>
         </w:numPr>
       </w:pPr>
       <w:r>
@@ -26198,7 +25762,7 @@
       <w:pPr>
         <w:numPr>
           <w:ilvl w:val="0"/>
-          <w:numId w:val="1002"/>
+          <w:numId w:val="1001"/>
         </w:numPr>
       </w:pPr>
       <w:r>
@@ -26233,7 +25797,7 @@
       <w:tr>
         <w:tc>
           <w:tcPr/>
-          <w:bookmarkStart w:id="238" w:name="tbl-atach-site-sensitivity"/>
+          <w:bookmarkStart w:id="232" w:name="tbl-atach-site-sensitivity"/>
           <w:p>
             <w:pPr>
               <w:jc w:val="center"/>
@@ -26813,7 +26377,7 @@
               </w:tc>
             </w:tr>
           </w:tbl>
-          <w:bookmarkEnd w:id="238"/>
+          <w:bookmarkEnd w:id="232"/>
         </w:tc>
       </w:tr>
     </w:tbl>
@@ -26825,8 +26389,8 @@
         <w:t xml:space="preserve">Inclusion of the site-level random intercept slightly attenuated the point estimate for the laterality association and widened the credible interval, which is expected given the additional variance component and the smaller sample size of the ATACH-2 cohort alone. However, the direction, magnitude, and posterior probability of the association remained consistent with the primary analysis, suggesting that site-level clustering does not materially alter the principal finding.</w:t>
       </w:r>
     </w:p>
-    <w:bookmarkStart w:id="251" w:name="refs"/>
-    <w:bookmarkStart w:id="240" w:name="ref-hernanSpecifyingTargetTrial2016"/>
+    <w:bookmarkStart w:id="241" w:name="refs"/>
+    <w:bookmarkStart w:id="234" w:name="ref-tennantUseDirectedAcyclic2021"/>
     <w:p>
       <w:pPr>
         <w:pStyle w:val="Bibliography"/>
@@ -26841,61 +26405,12 @@
         <w:t xml:space="preserve">	</w:t>
       </w:r>
       <w:r>
-        <w:t xml:space="preserve">Hernán MA, Sauer BC, Hernández-Díaz S, Platt R, Shrier I.</w:t>
-      </w:r>
-      <w:r>
-        <w:t xml:space="preserve"> </w:t>
-      </w:r>
-      <w:hyperlink r:id="rId239">
-        <w:r>
-          <w:rPr>
-            <w:rStyle w:val="Hyperlink"/>
-          </w:rPr>
-          <w:t xml:space="preserve">Specifying a target trial prevents immortal time bias and other self-inflicted injuries in observational analyses</w:t>
-        </w:r>
-      </w:hyperlink>
-      <w:r>
-        <w:t xml:space="preserve">.</w:t>
-      </w:r>
-      <w:r>
-        <w:t xml:space="preserve"> </w:t>
-      </w:r>
-      <w:r>
-        <w:rPr>
-          <w:i/>
-          <w:iCs/>
-        </w:rPr>
-        <w:t xml:space="preserve">Journal of Clinical Epidemiology</w:t>
-      </w:r>
-      <w:r>
-        <w:t xml:space="preserve">. 2016;79:70–75.</w:t>
-      </w:r>
-      <w:r>
-        <w:t xml:space="preserve"> </w:t>
-      </w:r>
-    </w:p>
-    <w:bookmarkEnd w:id="240"/>
-    <w:bookmarkStart w:id="242" w:name="ref-tennantUseDirectedAcyclic2021"/>
-    <w:p>
-      <w:pPr>
-        <w:pStyle w:val="Bibliography"/>
-      </w:pPr>
-      <w:r>
-        <w:t xml:space="preserve">2.</w:t>
-      </w:r>
-      <w:r>
-        <w:t xml:space="preserve"> </w:t>
-      </w:r>
-      <w:r>
-        <w:t xml:space="preserve">	</w:t>
-      </w:r>
-      <w:r>
         <w:t xml:space="preserve">Tennant PWG, Murray EJ, Arnold KF, Berrie L, Fox MP, Gadd SC, Harrison WJ, Keeble C, Ranker LR, Textor J, et al.</w:t>
       </w:r>
       <w:r>
         <w:t xml:space="preserve"> </w:t>
       </w:r>
-      <w:hyperlink r:id="rId241">
+      <w:hyperlink r:id="rId233">
         <w:r>
           <w:rPr>
             <w:rStyle w:val="Hyperlink"/>
@@ -26935,136 +26450,14 @@
         <w:t xml:space="preserve"> </w:t>
       </w:r>
     </w:p>
-    <w:bookmarkEnd w:id="242"/>
-    <w:bookmarkStart w:id="243" w:name="ref-sauerUseDirectedAcyclic2013"/>
+    <w:bookmarkEnd w:id="234"/>
+    <w:bookmarkStart w:id="236" w:name="ref-zampieriUsingBayesianMethods2021"/>
     <w:p>
       <w:pPr>
         <w:pStyle w:val="Bibliography"/>
       </w:pPr>
       <w:r>
-        <w:t xml:space="preserve">3.</w:t>
-      </w:r>
-      <w:r>
-        <w:t xml:space="preserve"> </w:t>
-      </w:r>
-      <w:r>
-        <w:t xml:space="preserve">	</w:t>
-      </w:r>
-      <w:r>
-        <w:t xml:space="preserve">Sauer B, VanderWeele TJ. Use of</w:t>
-      </w:r>
-      <w:r>
-        <w:t xml:space="preserve"> </w:t>
-      </w:r>
-      <w:r>
-        <w:t xml:space="preserve">Directed Acyclic Graphs</w:t>
-      </w:r>
-      <w:r>
-        <w:t xml:space="preserve">. In: Developing a</w:t>
-      </w:r>
-      <w:r>
-        <w:t xml:space="preserve"> </w:t>
-      </w:r>
-      <w:r>
-        <w:t xml:space="preserve">Protocol</w:t>
-      </w:r>
-      <w:r>
-        <w:t xml:space="preserve"> </w:t>
-      </w:r>
-      <w:r>
-        <w:t xml:space="preserve">for</w:t>
-      </w:r>
-      <w:r>
-        <w:t xml:space="preserve"> </w:t>
-      </w:r>
-      <w:r>
-        <w:t xml:space="preserve">Observational Comparative Effectiveness Research</w:t>
-      </w:r>
-      <w:r>
-        <w:t xml:space="preserve">:</w:t>
-      </w:r>
-      <w:r>
-        <w:t xml:space="preserve"> </w:t>
-      </w:r>
-      <w:r>
-        <w:t xml:space="preserve">A User</w:t>
-      </w:r>
-      <w:r>
-        <w:t xml:space="preserve">’s</w:t>
-      </w:r>
-      <w:r>
-        <w:t xml:space="preserve"> </w:t>
-      </w:r>
-      <w:r>
-        <w:t xml:space="preserve">Guide</w:t>
-      </w:r>
-      <w:r>
-        <w:t xml:space="preserve">.</w:t>
-      </w:r>
-      <w:r>
-        <w:t xml:space="preserve"> </w:t>
-      </w:r>
-      <w:r>
-        <w:t xml:space="preserve">Agency for Healthcare Research and Quality (US)</w:t>
-      </w:r>
-      <w:r>
-        <w:t xml:space="preserve">; 2013.</w:t>
-      </w:r>
-      <w:r>
-        <w:t xml:space="preserve"> </w:t>
-      </w:r>
-    </w:p>
-    <w:bookmarkEnd w:id="243"/>
-    <w:bookmarkStart w:id="244" w:name="ref-barrettCausalInference2025"/>
-    <w:p>
-      <w:pPr>
-        <w:pStyle w:val="Bibliography"/>
-      </w:pPr>
-      <w:r>
-        <w:t xml:space="preserve">4.</w:t>
-      </w:r>
-      <w:r>
-        <w:t xml:space="preserve"> </w:t>
-      </w:r>
-      <w:r>
-        <w:t xml:space="preserve">	</w:t>
-      </w:r>
-      <w:r>
-        <w:t xml:space="preserve">Barrett M, McGowan LD, Gerke T. Causal</w:t>
-      </w:r>
-      <w:r>
-        <w:t xml:space="preserve"> </w:t>
-      </w:r>
-      <w:r>
-        <w:t xml:space="preserve">Inference</w:t>
-      </w:r>
-      <w:r>
-        <w:t xml:space="preserve"> </w:t>
-      </w:r>
-      <w:r>
-        <w:t xml:space="preserve">in</w:t>
-      </w:r>
-      <w:r>
-        <w:t xml:space="preserve"> </w:t>
-      </w:r>
-      <w:r>
-        <w:t xml:space="preserve">R</w:t>
-      </w:r>
-      <w:r>
-        <w:t xml:space="preserve">. 2025.</w:t>
-      </w:r>
-      <w:r>
-        <w:t xml:space="preserve"> </w:t>
-      </w:r>
-    </w:p>
-    <w:bookmarkEnd w:id="244"/>
-    <w:bookmarkStart w:id="246" w:name="ref-zampieriUsingBayesianMethods2021"/>
-    <w:p>
-      <w:pPr>
-        <w:pStyle w:val="Bibliography"/>
-      </w:pPr>
-      <w:r>
-        <w:t xml:space="preserve">5.</w:t>
+        <w:t xml:space="preserve">2.</w:t>
       </w:r>
       <w:r>
         <w:t xml:space="preserve"> </w:t>
@@ -27078,7 +26471,7 @@
       <w:r>
         <w:t xml:space="preserve"> </w:t>
       </w:r>
-      <w:hyperlink r:id="rId245">
+      <w:hyperlink r:id="rId235">
         <w:r>
           <w:rPr>
             <w:rStyle w:val="Hyperlink"/>
@@ -27304,14 +26697,14 @@
         <w:t xml:space="preserve"> </w:t>
       </w:r>
     </w:p>
-    <w:bookmarkEnd w:id="246"/>
-    <w:bookmarkStart w:id="248" w:name="Xfbc06ab4e8a143dd15dec8dfd06cc82cc01ab3c"/>
+    <w:bookmarkEnd w:id="236"/>
+    <w:bookmarkStart w:id="238" w:name="Xfbc06ab4e8a143dd15dec8dfd06cc82cc01ab3c"/>
     <w:p>
       <w:pPr>
         <w:pStyle w:val="Bibliography"/>
       </w:pPr>
       <w:r>
-        <w:t xml:space="preserve">6.</w:t>
+        <w:t xml:space="preserve">3.</w:t>
       </w:r>
       <w:r>
         <w:t xml:space="preserve"> </w:t>
@@ -27325,7 +26718,7 @@
       <w:r>
         <w:t xml:space="preserve"> </w:t>
       </w:r>
-      <w:hyperlink r:id="rId247">
+      <w:hyperlink r:id="rId237">
         <w:r>
           <w:rPr>
             <w:rStyle w:val="Hyperlink"/>
@@ -27365,14 +26758,14 @@
         <w:t xml:space="preserve"> </w:t>
       </w:r>
     </w:p>
-    <w:bookmarkEnd w:id="248"/>
-    <w:bookmarkStart w:id="250" w:name="ref-gelmanBayesianWorkflow2020"/>
+    <w:bookmarkEnd w:id="238"/>
+    <w:bookmarkStart w:id="240" w:name="ref-gelmanBayesianWorkflow2020"/>
     <w:p>
       <w:pPr>
         <w:pStyle w:val="Bibliography"/>
       </w:pPr>
       <w:r>
-        <w:t xml:space="preserve">7.</w:t>
+        <w:t xml:space="preserve">4.</w:t>
       </w:r>
       <w:r>
         <w:t xml:space="preserve"> </w:t>
@@ -27398,7 +26791,7 @@
       <w:r>
         <w:t xml:space="preserve"> </w:t>
       </w:r>
-      <w:hyperlink r:id="rId249">
+      <w:hyperlink r:id="rId239">
         <w:r>
           <w:rPr>
             <w:rStyle w:val="Hyperlink"/>
@@ -27407,11 +26800,11 @@
         </w:r>
       </w:hyperlink>
     </w:p>
-    <w:bookmarkEnd w:id="250"/>
-    <w:bookmarkEnd w:id="251"/>
-    <w:bookmarkEnd w:id="252"/>
-    <w:bookmarkEnd w:id="253"/>
-    <w:bookmarkEnd w:id="254"/>
+    <w:bookmarkEnd w:id="240"/>
+    <w:bookmarkEnd w:id="241"/>
+    <w:bookmarkEnd w:id="242"/>
+    <w:bookmarkEnd w:id="243"/>
+    <w:bookmarkEnd w:id="244"/>
     <w:sectPr>
       <w:footnotePr>
         <w:numFmt w:val="decimal"/>
@@ -27619,36 +27012,6 @@
     <w:abstractNumId w:val="990"/>
   </w:num>
   <w:num w:numId="1001">
-    <w:abstractNumId w:val="99411"/>
-    <w:lvlOverride w:ilvl="0">
-      <w:startOverride w:val="1"/>
-    </w:lvlOverride>
-    <w:lvlOverride w:ilvl="1">
-      <w:startOverride w:val="1"/>
-    </w:lvlOverride>
-    <w:lvlOverride w:ilvl="2">
-      <w:startOverride w:val="1"/>
-    </w:lvlOverride>
-    <w:lvlOverride w:ilvl="3">
-      <w:startOverride w:val="1"/>
-    </w:lvlOverride>
-    <w:lvlOverride w:ilvl="4">
-      <w:startOverride w:val="1"/>
-    </w:lvlOverride>
-    <w:lvlOverride w:ilvl="5">
-      <w:startOverride w:val="1"/>
-    </w:lvlOverride>
-    <w:lvlOverride w:ilvl="6">
-      <w:startOverride w:val="1"/>
-    </w:lvlOverride>
-    <w:lvlOverride w:ilvl="7">
-      <w:startOverride w:val="1"/>
-    </w:lvlOverride>
-    <w:lvlOverride w:ilvl="8">
-      <w:startOverride w:val="1"/>
-    </w:lvlOverride>
-  </w:num>
-  <w:num w:numId="1002">
     <w:abstractNumId w:val="99411"/>
     <w:lvlOverride w:ilvl="0">
       <w:startOverride w:val="1"/>

--- a/manuscripts/manuscript_supplement.docx
+++ b/manuscripts/manuscript_supplement.docx
@@ -137,7 +137,7 @@
         <w:pStyle w:val="FirstParagraph"/>
       </w:pPr>
       <w:r>
-        <w:t xml:space="preserve">We specified the following DAG when examining functional outcomes (e.g., modified Rankin Scale and EuroQOL measures):</w:t>
+        <w:t xml:space="preserve">We specified the following DAG when examining functional outcomes (e.g., modified Rankin scale and EuroQOL measures):</w:t>
       </w:r>
     </w:p>
     <w:p>
@@ -12131,13 +12131,13 @@
       </w:r>
     </w:p>
     <w:bookmarkEnd w:id="86"/>
-    <w:bookmarkStart w:id="90" w:name="comfort-care"/>
+    <w:bookmarkStart w:id="90" w:name="wlst"/>
     <w:p>
       <w:pPr>
         <w:pStyle w:val="Heading4"/>
       </w:pPr>
       <w:r>
-        <w:t xml:space="preserve">Comfort Care</w:t>
+        <w:t xml:space="preserve">WLST</w:t>
       </w:r>
     </w:p>
     <w:p>
@@ -12149,7 +12149,7 @@
           <wp:inline>
             <wp:extent cx="4620126" cy="9240252"/>
             <wp:effectExtent b="0" l="0" r="0" t="0"/>
-            <wp:docPr descr="Posterior diagnostic checks for Comfort Care" title="" id="88" name="Picture"/>
+            <wp:docPr descr="Posterior diagnostic checks for WLST" title="" id="88" name="Picture"/>
             <a:graphic>
               <a:graphicData uri="http://schemas.openxmlformats.org/drawingml/2006/picture">
                 <pic:pic>
@@ -12192,7 +12192,7 @@
         <w:pStyle w:val="ImageCaption"/>
       </w:pPr>
       <w:r>
-        <w:t xml:space="preserve">Posterior diagnostic checks for Comfort Care</w:t>
+        <w:t xml:space="preserve">Posterior diagnostic checks for WLST</w:t>
       </w:r>
     </w:p>
     <w:bookmarkEnd w:id="90"/>
@@ -12344,7 +12344,7 @@
           <wp:inline>
             <wp:extent cx="4620126" cy="9240252"/>
             <wp:effectExtent b="0" l="0" r="0" t="0"/>
-            <wp:docPr descr="Posterior diagnostic checks for Modified Rankin Score at 90 Days" title="" id="100" name="Picture"/>
+            <wp:docPr descr="Posterior diagnostic checks for Modified Rankin Scale at 90 Days" title="" id="100" name="Picture"/>
             <a:graphic>
               <a:graphicData uri="http://schemas.openxmlformats.org/drawingml/2006/picture">
                 <pic:pic>
@@ -12387,7 +12387,7 @@
         <w:pStyle w:val="ImageCaption"/>
       </w:pPr>
       <w:r>
-        <w:t xml:space="preserve">Posterior diagnostic checks for Modified Rankin Score at 90 Days</w:t>
+        <w:t xml:space="preserve">Posterior diagnostic checks for Modified Rankin Scale at 90 Days</w:t>
       </w:r>
     </w:p>
     <w:bookmarkEnd w:id="102"/>
@@ -13051,13 +13051,13 @@
       </w:r>
     </w:p>
     <w:bookmarkEnd w:id="143"/>
-    <w:bookmarkStart w:id="147" w:name="comfort-care-1"/>
+    <w:bookmarkStart w:id="147" w:name="wlst-1"/>
     <w:p>
       <w:pPr>
         <w:pStyle w:val="Heading4"/>
       </w:pPr>
       <w:r>
-        <w:t xml:space="preserve">Comfort Care</w:t>
+        <w:t xml:space="preserve">WLST</w:t>
       </w:r>
     </w:p>
     <w:p>
@@ -13069,7 +13069,7 @@
           <wp:inline>
             <wp:extent cx="4620126" cy="3696101"/>
             <wp:effectExtent b="0" l="0" r="0" t="0"/>
-            <wp:docPr descr="Posterior predictive checks for Comfort Care" title="" id="145" name="Picture"/>
+            <wp:docPr descr="Posterior predictive checks for WLST" title="" id="145" name="Picture"/>
             <a:graphic>
               <a:graphicData uri="http://schemas.openxmlformats.org/drawingml/2006/picture">
                 <pic:pic>
@@ -13112,7 +13112,7 @@
         <w:pStyle w:val="ImageCaption"/>
       </w:pPr>
       <w:r>
-        <w:t xml:space="preserve">Posterior predictive checks for Comfort Care</w:t>
+        <w:t xml:space="preserve">Posterior predictive checks for WLST</w:t>
       </w:r>
     </w:p>
     <w:bookmarkEnd w:id="147"/>
@@ -13264,7 +13264,7 @@
           <wp:inline>
             <wp:extent cx="4620126" cy="3696101"/>
             <wp:effectExtent b="0" l="0" r="0" t="0"/>
-            <wp:docPr descr="Posterior predictive checks for Modified Rankin Score at 90 Days" title="" id="157" name="Picture"/>
+            <wp:docPr descr="Posterior predictive checks for Modified Rankin Scale at 90 Days" title="" id="157" name="Picture"/>
             <a:graphic>
               <a:graphicData uri="http://schemas.openxmlformats.org/drawingml/2006/picture">
                 <pic:pic>
@@ -13307,17 +13307,17 @@
         <w:pStyle w:val="ImageCaption"/>
       </w:pPr>
       <w:r>
-        <w:t xml:space="preserve">Posterior predictive checks for Modified Rankin Score at 90 Days</w:t>
+        <w:t xml:space="preserve">Posterior predictive checks for Modified Rankin Scale at 90 Days</w:t>
       </w:r>
     </w:p>
     <w:bookmarkEnd w:id="159"/>
-    <w:bookmarkStart w:id="163" w:name="euroqol-moblity-90"/>
+    <w:bookmarkStart w:id="163" w:name="euroqol-mobility-90-1"/>
     <w:p>
       <w:pPr>
         <w:pStyle w:val="Heading4"/>
       </w:pPr>
       <w:r>
-        <w:t xml:space="preserve">EuroQOL Moblity 90</w:t>
+        <w:t xml:space="preserve">EuroQOL Mobility 90</w:t>
       </w:r>
     </w:p>
     <w:p>
@@ -13571,13 +13571,13 @@
       </w:r>
     </w:p>
     <w:bookmarkEnd w:id="175"/>
-    <w:bookmarkStart w:id="179" w:name="euroqol-anxietydespression-90"/>
+    <w:bookmarkStart w:id="179" w:name="euroqol-anxietydepression-90-1"/>
     <w:p>
       <w:pPr>
         <w:pStyle w:val="Heading4"/>
       </w:pPr>
       <w:r>
-        <w:t xml:space="preserve">EuroQOL Anxiety/Despression 90</w:t>
+        <w:t xml:space="preserve">EuroQOL Anxiety/Depression 90</w:t>
       </w:r>
     </w:p>
     <w:p>
@@ -13882,7 +13882,7 @@
                       <w:rFonts w:ascii="Calibri" w:hAnsi="Calibri"/>
                       <w:sz w:val="20"/>
                     </w:rPr>
-                    <w:t xml:space="default">aOR (95% CI)</w:t>
+                    <w:t xml:space="default">aOR (95% CrI)</w:t>
                   </w:r>
                   <w:r>
                     <w:rPr>
@@ -13988,7 +13988,7 @@
                       <w:rFonts w:ascii="Calibri" w:hAnsi="Calibri"/>
                       <w:sz w:val="20"/>
                     </w:rPr>
-                    <w:t xml:space="default">Interaction ROR (95% CI)</w:t>
+                    <w:t xml:space="default">Interaction ROR (95% CrI)</w:t>
                   </w:r>
                   <w:r>
                     <w:rPr>
@@ -15223,7 +15223,7 @@
                       <w:rFonts w:ascii="Calibri" w:hAnsi="Calibri"/>
                       <w:sz w:val="20"/>
                     </w:rPr>
-                    <w:t xml:space="default">aOR = adjusted odds ratio, CI = 95% credible interval. Reference Category: Left Hemisphere Laterality</w:t>
+                    <w:t xml:space="default">aOR = adjusted odds ratio, CrI = 95% credible interval. Reference Category: Left Hemisphere Laterality</w:t>
                   </w:r>
                 </w:p>
               </w:tc>
@@ -15528,7 +15528,7 @@
                       <w:rFonts w:ascii="Calibri" w:hAnsi="Calibri"/>
                       <w:sz w:val="20"/>
                     </w:rPr>
-                    <w:t xml:space="preserve">ROPE</w:t>
+                    <w:t xml:space="preserve">Percentage of posterior within ROPE</w:t>
                   </w:r>
                 </w:p>
               </w:tc>
@@ -16993,7 +16993,7 @@
                       <w:rFonts w:ascii="Calibri" w:hAnsi="Calibri"/>
                       <w:sz w:val="20"/>
                     </w:rPr>
-                    <w:t xml:space="preserve">ROPE</w:t>
+                    <w:t xml:space="preserve">Percentage of posterior within ROPE</w:t>
                   </w:r>
                 </w:p>
               </w:tc>
@@ -18458,7 +18458,7 @@
                       <w:rFonts w:ascii="Calibri" w:hAnsi="Calibri"/>
                       <w:sz w:val="20"/>
                     </w:rPr>
-                    <w:t xml:space="preserve">ROPE</w:t>
+                    <w:t xml:space="preserve">Percentage of posterior within ROPE</w:t>
                   </w:r>
                 </w:p>
               </w:tc>
@@ -22966,7 +22966,7 @@
         <w:pStyle w:val="FirstParagraph"/>
       </w:pPr>
       <w:r>
-        <w:t xml:space="preserve">The primary analysis used multiple imputation by chained equations (MICE) with 20 imputed datasets, as described in the main manuscript. As a sensitivity analysis, we repeated the primary models using a complete-case approach (excluding patients with missing outcomes) under the neutral prior with the adjusted covariate set. Three models were fitted to the complete-case data using the following outcomes: neurosurgical intervention, external ventricular drain, and modified Rankin score at 90 days. All models were fitted using Markov Chain Monte Carlo (MCMC) with 4 chains and 5,000 iterations per chain (including a warmup period of 1,000 iterations).</w:t>
+        <w:t xml:space="preserve">The primary analysis used multiple imputation by chained equations (MICE) with 20 imputed datasets, as described in the main manuscript. As a sensitivity analysis, we repeated the primary models using a complete-case approach (excluding patients with missing outcomes) under the neutral prior with the adjusted covariate set. Three models were fitted to the complete-case data using the following outcomes: neurosurgical intervention, external ventricular drain, and modified Rankin scale at 90 days. All models were fitted using Markov Chain Monte Carlo (MCMC) with 4 chains and 5,000 iterations per chain (including a warmup period of 1,000 iterations).</w:t>
       </w:r>
     </w:p>
     <w:tbl>
@@ -23173,7 +23173,7 @@
                       <w:rFonts w:ascii="Calibri" w:hAnsi="Calibri"/>
                       <w:sz w:val="20"/>
                     </w:rPr>
-                    <w:t xml:space="preserve">ROPE</w:t>
+                    <w:t xml:space="preserve">Percentage of posterior within ROPE</w:t>
                   </w:r>
                 </w:p>
               </w:tc>
@@ -24625,7 +24625,7 @@
                       <w:rFonts w:ascii="Calibri" w:hAnsi="Calibri"/>
                       <w:sz w:val="20"/>
                     </w:rPr>
-                    <w:t xml:space="default">aOR (95% CI)</w:t>
+                    <w:t xml:space="default">aOR (95% CrI)</w:t>
                   </w:r>
                   <w:r>
                     <w:rPr>
@@ -25081,7 +25081,7 @@
                       <w:rFonts w:ascii="Calibri" w:hAnsi="Calibri"/>
                       <w:sz w:val="20"/>
                     </w:rPr>
-                    <w:t xml:space="default">aOR = adjusted odds ratio, CI = 95% credible interval.</w:t>
+                    <w:t xml:space="default">aOR = adjusted odds ratio, CrI = 95% credible interval.</w:t>
                   </w:r>
                 </w:p>
               </w:tc>
@@ -25950,7 +25950,7 @@
       <w:outlineLvl w:val="0"/>
     </w:pPr>
     <w:rPr>
-      <w:rFonts w:ascii="Aptos Display" w:asciiTheme="majorAscii" w:cs="" w:cstheme="majorBidi" w:eastAsia="" w:eastAsiaTheme="majorEastAsia" w:hAnsi="Aptos Display" w:hAnsiTheme="majorAscii"/>
+      <w:rFonts w:ascii="Liberation Serif" w:cs="" w:cstheme="majorBidi" w:eastAsia="" w:eastAsiaTheme="majorEastAsia" w:hAnsi="Liberation Serif"/>
       <w:b/>
       <w:bCs/>
       <w:color w:themeColor="accent1" w:themeShade="bf" w:val="0F4761"/>
@@ -25975,7 +25975,7 @@
       <w:outlineLvl w:val="1"/>
     </w:pPr>
     <w:rPr>
-      <w:rFonts w:ascii="Aptos Display" w:asciiTheme="majorAscii" w:cs="" w:cstheme="majorBidi" w:eastAsia="" w:eastAsiaTheme="majorEastAsia" w:hAnsi="Aptos Display" w:hAnsiTheme="majorAscii"/>
+      <w:rFonts w:ascii="Liberation Serif" w:cs="" w:cstheme="majorBidi" w:eastAsia="" w:eastAsiaTheme="majorEastAsia" w:hAnsi="Liberation Serif"/>
       <w:b/>
       <w:bCs/>
       <w:color w:themeColor="accent1" w:themeShade="bf" w:val="0F4761"/>
@@ -26329,16 +26329,15 @@
     <w:qFormat/>
     <w:rPr/>
   </w:style>
-  <w:style w:styleId="FootnoteCharactersuser" w:type="character">
-    <w:name w:val="Footnote Characters (user)"/>
-    <w:basedOn w:val="BodyTextChar"/>
+  <w:style w:styleId="FootnoteCharacters" w:type="character">
+    <w:name w:val="Footnote Characters"/>
     <w:qFormat/>
     <w:rPr>
       <w:vertAlign w:val="superscript"/>
     </w:rPr>
   </w:style>
-  <w:style w:styleId="FootnoteCharacters" w:type="character">
-    <w:name w:val="Footnote Characters"/>
+  <w:style w:styleId="FootnoteCharactersuser" w:type="character">
+    <w:name w:val="Footnote Characters (user)"/>
     <w:qFormat/>
     <w:rPr>
       <w:vertAlign w:val="superscript"/>
@@ -26438,6 +26437,13 @@
       <w:szCs w:val="20"/>
     </w:rPr>
   </w:style>
+  <w:style w:styleId="EndnoteCharactersuser" w:type="character">
+    <w:name w:val="Endnote Characters (user)"/>
+    <w:qFormat/>
+    <w:rPr>
+      <w:vertAlign w:val="superscript"/>
+    </w:rPr>
+  </w:style>
   <w:style w:styleId="EndnoteCharacters" w:type="character">
     <w:name w:val="Endnote Characters"/>
     <w:qFormat/>
@@ -26451,11 +26457,6 @@
       <w:vertAlign w:val="superscript"/>
     </w:rPr>
   </w:style>
-  <w:style w:styleId="EndnoteCharactersuser" w:type="character">
-    <w:name w:val="Endnote Characters (user)"/>
-    <w:qFormat/>
-    <w:rPr/>
-  </w:style>
   <w:style w:styleId="Heading" w:type="paragraph">
     <w:name w:val="Heading"/>
     <w:basedOn w:val="Normal"/>
@@ -26466,7 +26467,7 @@
       <w:spacing w:after="120" w:before="240"/>
     </w:pPr>
     <w:rPr>
-      <w:rFonts w:ascii="Liberation Sans" w:cs="Nunito ExtraLight" w:eastAsia="Nunito ExtraLight" w:hAnsi="Liberation Sans"/>
+      <w:rFonts w:ascii="Liberation Serif" w:cs="Nunito ExtraLight" w:eastAsia="Nunito ExtraLight" w:hAnsi="Liberation Serif"/>
       <w:sz w:val="28"/>
       <w:szCs w:val="28"/>
     </w:rPr>
@@ -26547,7 +26548,7 @@
       <w:jc w:val="left"/>
     </w:pPr>
     <w:rPr>
-      <w:rFonts w:ascii="Aptos Display" w:asciiTheme="majorAscii" w:cs="" w:cstheme="majorBidi" w:eastAsia="" w:eastAsiaTheme="majorEastAsia" w:hAnsi="Aptos Display" w:hAnsiTheme="majorAscii"/>
+      <w:rFonts w:ascii="Liberation Serif" w:cs="" w:cstheme="majorBidi" w:eastAsia="" w:eastAsiaTheme="majorEastAsia" w:hAnsi="Liberation Serif"/>
       <w:b/>
       <w:bCs/>
       <w:sz w:val="32"/>

--- a/manuscripts/manuscript_supplement.docx
+++ b/manuscripts/manuscript_supplement.docx
@@ -10,7 +10,7 @@
         <w:t xml:space="preserve">Association of Hemispheric Laterality with Neurosurgery in ICH: A Post-Hoc Bayesian Analysis of ATACH-2 and ERICH</w:t>
       </w:r>
     </w:p>
-    <w:bookmarkStart w:id="217" w:name="details-of-statistical-analysis"/>
+    <w:bookmarkStart w:id="218" w:name="details-of-statistical-analysis"/>
     <w:p>
       <w:pPr>
         <w:pStyle w:val="Heading1"/>
@@ -113,13 +113,7 @@
         <w:pStyle w:val="BodyText"/>
       </w:pPr>
       <w:r>
-        <w:t xml:space="preserve">Variables that lie downstream of ICH characteristics and on the causal pathway to surgical decisions — specifically midline shift, hydrocephalus, and eloquent-area involvement — were recognized as mediators and were deliberately excluded from the adjustment set. Conditioning on these variables would partially block the causal path under study and introduce over-adjustment bias.</w:t>
-      </w:r>
-      <w:r>
-        <w:rPr>
-          <w:vertAlign w:val="superscript"/>
-        </w:rPr>
-        <w:t xml:space="preserve">1</w:t>
+        <w:t xml:space="preserve">Data on midline shift, hydrocephalus, and eloquent-area involvement were not available for the analysis.</w:t>
       </w:r>
     </w:p>
     <w:bookmarkEnd w:id="12"/>
@@ -363,7 +357,7 @@
         <w:t xml:space="preserve">A vague prior intended to provide minimal information to the posterior. The coefficient is assigned a Normal(0, 5) distribution, corresponding to a conditional OR of 1 (95% prior probability mass: 0 to 1.803374</w:t>
       </w:r>
       <w:r>
-        <w:t xml:space="preserve">^{4}). An exception applies to the zero-truncated negative binomial model (days of mechanical ventilation), where the diffuse prior standard deviation was restricted to 2 on the log scale to prevent prior predictive counts outside of plausible clinical ranges.</w:t>
+        <w:t xml:space="preserve">^{4}). An exception applies to the zero-inflated negative binomial model (days of mechanical ventilation), where the diffuse prior standard deviation was restricted to 2 on the log scale to prevent prior predictive counts outside of plausible clinical ranges.</w:t>
       </w:r>
     </w:p>
     <w:bookmarkEnd w:id="18"/>
@@ -550,7 +544,7 @@
                       <w:rFonts w:ascii="Calibri" w:hAnsi="Calibri"/>
                       <w:sz w:val="20"/>
                     </w:rPr>
-                    <w:t xml:space="preserve">Probability of difference (aOR &gt; 1)</w:t>
+                    <w:t xml:space="preserve">Posterior Probability of difference (aOR &gt; 1)</w:t>
                   </w:r>
                 </w:p>
               </w:tc>
@@ -573,7 +567,7 @@
                       <w:rFonts w:ascii="Calibri" w:hAnsi="Calibri"/>
                       <w:sz w:val="20"/>
                     </w:rPr>
-                    <w:t xml:space="preserve">Probability of substantial difference (aOR &gt; 1.2)</w:t>
+                    <w:t xml:space="preserve">Posterior Probability of substantial difference (aOR &gt; 1.2)</w:t>
                   </w:r>
                 </w:p>
               </w:tc>
@@ -2786,7 +2780,7 @@
                       <w:sz w:val="20"/>
                       <w:b w:val="true"/>
                     </w:rPr>
-                    <w:t xml:space="default">Euro VAS</w:t>
+                    <w:t xml:space="default">EQ-VAS</w:t>
                   </w:r>
                 </w:p>
               </w:tc>
@@ -2905,7 +2899,7 @@
                       <w:rFonts w:ascii="Calibri" w:hAnsi="Calibri"/>
                       <w:sz w:val="20"/>
                     </w:rPr>
-                    <w:t xml:space="default">Values represent expected effects simulated purely from the prior distributions before encountering the data. Estimates are Prior Odds Ratios (aOR) for ordinal outcomes and Mean Differences for Euro VAS. ROPE indicates region of practical equivalence (0.95 to 1.05 for aOR; ± 2 points for Euro VAS).</w:t>
+                    <w:t xml:space="default">Values represent expected effects simulated purely from the prior distributions before encountering the data. Estimates are Prior Odds Ratios (aOR) for ordinal outcomes and Mean Differences for EQ-VAS. ROPE indicates region of practical equivalence (0.95 to 1.05 for aOR; ± 2 points for EQ-VAS).</w:t>
                   </w:r>
                 </w:p>
               </w:tc>
@@ -3082,7 +3076,7 @@
                       <w:rFonts w:ascii="Calibri" w:hAnsi="Calibri"/>
                       <w:sz w:val="20"/>
                     </w:rPr>
-                    <w:t xml:space="preserve">Probability of difference (aOR &gt; 1)</w:t>
+                    <w:t xml:space="preserve">Posterior Probability of difference (aOR &gt; 1)</w:t>
                   </w:r>
                 </w:p>
               </w:tc>
@@ -3105,7 +3099,7 @@
                       <w:rFonts w:ascii="Calibri" w:hAnsi="Calibri"/>
                       <w:sz w:val="20"/>
                     </w:rPr>
-                    <w:t xml:space="preserve">Probability of substantial difference (aOR &gt; 1.2)</w:t>
+                    <w:t xml:space="preserve">Posterior Probability of substantial difference (aOR &gt; 1.2)</w:t>
                   </w:r>
                 </w:p>
               </w:tc>
@@ -5318,7 +5312,7 @@
                       <w:sz w:val="20"/>
                       <w:b w:val="true"/>
                     </w:rPr>
-                    <w:t xml:space="default">Euro VAS</w:t>
+                    <w:t xml:space="default">EQ-VAS</w:t>
                   </w:r>
                 </w:p>
               </w:tc>
@@ -5437,7 +5431,7 @@
                       <w:rFonts w:ascii="Calibri" w:hAnsi="Calibri"/>
                       <w:sz w:val="20"/>
                     </w:rPr>
-                    <w:t xml:space="default">Values represent expected effects simulated purely from the prior distributions before encountering the data. Estimates are Prior Odds Ratios (aOR) for ordinal outcomes and Mean Differences for Euro VAS. ROPE indicates region of practical equivalence (0.95 to 1.05 for aOR; ± 2 points for Euro VAS).</w:t>
+                    <w:t xml:space="default">Values represent expected effects simulated purely from the prior distributions before encountering the data. Estimates are Prior Odds Ratios (aOR) for ordinal outcomes and Mean Differences for EQ-VAS. ROPE indicates region of practical equivalence (0.95 to 1.05 for aOR; ± 2 points for EQ-VAS).</w:t>
                   </w:r>
                 </w:p>
               </w:tc>
@@ -5614,7 +5608,7 @@
                       <w:rFonts w:ascii="Calibri" w:hAnsi="Calibri"/>
                       <w:sz w:val="20"/>
                     </w:rPr>
-                    <w:t xml:space="preserve">Probability of difference (aOR &gt; 1)</w:t>
+                    <w:t xml:space="preserve">Posterior Probability of difference (aOR &gt; 1)</w:t>
                   </w:r>
                 </w:p>
               </w:tc>
@@ -5637,7 +5631,7 @@
                       <w:rFonts w:ascii="Calibri" w:hAnsi="Calibri"/>
                       <w:sz w:val="20"/>
                     </w:rPr>
-                    <w:t xml:space="preserve">Probability of substantial difference (aOR &gt; 1.2)</w:t>
+                    <w:t xml:space="preserve">Posterior Probability of substantial difference (aOR &gt; 1.2)</w:t>
                   </w:r>
                 </w:p>
               </w:tc>
@@ -7850,7 +7844,7 @@
                       <w:sz w:val="20"/>
                       <w:b w:val="true"/>
                     </w:rPr>
-                    <w:t xml:space="default">Euro VAS</w:t>
+                    <w:t xml:space="default">EQ-VAS</w:t>
                   </w:r>
                 </w:p>
               </w:tc>
@@ -7969,7 +7963,7 @@
                       <w:rFonts w:ascii="Calibri" w:hAnsi="Calibri"/>
                       <w:sz w:val="20"/>
                     </w:rPr>
-                    <w:t xml:space="default">Values represent expected effects simulated purely from the prior distributions before encountering the data. Estimates are Prior Odds Ratios (aOR) for ordinal outcomes and Mean Differences for Euro VAS. ROPE indicates region of practical equivalence (0.95 to 1.05 for aOR; ± 2 points for Euro VAS).</w:t>
+                    <w:t xml:space="default">Values represent expected effects simulated purely from the prior distributions before encountering the data. Estimates are Prior Odds Ratios (aOR) for ordinal outcomes and Mean Differences for EQ-VAS. ROPE indicates region of practical equivalence (0.95 to 1.05 for aOR; ± 2 points for EQ-VAS).</w:t>
                   </w:r>
                 </w:p>
               </w:tc>
@@ -8146,7 +8140,7 @@
                       <w:rFonts w:ascii="Calibri" w:hAnsi="Calibri"/>
                       <w:sz w:val="20"/>
                     </w:rPr>
-                    <w:t xml:space="preserve">Probability of difference (aOR &gt; 1)</w:t>
+                    <w:t xml:space="preserve">Posterior Probability of difference (aOR &gt; 1)</w:t>
                   </w:r>
                 </w:p>
               </w:tc>
@@ -8169,7 +8163,7 @@
                       <w:rFonts w:ascii="Calibri" w:hAnsi="Calibri"/>
                       <w:sz w:val="20"/>
                     </w:rPr>
-                    <w:t xml:space="preserve">Probability of substantial difference (aOR &gt; 1.2)</w:t>
+                    <w:t xml:space="preserve">Posterior Probability of substantial difference (aOR &gt; 1.2)</w:t>
                   </w:r>
                 </w:p>
               </w:tc>
@@ -10382,7 +10376,7 @@
                       <w:sz w:val="20"/>
                       <w:b w:val="true"/>
                     </w:rPr>
-                    <w:t xml:space="default">Euro VAS</w:t>
+                    <w:t xml:space="default">EQ-VAS</w:t>
                   </w:r>
                 </w:p>
               </w:tc>
@@ -10501,7 +10495,7 @@
                       <w:rFonts w:ascii="Calibri" w:hAnsi="Calibri"/>
                       <w:sz w:val="20"/>
                     </w:rPr>
-                    <w:t xml:space="default">Values represent expected effects simulated purely from the prior distributions before encountering the data. Estimates are Prior Odds Ratios (aOR) for ordinal outcomes and Mean Differences for Euro VAS. ROPE indicates region of practical equivalence (0.95 to 1.05 for aOR; ± 2 points for Euro VAS).</w:t>
+                    <w:t xml:space="default">Values represent expected effects simulated purely from the prior distributions before encountering the data. Estimates are Prior Odds Ratios (aOR) for ordinal outcomes and Mean Differences for EQ-VAS. ROPE indicates region of practical equivalence (0.95 to 1.05 for aOR; ± 2 points for EQ-VAS).</w:t>
                   </w:r>
                 </w:p>
               </w:tc>
@@ -13703,7 +13697,7 @@
     <w:bookmarkEnd w:id="183"/>
     <w:bookmarkEnd w:id="184"/>
     <w:bookmarkEnd w:id="185"/>
-    <w:bookmarkStart w:id="206" w:name="sensitivity-analyses"/>
+    <w:bookmarkStart w:id="207" w:name="sensitivity-analyses"/>
     <w:p>
       <w:pPr>
         <w:pStyle w:val="Heading2"/>
@@ -13831,7 +13825,7 @@
                   <w:pPr>
                     <w:spacing w:before="0" w:after="60"/>
                     <w:keepNext/>
-                    <w:jc w:val="start"/>
+                    <w:jc w:val="end"/>
                   </w:pPr>
                   <w:r>
                     <w:rPr>
@@ -13853,7 +13847,7 @@
                   <w:pPr>
                     <w:spacing w:before="0" w:after="60"/>
                     <w:keepNext/>
-                    <w:jc w:val="start"/>
+                    <w:jc w:val="end"/>
                   </w:pPr>
                   <w:r>
                     <w:rPr>
@@ -13875,7 +13869,7 @@
                   <w:pPr>
                     <w:spacing w:before="0" w:after="60"/>
                     <w:keepNext/>
-                    <w:jc w:val="start"/>
+                    <w:jc w:val="end"/>
                   </w:pPr>
                   <w:r>
                     <w:rPr>
@@ -13913,7 +13907,7 @@
                       <w:rFonts w:ascii="Calibri" w:hAnsi="Calibri"/>
                       <w:sz w:val="20"/>
                     </w:rPr>
-                    <w:t xml:space="default">Prob(aOR &gt; 1)</w:t>
+                    <w:t xml:space="default">Probability of difference (aOR &gt; 1)</w:t>
                   </w:r>
                 </w:p>
               </w:tc>
@@ -13935,7 +13929,7 @@
                       <w:rFonts w:ascii="Calibri" w:hAnsi="Calibri"/>
                       <w:sz w:val="20"/>
                     </w:rPr>
-                    <w:t xml:space="default">Prob(aOR &gt; 1.2)</w:t>
+                    <w:t xml:space="default">Probability of a substantial difference (aOR &gt; 1.2)</w:t>
                   </w:r>
                 </w:p>
               </w:tc>
@@ -13957,7 +13951,7 @@
                       <w:rFonts w:ascii="Calibri" w:hAnsi="Calibri"/>
                       <w:sz w:val="20"/>
                     </w:rPr>
-                    <w:t xml:space="default">ROPE</w:t>
+                    <w:t xml:space="default">Percentage of posterior within ROPE</w:t>
                   </w:r>
                   <w:r>
                     <w:rPr>
@@ -14020,7 +14014,7 @@
                       <w:rFonts w:ascii="Calibri" w:hAnsi="Calibri"/>
                       <w:sz w:val="20"/>
                     </w:rPr>
-                    <w:t xml:space="default">Prob(Subgroup aOR &gt; Ref aOR)</w:t>
+                    <w:t xml:space="default">Probability subgroup aOR exceeds reference aOR</w:t>
                   </w:r>
                 </w:p>
               </w:tc>
@@ -14099,7 +14093,7 @@
                   <w:pPr>
                     <w:spacing w:before="0" w:after="60"/>
                     <w:keepNext/>
-                    <w:jc w:val="start"/>
+                    <w:jc w:val="end"/>
                   </w:pPr>
                   <w:r>
                     <w:rPr>
@@ -14123,7 +14117,7 @@
                   <w:pPr>
                     <w:spacing w:before="0" w:after="60"/>
                     <w:keepNext/>
-                    <w:jc w:val="start"/>
+                    <w:jc w:val="end"/>
                   </w:pPr>
                   <w:r>
                     <w:rPr>
@@ -14147,7 +14141,7 @@
                   <w:pPr>
                     <w:spacing w:before="0" w:after="60"/>
                     <w:keepNext/>
-                    <w:jc w:val="start"/>
+                    <w:jc w:val="end"/>
                   </w:pPr>
                   <w:r>
                     <w:rPr>
@@ -14178,55 +14172,55 @@
                       <w:rFonts w:ascii="Calibri" w:hAnsi="Calibri"/>
                       <w:sz w:val="20"/>
                     </w:rPr>
-                    <w:t xml:space="default">1.00</w:t>
-                  </w:r>
-                </w:p>
-              </w:tc>
-              <w:tc>
-                <w:tcPr>
-                  <w:tcBorders>
-                    <w:top w:val="single" w:space="0" w:color="D3D3D3"/>
-                    <w:bottom w:val="single" w:space="0" w:color="D3D3D3"/>
-                    <w:start w:val="single" w:space="0" w:color="D3D3D3"/>
-                    <w:end w:val="single" w:space="0" w:color="D3D3D3"/>
-                  </w:tcBorders>
-                </w:tcPr>
-                <w:p>
-                  <w:pPr>
-                    <w:spacing w:before="0" w:after="60"/>
-                    <w:keepNext/>
-                    <w:jc w:val="start"/>
-                  </w:pPr>
-                  <w:r>
-                    <w:rPr>
-                      <w:rFonts w:ascii="Calibri" w:hAnsi="Calibri"/>
-                      <w:sz w:val="20"/>
-                    </w:rPr>
-                    <w:t xml:space="default">0.96</w:t>
-                  </w:r>
-                </w:p>
-              </w:tc>
-              <w:tc>
-                <w:tcPr>
-                  <w:tcBorders>
-                    <w:top w:val="single" w:space="0" w:color="D3D3D3"/>
-                    <w:bottom w:val="single" w:space="0" w:color="D3D3D3"/>
-                    <w:start w:val="single" w:space="0" w:color="D3D3D3"/>
-                    <w:end w:val="single" w:space="0" w:color="D3D3D3"/>
-                  </w:tcBorders>
-                </w:tcPr>
-                <w:p>
-                  <w:pPr>
-                    <w:spacing w:before="0" w:after="60"/>
-                    <w:keepNext/>
-                    <w:jc w:val="start"/>
-                  </w:pPr>
-                  <w:r>
-                    <w:rPr>
-                      <w:rFonts w:ascii="Calibri" w:hAnsi="Calibri"/>
-                      <w:sz w:val="20"/>
-                    </w:rPr>
-                    <w:t xml:space="default">0.00</w:t>
+                    <w:t xml:space="default">&gt; 99.9%</w:t>
+                  </w:r>
+                </w:p>
+              </w:tc>
+              <w:tc>
+                <w:tcPr>
+                  <w:tcBorders>
+                    <w:top w:val="single" w:space="0" w:color="D3D3D3"/>
+                    <w:bottom w:val="single" w:space="0" w:color="D3D3D3"/>
+                    <w:start w:val="single" w:space="0" w:color="D3D3D3"/>
+                    <w:end w:val="single" w:space="0" w:color="D3D3D3"/>
+                  </w:tcBorders>
+                </w:tcPr>
+                <w:p>
+                  <w:pPr>
+                    <w:spacing w:before="0" w:after="60"/>
+                    <w:keepNext/>
+                    <w:jc w:val="start"/>
+                  </w:pPr>
+                  <w:r>
+                    <w:rPr>
+                      <w:rFonts w:ascii="Calibri" w:hAnsi="Calibri"/>
+                      <w:sz w:val="20"/>
+                    </w:rPr>
+                    <w:t xml:space="default">96%</w:t>
+                  </w:r>
+                </w:p>
+              </w:tc>
+              <w:tc>
+                <w:tcPr>
+                  <w:tcBorders>
+                    <w:top w:val="single" w:space="0" w:color="D3D3D3"/>
+                    <w:bottom w:val="single" w:space="0" w:color="D3D3D3"/>
+                    <w:start w:val="single" w:space="0" w:color="D3D3D3"/>
+                    <w:end w:val="single" w:space="0" w:color="D3D3D3"/>
+                  </w:tcBorders>
+                </w:tcPr>
+                <w:p>
+                  <w:pPr>
+                    <w:spacing w:before="0" w:after="60"/>
+                    <w:keepNext/>
+                    <w:jc w:val="start"/>
+                  </w:pPr>
+                  <w:r>
+                    <w:rPr>
+                      <w:rFonts w:ascii="Calibri" w:hAnsi="Calibri"/>
+                      <w:sz w:val="20"/>
+                    </w:rPr>
+                    <w:t xml:space="default">&lt; 0.1%</w:t>
                   </w:r>
                 </w:p>
               </w:tc>
@@ -14320,7 +14314,7 @@
                   <w:pPr>
                     <w:spacing w:before="0" w:after="60"/>
                     <w:keepNext/>
-                    <w:jc w:val="start"/>
+                    <w:jc w:val="end"/>
                   </w:pPr>
                   <w:r>
                     <w:rPr>
@@ -14344,7 +14338,7 @@
                   <w:pPr>
                     <w:spacing w:before="0" w:after="60"/>
                     <w:keepNext/>
-                    <w:jc w:val="start"/>
+                    <w:jc w:val="end"/>
                   </w:pPr>
                   <w:r>
                     <w:rPr>
@@ -14368,7 +14362,7 @@
                   <w:pPr>
                     <w:spacing w:before="0" w:after="60"/>
                     <w:keepNext/>
-                    <w:jc w:val="start"/>
+                    <w:jc w:val="end"/>
                   </w:pPr>
                   <w:r>
                     <w:rPr>
@@ -14399,55 +14393,55 @@
                       <w:rFonts w:ascii="Calibri" w:hAnsi="Calibri"/>
                       <w:sz w:val="20"/>
                     </w:rPr>
-                    <w:t xml:space="default">1.00</w:t>
-                  </w:r>
-                </w:p>
-              </w:tc>
-              <w:tc>
-                <w:tcPr>
-                  <w:tcBorders>
-                    <w:top w:val="single" w:space="0" w:color="D3D3D3"/>
-                    <w:bottom w:val="single" w:space="0" w:color="D3D3D3"/>
-                    <w:start w:val="single" w:space="0" w:color="D3D3D3"/>
-                    <w:end w:val="single" w:space="0" w:color="D3D3D3"/>
-                  </w:tcBorders>
-                </w:tcPr>
-                <w:p>
-                  <w:pPr>
-                    <w:spacing w:before="0" w:after="60"/>
-                    <w:keepNext/>
-                    <w:jc w:val="start"/>
-                  </w:pPr>
-                  <w:r>
-                    <w:rPr>
-                      <w:rFonts w:ascii="Calibri" w:hAnsi="Calibri"/>
-                      <w:sz w:val="20"/>
-                    </w:rPr>
-                    <w:t xml:space="default">1.00</w:t>
-                  </w:r>
-                </w:p>
-              </w:tc>
-              <w:tc>
-                <w:tcPr>
-                  <w:tcBorders>
-                    <w:top w:val="single" w:space="0" w:color="D3D3D3"/>
-                    <w:bottom w:val="single" w:space="0" w:color="D3D3D3"/>
-                    <w:start w:val="single" w:space="0" w:color="D3D3D3"/>
-                    <w:end w:val="single" w:space="0" w:color="D3D3D3"/>
-                  </w:tcBorders>
-                </w:tcPr>
-                <w:p>
-                  <w:pPr>
-                    <w:spacing w:before="0" w:after="60"/>
-                    <w:keepNext/>
-                    <w:jc w:val="start"/>
-                  </w:pPr>
-                  <w:r>
-                    <w:rPr>
-                      <w:rFonts w:ascii="Calibri" w:hAnsi="Calibri"/>
-                      <w:sz w:val="20"/>
-                    </w:rPr>
-                    <w:t xml:space="default">0.00</w:t>
+                    <w:t xml:space="default">&gt; 99.9%</w:t>
+                  </w:r>
+                </w:p>
+              </w:tc>
+              <w:tc>
+                <w:tcPr>
+                  <w:tcBorders>
+                    <w:top w:val="single" w:space="0" w:color="D3D3D3"/>
+                    <w:bottom w:val="single" w:space="0" w:color="D3D3D3"/>
+                    <w:start w:val="single" w:space="0" w:color="D3D3D3"/>
+                    <w:end w:val="single" w:space="0" w:color="D3D3D3"/>
+                  </w:tcBorders>
+                </w:tcPr>
+                <w:p>
+                  <w:pPr>
+                    <w:spacing w:before="0" w:after="60"/>
+                    <w:keepNext/>
+                    <w:jc w:val="start"/>
+                  </w:pPr>
+                  <w:r>
+                    <w:rPr>
+                      <w:rFonts w:ascii="Calibri" w:hAnsi="Calibri"/>
+                      <w:sz w:val="20"/>
+                    </w:rPr>
+                    <w:t xml:space="default">&gt; 99.9%</w:t>
+                  </w:r>
+                </w:p>
+              </w:tc>
+              <w:tc>
+                <w:tcPr>
+                  <w:tcBorders>
+                    <w:top w:val="single" w:space="0" w:color="D3D3D3"/>
+                    <w:bottom w:val="single" w:space="0" w:color="D3D3D3"/>
+                    <w:start w:val="single" w:space="0" w:color="D3D3D3"/>
+                    <w:end w:val="single" w:space="0" w:color="D3D3D3"/>
+                  </w:tcBorders>
+                </w:tcPr>
+                <w:p>
+                  <w:pPr>
+                    <w:spacing w:before="0" w:after="60"/>
+                    <w:keepNext/>
+                    <w:jc w:val="start"/>
+                  </w:pPr>
+                  <w:r>
+                    <w:rPr>
+                      <w:rFonts w:ascii="Calibri" w:hAnsi="Calibri"/>
+                      <w:sz w:val="20"/>
+                    </w:rPr>
+                    <w:t xml:space="default">&lt; 0.1%</w:t>
                   </w:r>
                 </w:p>
               </w:tc>
@@ -14495,7 +14489,7 @@
                       <w:rFonts w:ascii="Calibri" w:hAnsi="Calibri"/>
                       <w:sz w:val="20"/>
                     </w:rPr>
-                    <w:t xml:space="default">0.70</w:t>
+                    <w:t xml:space="default">70%</w:t>
                   </w:r>
                 </w:p>
               </w:tc>
@@ -14541,7 +14535,7 @@
                   <w:pPr>
                     <w:spacing w:before="0" w:after="60"/>
                     <w:keepNext/>
-                    <w:jc w:val="start"/>
+                    <w:jc w:val="end"/>
                   </w:pPr>
                   <w:r>
                     <w:rPr>
@@ -14565,7 +14559,7 @@
                   <w:pPr>
                     <w:spacing w:before="0" w:after="60"/>
                     <w:keepNext/>
-                    <w:jc w:val="start"/>
+                    <w:jc w:val="end"/>
                   </w:pPr>
                   <w:r>
                     <w:rPr>
@@ -14589,7 +14583,7 @@
                   <w:pPr>
                     <w:spacing w:before="0" w:after="60"/>
                     <w:keepNext/>
-                    <w:jc w:val="start"/>
+                    <w:jc w:val="end"/>
                   </w:pPr>
                   <w:r>
                     <w:rPr>
@@ -14620,55 +14614,55 @@
                       <w:rFonts w:ascii="Calibri" w:hAnsi="Calibri"/>
                       <w:sz w:val="20"/>
                     </w:rPr>
-                    <w:t xml:space="default">0.98</w:t>
-                  </w:r>
-                </w:p>
-              </w:tc>
-              <w:tc>
-                <w:tcPr>
-                  <w:tcBorders>
-                    <w:top w:val="single" w:space="0" w:color="D3D3D3"/>
-                    <w:bottom w:val="single" w:space="0" w:color="D3D3D3"/>
-                    <w:start w:val="single" w:space="0" w:color="D3D3D3"/>
-                    <w:end w:val="single" w:space="0" w:color="D3D3D3"/>
-                  </w:tcBorders>
-                </w:tcPr>
-                <w:p>
-                  <w:pPr>
-                    <w:spacing w:before="0" w:after="60"/>
-                    <w:keepNext/>
-                    <w:jc w:val="start"/>
-                  </w:pPr>
-                  <w:r>
-                    <w:rPr>
-                      <w:rFonts w:ascii="Calibri" w:hAnsi="Calibri"/>
-                      <w:sz w:val="20"/>
-                    </w:rPr>
-                    <w:t xml:space="default">0.92</w:t>
-                  </w:r>
-                </w:p>
-              </w:tc>
-              <w:tc>
-                <w:tcPr>
-                  <w:tcBorders>
-                    <w:top w:val="single" w:space="0" w:color="D3D3D3"/>
-                    <w:bottom w:val="single" w:space="0" w:color="D3D3D3"/>
-                    <w:start w:val="single" w:space="0" w:color="D3D3D3"/>
-                    <w:end w:val="single" w:space="0" w:color="D3D3D3"/>
-                  </w:tcBorders>
-                </w:tcPr>
-                <w:p>
-                  <w:pPr>
-                    <w:spacing w:before="0" w:after="60"/>
-                    <w:keepNext/>
-                    <w:jc w:val="start"/>
-                  </w:pPr>
-                  <w:r>
-                    <w:rPr>
-                      <w:rFonts w:ascii="Calibri" w:hAnsi="Calibri"/>
-                      <w:sz w:val="20"/>
-                    </w:rPr>
-                    <w:t xml:space="default">0.04</w:t>
+                    <w:t xml:space="default">98%</w:t>
+                  </w:r>
+                </w:p>
+              </w:tc>
+              <w:tc>
+                <w:tcPr>
+                  <w:tcBorders>
+                    <w:top w:val="single" w:space="0" w:color="D3D3D3"/>
+                    <w:bottom w:val="single" w:space="0" w:color="D3D3D3"/>
+                    <w:start w:val="single" w:space="0" w:color="D3D3D3"/>
+                    <w:end w:val="single" w:space="0" w:color="D3D3D3"/>
+                  </w:tcBorders>
+                </w:tcPr>
+                <w:p>
+                  <w:pPr>
+                    <w:spacing w:before="0" w:after="60"/>
+                    <w:keepNext/>
+                    <w:jc w:val="start"/>
+                  </w:pPr>
+                  <w:r>
+                    <w:rPr>
+                      <w:rFonts w:ascii="Calibri" w:hAnsi="Calibri"/>
+                      <w:sz w:val="20"/>
+                    </w:rPr>
+                    <w:t xml:space="default">92%</w:t>
+                  </w:r>
+                </w:p>
+              </w:tc>
+              <w:tc>
+                <w:tcPr>
+                  <w:tcBorders>
+                    <w:top w:val="single" w:space="0" w:color="D3D3D3"/>
+                    <w:bottom w:val="single" w:space="0" w:color="D3D3D3"/>
+                    <w:start w:val="single" w:space="0" w:color="D3D3D3"/>
+                    <w:end w:val="single" w:space="0" w:color="D3D3D3"/>
+                  </w:tcBorders>
+                </w:tcPr>
+                <w:p>
+                  <w:pPr>
+                    <w:spacing w:before="0" w:after="60"/>
+                    <w:keepNext/>
+                    <w:jc w:val="start"/>
+                  </w:pPr>
+                  <w:r>
+                    <w:rPr>
+                      <w:rFonts w:ascii="Calibri" w:hAnsi="Calibri"/>
+                      <w:sz w:val="20"/>
+                    </w:rPr>
+                    <w:t xml:space="default">4%</w:t>
                   </w:r>
                 </w:p>
               </w:tc>
@@ -14716,7 +14710,7 @@
                       <w:rFonts w:ascii="Calibri" w:hAnsi="Calibri"/>
                       <w:sz w:val="20"/>
                     </w:rPr>
-                    <w:t xml:space="default">0.62</w:t>
+                    <w:t xml:space="default">62%</w:t>
                   </w:r>
                 </w:p>
               </w:tc>
@@ -14795,7 +14789,7 @@
                   <w:pPr>
                     <w:spacing w:before="0" w:after="60"/>
                     <w:keepNext/>
-                    <w:jc w:val="start"/>
+                    <w:jc w:val="end"/>
                   </w:pPr>
                   <w:r>
                     <w:rPr>
@@ -14819,7 +14813,7 @@
                   <w:pPr>
                     <w:spacing w:before="0" w:after="60"/>
                     <w:keepNext/>
-                    <w:jc w:val="start"/>
+                    <w:jc w:val="end"/>
                   </w:pPr>
                   <w:r>
                     <w:rPr>
@@ -14843,7 +14837,7 @@
                   <w:pPr>
                     <w:spacing w:before="0" w:after="60"/>
                     <w:keepNext/>
-                    <w:jc w:val="start"/>
+                    <w:jc w:val="end"/>
                   </w:pPr>
                   <w:r>
                     <w:rPr>
@@ -14874,55 +14868,55 @@
                       <w:rFonts w:ascii="Calibri" w:hAnsi="Calibri"/>
                       <w:sz w:val="20"/>
                     </w:rPr>
-                    <w:t xml:space="default">1.00</w:t>
-                  </w:r>
-                </w:p>
-              </w:tc>
-              <w:tc>
-                <w:tcPr>
-                  <w:tcBorders>
-                    <w:top w:val="single" w:space="0" w:color="D3D3D3"/>
-                    <w:bottom w:val="single" w:space="0" w:color="D3D3D3"/>
-                    <w:start w:val="single" w:space="0" w:color="D3D3D3"/>
-                    <w:end w:val="single" w:space="0" w:color="D3D3D3"/>
-                  </w:tcBorders>
-                </w:tcPr>
-                <w:p>
-                  <w:pPr>
-                    <w:spacing w:before="0" w:after="60"/>
-                    <w:keepNext/>
-                    <w:jc w:val="start"/>
-                  </w:pPr>
-                  <w:r>
-                    <w:rPr>
-                      <w:rFonts w:ascii="Calibri" w:hAnsi="Calibri"/>
-                      <w:sz w:val="20"/>
-                    </w:rPr>
-                    <w:t xml:space="default">0.98</w:t>
-                  </w:r>
-                </w:p>
-              </w:tc>
-              <w:tc>
-                <w:tcPr>
-                  <w:tcBorders>
-                    <w:top w:val="single" w:space="0" w:color="D3D3D3"/>
-                    <w:bottom w:val="single" w:space="0" w:color="D3D3D3"/>
-                    <w:start w:val="single" w:space="0" w:color="D3D3D3"/>
-                    <w:end w:val="single" w:space="0" w:color="D3D3D3"/>
-                  </w:tcBorders>
-                </w:tcPr>
-                <w:p>
-                  <w:pPr>
-                    <w:spacing w:before="0" w:after="60"/>
-                    <w:keepNext/>
-                    <w:jc w:val="start"/>
-                  </w:pPr>
-                  <w:r>
-                    <w:rPr>
-                      <w:rFonts w:ascii="Calibri" w:hAnsi="Calibri"/>
-                      <w:sz w:val="20"/>
-                    </w:rPr>
-                    <w:t xml:space="default">0.00</w:t>
+                    <w:t xml:space="default">&gt; 99.9%</w:t>
+                  </w:r>
+                </w:p>
+              </w:tc>
+              <w:tc>
+                <w:tcPr>
+                  <w:tcBorders>
+                    <w:top w:val="single" w:space="0" w:color="D3D3D3"/>
+                    <w:bottom w:val="single" w:space="0" w:color="D3D3D3"/>
+                    <w:start w:val="single" w:space="0" w:color="D3D3D3"/>
+                    <w:end w:val="single" w:space="0" w:color="D3D3D3"/>
+                  </w:tcBorders>
+                </w:tcPr>
+                <w:p>
+                  <w:pPr>
+                    <w:spacing w:before="0" w:after="60"/>
+                    <w:keepNext/>
+                    <w:jc w:val="start"/>
+                  </w:pPr>
+                  <w:r>
+                    <w:rPr>
+                      <w:rFonts w:ascii="Calibri" w:hAnsi="Calibri"/>
+                      <w:sz w:val="20"/>
+                    </w:rPr>
+                    <w:t xml:space="default">98%</w:t>
+                  </w:r>
+                </w:p>
+              </w:tc>
+              <w:tc>
+                <w:tcPr>
+                  <w:tcBorders>
+                    <w:top w:val="single" w:space="0" w:color="D3D3D3"/>
+                    <w:bottom w:val="single" w:space="0" w:color="D3D3D3"/>
+                    <w:start w:val="single" w:space="0" w:color="D3D3D3"/>
+                    <w:end w:val="single" w:space="0" w:color="D3D3D3"/>
+                  </w:tcBorders>
+                </w:tcPr>
+                <w:p>
+                  <w:pPr>
+                    <w:spacing w:before="0" w:after="60"/>
+                    <w:keepNext/>
+                    <w:jc w:val="start"/>
+                  </w:pPr>
+                  <w:r>
+                    <w:rPr>
+                      <w:rFonts w:ascii="Calibri" w:hAnsi="Calibri"/>
+                      <w:sz w:val="20"/>
+                    </w:rPr>
+                    <w:t xml:space="default">&lt; 0.1%</w:t>
                   </w:r>
                 </w:p>
               </w:tc>
@@ -15016,7 +15010,7 @@
                   <w:pPr>
                     <w:spacing w:before="0" w:after="60"/>
                     <w:keepNext/>
-                    <w:jc w:val="start"/>
+                    <w:jc w:val="end"/>
                   </w:pPr>
                   <w:r>
                     <w:rPr>
@@ -15040,7 +15034,7 @@
                   <w:pPr>
                     <w:spacing w:before="0" w:after="60"/>
                     <w:keepNext/>
-                    <w:jc w:val="start"/>
+                    <w:jc w:val="end"/>
                   </w:pPr>
                   <w:r>
                     <w:rPr>
@@ -15064,7 +15058,7 @@
                   <w:pPr>
                     <w:spacing w:before="0" w:after="60"/>
                     <w:keepNext/>
-                    <w:jc w:val="start"/>
+                    <w:jc w:val="end"/>
                   </w:pPr>
                   <w:r>
                     <w:rPr>
@@ -15095,55 +15089,55 @@
                       <w:rFonts w:ascii="Calibri" w:hAnsi="Calibri"/>
                       <w:sz w:val="20"/>
                     </w:rPr>
-                    <w:t xml:space="default">1.00</w:t>
-                  </w:r>
-                </w:p>
-              </w:tc>
-              <w:tc>
-                <w:tcPr>
-                  <w:tcBorders>
-                    <w:top w:val="single" w:space="0" w:color="D3D3D3"/>
-                    <w:bottom w:val="single" w:space="0" w:color="D3D3D3"/>
-                    <w:start w:val="single" w:space="0" w:color="D3D3D3"/>
-                    <w:end w:val="single" w:space="0" w:color="D3D3D3"/>
-                  </w:tcBorders>
-                </w:tcPr>
-                <w:p>
-                  <w:pPr>
-                    <w:spacing w:before="0" w:after="60"/>
-                    <w:keepNext/>
-                    <w:jc w:val="start"/>
-                  </w:pPr>
-                  <w:r>
-                    <w:rPr>
-                      <w:rFonts w:ascii="Calibri" w:hAnsi="Calibri"/>
-                      <w:sz w:val="20"/>
-                    </w:rPr>
-                    <w:t xml:space="default">1.00</w:t>
-                  </w:r>
-                </w:p>
-              </w:tc>
-              <w:tc>
-                <w:tcPr>
-                  <w:tcBorders>
-                    <w:top w:val="single" w:space="0" w:color="D3D3D3"/>
-                    <w:bottom w:val="single" w:space="0" w:color="D3D3D3"/>
-                    <w:start w:val="single" w:space="0" w:color="D3D3D3"/>
-                    <w:end w:val="single" w:space="0" w:color="D3D3D3"/>
-                  </w:tcBorders>
-                </w:tcPr>
-                <w:p>
-                  <w:pPr>
-                    <w:spacing w:before="0" w:after="60"/>
-                    <w:keepNext/>
-                    <w:jc w:val="start"/>
-                  </w:pPr>
-                  <w:r>
-                    <w:rPr>
-                      <w:rFonts w:ascii="Calibri" w:hAnsi="Calibri"/>
-                      <w:sz w:val="20"/>
-                    </w:rPr>
-                    <w:t xml:space="default">0.00</w:t>
+                    <w:t xml:space="default">&gt; 99.9%</w:t>
+                  </w:r>
+                </w:p>
+              </w:tc>
+              <w:tc>
+                <w:tcPr>
+                  <w:tcBorders>
+                    <w:top w:val="single" w:space="0" w:color="D3D3D3"/>
+                    <w:bottom w:val="single" w:space="0" w:color="D3D3D3"/>
+                    <w:start w:val="single" w:space="0" w:color="D3D3D3"/>
+                    <w:end w:val="single" w:space="0" w:color="D3D3D3"/>
+                  </w:tcBorders>
+                </w:tcPr>
+                <w:p>
+                  <w:pPr>
+                    <w:spacing w:before="0" w:after="60"/>
+                    <w:keepNext/>
+                    <w:jc w:val="start"/>
+                  </w:pPr>
+                  <w:r>
+                    <w:rPr>
+                      <w:rFonts w:ascii="Calibri" w:hAnsi="Calibri"/>
+                      <w:sz w:val="20"/>
+                    </w:rPr>
+                    <w:t xml:space="default">&gt; 99.9%</w:t>
+                  </w:r>
+                </w:p>
+              </w:tc>
+              <w:tc>
+                <w:tcPr>
+                  <w:tcBorders>
+                    <w:top w:val="single" w:space="0" w:color="D3D3D3"/>
+                    <w:bottom w:val="single" w:space="0" w:color="D3D3D3"/>
+                    <w:start w:val="single" w:space="0" w:color="D3D3D3"/>
+                    <w:end w:val="single" w:space="0" w:color="D3D3D3"/>
+                  </w:tcBorders>
+                </w:tcPr>
+                <w:p>
+                  <w:pPr>
+                    <w:spacing w:before="0" w:after="60"/>
+                    <w:keepNext/>
+                    <w:jc w:val="start"/>
+                  </w:pPr>
+                  <w:r>
+                    <w:rPr>
+                      <w:rFonts w:ascii="Calibri" w:hAnsi="Calibri"/>
+                      <w:sz w:val="20"/>
+                    </w:rPr>
+                    <w:t xml:space="default">&lt; 0.1%</w:t>
                   </w:r>
                 </w:p>
               </w:tc>
@@ -15191,7 +15185,7 @@
                       <w:rFonts w:ascii="Calibri" w:hAnsi="Calibri"/>
                       <w:sz w:val="20"/>
                     </w:rPr>
-                    <w:t xml:space="default">0.36</w:t>
+                    <w:t xml:space="default">36%</w:t>
                   </w:r>
                 </w:p>
               </w:tc>
@@ -15481,7 +15475,7 @@
                       <w:rFonts w:ascii="Calibri" w:hAnsi="Calibri"/>
                       <w:sz w:val="20"/>
                     </w:rPr>
-                    <w:t xml:space="preserve">Probability of difference (Est &gt; 1)</w:t>
+                    <w:t xml:space="preserve">Posterior Probability of difference (Est &gt; 1)</w:t>
                   </w:r>
                 </w:p>
               </w:tc>
@@ -15504,7 +15498,7 @@
                       <w:rFonts w:ascii="Calibri" w:hAnsi="Calibri"/>
                       <w:sz w:val="20"/>
                     </w:rPr>
-                    <w:t xml:space="preserve">Probability of substantial difference (Est &gt; 1.2)</w:t>
+                    <w:t xml:space="preserve">Posterior Probability of substantial difference (Est &gt; 1.2)</w:t>
                   </w:r>
                 </w:p>
               </w:tc>
@@ -16946,7 +16940,7 @@
                       <w:rFonts w:ascii="Calibri" w:hAnsi="Calibri"/>
                       <w:sz w:val="20"/>
                     </w:rPr>
-                    <w:t xml:space="preserve">Probability of difference (Est &gt; 1)</w:t>
+                    <w:t xml:space="preserve">Posterior Probability of difference (Est &gt; 1)</w:t>
                   </w:r>
                 </w:p>
               </w:tc>
@@ -16969,7 +16963,7 @@
                       <w:rFonts w:ascii="Calibri" w:hAnsi="Calibri"/>
                       <w:sz w:val="20"/>
                     </w:rPr>
-                    <w:t xml:space="preserve">Probability of substantial difference (Est &gt; 1.2)</w:t>
+                    <w:t xml:space="preserve">Posterior Probability of substantial difference (Est &gt; 1.2)</w:t>
                   </w:r>
                 </w:p>
               </w:tc>
@@ -18411,7 +18405,7 @@
                       <w:rFonts w:ascii="Calibri" w:hAnsi="Calibri"/>
                       <w:sz w:val="20"/>
                     </w:rPr>
-                    <w:t xml:space="preserve">Probability of difference (Est &gt; 1)</w:t>
+                    <w:t xml:space="preserve">Posterior Probability of difference (Est &gt; 1)</w:t>
                   </w:r>
                 </w:p>
               </w:tc>
@@ -18434,7 +18428,7 @@
                       <w:rFonts w:ascii="Calibri" w:hAnsi="Calibri"/>
                       <w:sz w:val="20"/>
                     </w:rPr>
-                    <w:t xml:space="preserve">Probability of substantial difference (Est &gt; 1.2)</w:t>
+                    <w:t xml:space="preserve">Posterior Probability of substantial difference (Est &gt; 1.2)</w:t>
                   </w:r>
                 </w:p>
               </w:tc>
@@ -19836,7 +19830,7 @@
                       <w:rFonts w:ascii="Calibri" w:hAnsi="Calibri"/>
                       <w:sz w:val="20"/>
                     </w:rPr>
-                    <w:t xml:space="default">Probability of any difference</w:t>
+                    <w:t xml:space="default">Posterior Probability of any difference</w:t>
                   </w:r>
                 </w:p>
               </w:tc>
@@ -19858,7 +19852,7 @@
                       <w:rFonts w:ascii="Calibri" w:hAnsi="Calibri"/>
                       <w:sz w:val="20"/>
                     </w:rPr>
-                    <w:t xml:space="default">Probability of a substantial difference</w:t>
+                    <w:t xml:space="default">Posterior Probability of a substantial difference</w:t>
                   </w:r>
                 </w:p>
               </w:tc>
@@ -20667,7 +20661,7 @@
                       <w:sz w:val="20"/>
                       <w:b w:val="true"/>
                     </w:rPr>
-                    <w:t xml:space="default">Euro VAS</w:t>
+                    <w:t xml:space="default">EQ-VAS</w:t>
                   </w:r>
                 </w:p>
               </w:tc>
@@ -20786,7 +20780,7 @@
                       <w:rFonts w:ascii="Calibri" w:hAnsi="Calibri"/>
                       <w:sz w:val="20"/>
                     </w:rPr>
-                    <w:t xml:space="default">Values represent Average Marginal Effects (Odds Ratios for ordinal outcomes; Mean Difference in points [0–100] for Euro VAS). Models are adjusted for age, admission GCS, ICH location, ICH volume, IVH, and study (as random intercept); Reference Category: Left Hemisphere. ROPE indicates region of practical equivalence (0.95 to 1.05 for ordinal; ± 2 points for Euro VAS). For Euro VAS, probability of difference is defined as Mean Difference &lt; 0, and substantial difference as &lt; -5 points. aOR indicates adjusted odds ratio; CrI, credible interval; GCS, Glasgow Coma Scale; ICH, intracerebral hemorrhage; and IVH, intraventricular hemorrhage.</w:t>
+                    <w:t xml:space="default">Values represent Average Marginal Effects (Odds Ratios for ordinal outcomes; Mean Difference in points [0–100] for EQ-VAS). Models are adjusted for age, admission GCS, ICH location, ICH volume, IVH, and study (as random intercept); Reference Category: Left Hemisphere. ROPE indicates region of practical equivalence (0.95 to 1.05 for ordinal; ± 2 points for EQ-VAS). For EQ-VAS, probability of difference is defined as Mean Difference &lt; 0, and substantial difference as &lt; -5 points. aOR indicates adjusted odds ratio; CrI, credible interval; GCS, Glasgow Coma Scale; ICH, intracerebral hemorrhage; and IVH, intraventricular hemorrhage.</w:t>
                   </w:r>
                 </w:p>
               </w:tc>
@@ -20913,7 +20907,7 @@
                       <w:rFonts w:ascii="Calibri" w:hAnsi="Calibri"/>
                       <w:sz w:val="20"/>
                     </w:rPr>
-                    <w:t xml:space="default">Probability of any difference</w:t>
+                    <w:t xml:space="default">Posterior Probability of any difference</w:t>
                   </w:r>
                 </w:p>
               </w:tc>
@@ -20935,7 +20929,7 @@
                       <w:rFonts w:ascii="Calibri" w:hAnsi="Calibri"/>
                       <w:sz w:val="20"/>
                     </w:rPr>
-                    <w:t xml:space="default">Probability of a substantial difference</w:t>
+                    <w:t xml:space="default">Posterior Probability of a substantial difference</w:t>
                   </w:r>
                 </w:p>
               </w:tc>
@@ -21744,7 +21738,7 @@
                       <w:sz w:val="20"/>
                       <w:b w:val="true"/>
                     </w:rPr>
-                    <w:t xml:space="default">Euro VAS</w:t>
+                    <w:t xml:space="default">EQ-VAS</w:t>
                   </w:r>
                 </w:p>
               </w:tc>
@@ -21863,7 +21857,7 @@
                       <w:rFonts w:ascii="Calibri" w:hAnsi="Calibri"/>
                       <w:sz w:val="20"/>
                     </w:rPr>
-                    <w:t xml:space="default">Values represent Average Marginal Effects (Odds Ratios for ordinal outcomes; Mean Difference in points [0–100] for Euro VAS). Models are adjusted for age, admission GCS, ICH location, ICH volume, IVH, and study (as random intercept); Reference Category: Left Hemisphere. ROPE indicates region of practical equivalence (0.95 to 1.05 for ordinal; ± 2 points for Euro VAS). For Euro VAS, probability of difference is defined as Mean Difference &lt; 0, and substantial difference as &lt; -5 points. aOR indicates adjusted odds ratio; CrI, credible interval; GCS, Glasgow Coma Scale; ICH, intracerebral hemorrhage; and IVH, intraventricular hemorrhage.</w:t>
+                    <w:t xml:space="default">Values represent Average Marginal Effects (Odds Ratios for ordinal outcomes; Mean Difference in points [0–100] for EQ-VAS). Models are adjusted for age, admission GCS, ICH location, ICH volume, IVH, and study (as random intercept); Reference Category: Left Hemisphere. ROPE indicates region of practical equivalence (0.95 to 1.05 for ordinal; ± 2 points for EQ-VAS). For EQ-VAS, probability of difference is defined as Mean Difference &lt; 0, and substantial difference as &lt; -5 points. aOR indicates adjusted odds ratio; CrI, credible interval; GCS, Glasgow Coma Scale; ICH, intracerebral hemorrhage; and IVH, intraventricular hemorrhage.</w:t>
                   </w:r>
                 </w:p>
               </w:tc>
@@ -21990,7 +21984,7 @@
                       <w:rFonts w:ascii="Calibri" w:hAnsi="Calibri"/>
                       <w:sz w:val="20"/>
                     </w:rPr>
-                    <w:t xml:space="default">Probability of any difference</w:t>
+                    <w:t xml:space="default">Posterior Probability of any difference</w:t>
                   </w:r>
                 </w:p>
               </w:tc>
@@ -22012,7 +22006,7 @@
                       <w:rFonts w:ascii="Calibri" w:hAnsi="Calibri"/>
                       <w:sz w:val="20"/>
                     </w:rPr>
-                    <w:t xml:space="default">Probability of a substantial difference</w:t>
+                    <w:t xml:space="default">Posterior Probability of a substantial difference</w:t>
                   </w:r>
                 </w:p>
               </w:tc>
@@ -22821,7 +22815,7 @@
                       <w:sz w:val="20"/>
                       <w:b w:val="true"/>
                     </w:rPr>
-                    <w:t xml:space="default">Euro VAS</w:t>
+                    <w:t xml:space="default">EQ-VAS</w:t>
                   </w:r>
                 </w:p>
               </w:tc>
@@ -22940,7 +22934,7 @@
                       <w:rFonts w:ascii="Calibri" w:hAnsi="Calibri"/>
                       <w:sz w:val="20"/>
                     </w:rPr>
-                    <w:t xml:space="default">Values represent Average Marginal Effects (Odds Ratios for ordinal outcomes; Mean Difference in points [0–100] for Euro VAS). Models are adjusted for age, admission GCS, ICH location, ICH volume, IVH, and study (as random intercept); Reference Category: Left Hemisphere. ROPE indicates region of practical equivalence (0.95 to 1.05 for ordinal; ± 2 points for Euro VAS). For Euro VAS, probability of difference is defined as Mean Difference &lt; 0, and substantial difference as &lt; -5 points. aOR indicates adjusted odds ratio; CrI, credible interval; GCS, Glasgow Coma Scale; ICH, intracerebral hemorrhage; and IVH, intraventricular hemorrhage.</w:t>
+                    <w:t xml:space="default">Values represent Average Marginal Effects (Odds Ratios for ordinal outcomes; Mean Difference in points [0–100] for EQ-VAS). Models are adjusted for age, admission GCS, ICH location, ICH volume, IVH, and study (as random intercept); Reference Category: Left Hemisphere. ROPE indicates region of practical equivalence (0.95 to 1.05 for ordinal; ± 2 points for EQ-VAS). For EQ-VAS, probability of difference is defined as Mean Difference &lt; 0, and substantial difference as &lt; -5 points. aOR indicates adjusted odds ratio; CrI, credible interval; GCS, Glasgow Coma Scale; ICH, intracerebral hemorrhage; and IVH, intraventricular hemorrhage.</w:t>
                   </w:r>
                 </w:p>
               </w:tc>
@@ -22952,7 +22946,7 @@
     </w:tbl>
     <w:bookmarkEnd w:id="200"/>
     <w:bookmarkEnd w:id="201"/>
-    <w:bookmarkStart w:id="203" w:name="complete-case-sensitivity-analysis"/>
+    <w:bookmarkStart w:id="204" w:name="complete-case-sensitivity-analysis"/>
     <w:p>
       <w:pPr>
         <w:pStyle w:val="Heading3"/>
@@ -22966,7 +22960,7 @@
         <w:pStyle w:val="FirstParagraph"/>
       </w:pPr>
       <w:r>
-        <w:t xml:space="preserve">The primary analysis used multiple imputation by chained equations (MICE) with 20 imputed datasets, as described in the main manuscript. As a sensitivity analysis, we repeated the primary models using a complete-case approach (excluding patients with missing outcomes) under the neutral prior with the adjusted covariate set. Three models were fitted to the complete-case data using the following outcomes: neurosurgical intervention, external ventricular drain, and modified Rankin scale at 90 days. All models were fitted using Markov Chain Monte Carlo (MCMC) with 4 chains and 5,000 iterations per chain (including a warmup period of 1,000 iterations).</w:t>
+        <w:t xml:space="preserve">The primary analysis used multiple imputation by chained equations (MICE) with 20 imputed datasets, as described in the main manuscript. As a sensitivity analysis, we repeated the primary models using a complete-case approach (excluding patients with missing outcomes) under the neutral prior with the adjusted covariate set. These models were fitted to the complete-case data for all primary, secondary, and functional outcomes. All models were fitted using Markov Chain Monte Carlo (MCMC) with 4 chains and 5,000 iterations per chain (including a warmup period of 1,000 iterations).</w:t>
       </w:r>
     </w:p>
     <w:tbl>
@@ -22982,7 +22976,7 @@
       <w:tr>
         <w:tc>
           <w:tcPr/>
-          <w:bookmarkStart w:id="202" w:name="tbl-complete-case-sensitivity"/>
+          <w:bookmarkStart w:id="202" w:name="tbl-2-complete-case-sensitivity"/>
           <w:p>
             <w:pPr>
               <w:jc w:val="center"/>
@@ -23126,7 +23120,7 @@
                       <w:rFonts w:ascii="Calibri" w:hAnsi="Calibri"/>
                       <w:sz w:val="20"/>
                     </w:rPr>
-                    <w:t xml:space="preserve">Probability of difference (Est &gt; 1)</w:t>
+                    <w:t xml:space="preserve">Posterior Probability of difference (Est &gt; 1)</w:t>
                   </w:r>
                 </w:p>
               </w:tc>
@@ -23149,7 +23143,7 @@
                       <w:rFonts w:ascii="Calibri" w:hAnsi="Calibri"/>
                       <w:sz w:val="20"/>
                     </w:rPr>
-                    <w:t xml:space="preserve">Probability of substantial difference (Est &gt; 1.2)</w:t>
+                    <w:t xml:space="preserve">Posterior Probability of substantial difference (Est &gt; 1.2)</w:t>
                   </w:r>
                 </w:p>
               </w:tc>
@@ -24424,8 +24418,1075 @@
         </w:tc>
       </w:tr>
     </w:tbl>
-    <w:bookmarkEnd w:id="203"/>
-    <w:bookmarkStart w:id="205" w:name="X4e88bd9f1bd9c8616b387592e093bccc624350b"/>
+    <w:tbl>
+      <w:tblPr>
+        <w:tblStyle w:val="Table"/>
+        <w:tblW w:type="pct" w:w="5000"/>
+        <w:tblLayout w:type="fixed"/>
+        <w:tblLook w:firstRow="0" w:lastRow="0" w:firstColumn="0" w:lastColumn="0" w:noHBand="0" w:noVBand="0" w:val="0000"/>
+      </w:tblPr>
+      <w:tblGrid>
+        <w:gridCol w:w="7920"/>
+      </w:tblGrid>
+      <w:tr>
+        <w:tc>
+          <w:tcPr/>
+          <w:bookmarkStart w:id="203" w:name="tbl-4-complete-case-sensitivity"/>
+          <w:p>
+            <w:pPr>
+              <w:jc w:val="center"/>
+            </w:pPr>
+            <w:pPr>
+              <w:jc w:val="left"/>
+              <w:spacing w:before="200"/>
+              <w:pStyle w:val="ImageCaption"/>
+            </w:pPr>
+            <w:r>
+              <w:t xml:space="preserve">Table 18: Functional Outcomes of Interest Using Complete-Case Analysis (Sensitivity)</w:t>
+            </w:r>
+          </w:p>
+          <w:tbl xmlns:w="http://schemas.openxmlformats.org/wordprocessingml/2006/main" xmlns:wp="http://schemas.openxmlformats.org/drawingml/2006/wordprocessingDrawing" xmlns:r="http://schemas.openxmlformats.org/officeDocument/2006/relationships" xmlns:w14="http://schemas.microsoft.com/office/word/2010/wordml">
+            <w:tblPr>
+              <w:tblCellMar>
+                <w:top w:w="0" w:type="dxa"/>
+                <w:bottom w:w="0" w:type="dxa"/>
+                <w:start w:w="60" w:type="dxa"/>
+                <w:end w:w="60" w:type="dxa"/>
+              </w:tblCellMar>
+              <w:tblW w:type="auto" w:w="0"/>
+              <w:tblLook w:firstRow="0" w:lastRow="0" w:firstColumn="0" w:lastColumn="0" w:noHBand="0" w:noVBand="0"/>
+              <w:jc w:val="center"/>
+            </w:tblPr>
+            <w:tr>
+              <w:trPr>
+                <w:cantSplit/>
+                <w:tblHeader/>
+              </w:trPr>
+              <w:tc>
+                <w:tcPr>
+                  <w:tcBorders>
+                    <w:top w:val="single" w:sz="16" w:space="0" w:color="D3D3D3"/>
+                    <w:bottom w:val="single" w:sz="16" w:space="0" w:color="D3D3D3"/>
+                    <w:start w:val="single" w:space="0" w:color="D3D3D3"/>
+                  </w:tcBorders>
+                </w:tcPr>
+                <w:p>
+                  <w:pPr>
+                    <w:spacing w:before="0" w:after="60"/>
+                    <w:keepNext/>
+                    <w:jc w:val="start"/>
+                  </w:pPr>
+                  <w:r>
+                    <w:rPr>
+                      <w:rFonts w:ascii="Calibri" w:hAnsi="Calibri"/>
+                      <w:sz w:val="20"/>
+                    </w:rPr>
+                    <w:t xml:space="default">Outcome</w:t>
+                  </w:r>
+                </w:p>
+              </w:tc>
+              <w:tc>
+                <w:tcPr>
+                  <w:tcBorders>
+                    <w:top w:val="single" w:sz="16" w:space="0" w:color="D3D3D3"/>
+                    <w:bottom w:val="single" w:sz="16" w:space="0" w:color="D3D3D3"/>
+                  </w:tcBorders>
+                </w:tcPr>
+                <w:p>
+                  <w:pPr>
+                    <w:spacing w:before="0" w:after="60"/>
+                    <w:keepNext/>
+                    <w:jc w:val="start"/>
+                  </w:pPr>
+                  <w:r>
+                    <w:rPr>
+                      <w:rFonts w:ascii="Calibri" w:hAnsi="Calibri"/>
+                      <w:sz w:val="20"/>
+                    </w:rPr>
+                    <w:t xml:space="default">aOR / Mean Diff (95% CrI)</w:t>
+                  </w:r>
+                </w:p>
+              </w:tc>
+              <w:tc>
+                <w:tcPr>
+                  <w:tcBorders>
+                    <w:top w:val="single" w:sz="16" w:space="0" w:color="D3D3D3"/>
+                    <w:bottom w:val="single" w:sz="16" w:space="0" w:color="D3D3D3"/>
+                  </w:tcBorders>
+                </w:tcPr>
+                <w:p>
+                  <w:pPr>
+                    <w:spacing w:before="0" w:after="60"/>
+                    <w:keepNext/>
+                    <w:jc w:val="start"/>
+                  </w:pPr>
+                  <w:r>
+                    <w:rPr>
+                      <w:rFonts w:ascii="Calibri" w:hAnsi="Calibri"/>
+                      <w:sz w:val="20"/>
+                    </w:rPr>
+                    <w:t xml:space="default">Posterior Probability of any difference</w:t>
+                  </w:r>
+                </w:p>
+              </w:tc>
+              <w:tc>
+                <w:tcPr>
+                  <w:tcBorders>
+                    <w:top w:val="single" w:sz="16" w:space="0" w:color="D3D3D3"/>
+                    <w:bottom w:val="single" w:sz="16" w:space="0" w:color="D3D3D3"/>
+                  </w:tcBorders>
+                </w:tcPr>
+                <w:p>
+                  <w:pPr>
+                    <w:spacing w:before="0" w:after="60"/>
+                    <w:keepNext/>
+                    <w:jc w:val="start"/>
+                  </w:pPr>
+                  <w:r>
+                    <w:rPr>
+                      <w:rFonts w:ascii="Calibri" w:hAnsi="Calibri"/>
+                      <w:sz w:val="20"/>
+                    </w:rPr>
+                    <w:t xml:space="default">Posterior Probability of a substantial difference</w:t>
+                  </w:r>
+                </w:p>
+              </w:tc>
+              <w:tc>
+                <w:tcPr>
+                  <w:tcBorders>
+                    <w:top w:val="single" w:sz="16" w:space="0" w:color="D3D3D3"/>
+                    <w:bottom w:val="single" w:sz="16" w:space="0" w:color="D3D3D3"/>
+                    <w:end w:val="single" w:space="0" w:color="D3D3D3"/>
+                  </w:tcBorders>
+                </w:tcPr>
+                <w:p>
+                  <w:pPr>
+                    <w:spacing w:before="0" w:after="60"/>
+                    <w:keepNext/>
+                    <w:jc w:val="start"/>
+                  </w:pPr>
+                  <w:r>
+                    <w:rPr>
+                      <w:rFonts w:ascii="Calibri" w:hAnsi="Calibri"/>
+                      <w:sz w:val="20"/>
+                    </w:rPr>
+                    <w:t xml:space="default">Percentage of posterior within ROPE</w:t>
+                  </w:r>
+                </w:p>
+              </w:tc>
+            </w:tr>
+            <w:tr>
+              <w:trPr>
+                <w:cantSplit/>
+              </w:trPr>
+              <w:tc>
+                <w:tcPr>
+                  <w:tcBorders>
+                    <w:top w:val="single" w:space="0" w:color="D3D3D3"/>
+                    <w:bottom w:val="single" w:space="0" w:color="D3D3D3"/>
+                    <w:start w:val="single" w:space="0" w:color="D3D3D3"/>
+                    <w:end w:val="single" w:space="0" w:color="D3D3D3"/>
+                  </w:tcBorders>
+                </w:tcPr>
+                <w:p>
+                  <w:pPr>
+                    <w:spacing w:before="0" w:after="60"/>
+                    <w:keepNext/>
+                    <w:jc w:val="start"/>
+                  </w:pPr>
+                  <w:r>
+                    <w:rPr>
+                      <w:rFonts w:ascii="Calibri" w:hAnsi="Calibri"/>
+                      <w:sz w:val="20"/>
+                      <w:b w:val="true"/>
+                    </w:rPr>
+                    <w:t xml:space="default">Modified Rankin Score</w:t>
+                  </w:r>
+                </w:p>
+              </w:tc>
+              <w:tc>
+                <w:tcPr>
+                  <w:tcBorders>
+                    <w:top w:val="single" w:space="0" w:color="D3D3D3"/>
+                    <w:bottom w:val="single" w:space="0" w:color="D3D3D3"/>
+                    <w:start w:val="single" w:space="0" w:color="D3D3D3"/>
+                    <w:end w:val="single" w:space="0" w:color="D3D3D3"/>
+                  </w:tcBorders>
+                </w:tcPr>
+                <w:p>
+                  <w:pPr>
+                    <w:spacing w:before="0" w:after="60"/>
+                    <w:keepNext/>
+                    <w:jc w:val="start"/>
+                  </w:pPr>
+                  <w:r>
+                    <w:rPr>
+                      <w:rFonts w:ascii="Calibri" w:hAnsi="Calibri"/>
+                      <w:sz w:val="20"/>
+                    </w:rPr>
+                    <w:t xml:space="default">0.99 (0.98 - 1.00)</w:t>
+                  </w:r>
+                </w:p>
+              </w:tc>
+              <w:tc>
+                <w:tcPr>
+                  <w:tcBorders>
+                    <w:top w:val="single" w:space="0" w:color="D3D3D3"/>
+                    <w:bottom w:val="single" w:space="0" w:color="D3D3D3"/>
+                    <w:start w:val="single" w:space="0" w:color="D3D3D3"/>
+                    <w:end w:val="single" w:space="0" w:color="D3D3D3"/>
+                  </w:tcBorders>
+                </w:tcPr>
+                <w:p>
+                  <w:pPr>
+                    <w:spacing w:before="0" w:after="60"/>
+                    <w:keepNext/>
+                    <w:jc w:val="start"/>
+                  </w:pPr>
+                  <w:r>
+                    <w:rPr>
+                      <w:rFonts w:ascii="Calibri" w:hAnsi="Calibri"/>
+                      <w:sz w:val="20"/>
+                    </w:rPr>
+                    <w:t xml:space="default">0.7%</w:t>
+                  </w:r>
+                </w:p>
+              </w:tc>
+              <w:tc>
+                <w:tcPr>
+                  <w:tcBorders>
+                    <w:top w:val="single" w:space="0" w:color="D3D3D3"/>
+                    <w:bottom w:val="single" w:space="0" w:color="D3D3D3"/>
+                    <w:start w:val="single" w:space="0" w:color="D3D3D3"/>
+                    <w:end w:val="single" w:space="0" w:color="D3D3D3"/>
+                  </w:tcBorders>
+                </w:tcPr>
+                <w:p>
+                  <w:pPr>
+                    <w:spacing w:before="0" w:after="60"/>
+                    <w:keepNext/>
+                    <w:jc w:val="start"/>
+                  </w:pPr>
+                  <w:r>
+                    <w:rPr>
+                      <w:rFonts w:ascii="Calibri" w:hAnsi="Calibri"/>
+                      <w:sz w:val="20"/>
+                    </w:rPr>
+                    <w:t xml:space="default">&lt; 0.1%</w:t>
+                  </w:r>
+                </w:p>
+              </w:tc>
+              <w:tc>
+                <w:tcPr>
+                  <w:tcBorders>
+                    <w:top w:val="single" w:space="0" w:color="D3D3D3"/>
+                    <w:bottom w:val="single" w:space="0" w:color="D3D3D3"/>
+                    <w:start w:val="single" w:space="0" w:color="D3D3D3"/>
+                    <w:end w:val="single" w:space="0" w:color="D3D3D3"/>
+                  </w:tcBorders>
+                </w:tcPr>
+                <w:p>
+                  <w:pPr>
+                    <w:spacing w:before="0" w:after="60"/>
+                    <w:keepNext/>
+                    <w:jc w:val="start"/>
+                  </w:pPr>
+                  <w:r>
+                    <w:rPr>
+                      <w:rFonts w:ascii="Calibri" w:hAnsi="Calibri"/>
+                      <w:sz w:val="20"/>
+                    </w:rPr>
+                    <w:t xml:space="default">&gt; 99.9%</w:t>
+                  </w:r>
+                </w:p>
+              </w:tc>
+            </w:tr>
+            <w:tr>
+              <w:trPr>
+                <w:cantSplit/>
+              </w:trPr>
+              <w:tc>
+                <w:tcPr>
+                  <w:tcBorders>
+                    <w:top w:val="single" w:space="0" w:color="D3D3D3"/>
+                    <w:bottom w:val="single" w:space="0" w:color="D3D3D3"/>
+                    <w:start w:val="single" w:space="0" w:color="D3D3D3"/>
+                    <w:end w:val="single" w:space="0" w:color="D3D3D3"/>
+                  </w:tcBorders>
+                </w:tcPr>
+                <w:p>
+                  <w:pPr>
+                    <w:spacing w:before="0" w:after="60"/>
+                    <w:keepNext/>
+                    <w:jc w:val="start"/>
+                  </w:pPr>
+                  <w:r>
+                    <w:rPr>
+                      <w:rFonts w:ascii="Calibri" w:hAnsi="Calibri"/>
+                      <w:sz w:val="20"/>
+                      <w:b w:val="true"/>
+                    </w:rPr>
+                    <w:t xml:space="default">EuroQOL - Mobility</w:t>
+                  </w:r>
+                </w:p>
+              </w:tc>
+              <w:tc>
+                <w:tcPr>
+                  <w:tcBorders>
+                    <w:top w:val="single" w:space="0" w:color="D3D3D3"/>
+                    <w:bottom w:val="single" w:space="0" w:color="D3D3D3"/>
+                    <w:start w:val="single" w:space="0" w:color="D3D3D3"/>
+                    <w:end w:val="single" w:space="0" w:color="D3D3D3"/>
+                  </w:tcBorders>
+                </w:tcPr>
+                <w:p>
+                  <w:pPr>
+                    <w:spacing w:before="0" w:after="60"/>
+                    <w:keepNext/>
+                    <w:jc w:val="start"/>
+                  </w:pPr>
+                  <w:r>
+                    <w:rPr>
+                      <w:rFonts w:ascii="Calibri" w:hAnsi="Calibri"/>
+                      <w:sz w:val="20"/>
+                    </w:rPr>
+                    <w:t xml:space="default">1.04 (1.02 - 1.07)</w:t>
+                  </w:r>
+                </w:p>
+              </w:tc>
+              <w:tc>
+                <w:tcPr>
+                  <w:tcBorders>
+                    <w:top w:val="single" w:space="0" w:color="D3D3D3"/>
+                    <w:bottom w:val="single" w:space="0" w:color="D3D3D3"/>
+                    <w:start w:val="single" w:space="0" w:color="D3D3D3"/>
+                    <w:end w:val="single" w:space="0" w:color="D3D3D3"/>
+                  </w:tcBorders>
+                </w:tcPr>
+                <w:p>
+                  <w:pPr>
+                    <w:spacing w:before="0" w:after="60"/>
+                    <w:keepNext/>
+                    <w:jc w:val="start"/>
+                  </w:pPr>
+                  <w:r>
+                    <w:rPr>
+                      <w:rFonts w:ascii="Calibri" w:hAnsi="Calibri"/>
+                      <w:sz w:val="20"/>
+                    </w:rPr>
+                    <w:t xml:space="default">&gt; 99.9%</w:t>
+                  </w:r>
+                </w:p>
+              </w:tc>
+              <w:tc>
+                <w:tcPr>
+                  <w:tcBorders>
+                    <w:top w:val="single" w:space="0" w:color="D3D3D3"/>
+                    <w:bottom w:val="single" w:space="0" w:color="D3D3D3"/>
+                    <w:start w:val="single" w:space="0" w:color="D3D3D3"/>
+                    <w:end w:val="single" w:space="0" w:color="D3D3D3"/>
+                  </w:tcBorders>
+                </w:tcPr>
+                <w:p>
+                  <w:pPr>
+                    <w:spacing w:before="0" w:after="60"/>
+                    <w:keepNext/>
+                    <w:jc w:val="start"/>
+                  </w:pPr>
+                  <w:r>
+                    <w:rPr>
+                      <w:rFonts w:ascii="Calibri" w:hAnsi="Calibri"/>
+                      <w:sz w:val="20"/>
+                    </w:rPr>
+                    <w:t xml:space="default">&lt; 0.1%</w:t>
+                  </w:r>
+                </w:p>
+              </w:tc>
+              <w:tc>
+                <w:tcPr>
+                  <w:tcBorders>
+                    <w:top w:val="single" w:space="0" w:color="D3D3D3"/>
+                    <w:bottom w:val="single" w:space="0" w:color="D3D3D3"/>
+                    <w:start w:val="single" w:space="0" w:color="D3D3D3"/>
+                    <w:end w:val="single" w:space="0" w:color="D3D3D3"/>
+                  </w:tcBorders>
+                </w:tcPr>
+                <w:p>
+                  <w:pPr>
+                    <w:spacing w:before="0" w:after="60"/>
+                    <w:keepNext/>
+                    <w:jc w:val="start"/>
+                  </w:pPr>
+                  <w:r>
+                    <w:rPr>
+                      <w:rFonts w:ascii="Calibri" w:hAnsi="Calibri"/>
+                      <w:sz w:val="20"/>
+                    </w:rPr>
+                    <w:t xml:space="default">75.6%</w:t>
+                  </w:r>
+                </w:p>
+              </w:tc>
+            </w:tr>
+            <w:tr>
+              <w:trPr>
+                <w:cantSplit/>
+              </w:trPr>
+              <w:tc>
+                <w:tcPr>
+                  <w:tcBorders>
+                    <w:top w:val="single" w:space="0" w:color="D3D3D3"/>
+                    <w:bottom w:val="single" w:space="0" w:color="D3D3D3"/>
+                    <w:start w:val="single" w:space="0" w:color="D3D3D3"/>
+                    <w:end w:val="single" w:space="0" w:color="D3D3D3"/>
+                  </w:tcBorders>
+                </w:tcPr>
+                <w:p>
+                  <w:pPr>
+                    <w:spacing w:before="0" w:after="60"/>
+                    <w:keepNext/>
+                    <w:jc w:val="start"/>
+                  </w:pPr>
+                  <w:r>
+                    <w:rPr>
+                      <w:rFonts w:ascii="Calibri" w:hAnsi="Calibri"/>
+                      <w:sz w:val="20"/>
+                      <w:b w:val="true"/>
+                    </w:rPr>
+                    <w:t xml:space="default">EuroQOL - Self-Care</w:t>
+                  </w:r>
+                </w:p>
+              </w:tc>
+              <w:tc>
+                <w:tcPr>
+                  <w:tcBorders>
+                    <w:top w:val="single" w:space="0" w:color="D3D3D3"/>
+                    <w:bottom w:val="single" w:space="0" w:color="D3D3D3"/>
+                    <w:start w:val="single" w:space="0" w:color="D3D3D3"/>
+                    <w:end w:val="single" w:space="0" w:color="D3D3D3"/>
+                  </w:tcBorders>
+                </w:tcPr>
+                <w:p>
+                  <w:pPr>
+                    <w:spacing w:before="0" w:after="60"/>
+                    <w:keepNext/>
+                    <w:jc w:val="start"/>
+                  </w:pPr>
+                  <w:r>
+                    <w:rPr>
+                      <w:rFonts w:ascii="Calibri" w:hAnsi="Calibri"/>
+                      <w:sz w:val="20"/>
+                    </w:rPr>
+                    <w:t xml:space="default">1.04 (1.02 - 1.06)</w:t>
+                  </w:r>
+                </w:p>
+              </w:tc>
+              <w:tc>
+                <w:tcPr>
+                  <w:tcBorders>
+                    <w:top w:val="single" w:space="0" w:color="D3D3D3"/>
+                    <w:bottom w:val="single" w:space="0" w:color="D3D3D3"/>
+                    <w:start w:val="single" w:space="0" w:color="D3D3D3"/>
+                    <w:end w:val="single" w:space="0" w:color="D3D3D3"/>
+                  </w:tcBorders>
+                </w:tcPr>
+                <w:p>
+                  <w:pPr>
+                    <w:spacing w:before="0" w:after="60"/>
+                    <w:keepNext/>
+                    <w:jc w:val="start"/>
+                  </w:pPr>
+                  <w:r>
+                    <w:rPr>
+                      <w:rFonts w:ascii="Calibri" w:hAnsi="Calibri"/>
+                      <w:sz w:val="20"/>
+                    </w:rPr>
+                    <w:t xml:space="default">&gt; 99.9%</w:t>
+                  </w:r>
+                </w:p>
+              </w:tc>
+              <w:tc>
+                <w:tcPr>
+                  <w:tcBorders>
+                    <w:top w:val="single" w:space="0" w:color="D3D3D3"/>
+                    <w:bottom w:val="single" w:space="0" w:color="D3D3D3"/>
+                    <w:start w:val="single" w:space="0" w:color="D3D3D3"/>
+                    <w:end w:val="single" w:space="0" w:color="D3D3D3"/>
+                  </w:tcBorders>
+                </w:tcPr>
+                <w:p>
+                  <w:pPr>
+                    <w:spacing w:before="0" w:after="60"/>
+                    <w:keepNext/>
+                    <w:jc w:val="start"/>
+                  </w:pPr>
+                  <w:r>
+                    <w:rPr>
+                      <w:rFonts w:ascii="Calibri" w:hAnsi="Calibri"/>
+                      <w:sz w:val="20"/>
+                    </w:rPr>
+                    <w:t xml:space="default">&lt; 0.1%</w:t>
+                  </w:r>
+                </w:p>
+              </w:tc>
+              <w:tc>
+                <w:tcPr>
+                  <w:tcBorders>
+                    <w:top w:val="single" w:space="0" w:color="D3D3D3"/>
+                    <w:bottom w:val="single" w:space="0" w:color="D3D3D3"/>
+                    <w:start w:val="single" w:space="0" w:color="D3D3D3"/>
+                    <w:end w:val="single" w:space="0" w:color="D3D3D3"/>
+                  </w:tcBorders>
+                </w:tcPr>
+                <w:p>
+                  <w:pPr>
+                    <w:spacing w:before="0" w:after="60"/>
+                    <w:keepNext/>
+                    <w:jc w:val="start"/>
+                  </w:pPr>
+                  <w:r>
+                    <w:rPr>
+                      <w:rFonts w:ascii="Calibri" w:hAnsi="Calibri"/>
+                      <w:sz w:val="20"/>
+                    </w:rPr>
+                    <w:t xml:space="default">78.1%</w:t>
+                  </w:r>
+                </w:p>
+              </w:tc>
+            </w:tr>
+            <w:tr>
+              <w:trPr>
+                <w:cantSplit/>
+              </w:trPr>
+              <w:tc>
+                <w:tcPr>
+                  <w:tcBorders>
+                    <w:top w:val="single" w:space="0" w:color="D3D3D3"/>
+                    <w:bottom w:val="single" w:space="0" w:color="D3D3D3"/>
+                    <w:start w:val="single" w:space="0" w:color="D3D3D3"/>
+                    <w:end w:val="single" w:space="0" w:color="D3D3D3"/>
+                  </w:tcBorders>
+                </w:tcPr>
+                <w:p>
+                  <w:pPr>
+                    <w:spacing w:before="0" w:after="60"/>
+                    <w:keepNext/>
+                    <w:jc w:val="start"/>
+                  </w:pPr>
+                  <w:r>
+                    <w:rPr>
+                      <w:rFonts w:ascii="Calibri" w:hAnsi="Calibri"/>
+                      <w:sz w:val="20"/>
+                      <w:b w:val="true"/>
+                    </w:rPr>
+                    <w:t xml:space="default">EuroQOL - Usual Activities</w:t>
+                  </w:r>
+                </w:p>
+              </w:tc>
+              <w:tc>
+                <w:tcPr>
+                  <w:tcBorders>
+                    <w:top w:val="single" w:space="0" w:color="D3D3D3"/>
+                    <w:bottom w:val="single" w:space="0" w:color="D3D3D3"/>
+                    <w:start w:val="single" w:space="0" w:color="D3D3D3"/>
+                    <w:end w:val="single" w:space="0" w:color="D3D3D3"/>
+                  </w:tcBorders>
+                </w:tcPr>
+                <w:p>
+                  <w:pPr>
+                    <w:spacing w:before="0" w:after="60"/>
+                    <w:keepNext/>
+                    <w:jc w:val="start"/>
+                  </w:pPr>
+                  <w:r>
+                    <w:rPr>
+                      <w:rFonts w:ascii="Calibri" w:hAnsi="Calibri"/>
+                      <w:sz w:val="20"/>
+                    </w:rPr>
+                    <w:t xml:space="default">1.00 (0.99 - 1.00)</w:t>
+                  </w:r>
+                </w:p>
+              </w:tc>
+              <w:tc>
+                <w:tcPr>
+                  <w:tcBorders>
+                    <w:top w:val="single" w:space="0" w:color="D3D3D3"/>
+                    <w:bottom w:val="single" w:space="0" w:color="D3D3D3"/>
+                    <w:start w:val="single" w:space="0" w:color="D3D3D3"/>
+                    <w:end w:val="single" w:space="0" w:color="D3D3D3"/>
+                  </w:tcBorders>
+                </w:tcPr>
+                <w:p>
+                  <w:pPr>
+                    <w:spacing w:before="0" w:after="60"/>
+                    <w:keepNext/>
+                    <w:jc w:val="start"/>
+                  </w:pPr>
+                  <w:r>
+                    <w:rPr>
+                      <w:rFonts w:ascii="Calibri" w:hAnsi="Calibri"/>
+                      <w:sz w:val="20"/>
+                    </w:rPr>
+                    <w:t xml:space="default">2.6%</w:t>
+                  </w:r>
+                </w:p>
+              </w:tc>
+              <w:tc>
+                <w:tcPr>
+                  <w:tcBorders>
+                    <w:top w:val="single" w:space="0" w:color="D3D3D3"/>
+                    <w:bottom w:val="single" w:space="0" w:color="D3D3D3"/>
+                    <w:start w:val="single" w:space="0" w:color="D3D3D3"/>
+                    <w:end w:val="single" w:space="0" w:color="D3D3D3"/>
+                  </w:tcBorders>
+                </w:tcPr>
+                <w:p>
+                  <w:pPr>
+                    <w:spacing w:before="0" w:after="60"/>
+                    <w:keepNext/>
+                    <w:jc w:val="start"/>
+                  </w:pPr>
+                  <w:r>
+                    <w:rPr>
+                      <w:rFonts w:ascii="Calibri" w:hAnsi="Calibri"/>
+                      <w:sz w:val="20"/>
+                    </w:rPr>
+                    <w:t xml:space="default">&lt; 0.1%</w:t>
+                  </w:r>
+                </w:p>
+              </w:tc>
+              <w:tc>
+                <w:tcPr>
+                  <w:tcBorders>
+                    <w:top w:val="single" w:space="0" w:color="D3D3D3"/>
+                    <w:bottom w:val="single" w:space="0" w:color="D3D3D3"/>
+                    <w:start w:val="single" w:space="0" w:color="D3D3D3"/>
+                    <w:end w:val="single" w:space="0" w:color="D3D3D3"/>
+                  </w:tcBorders>
+                </w:tcPr>
+                <w:p>
+                  <w:pPr>
+                    <w:spacing w:before="0" w:after="60"/>
+                    <w:keepNext/>
+                    <w:jc w:val="start"/>
+                  </w:pPr>
+                  <w:r>
+                    <w:rPr>
+                      <w:rFonts w:ascii="Calibri" w:hAnsi="Calibri"/>
+                      <w:sz w:val="20"/>
+                    </w:rPr>
+                    <w:t xml:space="default">&gt; 99.9%</w:t>
+                  </w:r>
+                </w:p>
+              </w:tc>
+            </w:tr>
+            <w:tr>
+              <w:trPr>
+                <w:cantSplit/>
+              </w:trPr>
+              <w:tc>
+                <w:tcPr>
+                  <w:tcBorders>
+                    <w:top w:val="single" w:space="0" w:color="D3D3D3"/>
+                    <w:bottom w:val="single" w:space="0" w:color="D3D3D3"/>
+                    <w:start w:val="single" w:space="0" w:color="D3D3D3"/>
+                    <w:end w:val="single" w:space="0" w:color="D3D3D3"/>
+                  </w:tcBorders>
+                </w:tcPr>
+                <w:p>
+                  <w:pPr>
+                    <w:spacing w:before="0" w:after="60"/>
+                    <w:keepNext/>
+                    <w:jc w:val="start"/>
+                  </w:pPr>
+                  <w:r>
+                    <w:rPr>
+                      <w:rFonts w:ascii="Calibri" w:hAnsi="Calibri"/>
+                      <w:sz w:val="20"/>
+                      <w:b w:val="true"/>
+                    </w:rPr>
+                    <w:t xml:space="default">EuroQOL - Pain/Discomfort</w:t>
+                  </w:r>
+                </w:p>
+              </w:tc>
+              <w:tc>
+                <w:tcPr>
+                  <w:tcBorders>
+                    <w:top w:val="single" w:space="0" w:color="D3D3D3"/>
+                    <w:bottom w:val="single" w:space="0" w:color="D3D3D3"/>
+                    <w:start w:val="single" w:space="0" w:color="D3D3D3"/>
+                    <w:end w:val="single" w:space="0" w:color="D3D3D3"/>
+                  </w:tcBorders>
+                </w:tcPr>
+                <w:p>
+                  <w:pPr>
+                    <w:spacing w:before="0" w:after="60"/>
+                    <w:keepNext/>
+                    <w:jc w:val="start"/>
+                  </w:pPr>
+                  <w:r>
+                    <w:rPr>
+                      <w:rFonts w:ascii="Calibri" w:hAnsi="Calibri"/>
+                      <w:sz w:val="20"/>
+                    </w:rPr>
+                    <w:t xml:space="default">1.06 (1.01 - 1.11)</w:t>
+                  </w:r>
+                </w:p>
+              </w:tc>
+              <w:tc>
+                <w:tcPr>
+                  <w:tcBorders>
+                    <w:top w:val="single" w:space="0" w:color="D3D3D3"/>
+                    <w:bottom w:val="single" w:space="0" w:color="D3D3D3"/>
+                    <w:start w:val="single" w:space="0" w:color="D3D3D3"/>
+                    <w:end w:val="single" w:space="0" w:color="D3D3D3"/>
+                  </w:tcBorders>
+                </w:tcPr>
+                <w:p>
+                  <w:pPr>
+                    <w:spacing w:before="0" w:after="60"/>
+                    <w:keepNext/>
+                    <w:jc w:val="start"/>
+                  </w:pPr>
+                  <w:r>
+                    <w:rPr>
+                      <w:rFonts w:ascii="Calibri" w:hAnsi="Calibri"/>
+                      <w:sz w:val="20"/>
+                    </w:rPr>
+                    <w:t xml:space="default">98.9%</w:t>
+                  </w:r>
+                </w:p>
+              </w:tc>
+              <w:tc>
+                <w:tcPr>
+                  <w:tcBorders>
+                    <w:top w:val="single" w:space="0" w:color="D3D3D3"/>
+                    <w:bottom w:val="single" w:space="0" w:color="D3D3D3"/>
+                    <w:start w:val="single" w:space="0" w:color="D3D3D3"/>
+                    <w:end w:val="single" w:space="0" w:color="D3D3D3"/>
+                  </w:tcBorders>
+                </w:tcPr>
+                <w:p>
+                  <w:pPr>
+                    <w:spacing w:before="0" w:after="60"/>
+                    <w:keepNext/>
+                    <w:jc w:val="start"/>
+                  </w:pPr>
+                  <w:r>
+                    <w:rPr>
+                      <w:rFonts w:ascii="Calibri" w:hAnsi="Calibri"/>
+                      <w:sz w:val="20"/>
+                    </w:rPr>
+                    <w:t xml:space="default">&lt; 0.1%</w:t>
+                  </w:r>
+                </w:p>
+              </w:tc>
+              <w:tc>
+                <w:tcPr>
+                  <w:tcBorders>
+                    <w:top w:val="single" w:space="0" w:color="D3D3D3"/>
+                    <w:bottom w:val="single" w:space="0" w:color="D3D3D3"/>
+                    <w:start w:val="single" w:space="0" w:color="D3D3D3"/>
+                    <w:end w:val="single" w:space="0" w:color="D3D3D3"/>
+                  </w:tcBorders>
+                </w:tcPr>
+                <w:p>
+                  <w:pPr>
+                    <w:spacing w:before="0" w:after="60"/>
+                    <w:keepNext/>
+                    <w:jc w:val="start"/>
+                  </w:pPr>
+                  <w:r>
+                    <w:rPr>
+                      <w:rFonts w:ascii="Calibri" w:hAnsi="Calibri"/>
+                      <w:sz w:val="20"/>
+                    </w:rPr>
+                    <w:t xml:space="default">40.9%</w:t>
+                  </w:r>
+                </w:p>
+              </w:tc>
+            </w:tr>
+            <w:tr>
+              <w:trPr>
+                <w:cantSplit/>
+              </w:trPr>
+              <w:tc>
+                <w:tcPr>
+                  <w:tcBorders>
+                    <w:top w:val="single" w:space="0" w:color="D3D3D3"/>
+                    <w:bottom w:val="single" w:space="0" w:color="D3D3D3"/>
+                    <w:start w:val="single" w:space="0" w:color="D3D3D3"/>
+                    <w:end w:val="single" w:space="0" w:color="D3D3D3"/>
+                  </w:tcBorders>
+                </w:tcPr>
+                <w:p>
+                  <w:pPr>
+                    <w:spacing w:before="0" w:after="60"/>
+                    <w:keepNext/>
+                    <w:jc w:val="start"/>
+                  </w:pPr>
+                  <w:r>
+                    <w:rPr>
+                      <w:rFonts w:ascii="Calibri" w:hAnsi="Calibri"/>
+                      <w:sz w:val="20"/>
+                      <w:b w:val="true"/>
+                    </w:rPr>
+                    <w:t xml:space="default">EuroQOL - Anxiety/Depression</w:t>
+                  </w:r>
+                </w:p>
+              </w:tc>
+              <w:tc>
+                <w:tcPr>
+                  <w:tcBorders>
+                    <w:top w:val="single" w:space="0" w:color="D3D3D3"/>
+                    <w:bottom w:val="single" w:space="0" w:color="D3D3D3"/>
+                    <w:start w:val="single" w:space="0" w:color="D3D3D3"/>
+                    <w:end w:val="single" w:space="0" w:color="D3D3D3"/>
+                  </w:tcBorders>
+                </w:tcPr>
+                <w:p>
+                  <w:pPr>
+                    <w:spacing w:before="0" w:after="60"/>
+                    <w:keepNext/>
+                    <w:jc w:val="start"/>
+                  </w:pPr>
+                  <w:r>
+                    <w:rPr>
+                      <w:rFonts w:ascii="Calibri" w:hAnsi="Calibri"/>
+                      <w:sz w:val="20"/>
+                    </w:rPr>
+                    <w:t xml:space="default">1.04 (0.99 - 1.09)</w:t>
+                  </w:r>
+                </w:p>
+              </w:tc>
+              <w:tc>
+                <w:tcPr>
+                  <w:tcBorders>
+                    <w:top w:val="single" w:space="0" w:color="D3D3D3"/>
+                    <w:bottom w:val="single" w:space="0" w:color="D3D3D3"/>
+                    <w:start w:val="single" w:space="0" w:color="D3D3D3"/>
+                    <w:end w:val="single" w:space="0" w:color="D3D3D3"/>
+                  </w:tcBorders>
+                </w:tcPr>
+                <w:p>
+                  <w:pPr>
+                    <w:spacing w:before="0" w:after="60"/>
+                    <w:keepNext/>
+                    <w:jc w:val="start"/>
+                  </w:pPr>
+                  <w:r>
+                    <w:rPr>
+                      <w:rFonts w:ascii="Calibri" w:hAnsi="Calibri"/>
+                      <w:sz w:val="20"/>
+                    </w:rPr>
+                    <w:t xml:space="default">95.4%</w:t>
+                  </w:r>
+                </w:p>
+              </w:tc>
+              <w:tc>
+                <w:tcPr>
+                  <w:tcBorders>
+                    <w:top w:val="single" w:space="0" w:color="D3D3D3"/>
+                    <w:bottom w:val="single" w:space="0" w:color="D3D3D3"/>
+                    <w:start w:val="single" w:space="0" w:color="D3D3D3"/>
+                    <w:end w:val="single" w:space="0" w:color="D3D3D3"/>
+                  </w:tcBorders>
+                </w:tcPr>
+                <w:p>
+                  <w:pPr>
+                    <w:spacing w:before="0" w:after="60"/>
+                    <w:keepNext/>
+                    <w:jc w:val="start"/>
+                  </w:pPr>
+                  <w:r>
+                    <w:rPr>
+                      <w:rFonts w:ascii="Calibri" w:hAnsi="Calibri"/>
+                      <w:sz w:val="20"/>
+                    </w:rPr>
+                    <w:t xml:space="default">&lt; 0.1%</w:t>
+                  </w:r>
+                </w:p>
+              </w:tc>
+              <w:tc>
+                <w:tcPr>
+                  <w:tcBorders>
+                    <w:top w:val="single" w:space="0" w:color="D3D3D3"/>
+                    <w:bottom w:val="single" w:space="0" w:color="D3D3D3"/>
+                    <w:start w:val="single" w:space="0" w:color="D3D3D3"/>
+                    <w:end w:val="single" w:space="0" w:color="D3D3D3"/>
+                  </w:tcBorders>
+                </w:tcPr>
+                <w:p>
+                  <w:pPr>
+                    <w:spacing w:before="0" w:after="60"/>
+                    <w:keepNext/>
+                    <w:jc w:val="start"/>
+                  </w:pPr>
+                  <w:r>
+                    <w:rPr>
+                      <w:rFonts w:ascii="Calibri" w:hAnsi="Calibri"/>
+                      <w:sz w:val="20"/>
+                    </w:rPr>
+                    <w:t xml:space="default">63.4%</w:t>
+                  </w:r>
+                </w:p>
+              </w:tc>
+            </w:tr>
+            <w:tr>
+              <w:trPr>
+                <w:cantSplit/>
+              </w:trPr>
+              <w:tc>
+                <w:tcPr>
+                  <w:tcBorders>
+                    <w:top w:val="single" w:space="0" w:color="D3D3D3"/>
+                    <w:bottom w:val="single" w:space="0" w:color="D3D3D3"/>
+                    <w:start w:val="single" w:space="0" w:color="D3D3D3"/>
+                    <w:end w:val="single" w:space="0" w:color="D3D3D3"/>
+                  </w:tcBorders>
+                </w:tcPr>
+                <w:p>
+                  <w:pPr>
+                    <w:spacing w:before="0" w:after="60"/>
+                    <w:keepNext/>
+                    <w:jc w:val="start"/>
+                  </w:pPr>
+                  <w:r>
+                    <w:rPr>
+                      <w:rFonts w:ascii="Calibri" w:hAnsi="Calibri"/>
+                      <w:sz w:val="20"/>
+                      <w:b w:val="true"/>
+                    </w:rPr>
+                    <w:t xml:space="default">EQ-VAS</w:t>
+                  </w:r>
+                </w:p>
+              </w:tc>
+              <w:tc>
+                <w:tcPr>
+                  <w:tcBorders>
+                    <w:top w:val="single" w:space="0" w:color="D3D3D3"/>
+                    <w:bottom w:val="single" w:space="0" w:color="D3D3D3"/>
+                    <w:start w:val="single" w:space="0" w:color="D3D3D3"/>
+                    <w:end w:val="single" w:space="0" w:color="D3D3D3"/>
+                  </w:tcBorders>
+                </w:tcPr>
+                <w:p>
+                  <w:pPr>
+                    <w:spacing w:before="0" w:after="60"/>
+                    <w:keepNext/>
+                    <w:jc w:val="start"/>
+                  </w:pPr>
+                  <w:r>
+                    <w:rPr>
+                      <w:rFonts w:ascii="Calibri" w:hAnsi="Calibri"/>
+                      <w:sz w:val="20"/>
+                    </w:rPr>
+                    <w:t xml:space="default">-1.5 (-3.4 - 0.3)</w:t>
+                  </w:r>
+                </w:p>
+              </w:tc>
+              <w:tc>
+                <w:tcPr>
+                  <w:tcBorders>
+                    <w:top w:val="single" w:space="0" w:color="D3D3D3"/>
+                    <w:bottom w:val="single" w:space="0" w:color="D3D3D3"/>
+                    <w:start w:val="single" w:space="0" w:color="D3D3D3"/>
+                    <w:end w:val="single" w:space="0" w:color="D3D3D3"/>
+                  </w:tcBorders>
+                </w:tcPr>
+                <w:p>
+                  <w:pPr>
+                    <w:spacing w:before="0" w:after="60"/>
+                    <w:keepNext/>
+                    <w:jc w:val="start"/>
+                  </w:pPr>
+                  <w:r>
+                    <w:rPr>
+                      <w:rFonts w:ascii="Calibri" w:hAnsi="Calibri"/>
+                      <w:sz w:val="20"/>
+                    </w:rPr>
+                    <w:t xml:space="default">95.1%</w:t>
+                  </w:r>
+                </w:p>
+              </w:tc>
+              <w:tc>
+                <w:tcPr>
+                  <w:tcBorders>
+                    <w:top w:val="single" w:space="0" w:color="D3D3D3"/>
+                    <w:bottom w:val="single" w:space="0" w:color="D3D3D3"/>
+                    <w:start w:val="single" w:space="0" w:color="D3D3D3"/>
+                    <w:end w:val="single" w:space="0" w:color="D3D3D3"/>
+                  </w:tcBorders>
+                </w:tcPr>
+                <w:p>
+                  <w:pPr>
+                    <w:spacing w:before="0" w:after="60"/>
+                    <w:keepNext/>
+                    <w:jc w:val="start"/>
+                  </w:pPr>
+                  <w:r>
+                    <w:rPr>
+                      <w:rFonts w:ascii="Calibri" w:hAnsi="Calibri"/>
+                      <w:sz w:val="20"/>
+                    </w:rPr>
+                    <w:t xml:space="default">&lt; 0.1%</w:t>
+                  </w:r>
+                </w:p>
+              </w:tc>
+              <w:tc>
+                <w:tcPr>
+                  <w:tcBorders>
+                    <w:top w:val="single" w:space="0" w:color="D3D3D3"/>
+                    <w:bottom w:val="single" w:space="0" w:color="D3D3D3"/>
+                    <w:start w:val="single" w:space="0" w:color="D3D3D3"/>
+                    <w:end w:val="single" w:space="0" w:color="D3D3D3"/>
+                  </w:tcBorders>
+                </w:tcPr>
+                <w:p>
+                  <w:pPr>
+                    <w:spacing w:before="0" w:after="60"/>
+                    <w:keepNext/>
+                    <w:jc w:val="start"/>
+                  </w:pPr>
+                  <w:r>
+                    <w:rPr>
+                      <w:rFonts w:ascii="Calibri" w:hAnsi="Calibri"/>
+                      <w:sz w:val="20"/>
+                    </w:rPr>
+                    <w:t xml:space="default">69.2%</w:t>
+                  </w:r>
+                </w:p>
+              </w:tc>
+            </w:tr>
+            <w:tr>
+              <w:trPr>
+                <w:cantSplit/>
+              </w:trPr>
+              <w:tc>
+                <w:tcPr>
+                  <w:gridSpan w:val="5"/>
+                </w:tcPr>
+                <w:p>
+                  <w:pPr>
+                    <w:spacing w:before="0" w:after="60"/>
+                    <w:keepNext/>
+                  </w:pPr>
+                  <w:r>
+                    <w:rPr>
+                      <w:rFonts w:ascii="Calibri" w:hAnsi="Calibri"/>
+                      <w:sz w:val="20"/>
+                    </w:rPr>
+                    <w:t xml:space="default">Values represent Average Marginal Effects (Odds Ratios for ordinal outcomes; Mean Difference in points [0–100] for EQ-VAS). Models are adjusted for age, admission GCS, ICH location, ICH volume, IVH, and study (as random intercept); Reference Category: Left Hemisphere. ROPE indicates region of practical equivalence (0.95 to 1.05 for ordinal; ± 2 points for EQ-VAS). For EQ-VAS, probability of difference is defined as Mean Difference &lt; 0, and substantial difference as &lt; -5 points. aOR indicates adjusted odds ratio; CrI, credible interval; GCS, Glasgow Coma Scale; ICH, intracerebral hemorrhage; and IVH, intraventricular hemorrhage.</w:t>
+                  </w:r>
+                </w:p>
+              </w:tc>
+            </w:tr>
+          </w:tbl>
+          <w:bookmarkEnd w:id="203"/>
+        </w:tc>
+      </w:tr>
+    </w:tbl>
+    <w:bookmarkEnd w:id="204"/>
+    <w:bookmarkStart w:id="206" w:name="X4e88bd9f1bd9c8616b387592e093bccc624350b"/>
     <w:p>
       <w:pPr>
         <w:pStyle w:val="Heading3"/>
@@ -24507,7 +25568,7 @@
       <w:tr>
         <w:tc>
           <w:tcPr/>
-          <w:bookmarkStart w:id="204" w:name="tbl-atach-site-sensitivity"/>
+          <w:bookmarkStart w:id="205" w:name="tbl-atach-site-sensitivity"/>
           <w:p>
             <w:pPr>
               <w:jc w:val="center"/>
@@ -24518,7 +25579,7 @@
               <w:pStyle w:val="ImageCaption"/>
             </w:pPr>
             <w:r>
-              <w:t xml:space="preserve">Table 18: ATACH-2 Sensitivity Analysis: Association of Hemispheric Laterality with Neurosurgical Intervention With and Without Site-Level Random Intercept</w:t>
+              <w:t xml:space="preserve">Table 19: ATACH-2 Sensitivity Analysis: Association of Hemispheric Laterality with Neurosurgical Intervention With and Without Site-Level Random Intercept</w:t>
             </w:r>
           </w:p>
           <w:tbl xmlns:w="http://schemas.openxmlformats.org/wordprocessingml/2006/main" xmlns:wp="http://schemas.openxmlformats.org/drawingml/2006/wordprocessingDrawing" xmlns:r="http://schemas.openxmlformats.org/officeDocument/2006/relationships" xmlns:w14="http://schemas.microsoft.com/office/word/2010/wordml">
@@ -24574,7 +25635,7 @@
                   <w:pPr>
                     <w:spacing w:before="0" w:after="60"/>
                     <w:keepNext/>
-                    <w:jc w:val="start"/>
+                    <w:jc w:val="end"/>
                   </w:pPr>
                   <w:r>
                     <w:rPr>
@@ -24596,7 +25657,7 @@
                   <w:pPr>
                     <w:spacing w:before="0" w:after="60"/>
                     <w:keepNext/>
-                    <w:jc w:val="start"/>
+                    <w:jc w:val="end"/>
                   </w:pPr>
                   <w:r>
                     <w:rPr>
@@ -24618,7 +25679,7 @@
                   <w:pPr>
                     <w:spacing w:before="0" w:after="60"/>
                     <w:keepNext/>
-                    <w:jc w:val="start"/>
+                    <w:jc w:val="end"/>
                   </w:pPr>
                   <w:r>
                     <w:rPr>
@@ -24649,14 +25710,14 @@
                   <w:pPr>
                     <w:spacing w:before="0" w:after="60"/>
                     <w:keepNext/>
-                    <w:jc w:val="start"/>
-                  </w:pPr>
-                  <w:r>
-                    <w:rPr>
-                      <w:rFonts w:ascii="Calibri" w:hAnsi="Calibri"/>
-                      <w:sz w:val="20"/>
-                    </w:rPr>
-                    <w:t xml:space="default">Prob(aOR &gt; 1)</w:t>
+                    <w:jc w:val="end"/>
+                  </w:pPr>
+                  <w:r>
+                    <w:rPr>
+                      <w:rFonts w:ascii="Calibri" w:hAnsi="Calibri"/>
+                      <w:sz w:val="20"/>
+                    </w:rPr>
+                    <w:t xml:space="default">Probability of difference (aOR &gt; 1)</w:t>
                   </w:r>
                 </w:p>
               </w:tc>
@@ -24671,14 +25732,14 @@
                   <w:pPr>
                     <w:spacing w:before="0" w:after="60"/>
                     <w:keepNext/>
-                    <w:jc w:val="start"/>
-                  </w:pPr>
-                  <w:r>
-                    <w:rPr>
-                      <w:rFonts w:ascii="Calibri" w:hAnsi="Calibri"/>
-                      <w:sz w:val="20"/>
-                    </w:rPr>
-                    <w:t xml:space="default">Prob(aOR &gt; 1.2)</w:t>
+                    <w:jc w:val="end"/>
+                  </w:pPr>
+                  <w:r>
+                    <w:rPr>
+                      <w:rFonts w:ascii="Calibri" w:hAnsi="Calibri"/>
+                      <w:sz w:val="20"/>
+                    </w:rPr>
+                    <w:t xml:space="default">Probability of a substantial difference (aOR &gt; 1.2)</w:t>
                   </w:r>
                 </w:p>
               </w:tc>
@@ -24701,7 +25762,7 @@
                       <w:rFonts w:ascii="Calibri" w:hAnsi="Calibri"/>
                       <w:sz w:val="20"/>
                     </w:rPr>
-                    <w:t xml:space="default">ROPE</w:t>
+                    <w:t xml:space="default">Percentage of posterior within ROPE</w:t>
                   </w:r>
                 </w:p>
               </w:tc>
@@ -24748,7 +25809,7 @@
                   <w:pPr>
                     <w:spacing w:before="0" w:after="60"/>
                     <w:keepNext/>
-                    <w:jc w:val="start"/>
+                    <w:jc w:val="end"/>
                   </w:pPr>
                   <w:r>
                     <w:rPr>
@@ -24772,7 +25833,7 @@
                   <w:pPr>
                     <w:spacing w:before="0" w:after="60"/>
                     <w:keepNext/>
-                    <w:jc w:val="start"/>
+                    <w:jc w:val="end"/>
                   </w:pPr>
                   <w:r>
                     <w:rPr>
@@ -24796,7 +25857,7 @@
                   <w:pPr>
                     <w:spacing w:before="0" w:after="60"/>
                     <w:keepNext/>
-                    <w:jc w:val="start"/>
+                    <w:jc w:val="end"/>
                   </w:pPr>
                   <w:r>
                     <w:rPr>
@@ -24820,62 +25881,62 @@
                   <w:pPr>
                     <w:spacing w:before="0" w:after="60"/>
                     <w:keepNext/>
-                    <w:jc w:val="start"/>
-                  </w:pPr>
-                  <w:r>
-                    <w:rPr>
-                      <w:rFonts w:ascii="Calibri" w:hAnsi="Calibri"/>
-                      <w:sz w:val="20"/>
-                    </w:rPr>
-                    <w:t xml:space="default">1.00</w:t>
-                  </w:r>
-                </w:p>
-              </w:tc>
-              <w:tc>
-                <w:tcPr>
-                  <w:tcBorders>
-                    <w:top w:val="single" w:space="0" w:color="D3D3D3"/>
-                    <w:bottom w:val="single" w:space="0" w:color="D3D3D3"/>
-                    <w:start w:val="single" w:space="0" w:color="D3D3D3"/>
-                    <w:end w:val="single" w:space="0" w:color="D3D3D3"/>
-                  </w:tcBorders>
-                </w:tcPr>
-                <w:p>
-                  <w:pPr>
-                    <w:spacing w:before="0" w:after="60"/>
-                    <w:keepNext/>
-                    <w:jc w:val="start"/>
-                  </w:pPr>
-                  <w:r>
-                    <w:rPr>
-                      <w:rFonts w:ascii="Calibri" w:hAnsi="Calibri"/>
-                      <w:sz w:val="20"/>
-                    </w:rPr>
-                    <w:t xml:space="default">0.99</w:t>
-                  </w:r>
-                </w:p>
-              </w:tc>
-              <w:tc>
-                <w:tcPr>
-                  <w:tcBorders>
-                    <w:top w:val="single" w:space="0" w:color="D3D3D3"/>
-                    <w:bottom w:val="single" w:space="0" w:color="D3D3D3"/>
-                    <w:start w:val="single" w:space="0" w:color="D3D3D3"/>
-                    <w:end w:val="single" w:space="0" w:color="D3D3D3"/>
-                  </w:tcBorders>
-                </w:tcPr>
-                <w:p>
-                  <w:pPr>
-                    <w:spacing w:before="0" w:after="60"/>
-                    <w:keepNext/>
-                    <w:jc w:val="start"/>
-                  </w:pPr>
-                  <w:r>
-                    <w:rPr>
-                      <w:rFonts w:ascii="Calibri" w:hAnsi="Calibri"/>
-                      <w:sz w:val="20"/>
-                    </w:rPr>
-                    <w:t xml:space="default">0.00</w:t>
+                    <w:jc w:val="end"/>
+                  </w:pPr>
+                  <w:r>
+                    <w:rPr>
+                      <w:rFonts w:ascii="Calibri" w:hAnsi="Calibri"/>
+                      <w:sz w:val="20"/>
+                    </w:rPr>
+                    <w:t xml:space="default">99.8%</w:t>
+                  </w:r>
+                </w:p>
+              </w:tc>
+              <w:tc>
+                <w:tcPr>
+                  <w:tcBorders>
+                    <w:top w:val="single" w:space="0" w:color="D3D3D3"/>
+                    <w:bottom w:val="single" w:space="0" w:color="D3D3D3"/>
+                    <w:start w:val="single" w:space="0" w:color="D3D3D3"/>
+                    <w:end w:val="single" w:space="0" w:color="D3D3D3"/>
+                  </w:tcBorders>
+                </w:tcPr>
+                <w:p>
+                  <w:pPr>
+                    <w:spacing w:before="0" w:after="60"/>
+                    <w:keepNext/>
+                    <w:jc w:val="end"/>
+                  </w:pPr>
+                  <w:r>
+                    <w:rPr>
+                      <w:rFonts w:ascii="Calibri" w:hAnsi="Calibri"/>
+                      <w:sz w:val="20"/>
+                    </w:rPr>
+                    <w:t xml:space="default">98.6%</w:t>
+                  </w:r>
+                </w:p>
+              </w:tc>
+              <w:tc>
+                <w:tcPr>
+                  <w:tcBorders>
+                    <w:top w:val="single" w:space="0" w:color="D3D3D3"/>
+                    <w:bottom w:val="single" w:space="0" w:color="D3D3D3"/>
+                    <w:start w:val="single" w:space="0" w:color="D3D3D3"/>
+                    <w:end w:val="single" w:space="0" w:color="D3D3D3"/>
+                  </w:tcBorders>
+                </w:tcPr>
+                <w:p>
+                  <w:pPr>
+                    <w:spacing w:before="0" w:after="60"/>
+                    <w:keepNext/>
+                    <w:jc w:val="start"/>
+                  </w:pPr>
+                  <w:r>
+                    <w:rPr>
+                      <w:rFonts w:ascii="Calibri" w:hAnsi="Calibri"/>
+                      <w:sz w:val="20"/>
+                    </w:rPr>
+                    <w:t xml:space="default">&lt; 0.1%</w:t>
                   </w:r>
                 </w:p>
               </w:tc>
@@ -24922,7 +25983,7 @@
                   <w:pPr>
                     <w:spacing w:before="0" w:after="60"/>
                     <w:keepNext/>
-                    <w:jc w:val="start"/>
+                    <w:jc w:val="end"/>
                   </w:pPr>
                   <w:r>
                     <w:rPr>
@@ -24946,7 +26007,7 @@
                   <w:pPr>
                     <w:spacing w:before="0" w:after="60"/>
                     <w:keepNext/>
-                    <w:jc w:val="start"/>
+                    <w:jc w:val="end"/>
                   </w:pPr>
                   <w:r>
                     <w:rPr>
@@ -24970,7 +26031,7 @@
                   <w:pPr>
                     <w:spacing w:before="0" w:after="60"/>
                     <w:keepNext/>
-                    <w:jc w:val="start"/>
+                    <w:jc w:val="end"/>
                   </w:pPr>
                   <w:r>
                     <w:rPr>
@@ -24994,62 +26055,62 @@
                   <w:pPr>
                     <w:spacing w:before="0" w:after="60"/>
                     <w:keepNext/>
-                    <w:jc w:val="start"/>
-                  </w:pPr>
-                  <w:r>
-                    <w:rPr>
-                      <w:rFonts w:ascii="Calibri" w:hAnsi="Calibri"/>
-                      <w:sz w:val="20"/>
-                    </w:rPr>
-                    <w:t xml:space="default">0.99</w:t>
-                  </w:r>
-                </w:p>
-              </w:tc>
-              <w:tc>
-                <w:tcPr>
-                  <w:tcBorders>
-                    <w:top w:val="single" w:space="0" w:color="D3D3D3"/>
-                    <w:bottom w:val="single" w:space="0" w:color="D3D3D3"/>
-                    <w:start w:val="single" w:space="0" w:color="D3D3D3"/>
-                    <w:end w:val="single" w:space="0" w:color="D3D3D3"/>
-                  </w:tcBorders>
-                </w:tcPr>
-                <w:p>
-                  <w:pPr>
-                    <w:spacing w:before="0" w:after="60"/>
-                    <w:keepNext/>
-                    <w:jc w:val="start"/>
-                  </w:pPr>
-                  <w:r>
-                    <w:rPr>
-                      <w:rFonts w:ascii="Calibri" w:hAnsi="Calibri"/>
-                      <w:sz w:val="20"/>
-                    </w:rPr>
-                    <w:t xml:space="default">0.95</w:t>
-                  </w:r>
-                </w:p>
-              </w:tc>
-              <w:tc>
-                <w:tcPr>
-                  <w:tcBorders>
-                    <w:top w:val="single" w:space="0" w:color="D3D3D3"/>
-                    <w:bottom w:val="single" w:space="0" w:color="D3D3D3"/>
-                    <w:start w:val="single" w:space="0" w:color="D3D3D3"/>
-                    <w:end w:val="single" w:space="0" w:color="D3D3D3"/>
-                  </w:tcBorders>
-                </w:tcPr>
-                <w:p>
-                  <w:pPr>
-                    <w:spacing w:before="0" w:after="60"/>
-                    <w:keepNext/>
-                    <w:jc w:val="start"/>
-                  </w:pPr>
-                  <w:r>
-                    <w:rPr>
-                      <w:rFonts w:ascii="Calibri" w:hAnsi="Calibri"/>
-                      <w:sz w:val="20"/>
-                    </w:rPr>
-                    <w:t xml:space="default">0.01</w:t>
+                    <w:jc w:val="end"/>
+                  </w:pPr>
+                  <w:r>
+                    <w:rPr>
+                      <w:rFonts w:ascii="Calibri" w:hAnsi="Calibri"/>
+                      <w:sz w:val="20"/>
+                    </w:rPr>
+                    <w:t xml:space="default">99%</w:t>
+                  </w:r>
+                </w:p>
+              </w:tc>
+              <w:tc>
+                <w:tcPr>
+                  <w:tcBorders>
+                    <w:top w:val="single" w:space="0" w:color="D3D3D3"/>
+                    <w:bottom w:val="single" w:space="0" w:color="D3D3D3"/>
+                    <w:start w:val="single" w:space="0" w:color="D3D3D3"/>
+                    <w:end w:val="single" w:space="0" w:color="D3D3D3"/>
+                  </w:tcBorders>
+                </w:tcPr>
+                <w:p>
+                  <w:pPr>
+                    <w:spacing w:before="0" w:after="60"/>
+                    <w:keepNext/>
+                    <w:jc w:val="end"/>
+                  </w:pPr>
+                  <w:r>
+                    <w:rPr>
+                      <w:rFonts w:ascii="Calibri" w:hAnsi="Calibri"/>
+                      <w:sz w:val="20"/>
+                    </w:rPr>
+                    <w:t xml:space="default">94.7%</w:t>
+                  </w:r>
+                </w:p>
+              </w:tc>
+              <w:tc>
+                <w:tcPr>
+                  <w:tcBorders>
+                    <w:top w:val="single" w:space="0" w:color="D3D3D3"/>
+                    <w:bottom w:val="single" w:space="0" w:color="D3D3D3"/>
+                    <w:start w:val="single" w:space="0" w:color="D3D3D3"/>
+                    <w:end w:val="single" w:space="0" w:color="D3D3D3"/>
+                  </w:tcBorders>
+                </w:tcPr>
+                <w:p>
+                  <w:pPr>
+                    <w:spacing w:before="0" w:after="60"/>
+                    <w:keepNext/>
+                    <w:jc w:val="start"/>
+                  </w:pPr>
+                  <w:r>
+                    <w:rPr>
+                      <w:rFonts w:ascii="Calibri" w:hAnsi="Calibri"/>
+                      <w:sz w:val="20"/>
+                    </w:rPr>
+                    <w:t xml:space="default">1.2%</w:t>
                   </w:r>
                 </w:p>
               </w:tc>
@@ -25087,7 +26148,7 @@
               </w:tc>
             </w:tr>
           </w:tbl>
-          <w:bookmarkEnd w:id="204"/>
+          <w:bookmarkEnd w:id="205"/>
         </w:tc>
       </w:tr>
     </w:tbl>
@@ -25096,7 +26157,7 @@
         <w:pStyle w:val="BodyText"/>
       </w:pPr>
       <w:r>
-        <w:t xml:space="preserve">Inclusion of the site-level random intercept slightly attenuated the point estimate for the laterality association and widened the credible interval, which is expected given the additional variance component and the smaller sample size of the ATACH-2 cohort alone. However, the direction, magnitude, and posterior probability of the association remained consistent with the primary analysis, suggesting that site-level clustering does not materially alter the principal finding.</w:t>
+        <w:t xml:space="preserve">Inclusion of the site-level random intercept modestly attenuated the point estimate for the laterality association, which is expected given the additional variance component and the smaller sample size of the ATACH-2 cohort alone. However, the direction, magnitude, and posterior probability of the association remained consistent with the primary analysis, suggesting that site-level clustering does not materially alter the principal finding.</w:t>
       </w:r>
     </w:p>
     <w:p>
@@ -25104,9 +26165,9 @@
         <w:br w:type="page"/>
       </w:r>
     </w:p>
-    <w:bookmarkEnd w:id="205"/>
     <w:bookmarkEnd w:id="206"/>
-    <w:bookmarkStart w:id="216" w:name="references-and-software-bibliography"/>
+    <w:bookmarkEnd w:id="207"/>
+    <w:bookmarkStart w:id="217" w:name="references-and-software-bibliography"/>
     <w:p>
       <w:pPr>
         <w:pStyle w:val="Heading2"/>
@@ -25138,8 +26199,8 @@
         <w:t xml:space="preserve">package.</w:t>
       </w:r>
     </w:p>
-    <w:bookmarkStart w:id="215" w:name="refs"/>
-    <w:bookmarkStart w:id="208" w:name="ref-tennantUseDirectedAcyclic2021"/>
+    <w:bookmarkStart w:id="216" w:name="refs"/>
+    <w:bookmarkStart w:id="209" w:name="ref-tennantUseDirectedAcyclic2021"/>
     <w:p>
       <w:pPr>
         <w:pStyle w:val="Bibliography"/>
@@ -25159,7 +26220,7 @@
       <w:r>
         <w:t xml:space="preserve"> </w:t>
       </w:r>
-      <w:hyperlink r:id="rId207">
+      <w:hyperlink r:id="rId208">
         <w:r>
           <w:rPr>
             <w:rStyle w:val="Hyperlink"/>
@@ -25199,8 +26260,8 @@
         <w:t xml:space="preserve"> </w:t>
       </w:r>
     </w:p>
-    <w:bookmarkEnd w:id="208"/>
-    <w:bookmarkStart w:id="210" w:name="ref-zampieriUsingBayesianMethods2021"/>
+    <w:bookmarkEnd w:id="209"/>
+    <w:bookmarkStart w:id="211" w:name="ref-zampieriUsingBayesianMethods2021"/>
     <w:p>
       <w:pPr>
         <w:pStyle w:val="Bibliography"/>
@@ -25220,7 +26281,7 @@
       <w:r>
         <w:t xml:space="preserve"> </w:t>
       </w:r>
-      <w:hyperlink r:id="rId209">
+      <w:hyperlink r:id="rId210">
         <w:r>
           <w:rPr>
             <w:rStyle w:val="Hyperlink"/>
@@ -25446,8 +26507,8 @@
         <w:t xml:space="preserve"> </w:t>
       </w:r>
     </w:p>
-    <w:bookmarkEnd w:id="210"/>
-    <w:bookmarkStart w:id="212" w:name="Xfbc06ab4e8a143dd15dec8dfd06cc82cc01ab3c"/>
+    <w:bookmarkEnd w:id="211"/>
+    <w:bookmarkStart w:id="213" w:name="Xfbc06ab4e8a143dd15dec8dfd06cc82cc01ab3c"/>
     <w:p>
       <w:pPr>
         <w:pStyle w:val="Bibliography"/>
@@ -25467,7 +26528,7 @@
       <w:r>
         <w:t xml:space="preserve"> </w:t>
       </w:r>
-      <w:hyperlink r:id="rId211">
+      <w:hyperlink r:id="rId212">
         <w:r>
           <w:rPr>
             <w:rStyle w:val="Hyperlink"/>
@@ -25507,8 +26568,8 @@
         <w:t xml:space="preserve"> </w:t>
       </w:r>
     </w:p>
-    <w:bookmarkEnd w:id="212"/>
-    <w:bookmarkStart w:id="214" w:name="ref-gelmanBayesianWorkflow2020"/>
+    <w:bookmarkEnd w:id="213"/>
+    <w:bookmarkStart w:id="215" w:name="ref-gelmanBayesianWorkflow2020"/>
     <w:p>
       <w:pPr>
         <w:pStyle w:val="Bibliography"/>
@@ -25540,7 +26601,7 @@
       <w:r>
         <w:t xml:space="preserve"> </w:t>
       </w:r>
-      <w:hyperlink r:id="rId213">
+      <w:hyperlink r:id="rId214">
         <w:r>
           <w:rPr>
             <w:rStyle w:val="Hyperlink"/>
@@ -25549,10 +26610,10 @@
         </w:r>
       </w:hyperlink>
     </w:p>
-    <w:bookmarkEnd w:id="214"/>
     <w:bookmarkEnd w:id="215"/>
     <w:bookmarkEnd w:id="216"/>
     <w:bookmarkEnd w:id="217"/>
+    <w:bookmarkEnd w:id="218"/>
     <w:sectPr>
       <w:footnotePr>
         <w:numFmt w:val="decimal"/>

--- a/manuscripts/manuscript_supplement.docx
+++ b/manuscripts/manuscript_supplement.docx
@@ -10,7 +10,7 @@
         <w:t xml:space="preserve">Association of Hemispheric Laterality with Neurosurgery in ICH: A Post-Hoc Bayesian Analysis of ATACH-2 and ERICH</w:t>
       </w:r>
     </w:p>
-    <w:bookmarkStart w:id="218" w:name="details-of-statistical-analysis"/>
+    <w:bookmarkStart w:id="219" w:name="details-of-statistical-analysis"/>
     <w:p>
       <w:pPr>
         <w:pStyle w:val="Heading1"/>
@@ -131,7 +131,7 @@
         <w:pStyle w:val="FirstParagraph"/>
       </w:pPr>
       <w:r>
-        <w:t xml:space="preserve">We specified the following DAG when examining functional outcomes (e.g., modified Rankin scale and EuroQOL measures):</w:t>
+        <w:t xml:space="preserve">We specified the following DAG when examining functional outcomes (e.g., modified Rankin scale score and EuroQOL measures):</w:t>
       </w:r>
     </w:p>
     <w:p>
@@ -11817,7 +11817,7 @@
     </w:tbl>
     <w:bookmarkEnd w:id="69"/>
     <w:bookmarkEnd w:id="70"/>
-    <w:bookmarkStart w:id="185" w:name="posterior-simulation-diagnostics"/>
+    <w:bookmarkStart w:id="186" w:name="posterior-simulation-diagnostics"/>
     <w:p>
       <w:pPr>
         <w:pStyle w:val="Heading2"/>
@@ -11826,16 +11826,19 @@
         <w:t xml:space="preserve">Posterior Simulation Diagnostics</w:t>
       </w:r>
     </w:p>
+    <w:bookmarkStart w:id="71" w:name="posterior-simulation-checks"/>
+    <w:p>
+      <w:pPr>
+        <w:pStyle w:val="Heading3"/>
+      </w:pPr>
+      <w:r>
+        <w:t xml:space="preserve">Posterior Simulation Checks</w:t>
+      </w:r>
+    </w:p>
     <w:p>
       <w:pPr>
         <w:pStyle w:val="FirstParagraph"/>
       </w:pPr>
-      <w:r>
-        <w:t xml:space="preserve">Posterior Simulation Checks</w:t>
-      </w:r>
-      <w:r>
-        <w:t xml:space="preserve"> </w:t>
-      </w:r>
       <w:r>
         <w:t xml:space="preserve">To ensure the reliability and validity of our Bayesian models, we performed several posterior simulation checks.</w:t>
       </w:r>
@@ -11856,7 +11859,8 @@
         <w:t xml:space="preserve">Posterior Predictive Checks: We conducted posterior predictive checks to evaluate the model’s fit to the data. This involved simulating data from the posterior predictive distribution and comparing it to the observed data. The close correspondence between the simulated and observed data confirmed that our models provided a good fit to the underlying data structure.</w:t>
       </w:r>
     </w:p>
-    <w:bookmarkStart w:id="127" w:name="mcmc-chain-convergence-and-resolution"/>
+    <w:bookmarkEnd w:id="71"/>
+    <w:bookmarkStart w:id="128" w:name="mcmc-chain-convergence-and-resolution"/>
     <w:p>
       <w:pPr>
         <w:pStyle w:val="Heading3"/>
@@ -11865,7 +11869,7 @@
         <w:t xml:space="preserve">MCMC Chain Convergence and Resolution</w:t>
       </w:r>
     </w:p>
-    <w:bookmarkStart w:id="74" w:name="neurosurgical-intervention"/>
+    <w:bookmarkStart w:id="75" w:name="neurosurgical-intervention"/>
     <w:p>
       <w:pPr>
         <w:pStyle w:val="Heading4"/>
@@ -11883,18 +11887,18 @@
           <wp:inline>
             <wp:extent cx="4620126" cy="9240252"/>
             <wp:effectExtent b="0" l="0" r="0" t="0"/>
-            <wp:docPr descr="Posterior diagnostic checks for Neurosurgical Intervention" title="" id="72" name="Picture"/>
+            <wp:docPr descr="Posterior diagnostic checks for Neurosurgical Intervention" title="" id="73" name="Picture"/>
             <a:graphic>
               <a:graphicData uri="http://schemas.openxmlformats.org/drawingml/2006/picture">
                 <pic:pic>
                   <pic:nvPicPr>
-                    <pic:cNvPr descr="manuscript_supplement_files/figure-docx/posterior%20diagnostics%20neurosurgery-1.png" id="73" name="Picture"/>
+                    <pic:cNvPr descr="manuscript_supplement_files/figure-docx/posterior%20diagnostics%20neurosurgery-1.png" id="74" name="Picture"/>
                     <pic:cNvPicPr>
                       <a:picLocks noChangeArrowheads="1" noChangeAspect="1"/>
                     </pic:cNvPicPr>
                   </pic:nvPicPr>
                   <pic:blipFill>
-                    <a:blip r:embed="rId71"/>
+                    <a:blip r:embed="rId72"/>
                     <a:stretch>
                       <a:fillRect/>
                     </a:stretch>
@@ -11929,8 +11933,8 @@
         <w:t xml:space="preserve">Posterior diagnostic checks for Neurosurgical Intervention</w:t>
       </w:r>
     </w:p>
-    <w:bookmarkEnd w:id="74"/>
-    <w:bookmarkStart w:id="78" w:name="ventriculostomy"/>
+    <w:bookmarkEnd w:id="75"/>
+    <w:bookmarkStart w:id="79" w:name="ventriculostomy"/>
     <w:p>
       <w:pPr>
         <w:pStyle w:val="Heading4"/>
@@ -11948,18 +11952,18 @@
           <wp:inline>
             <wp:extent cx="4620126" cy="9240252"/>
             <wp:effectExtent b="0" l="0" r="0" t="0"/>
-            <wp:docPr descr="Posterior diagnostic checks for Ventriculostomy" title="" id="76" name="Picture"/>
+            <wp:docPr descr="Posterior diagnostic checks for Ventriculostomy" title="" id="77" name="Picture"/>
             <a:graphic>
               <a:graphicData uri="http://schemas.openxmlformats.org/drawingml/2006/picture">
                 <pic:pic>
                   <pic:nvPicPr>
-                    <pic:cNvPr descr="manuscript_supplement_files/figure-docx/posterior%20diagnostics%20evd-1.png" id="77" name="Picture"/>
+                    <pic:cNvPr descr="manuscript_supplement_files/figure-docx/posterior%20diagnostics%20evd-1.png" id="78" name="Picture"/>
                     <pic:cNvPicPr>
                       <a:picLocks noChangeArrowheads="1" noChangeAspect="1"/>
                     </pic:cNvPicPr>
                   </pic:nvPicPr>
                   <pic:blipFill>
-                    <a:blip r:embed="rId75"/>
+                    <a:blip r:embed="rId76"/>
                     <a:stretch>
                       <a:fillRect/>
                     </a:stretch>
@@ -11994,8 +11998,8 @@
         <w:t xml:space="preserve">Posterior diagnostic checks for Ventriculostomy</w:t>
       </w:r>
     </w:p>
-    <w:bookmarkEnd w:id="78"/>
-    <w:bookmarkStart w:id="82" w:name="tracheostomy"/>
+    <w:bookmarkEnd w:id="79"/>
+    <w:bookmarkStart w:id="83" w:name="tracheostomy"/>
     <w:p>
       <w:pPr>
         <w:pStyle w:val="Heading4"/>
@@ -12013,18 +12017,18 @@
           <wp:inline>
             <wp:extent cx="4620126" cy="9240252"/>
             <wp:effectExtent b="0" l="0" r="0" t="0"/>
-            <wp:docPr descr="Posterior diagnostic checks for Tracheostomy" title="" id="80" name="Picture"/>
+            <wp:docPr descr="Posterior diagnostic checks for Tracheostomy" title="" id="81" name="Picture"/>
             <a:graphic>
               <a:graphicData uri="http://schemas.openxmlformats.org/drawingml/2006/picture">
                 <pic:pic>
                   <pic:nvPicPr>
-                    <pic:cNvPr descr="manuscript_supplement_files/figure-docx/posterior%20diagnostics%20trach-1.png" id="81" name="Picture"/>
+                    <pic:cNvPr descr="manuscript_supplement_files/figure-docx/posterior%20diagnostics%20trach-1.png" id="82" name="Picture"/>
                     <pic:cNvPicPr>
                       <a:picLocks noChangeArrowheads="1" noChangeAspect="1"/>
                     </pic:cNvPicPr>
                   </pic:nvPicPr>
                   <pic:blipFill>
-                    <a:blip r:embed="rId79"/>
+                    <a:blip r:embed="rId80"/>
                     <a:stretch>
                       <a:fillRect/>
                     </a:stretch>
@@ -12059,8 +12063,8 @@
         <w:t xml:space="preserve">Posterior diagnostic checks for Tracheostomy</w:t>
       </w:r>
     </w:p>
-    <w:bookmarkEnd w:id="82"/>
-    <w:bookmarkStart w:id="86" w:name="days-of-mechanical-ventilation"/>
+    <w:bookmarkEnd w:id="83"/>
+    <w:bookmarkStart w:id="87" w:name="days-of-mechanical-ventilation"/>
     <w:p>
       <w:pPr>
         <w:pStyle w:val="Heading4"/>
@@ -12078,18 +12082,18 @@
           <wp:inline>
             <wp:extent cx="4620126" cy="9240252"/>
             <wp:effectExtent b="0" l="0" r="0" t="0"/>
-            <wp:docPr descr="Posterior diagnostic checks for Days of Mechanical Ventilation" title="" id="84" name="Picture"/>
+            <wp:docPr descr="Posterior diagnostic checks for Days of Mechanical Ventilation" title="" id="85" name="Picture"/>
             <a:graphic>
               <a:graphicData uri="http://schemas.openxmlformats.org/drawingml/2006/picture">
                 <pic:pic>
                   <pic:nvPicPr>
-                    <pic:cNvPr descr="manuscript_supplement_files/figure-docx/posterior%20diagnostics%20vent-1.png" id="85" name="Picture"/>
+                    <pic:cNvPr descr="manuscript_supplement_files/figure-docx/posterior%20diagnostics%20vent-1.png" id="86" name="Picture"/>
                     <pic:cNvPicPr>
                       <a:picLocks noChangeArrowheads="1" noChangeAspect="1"/>
                     </pic:cNvPicPr>
                   </pic:nvPicPr>
                   <pic:blipFill>
-                    <a:blip r:embed="rId83"/>
+                    <a:blip r:embed="rId84"/>
                     <a:stretch>
                       <a:fillRect/>
                     </a:stretch>
@@ -12124,8 +12128,8 @@
         <w:t xml:space="preserve">Posterior diagnostic checks for Days of Mechanical Ventilation</w:t>
       </w:r>
     </w:p>
-    <w:bookmarkEnd w:id="86"/>
-    <w:bookmarkStart w:id="90" w:name="wlst"/>
+    <w:bookmarkEnd w:id="87"/>
+    <w:bookmarkStart w:id="91" w:name="wlst"/>
     <w:p>
       <w:pPr>
         <w:pStyle w:val="Heading4"/>
@@ -12143,18 +12147,18 @@
           <wp:inline>
             <wp:extent cx="4620126" cy="9240252"/>
             <wp:effectExtent b="0" l="0" r="0" t="0"/>
-            <wp:docPr descr="Posterior diagnostic checks for WLST" title="" id="88" name="Picture"/>
+            <wp:docPr descr="Posterior diagnostic checks for WLST" title="" id="89" name="Picture"/>
             <a:graphic>
               <a:graphicData uri="http://schemas.openxmlformats.org/drawingml/2006/picture">
                 <pic:pic>
                   <pic:nvPicPr>
-                    <pic:cNvPr descr="manuscript_supplement_files/figure-docx/posterior%20diagnostics%20comfort-1.png" id="89" name="Picture"/>
+                    <pic:cNvPr descr="manuscript_supplement_files/figure-docx/posterior%20diagnostics%20comfort-1.png" id="90" name="Picture"/>
                     <pic:cNvPicPr>
                       <a:picLocks noChangeArrowheads="1" noChangeAspect="1"/>
                     </pic:cNvPicPr>
                   </pic:nvPicPr>
                   <pic:blipFill>
-                    <a:blip r:embed="rId87"/>
+                    <a:blip r:embed="rId88"/>
                     <a:stretch>
                       <a:fillRect/>
                     </a:stretch>
@@ -12189,8 +12193,8 @@
         <w:t xml:space="preserve">Posterior diagnostic checks for WLST</w:t>
       </w:r>
     </w:p>
-    <w:bookmarkEnd w:id="90"/>
-    <w:bookmarkStart w:id="94" w:name="early-wlst"/>
+    <w:bookmarkEnd w:id="91"/>
+    <w:bookmarkStart w:id="95" w:name="early-wlst"/>
     <w:p>
       <w:pPr>
         <w:pStyle w:val="Heading4"/>
@@ -12208,18 +12212,18 @@
           <wp:inline>
             <wp:extent cx="4620126" cy="9240252"/>
             <wp:effectExtent b="0" l="0" r="0" t="0"/>
-            <wp:docPr descr="Posterior diagnostic checks for Early WLST" title="" id="92" name="Picture"/>
+            <wp:docPr descr="Posterior diagnostic checks for Early WLST" title="" id="93" name="Picture"/>
             <a:graphic>
               <a:graphicData uri="http://schemas.openxmlformats.org/drawingml/2006/picture">
                 <pic:pic>
                   <pic:nvPicPr>
-                    <pic:cNvPr descr="manuscript_supplement_files/figure-docx/posterior%20diagnostics%20early%20wlst-1.png" id="93" name="Picture"/>
+                    <pic:cNvPr descr="manuscript_supplement_files/figure-docx/posterior%20diagnostics%20early%20wlst-1.png" id="94" name="Picture"/>
                     <pic:cNvPicPr>
                       <a:picLocks noChangeArrowheads="1" noChangeAspect="1"/>
                     </pic:cNvPicPr>
                   </pic:nvPicPr>
                   <pic:blipFill>
-                    <a:blip r:embed="rId91"/>
+                    <a:blip r:embed="rId92"/>
                     <a:stretch>
                       <a:fillRect/>
                     </a:stretch>
@@ -12254,8 +12258,8 @@
         <w:t xml:space="preserve">Posterior diagnostic checks for Early WLST</w:t>
       </w:r>
     </w:p>
-    <w:bookmarkEnd w:id="94"/>
-    <w:bookmarkStart w:id="98" w:name="dnr"/>
+    <w:bookmarkEnd w:id="95"/>
+    <w:bookmarkStart w:id="99" w:name="dnr"/>
     <w:p>
       <w:pPr>
         <w:pStyle w:val="Heading4"/>
@@ -12273,18 +12277,18 @@
           <wp:inline>
             <wp:extent cx="4620126" cy="9240252"/>
             <wp:effectExtent b="0" l="0" r="0" t="0"/>
-            <wp:docPr descr="Posterior diagnostic checks for DNR" title="" id="96" name="Picture"/>
+            <wp:docPr descr="Posterior diagnostic checks for DNR" title="" id="97" name="Picture"/>
             <a:graphic>
               <a:graphicData uri="http://schemas.openxmlformats.org/drawingml/2006/picture">
                 <pic:pic>
                   <pic:nvPicPr>
-                    <pic:cNvPr descr="manuscript_supplement_files/figure-docx/posterior%20diagnostics%20dnr-1.png" id="97" name="Picture"/>
+                    <pic:cNvPr descr="manuscript_supplement_files/figure-docx/posterior%20diagnostics%20dnr-1.png" id="98" name="Picture"/>
                     <pic:cNvPicPr>
                       <a:picLocks noChangeArrowheads="1" noChangeAspect="1"/>
                     </pic:cNvPicPr>
                   </pic:nvPicPr>
                   <pic:blipFill>
-                    <a:blip r:embed="rId95"/>
+                    <a:blip r:embed="rId96"/>
                     <a:stretch>
                       <a:fillRect/>
                     </a:stretch>
@@ -12319,8 +12323,8 @@
         <w:t xml:space="preserve">Posterior diagnostic checks for DNR</w:t>
       </w:r>
     </w:p>
-    <w:bookmarkEnd w:id="98"/>
-    <w:bookmarkStart w:id="102" w:name="mrs-90"/>
+    <w:bookmarkEnd w:id="99"/>
+    <w:bookmarkStart w:id="103" w:name="mrs-90"/>
     <w:p>
       <w:pPr>
         <w:pStyle w:val="Heading4"/>
@@ -12338,18 +12342,18 @@
           <wp:inline>
             <wp:extent cx="4620126" cy="9240252"/>
             <wp:effectExtent b="0" l="0" r="0" t="0"/>
-            <wp:docPr descr="Posterior diagnostic checks for Modified Rankin Scale at 90 Days" title="" id="100" name="Picture"/>
+            <wp:docPr descr="Posterior diagnostic checks for Modified Rankin Scale at 90 Days" title="" id="101" name="Picture"/>
             <a:graphic>
               <a:graphicData uri="http://schemas.openxmlformats.org/drawingml/2006/picture">
                 <pic:pic>
                   <pic:nvPicPr>
-                    <pic:cNvPr descr="manuscript_supplement_files/figure-docx/posterior%20diagnostics%20mrs-1.png" id="101" name="Picture"/>
+                    <pic:cNvPr descr="manuscript_supplement_files/figure-docx/posterior%20diagnostics%20mrs-1.png" id="102" name="Picture"/>
                     <pic:cNvPicPr>
                       <a:picLocks noChangeArrowheads="1" noChangeAspect="1"/>
                     </pic:cNvPicPr>
                   </pic:nvPicPr>
                   <pic:blipFill>
-                    <a:blip r:embed="rId99"/>
+                    <a:blip r:embed="rId100"/>
                     <a:stretch>
                       <a:fillRect/>
                     </a:stretch>
@@ -12384,8 +12388,8 @@
         <w:t xml:space="preserve">Posterior diagnostic checks for Modified Rankin Scale at 90 Days</w:t>
       </w:r>
     </w:p>
-    <w:bookmarkEnd w:id="102"/>
-    <w:bookmarkStart w:id="106" w:name="euroqol-mobility-90"/>
+    <w:bookmarkEnd w:id="103"/>
+    <w:bookmarkStart w:id="107" w:name="euroqol-mobility-90"/>
     <w:p>
       <w:pPr>
         <w:pStyle w:val="Heading4"/>
@@ -12403,18 +12407,18 @@
           <wp:inline>
             <wp:extent cx="4620126" cy="9240252"/>
             <wp:effectExtent b="0" l="0" r="0" t="0"/>
-            <wp:docPr descr="Posterior diagnostic checks for EuroQOL — Mobility at 90 Days" title="" id="104" name="Picture"/>
+            <wp:docPr descr="Posterior diagnostic checks for EuroQOL — Mobility at 90 Days" title="" id="105" name="Picture"/>
             <a:graphic>
               <a:graphicData uri="http://schemas.openxmlformats.org/drawingml/2006/picture">
                 <pic:pic>
                   <pic:nvPicPr>
-                    <pic:cNvPr descr="manuscript_supplement_files/figure-docx/posterior%20diagnostics%20euro%20mobility-1.png" id="105" name="Picture"/>
+                    <pic:cNvPr descr="manuscript_supplement_files/figure-docx/posterior%20diagnostics%20euro%20mobility-1.png" id="106" name="Picture"/>
                     <pic:cNvPicPr>
                       <a:picLocks noChangeArrowheads="1" noChangeAspect="1"/>
                     </pic:cNvPicPr>
                   </pic:nvPicPr>
                   <pic:blipFill>
-                    <a:blip r:embed="rId103"/>
+                    <a:blip r:embed="rId104"/>
                     <a:stretch>
                       <a:fillRect/>
                     </a:stretch>
@@ -12449,8 +12453,8 @@
         <w:t xml:space="preserve">Posterior diagnostic checks for EuroQOL — Mobility at 90 Days</w:t>
       </w:r>
     </w:p>
-    <w:bookmarkEnd w:id="106"/>
-    <w:bookmarkStart w:id="110" w:name="euroqol-self-care-90"/>
+    <w:bookmarkEnd w:id="107"/>
+    <w:bookmarkStart w:id="111" w:name="euroqol-self-care-90"/>
     <w:p>
       <w:pPr>
         <w:pStyle w:val="Heading4"/>
@@ -12468,18 +12472,18 @@
           <wp:inline>
             <wp:extent cx="4620126" cy="9240252"/>
             <wp:effectExtent b="0" l="0" r="0" t="0"/>
-            <wp:docPr descr="Posterior diagnostic checks for EuroQOL — Self-Care at 90 Days" title="" id="108" name="Picture"/>
+            <wp:docPr descr="Posterior diagnostic checks for EuroQOL — Self-Care at 90 Days" title="" id="109" name="Picture"/>
             <a:graphic>
               <a:graphicData uri="http://schemas.openxmlformats.org/drawingml/2006/picture">
                 <pic:pic>
                   <pic:nvPicPr>
-                    <pic:cNvPr descr="manuscript_supplement_files/figure-docx/posterior%20diagnostics%20euro%20selfcare-1.png" id="109" name="Picture"/>
+                    <pic:cNvPr descr="manuscript_supplement_files/figure-docx/posterior%20diagnostics%20euro%20selfcare-1.png" id="110" name="Picture"/>
                     <pic:cNvPicPr>
                       <a:picLocks noChangeArrowheads="1" noChangeAspect="1"/>
                     </pic:cNvPicPr>
                   </pic:nvPicPr>
                   <pic:blipFill>
-                    <a:blip r:embed="rId107"/>
+                    <a:blip r:embed="rId108"/>
                     <a:stretch>
                       <a:fillRect/>
                     </a:stretch>
@@ -12514,8 +12518,8 @@
         <w:t xml:space="preserve">Posterior diagnostic checks for EuroQOL — Self-Care at 90 Days</w:t>
       </w:r>
     </w:p>
-    <w:bookmarkEnd w:id="110"/>
-    <w:bookmarkStart w:id="114" w:name="euroqol-usual-activities-90"/>
+    <w:bookmarkEnd w:id="111"/>
+    <w:bookmarkStart w:id="115" w:name="euroqol-usual-activities-90"/>
     <w:p>
       <w:pPr>
         <w:pStyle w:val="Heading4"/>
@@ -12533,18 +12537,18 @@
           <wp:inline>
             <wp:extent cx="4620126" cy="9240252"/>
             <wp:effectExtent b="0" l="0" r="0" t="0"/>
-            <wp:docPr descr="Posterior diagnostic checks for EuroQOL — Usual Activities at 90 Days" title="" id="112" name="Picture"/>
+            <wp:docPr descr="Posterior diagnostic checks for EuroQOL — Usual Activities at 90 Days" title="" id="113" name="Picture"/>
             <a:graphic>
               <a:graphicData uri="http://schemas.openxmlformats.org/drawingml/2006/picture">
                 <pic:pic>
                   <pic:nvPicPr>
-                    <pic:cNvPr descr="manuscript_supplement_files/figure-docx/posterior%20diagnostics%20euro%20usual-1.png" id="113" name="Picture"/>
+                    <pic:cNvPr descr="manuscript_supplement_files/figure-docx/posterior%20diagnostics%20euro%20usual-1.png" id="114" name="Picture"/>
                     <pic:cNvPicPr>
                       <a:picLocks noChangeArrowheads="1" noChangeAspect="1"/>
                     </pic:cNvPicPr>
                   </pic:nvPicPr>
                   <pic:blipFill>
-                    <a:blip r:embed="rId111"/>
+                    <a:blip r:embed="rId112"/>
                     <a:stretch>
                       <a:fillRect/>
                     </a:stretch>
@@ -12579,8 +12583,8 @@
         <w:t xml:space="preserve">Posterior diagnostic checks for EuroQOL — Usual Activities at 90 Days</w:t>
       </w:r>
     </w:p>
-    <w:bookmarkEnd w:id="114"/>
-    <w:bookmarkStart w:id="118" w:name="euroqol-paindiscomfort-90"/>
+    <w:bookmarkEnd w:id="115"/>
+    <w:bookmarkStart w:id="119" w:name="euroqol-paindiscomfort-90"/>
     <w:p>
       <w:pPr>
         <w:pStyle w:val="Heading4"/>
@@ -12598,18 +12602,18 @@
           <wp:inline>
             <wp:extent cx="4620126" cy="9240252"/>
             <wp:effectExtent b="0" l="0" r="0" t="0"/>
-            <wp:docPr descr="Posterior diagnostic checks for EuroQOL — Pain/Discomfort at 90 Days" title="" id="116" name="Picture"/>
+            <wp:docPr descr="Posterior diagnostic checks for EuroQOL — Pain/Discomfort at 90 Days" title="" id="117" name="Picture"/>
             <a:graphic>
               <a:graphicData uri="http://schemas.openxmlformats.org/drawingml/2006/picture">
                 <pic:pic>
                   <pic:nvPicPr>
-                    <pic:cNvPr descr="manuscript_supplement_files/figure-docx/posterior%20diagnostics%20euro%20pain-1.png" id="117" name="Picture"/>
+                    <pic:cNvPr descr="manuscript_supplement_files/figure-docx/posterior%20diagnostics%20euro%20pain-1.png" id="118" name="Picture"/>
                     <pic:cNvPicPr>
                       <a:picLocks noChangeArrowheads="1" noChangeAspect="1"/>
                     </pic:cNvPicPr>
                   </pic:nvPicPr>
                   <pic:blipFill>
-                    <a:blip r:embed="rId115"/>
+                    <a:blip r:embed="rId116"/>
                     <a:stretch>
                       <a:fillRect/>
                     </a:stretch>
@@ -12644,8 +12648,8 @@
         <w:t xml:space="preserve">Posterior diagnostic checks for EuroQOL — Pain/Discomfort at 90 Days</w:t>
       </w:r>
     </w:p>
-    <w:bookmarkEnd w:id="118"/>
-    <w:bookmarkStart w:id="122" w:name="euroqol-anxietydepression-90"/>
+    <w:bookmarkEnd w:id="119"/>
+    <w:bookmarkStart w:id="123" w:name="euroqol-anxietydepression-90"/>
     <w:p>
       <w:pPr>
         <w:pStyle w:val="Heading4"/>
@@ -12663,18 +12667,18 @@
           <wp:inline>
             <wp:extent cx="4620126" cy="9240252"/>
             <wp:effectExtent b="0" l="0" r="0" t="0"/>
-            <wp:docPr descr="Posterior diagnostic checks for EuroQOL — Anxiety/Depression at 90 Days" title="" id="120" name="Picture"/>
+            <wp:docPr descr="Posterior diagnostic checks for EuroQOL — Anxiety/Depression at 90 Days" title="" id="121" name="Picture"/>
             <a:graphic>
               <a:graphicData uri="http://schemas.openxmlformats.org/drawingml/2006/picture">
                 <pic:pic>
                   <pic:nvPicPr>
-                    <pic:cNvPr descr="manuscript_supplement_files/figure-docx/posterior%20diagnostics%20euro%20anxiety-1.png" id="121" name="Picture"/>
+                    <pic:cNvPr descr="manuscript_supplement_files/figure-docx/posterior%20diagnostics%20euro%20anxiety-1.png" id="122" name="Picture"/>
                     <pic:cNvPicPr>
                       <a:picLocks noChangeArrowheads="1" noChangeAspect="1"/>
                     </pic:cNvPicPr>
                   </pic:nvPicPr>
                   <pic:blipFill>
-                    <a:blip r:embed="rId119"/>
+                    <a:blip r:embed="rId120"/>
                     <a:stretch>
                       <a:fillRect/>
                     </a:stretch>
@@ -12709,8 +12713,8 @@
         <w:t xml:space="preserve">Posterior diagnostic checks for EuroQOL — Anxiety/Depression at 90 Days</w:t>
       </w:r>
     </w:p>
-    <w:bookmarkEnd w:id="122"/>
-    <w:bookmarkStart w:id="126" w:name="euroqol-vas-90"/>
+    <w:bookmarkEnd w:id="123"/>
+    <w:bookmarkStart w:id="127" w:name="euroqol-vas-90"/>
     <w:p>
       <w:pPr>
         <w:pStyle w:val="Heading4"/>
@@ -12728,18 +12732,18 @@
           <wp:inline>
             <wp:extent cx="4620126" cy="9240252"/>
             <wp:effectExtent b="0" l="0" r="0" t="0"/>
-            <wp:docPr descr="Posterior diagnostic checks for EuroQOL — VAS at 90 Days" title="" id="124" name="Picture"/>
+            <wp:docPr descr="Posterior diagnostic checks for EuroQOL — VAS at 90 Days" title="" id="125" name="Picture"/>
             <a:graphic>
               <a:graphicData uri="http://schemas.openxmlformats.org/drawingml/2006/picture">
                 <pic:pic>
                   <pic:nvPicPr>
-                    <pic:cNvPr descr="manuscript_supplement_files/figure-docx/posterior%20diagnostics%20euro%20vas-1.png" id="125" name="Picture"/>
+                    <pic:cNvPr descr="manuscript_supplement_files/figure-docx/posterior%20diagnostics%20euro%20vas-1.png" id="126" name="Picture"/>
                     <pic:cNvPicPr>
                       <a:picLocks noChangeArrowheads="1" noChangeAspect="1"/>
                     </pic:cNvPicPr>
                   </pic:nvPicPr>
                   <pic:blipFill>
-                    <a:blip r:embed="rId123"/>
+                    <a:blip r:embed="rId124"/>
                     <a:stretch>
                       <a:fillRect/>
                     </a:stretch>
@@ -12774,9 +12778,9 @@
         <w:t xml:space="preserve">Posterior diagnostic checks for EuroQOL — VAS at 90 Days</w:t>
       </w:r>
     </w:p>
-    <w:bookmarkEnd w:id="126"/>
     <w:bookmarkEnd w:id="127"/>
-    <w:bookmarkStart w:id="184" w:name="posterior-predictive-checks"/>
+    <w:bookmarkEnd w:id="128"/>
+    <w:bookmarkStart w:id="185" w:name="posterior-predictive-checks"/>
     <w:p>
       <w:pPr>
         <w:pStyle w:val="Heading3"/>
@@ -12785,7 +12789,7 @@
         <w:t xml:space="preserve">Posterior predictive checks</w:t>
       </w:r>
     </w:p>
-    <w:bookmarkStart w:id="131" w:name="neurosurgical-intervention-1"/>
+    <w:bookmarkStart w:id="132" w:name="neurosurgical-intervention-1"/>
     <w:p>
       <w:pPr>
         <w:pStyle w:val="Heading4"/>
@@ -12803,18 +12807,18 @@
           <wp:inline>
             <wp:extent cx="4620126" cy="3696101"/>
             <wp:effectExtent b="0" l="0" r="0" t="0"/>
-            <wp:docPr descr="Posterior predictive checks for Neurosurgical Intervention" title="" id="129" name="Picture"/>
+            <wp:docPr descr="Posterior predictive checks for Neurosurgical Intervention" title="" id="130" name="Picture"/>
             <a:graphic>
               <a:graphicData uri="http://schemas.openxmlformats.org/drawingml/2006/picture">
                 <pic:pic>
                   <pic:nvPicPr>
-                    <pic:cNvPr descr="manuscript_supplement_files/figure-docx/posterior%20predictions%20neurosurgery-1.png" id="130" name="Picture"/>
+                    <pic:cNvPr descr="manuscript_supplement_files/figure-docx/posterior%20predictions%20neurosurgery-1.png" id="131" name="Picture"/>
                     <pic:cNvPicPr>
                       <a:picLocks noChangeArrowheads="1" noChangeAspect="1"/>
                     </pic:cNvPicPr>
                   </pic:nvPicPr>
                   <pic:blipFill>
-                    <a:blip r:embed="rId128"/>
+                    <a:blip r:embed="rId129"/>
                     <a:stretch>
                       <a:fillRect/>
                     </a:stretch>
@@ -12849,8 +12853,8 @@
         <w:t xml:space="preserve">Posterior predictive checks for Neurosurgical Intervention</w:t>
       </w:r>
     </w:p>
-    <w:bookmarkEnd w:id="131"/>
-    <w:bookmarkStart w:id="135" w:name="ventriculostomy-1"/>
+    <w:bookmarkEnd w:id="132"/>
+    <w:bookmarkStart w:id="136" w:name="ventriculostomy-1"/>
     <w:p>
       <w:pPr>
         <w:pStyle w:val="Heading4"/>
@@ -12868,18 +12872,18 @@
           <wp:inline>
             <wp:extent cx="4620126" cy="3696101"/>
             <wp:effectExtent b="0" l="0" r="0" t="0"/>
-            <wp:docPr descr="Posterior predictive checks for Ventriculostomy" title="" id="133" name="Picture"/>
+            <wp:docPr descr="Posterior predictive checks for Ventriculostomy" title="" id="134" name="Picture"/>
             <a:graphic>
               <a:graphicData uri="http://schemas.openxmlformats.org/drawingml/2006/picture">
                 <pic:pic>
                   <pic:nvPicPr>
-                    <pic:cNvPr descr="manuscript_supplement_files/figure-docx/posterior%20predictions%20evd-1.png" id="134" name="Picture"/>
+                    <pic:cNvPr descr="manuscript_supplement_files/figure-docx/posterior%20predictions%20evd-1.png" id="135" name="Picture"/>
                     <pic:cNvPicPr>
                       <a:picLocks noChangeArrowheads="1" noChangeAspect="1"/>
                     </pic:cNvPicPr>
                   </pic:nvPicPr>
                   <pic:blipFill>
-                    <a:blip r:embed="rId132"/>
+                    <a:blip r:embed="rId133"/>
                     <a:stretch>
                       <a:fillRect/>
                     </a:stretch>
@@ -12914,8 +12918,8 @@
         <w:t xml:space="preserve">Posterior predictive checks for Ventriculostomy</w:t>
       </w:r>
     </w:p>
-    <w:bookmarkEnd w:id="135"/>
-    <w:bookmarkStart w:id="139" w:name="tracheostomy-1"/>
+    <w:bookmarkEnd w:id="136"/>
+    <w:bookmarkStart w:id="140" w:name="tracheostomy-1"/>
     <w:p>
       <w:pPr>
         <w:pStyle w:val="Heading4"/>
@@ -12933,18 +12937,18 @@
           <wp:inline>
             <wp:extent cx="4620126" cy="3696101"/>
             <wp:effectExtent b="0" l="0" r="0" t="0"/>
-            <wp:docPr descr="Posterior predictive checks for Tracheostomy" title="" id="137" name="Picture"/>
+            <wp:docPr descr="Posterior predictive checks for Tracheostomy" title="" id="138" name="Picture"/>
             <a:graphic>
               <a:graphicData uri="http://schemas.openxmlformats.org/drawingml/2006/picture">
                 <pic:pic>
                   <pic:nvPicPr>
-                    <pic:cNvPr descr="manuscript_supplement_files/figure-docx/posterior%20predictions%20trach-1.png" id="138" name="Picture"/>
+                    <pic:cNvPr descr="manuscript_supplement_files/figure-docx/posterior%20predictions%20trach-1.png" id="139" name="Picture"/>
                     <pic:cNvPicPr>
                       <a:picLocks noChangeArrowheads="1" noChangeAspect="1"/>
                     </pic:cNvPicPr>
                   </pic:nvPicPr>
                   <pic:blipFill>
-                    <a:blip r:embed="rId136"/>
+                    <a:blip r:embed="rId137"/>
                     <a:stretch>
                       <a:fillRect/>
                     </a:stretch>
@@ -12979,8 +12983,8 @@
         <w:t xml:space="preserve">Posterior predictive checks for Tracheostomy</w:t>
       </w:r>
     </w:p>
-    <w:bookmarkEnd w:id="139"/>
-    <w:bookmarkStart w:id="143" w:name="days-of-mechanical-ventilation-1"/>
+    <w:bookmarkEnd w:id="140"/>
+    <w:bookmarkStart w:id="144" w:name="days-of-mechanical-ventilation-1"/>
     <w:p>
       <w:pPr>
         <w:pStyle w:val="Heading4"/>
@@ -12998,18 +13002,18 @@
           <wp:inline>
             <wp:extent cx="4620126" cy="3696101"/>
             <wp:effectExtent b="0" l="0" r="0" t="0"/>
-            <wp:docPr descr="Posterior predictive checks for Days of Mechanical Ventilation" title="" id="141" name="Picture"/>
+            <wp:docPr descr="Posterior predictive checks for Days of Mechanical Ventilation" title="" id="142" name="Picture"/>
             <a:graphic>
               <a:graphicData uri="http://schemas.openxmlformats.org/drawingml/2006/picture">
                 <pic:pic>
                   <pic:nvPicPr>
-                    <pic:cNvPr descr="manuscript_supplement_files/figure-docx/posterior%20predictions%20vent-1.png" id="142" name="Picture"/>
+                    <pic:cNvPr descr="manuscript_supplement_files/figure-docx/posterior%20predictions%20vent-1.png" id="143" name="Picture"/>
                     <pic:cNvPicPr>
                       <a:picLocks noChangeArrowheads="1" noChangeAspect="1"/>
                     </pic:cNvPicPr>
                   </pic:nvPicPr>
                   <pic:blipFill>
-                    <a:blip r:embed="rId140"/>
+                    <a:blip r:embed="rId141"/>
                     <a:stretch>
                       <a:fillRect/>
                     </a:stretch>
@@ -13044,8 +13048,8 @@
         <w:t xml:space="preserve">Posterior predictive checks for Days of Mechanical Ventilation</w:t>
       </w:r>
     </w:p>
-    <w:bookmarkEnd w:id="143"/>
-    <w:bookmarkStart w:id="147" w:name="wlst-1"/>
+    <w:bookmarkEnd w:id="144"/>
+    <w:bookmarkStart w:id="148" w:name="wlst-1"/>
     <w:p>
       <w:pPr>
         <w:pStyle w:val="Heading4"/>
@@ -13063,18 +13067,18 @@
           <wp:inline>
             <wp:extent cx="4620126" cy="3696101"/>
             <wp:effectExtent b="0" l="0" r="0" t="0"/>
-            <wp:docPr descr="Posterior predictive checks for WLST" title="" id="145" name="Picture"/>
+            <wp:docPr descr="Posterior predictive checks for WLST" title="" id="146" name="Picture"/>
             <a:graphic>
               <a:graphicData uri="http://schemas.openxmlformats.org/drawingml/2006/picture">
                 <pic:pic>
                   <pic:nvPicPr>
-                    <pic:cNvPr descr="manuscript_supplement_files/figure-docx/posterior%20predictions%20comfort-1.png" id="146" name="Picture"/>
+                    <pic:cNvPr descr="manuscript_supplement_files/figure-docx/posterior%20predictions%20comfort-1.png" id="147" name="Picture"/>
                     <pic:cNvPicPr>
                       <a:picLocks noChangeArrowheads="1" noChangeAspect="1"/>
                     </pic:cNvPicPr>
                   </pic:nvPicPr>
                   <pic:blipFill>
-                    <a:blip r:embed="rId144"/>
+                    <a:blip r:embed="rId145"/>
                     <a:stretch>
                       <a:fillRect/>
                     </a:stretch>
@@ -13109,8 +13113,8 @@
         <w:t xml:space="preserve">Posterior predictive checks for WLST</w:t>
       </w:r>
     </w:p>
-    <w:bookmarkEnd w:id="147"/>
-    <w:bookmarkStart w:id="151" w:name="early-wlst-1"/>
+    <w:bookmarkEnd w:id="148"/>
+    <w:bookmarkStart w:id="152" w:name="early-wlst-1"/>
     <w:p>
       <w:pPr>
         <w:pStyle w:val="Heading4"/>
@@ -13128,18 +13132,18 @@
           <wp:inline>
             <wp:extent cx="4620126" cy="3696101"/>
             <wp:effectExtent b="0" l="0" r="0" t="0"/>
-            <wp:docPr descr="Posterior predictive checks for Early WLST" title="" id="149" name="Picture"/>
+            <wp:docPr descr="Posterior predictive checks for Early WLST" title="" id="150" name="Picture"/>
             <a:graphic>
               <a:graphicData uri="http://schemas.openxmlformats.org/drawingml/2006/picture">
                 <pic:pic>
                   <pic:nvPicPr>
-                    <pic:cNvPr descr="manuscript_supplement_files/figure-docx/posterior%20predictions%20early%20wlst-1.png" id="150" name="Picture"/>
+                    <pic:cNvPr descr="manuscript_supplement_files/figure-docx/posterior%20predictions%20early%20wlst-1.png" id="151" name="Picture"/>
                     <pic:cNvPicPr>
                       <a:picLocks noChangeArrowheads="1" noChangeAspect="1"/>
                     </pic:cNvPicPr>
                   </pic:nvPicPr>
                   <pic:blipFill>
-                    <a:blip r:embed="rId148"/>
+                    <a:blip r:embed="rId149"/>
                     <a:stretch>
                       <a:fillRect/>
                     </a:stretch>
@@ -13174,8 +13178,8 @@
         <w:t xml:space="preserve">Posterior predictive checks for Early WLST</w:t>
       </w:r>
     </w:p>
-    <w:bookmarkEnd w:id="151"/>
-    <w:bookmarkStart w:id="155" w:name="dnr-1"/>
+    <w:bookmarkEnd w:id="152"/>
+    <w:bookmarkStart w:id="156" w:name="dnr-1"/>
     <w:p>
       <w:pPr>
         <w:pStyle w:val="Heading4"/>
@@ -13193,18 +13197,18 @@
           <wp:inline>
             <wp:extent cx="4620126" cy="3696101"/>
             <wp:effectExtent b="0" l="0" r="0" t="0"/>
-            <wp:docPr descr="Posterior predictive checks for DNR" title="" id="153" name="Picture"/>
+            <wp:docPr descr="Posterior predictive checks for DNR" title="" id="154" name="Picture"/>
             <a:graphic>
               <a:graphicData uri="http://schemas.openxmlformats.org/drawingml/2006/picture">
                 <pic:pic>
                   <pic:nvPicPr>
-                    <pic:cNvPr descr="manuscript_supplement_files/figure-docx/posterior%20predictions%20dnr-1.png" id="154" name="Picture"/>
+                    <pic:cNvPr descr="manuscript_supplement_files/figure-docx/posterior%20predictions%20dnr-1.png" id="155" name="Picture"/>
                     <pic:cNvPicPr>
                       <a:picLocks noChangeArrowheads="1" noChangeAspect="1"/>
                     </pic:cNvPicPr>
                   </pic:nvPicPr>
                   <pic:blipFill>
-                    <a:blip r:embed="rId152"/>
+                    <a:blip r:embed="rId153"/>
                     <a:stretch>
                       <a:fillRect/>
                     </a:stretch>
@@ -13239,8 +13243,8 @@
         <w:t xml:space="preserve">Posterior predictive checks for DNR</w:t>
       </w:r>
     </w:p>
-    <w:bookmarkEnd w:id="155"/>
-    <w:bookmarkStart w:id="159" w:name="mrs-90-1"/>
+    <w:bookmarkEnd w:id="156"/>
+    <w:bookmarkStart w:id="160" w:name="mrs-90-1"/>
     <w:p>
       <w:pPr>
         <w:pStyle w:val="Heading4"/>
@@ -13258,18 +13262,18 @@
           <wp:inline>
             <wp:extent cx="4620126" cy="3696101"/>
             <wp:effectExtent b="0" l="0" r="0" t="0"/>
-            <wp:docPr descr="Posterior predictive checks for Modified Rankin Scale at 90 Days" title="" id="157" name="Picture"/>
+            <wp:docPr descr="Posterior predictive checks for Modified Rankin Scale at 90 Days" title="" id="158" name="Picture"/>
             <a:graphic>
               <a:graphicData uri="http://schemas.openxmlformats.org/drawingml/2006/picture">
                 <pic:pic>
                   <pic:nvPicPr>
-                    <pic:cNvPr descr="manuscript_supplement_files/figure-docx/posterior%20predictions%20mrs-1.png" id="158" name="Picture"/>
+                    <pic:cNvPr descr="manuscript_supplement_files/figure-docx/posterior%20predictions%20mrs-1.png" id="159" name="Picture"/>
                     <pic:cNvPicPr>
                       <a:picLocks noChangeArrowheads="1" noChangeAspect="1"/>
                     </pic:cNvPicPr>
                   </pic:nvPicPr>
                   <pic:blipFill>
-                    <a:blip r:embed="rId156"/>
+                    <a:blip r:embed="rId157"/>
                     <a:stretch>
                       <a:fillRect/>
                     </a:stretch>
@@ -13304,8 +13308,8 @@
         <w:t xml:space="preserve">Posterior predictive checks for Modified Rankin Scale at 90 Days</w:t>
       </w:r>
     </w:p>
-    <w:bookmarkEnd w:id="159"/>
-    <w:bookmarkStart w:id="163" w:name="euroqol-mobility-90-1"/>
+    <w:bookmarkEnd w:id="160"/>
+    <w:bookmarkStart w:id="164" w:name="euroqol-mobility-90-1"/>
     <w:p>
       <w:pPr>
         <w:pStyle w:val="Heading4"/>
@@ -13323,18 +13327,18 @@
           <wp:inline>
             <wp:extent cx="4620126" cy="3696101"/>
             <wp:effectExtent b="0" l="0" r="0" t="0"/>
-            <wp:docPr descr="Posterior predictive checks for EuroQOL — Mobility at 90 Days" title="" id="161" name="Picture"/>
+            <wp:docPr descr="Posterior predictive checks for EuroQOL — Mobility at 90 Days" title="" id="162" name="Picture"/>
             <a:graphic>
               <a:graphicData uri="http://schemas.openxmlformats.org/drawingml/2006/picture">
                 <pic:pic>
                   <pic:nvPicPr>
-                    <pic:cNvPr descr="manuscript_supplement_files/figure-docx/posterior%20predictions%20euro%20mobility-1.png" id="162" name="Picture"/>
+                    <pic:cNvPr descr="manuscript_supplement_files/figure-docx/posterior%20predictions%20euro%20mobility-1.png" id="163" name="Picture"/>
                     <pic:cNvPicPr>
                       <a:picLocks noChangeArrowheads="1" noChangeAspect="1"/>
                     </pic:cNvPicPr>
                   </pic:nvPicPr>
                   <pic:blipFill>
-                    <a:blip r:embed="rId160"/>
+                    <a:blip r:embed="rId161"/>
                     <a:stretch>
                       <a:fillRect/>
                     </a:stretch>
@@ -13369,8 +13373,8 @@
         <w:t xml:space="preserve">Posterior predictive checks for EuroQOL — Mobility at 90 Days</w:t>
       </w:r>
     </w:p>
-    <w:bookmarkEnd w:id="163"/>
-    <w:bookmarkStart w:id="167" w:name="euroqol-self-care-90-1"/>
+    <w:bookmarkEnd w:id="164"/>
+    <w:bookmarkStart w:id="168" w:name="euroqol-self-care-90-1"/>
     <w:p>
       <w:pPr>
         <w:pStyle w:val="Heading4"/>
@@ -13388,18 +13392,18 @@
           <wp:inline>
             <wp:extent cx="4620126" cy="3696101"/>
             <wp:effectExtent b="0" l="0" r="0" t="0"/>
-            <wp:docPr descr="Posterior predictive checks for EuroQOL — Self-Care at 90 Days" title="" id="165" name="Picture"/>
+            <wp:docPr descr="Posterior predictive checks for EuroQOL — Self-Care at 90 Days" title="" id="166" name="Picture"/>
             <a:graphic>
               <a:graphicData uri="http://schemas.openxmlformats.org/drawingml/2006/picture">
                 <pic:pic>
                   <pic:nvPicPr>
-                    <pic:cNvPr descr="manuscript_supplement_files/figure-docx/posterior%20predictions%20euro%20selfcare-1.png" id="166" name="Picture"/>
+                    <pic:cNvPr descr="manuscript_supplement_files/figure-docx/posterior%20predictions%20euro%20selfcare-1.png" id="167" name="Picture"/>
                     <pic:cNvPicPr>
                       <a:picLocks noChangeArrowheads="1" noChangeAspect="1"/>
                     </pic:cNvPicPr>
                   </pic:nvPicPr>
                   <pic:blipFill>
-                    <a:blip r:embed="rId164"/>
+                    <a:blip r:embed="rId165"/>
                     <a:stretch>
                       <a:fillRect/>
                     </a:stretch>
@@ -13434,8 +13438,8 @@
         <w:t xml:space="preserve">Posterior predictive checks for EuroQOL — Self-Care at 90 Days</w:t>
       </w:r>
     </w:p>
-    <w:bookmarkEnd w:id="167"/>
-    <w:bookmarkStart w:id="171" w:name="euroqol-usual-activities-90-1"/>
+    <w:bookmarkEnd w:id="168"/>
+    <w:bookmarkStart w:id="172" w:name="euroqol-usual-activities-90-1"/>
     <w:p>
       <w:pPr>
         <w:pStyle w:val="Heading4"/>
@@ -13453,18 +13457,18 @@
           <wp:inline>
             <wp:extent cx="4620126" cy="3696101"/>
             <wp:effectExtent b="0" l="0" r="0" t="0"/>
-            <wp:docPr descr="Posterior predictive checks for EuroQOL — Usual Activities at 90 Days" title="" id="169" name="Picture"/>
+            <wp:docPr descr="Posterior predictive checks for EuroQOL — Usual Activities at 90 Days" title="" id="170" name="Picture"/>
             <a:graphic>
               <a:graphicData uri="http://schemas.openxmlformats.org/drawingml/2006/picture">
                 <pic:pic>
                   <pic:nvPicPr>
-                    <pic:cNvPr descr="manuscript_supplement_files/figure-docx/posterior%20predictions%20euro%20usual-1.png" id="170" name="Picture"/>
+                    <pic:cNvPr descr="manuscript_supplement_files/figure-docx/posterior%20predictions%20euro%20usual-1.png" id="171" name="Picture"/>
                     <pic:cNvPicPr>
                       <a:picLocks noChangeArrowheads="1" noChangeAspect="1"/>
                     </pic:cNvPicPr>
                   </pic:nvPicPr>
                   <pic:blipFill>
-                    <a:blip r:embed="rId168"/>
+                    <a:blip r:embed="rId169"/>
                     <a:stretch>
                       <a:fillRect/>
                     </a:stretch>
@@ -13499,8 +13503,8 @@
         <w:t xml:space="preserve">Posterior predictive checks for EuroQOL — Usual Activities at 90 Days</w:t>
       </w:r>
     </w:p>
-    <w:bookmarkEnd w:id="171"/>
-    <w:bookmarkStart w:id="175" w:name="euroqol-paindiscomfort-90-1"/>
+    <w:bookmarkEnd w:id="172"/>
+    <w:bookmarkStart w:id="176" w:name="euroqol-paindiscomfort-90-1"/>
     <w:p>
       <w:pPr>
         <w:pStyle w:val="Heading4"/>
@@ -13518,18 +13522,18 @@
           <wp:inline>
             <wp:extent cx="4620126" cy="3696101"/>
             <wp:effectExtent b="0" l="0" r="0" t="0"/>
-            <wp:docPr descr="Posterior predictive checks for EuroQOL — Pain/Discomfort at 90 Days" title="" id="173" name="Picture"/>
+            <wp:docPr descr="Posterior predictive checks for EuroQOL — Pain/Discomfort at 90 Days" title="" id="174" name="Picture"/>
             <a:graphic>
               <a:graphicData uri="http://schemas.openxmlformats.org/drawingml/2006/picture">
                 <pic:pic>
                   <pic:nvPicPr>
-                    <pic:cNvPr descr="manuscript_supplement_files/figure-docx/posterior%20predictions%20euro%20pain-1.png" id="174" name="Picture"/>
+                    <pic:cNvPr descr="manuscript_supplement_files/figure-docx/posterior%20predictions%20euro%20pain-1.png" id="175" name="Picture"/>
                     <pic:cNvPicPr>
                       <a:picLocks noChangeArrowheads="1" noChangeAspect="1"/>
                     </pic:cNvPicPr>
                   </pic:nvPicPr>
                   <pic:blipFill>
-                    <a:blip r:embed="rId172"/>
+                    <a:blip r:embed="rId173"/>
                     <a:stretch>
                       <a:fillRect/>
                     </a:stretch>
@@ -13564,8 +13568,8 @@
         <w:t xml:space="preserve">Posterior predictive checks for EuroQOL — Pain/Discomfort at 90 Days</w:t>
       </w:r>
     </w:p>
-    <w:bookmarkEnd w:id="175"/>
-    <w:bookmarkStart w:id="179" w:name="euroqol-anxietydepression-90-1"/>
+    <w:bookmarkEnd w:id="176"/>
+    <w:bookmarkStart w:id="180" w:name="euroqol-anxietydepression-90-1"/>
     <w:p>
       <w:pPr>
         <w:pStyle w:val="Heading4"/>
@@ -13583,18 +13587,18 @@
           <wp:inline>
             <wp:extent cx="4620126" cy="3696101"/>
             <wp:effectExtent b="0" l="0" r="0" t="0"/>
-            <wp:docPr descr="Posterior predictive checks for EuroQOL — Anxiety/Depression at 90 Days" title="" id="177" name="Picture"/>
+            <wp:docPr descr="Posterior predictive checks for EuroQOL — Anxiety/Depression at 90 Days" title="" id="178" name="Picture"/>
             <a:graphic>
               <a:graphicData uri="http://schemas.openxmlformats.org/drawingml/2006/picture">
                 <pic:pic>
                   <pic:nvPicPr>
-                    <pic:cNvPr descr="manuscript_supplement_files/figure-docx/posterior%20predictions%20euro%20anxiety-1.png" id="178" name="Picture"/>
+                    <pic:cNvPr descr="manuscript_supplement_files/figure-docx/posterior%20predictions%20euro%20anxiety-1.png" id="179" name="Picture"/>
                     <pic:cNvPicPr>
                       <a:picLocks noChangeArrowheads="1" noChangeAspect="1"/>
                     </pic:cNvPicPr>
                   </pic:nvPicPr>
                   <pic:blipFill>
-                    <a:blip r:embed="rId176"/>
+                    <a:blip r:embed="rId177"/>
                     <a:stretch>
                       <a:fillRect/>
                     </a:stretch>
@@ -13629,8 +13633,8 @@
         <w:t xml:space="preserve">Posterior predictive checks for EuroQOL — Anxiety/Depression at 90 Days</w:t>
       </w:r>
     </w:p>
-    <w:bookmarkEnd w:id="179"/>
-    <w:bookmarkStart w:id="183" w:name="euroqol-vas-90-1"/>
+    <w:bookmarkEnd w:id="180"/>
+    <w:bookmarkStart w:id="184" w:name="euroqol-vas-90-1"/>
     <w:p>
       <w:pPr>
         <w:pStyle w:val="Heading4"/>
@@ -13648,18 +13652,18 @@
           <wp:inline>
             <wp:extent cx="4620126" cy="3696101"/>
             <wp:effectExtent b="0" l="0" r="0" t="0"/>
-            <wp:docPr descr="Posterior predictive checks for EuroQOL — VAS at 90 Days" title="" id="181" name="Picture"/>
+            <wp:docPr descr="Posterior predictive checks for EuroQOL — VAS at 90 Days" title="" id="182" name="Picture"/>
             <a:graphic>
               <a:graphicData uri="http://schemas.openxmlformats.org/drawingml/2006/picture">
                 <pic:pic>
                   <pic:nvPicPr>
-                    <pic:cNvPr descr="manuscript_supplement_files/figure-docx/posterior%20predictions%20euro%20vas-1.png" id="182" name="Picture"/>
+                    <pic:cNvPr descr="manuscript_supplement_files/figure-docx/posterior%20predictions%20euro%20vas-1.png" id="183" name="Picture"/>
                     <pic:cNvPicPr>
                       <a:picLocks noChangeArrowheads="1" noChangeAspect="1"/>
                     </pic:cNvPicPr>
                   </pic:nvPicPr>
                   <pic:blipFill>
-                    <a:blip r:embed="rId180"/>
+                    <a:blip r:embed="rId181"/>
                     <a:stretch>
                       <a:fillRect/>
                     </a:stretch>
@@ -13694,10 +13698,10 @@
         <w:t xml:space="preserve">Posterior predictive checks for EuroQOL — VAS at 90 Days</w:t>
       </w:r>
     </w:p>
-    <w:bookmarkEnd w:id="183"/>
     <w:bookmarkEnd w:id="184"/>
     <w:bookmarkEnd w:id="185"/>
-    <w:bookmarkStart w:id="207" w:name="sensitivity-analyses"/>
+    <w:bookmarkEnd w:id="186"/>
+    <w:bookmarkStart w:id="208" w:name="sensitivity-analyses"/>
     <w:p>
       <w:pPr>
         <w:pStyle w:val="Heading2"/>
@@ -13711,10 +13715,10 @@
         <w:pStyle w:val="FirstParagraph"/>
       </w:pPr>
       <w:r>
-        <w:t xml:space="preserve">To assess the robustness of our findings for the primary outcome, we conducted several sensitivity analyses. First, we repeated the primary analysis using three alternative prior distributions: a left-hemisphere prior, a right-hemisphere prior, and a flat (minimally informative) prior. This allowed us to evaluate the influence of different initial beliefs on the resulting posterior distributions. Second, we explored an alternative covariate adjustment set based on a minimal adjustment set identified from our directed acyclic graphs (DAGs) to ensure our results were not dependent on the specific model specification. Third, as described in the primary manuscript, the primary analysis used MICE-imputed data; we performed a complete-case sensitivity analysis (excluding patients with missing outcomes) to confirm that our findings were not unduly influenced by the imputation assumptions. Finally, to evaluate the potential impact of center-level clustering, we performed a site-level random-effect sensitivity analysis restricted to the ATACH-2 cohort, where hospital site identifiers were available. The results of these sensitivity analyses were consistent with our primary findings, demonstrating the robustness of our conclusions.</w:t>
+        <w:t xml:space="preserve">To assess the robustness of our findings for the primary outcome, we conducted several sensitivity analyses. First, we repeated the primary analysis using three alternative prior distributions: a left-hemisphere prior, a right-hemisphere prior, and a diffuse (minimally informative) prior. This allowed us to evaluate the influence of different initial beliefs on the resulting posterior distributions. Second, we explored an alternative covariate adjustment set based on a minimal adjustment set identified from our directed acyclic graphs (DAGs) to ensure our results were not dependent on the specific model specification. Third, as described in the primary manuscript, the primary analysis used MICE-imputed data; we performed a complete-case sensitivity analysis (excluding patients with missing outcomes) to confirm that our findings were not unduly influenced by the imputation assumptions. Finally, to evaluate the potential impact of center-level clustering, we performed a site-level random-effect sensitivity analysis restricted to the ATACH-2 cohort, where hospital site identifiers were available. The results of these sensitivity analyses were directionally consistent with the primary findings.</w:t>
       </w:r>
     </w:p>
-    <w:bookmarkStart w:id="187" w:name="X5b3d359d4158f9e16fdc25061ba2fd94a0bee03"/>
+    <w:bookmarkStart w:id="188" w:name="X5b3d359d4158f9e16fdc25061ba2fd94a0bee03"/>
     <w:p>
       <w:pPr>
         <w:pStyle w:val="Heading3"/>
@@ -13760,7 +13764,7 @@
       <w:tr>
         <w:tc>
           <w:tcPr/>
-          <w:bookmarkStart w:id="186" w:name="tbl-subgroup-interactions"/>
+          <w:bookmarkStart w:id="187" w:name="tbl-subgroup-interactions"/>
           <w:p>
             <w:pPr>
               <w:jc w:val="center"/>
@@ -13907,7 +13911,7 @@
                       <w:rFonts w:ascii="Calibri" w:hAnsi="Calibri"/>
                       <w:sz w:val="20"/>
                     </w:rPr>
-                    <w:t xml:space="default">Probability of difference (aOR &gt; 1)</w:t>
+                    <w:t xml:space="default">Posterior Probability of difference (aOR &gt; 1)</w:t>
                   </w:r>
                 </w:p>
               </w:tc>
@@ -13929,7 +13933,7 @@
                       <w:rFonts w:ascii="Calibri" w:hAnsi="Calibri"/>
                       <w:sz w:val="20"/>
                     </w:rPr>
-                    <w:t xml:space="default">Probability of a substantial difference (aOR &gt; 1.2)</w:t>
+                    <w:t xml:space="default">Posterior Probability of a substantial difference (aOR &gt; 1.2)</w:t>
                   </w:r>
                 </w:p>
               </w:tc>
@@ -15287,7 +15291,7 @@
               </w:tc>
             </w:tr>
           </w:tbl>
-          <w:bookmarkEnd w:id="186"/>
+          <w:bookmarkEnd w:id="187"/>
         </w:tc>
       </w:tr>
     </w:tbl>
@@ -15299,8 +15303,8 @@
         <w:t xml:space="preserve">The laterality association with neurosurgical intervention was directionally consistent across ICH location and study subgroups. While the point estimates suggested a potentially larger laterality effect for lobar hemorrhages relative to basal ganglia hemorrhages, the interaction ROR credible intervals were wide and included 1, indicating that the observed subgroup differences were not statistically distinguishable. Similarly, the laterality effect was consistent between the ATACH-2 and ERICH cohorts, with no evidence of meaningful effect modification by study source.</w:t>
       </w:r>
     </w:p>
-    <w:bookmarkEnd w:id="187"/>
-    <w:bookmarkStart w:id="194" w:name="table-2-with-different-priors"/>
+    <w:bookmarkEnd w:id="188"/>
+    <w:bookmarkStart w:id="195" w:name="table-2-with-different-priors"/>
     <w:p>
       <w:pPr>
         <w:pStyle w:val="Heading3"/>
@@ -15309,7 +15313,7 @@
         <w:t xml:space="preserve">Table 2 with Different Priors</w:t>
       </w:r>
     </w:p>
-    <w:bookmarkStart w:id="189" w:name="left-hemisphere-prior-1"/>
+    <w:bookmarkStart w:id="190" w:name="left-hemisphere-prior-1"/>
     <w:p>
       <w:pPr>
         <w:pStyle w:val="Heading4"/>
@@ -15331,7 +15335,7 @@
       <w:tr>
         <w:tc>
           <w:tcPr/>
-          <w:bookmarkStart w:id="188" w:name="tbl-2-left-prior"/>
+          <w:bookmarkStart w:id="189" w:name="tbl-2-left-prior"/>
           <w:p>
             <w:pPr>
               <w:jc w:val="center"/>
@@ -16769,12 +16773,12 @@
               </w:tc>
             </w:tr>
           </w:tbl>
-          <w:bookmarkEnd w:id="188"/>
+          <w:bookmarkEnd w:id="189"/>
         </w:tc>
       </w:tr>
     </w:tbl>
-    <w:bookmarkEnd w:id="189"/>
-    <w:bookmarkStart w:id="191" w:name="right-hemisphere-prior-1"/>
+    <w:bookmarkEnd w:id="190"/>
+    <w:bookmarkStart w:id="192" w:name="right-hemisphere-prior-1"/>
     <w:p>
       <w:pPr>
         <w:pStyle w:val="Heading4"/>
@@ -16796,7 +16800,7 @@
       <w:tr>
         <w:tc>
           <w:tcPr/>
-          <w:bookmarkStart w:id="190" w:name="tbl-2-right-prior"/>
+          <w:bookmarkStart w:id="191" w:name="tbl-2-right-prior"/>
           <w:p>
             <w:pPr>
               <w:jc w:val="center"/>
@@ -18234,12 +18238,12 @@
               </w:tc>
             </w:tr>
           </w:tbl>
-          <w:bookmarkEnd w:id="190"/>
+          <w:bookmarkEnd w:id="191"/>
         </w:tc>
       </w:tr>
     </w:tbl>
-    <w:bookmarkEnd w:id="191"/>
-    <w:bookmarkStart w:id="193" w:name="diffuse-prior-1"/>
+    <w:bookmarkEnd w:id="192"/>
+    <w:bookmarkStart w:id="194" w:name="diffuse-prior-1"/>
     <w:p>
       <w:pPr>
         <w:pStyle w:val="Heading4"/>
@@ -18261,7 +18265,7 @@
       <w:tr>
         <w:tc>
           <w:tcPr/>
-          <w:bookmarkStart w:id="192" w:name="tbl-2-flat-prior"/>
+          <w:bookmarkStart w:id="193" w:name="tbl-2-flat-prior"/>
           <w:p>
             <w:pPr>
               <w:jc w:val="center"/>
@@ -19699,13 +19703,13 @@
               </w:tc>
             </w:tr>
           </w:tbl>
-          <w:bookmarkEnd w:id="192"/>
+          <w:bookmarkEnd w:id="193"/>
         </w:tc>
       </w:tr>
     </w:tbl>
-    <w:bookmarkEnd w:id="193"/>
     <w:bookmarkEnd w:id="194"/>
-    <w:bookmarkStart w:id="201" w:name="table-3-with-different-priors"/>
+    <w:bookmarkEnd w:id="195"/>
+    <w:bookmarkStart w:id="202" w:name="table-3-with-different-priors"/>
     <w:p>
       <w:pPr>
         <w:pStyle w:val="Heading3"/>
@@ -19714,7 +19718,7 @@
         <w:t xml:space="preserve">Table 3 with Different Priors</w:t>
       </w:r>
     </w:p>
-    <w:bookmarkStart w:id="196" w:name="left-hemisphere-prior-2"/>
+    <w:bookmarkStart w:id="197" w:name="left-hemisphere-prior-2"/>
     <w:p>
       <w:pPr>
         <w:pStyle w:val="Heading4"/>
@@ -19736,7 +19740,7 @@
       <w:tr>
         <w:tc>
           <w:tcPr/>
-          <w:bookmarkStart w:id="195" w:name="tbl-4-left-prior"/>
+          <w:bookmarkStart w:id="196" w:name="tbl-4-left-prior"/>
           <w:p>
             <w:pPr>
               <w:jc w:val="center"/>
@@ -20786,12 +20790,12 @@
               </w:tc>
             </w:tr>
           </w:tbl>
-          <w:bookmarkEnd w:id="195"/>
+          <w:bookmarkEnd w:id="196"/>
         </w:tc>
       </w:tr>
     </w:tbl>
-    <w:bookmarkEnd w:id="196"/>
-    <w:bookmarkStart w:id="198" w:name="right-hemisphere-prior-2"/>
+    <w:bookmarkEnd w:id="197"/>
+    <w:bookmarkStart w:id="199" w:name="right-hemisphere-prior-2"/>
     <w:p>
       <w:pPr>
         <w:pStyle w:val="Heading4"/>
@@ -20813,7 +20817,7 @@
       <w:tr>
         <w:tc>
           <w:tcPr/>
-          <w:bookmarkStart w:id="197" w:name="tbl-4-right-prior"/>
+          <w:bookmarkStart w:id="198" w:name="tbl-4-right-prior"/>
           <w:p>
             <w:pPr>
               <w:jc w:val="center"/>
@@ -21863,12 +21867,12 @@
               </w:tc>
             </w:tr>
           </w:tbl>
-          <w:bookmarkEnd w:id="197"/>
+          <w:bookmarkEnd w:id="198"/>
         </w:tc>
       </w:tr>
     </w:tbl>
-    <w:bookmarkEnd w:id="198"/>
-    <w:bookmarkStart w:id="200" w:name="diffuse-prior-2"/>
+    <w:bookmarkEnd w:id="199"/>
+    <w:bookmarkStart w:id="201" w:name="diffuse-prior-2"/>
     <w:p>
       <w:pPr>
         <w:pStyle w:val="Heading4"/>
@@ -21890,7 +21894,7 @@
       <w:tr>
         <w:tc>
           <w:tcPr/>
-          <w:bookmarkStart w:id="199" w:name="tbl-4-flat-prior"/>
+          <w:bookmarkStart w:id="200" w:name="tbl-4-flat-prior"/>
           <w:p>
             <w:pPr>
               <w:jc w:val="center"/>
@@ -22940,13 +22944,13 @@
               </w:tc>
             </w:tr>
           </w:tbl>
-          <w:bookmarkEnd w:id="199"/>
+          <w:bookmarkEnd w:id="200"/>
         </w:tc>
       </w:tr>
     </w:tbl>
-    <w:bookmarkEnd w:id="200"/>
     <w:bookmarkEnd w:id="201"/>
-    <w:bookmarkStart w:id="204" w:name="complete-case-sensitivity-analysis"/>
+    <w:bookmarkEnd w:id="202"/>
+    <w:bookmarkStart w:id="205" w:name="complete-case-sensitivity-analysis"/>
     <w:p>
       <w:pPr>
         <w:pStyle w:val="Heading3"/>
@@ -22976,7 +22980,7 @@
       <w:tr>
         <w:tc>
           <w:tcPr/>
-          <w:bookmarkStart w:id="202" w:name="tbl-2-complete-case-sensitivity"/>
+          <w:bookmarkStart w:id="203" w:name="tbl-2-complete-case-sensitivity"/>
           <w:p>
             <w:pPr>
               <w:jc w:val="center"/>
@@ -24414,7 +24418,7 @@
               </w:tc>
             </w:tr>
           </w:tbl>
-          <w:bookmarkEnd w:id="202"/>
+          <w:bookmarkEnd w:id="203"/>
         </w:tc>
       </w:tr>
     </w:tbl>
@@ -24431,7 +24435,7 @@
       <w:tr>
         <w:tc>
           <w:tcPr/>
-          <w:bookmarkStart w:id="203" w:name="tbl-4-complete-case-sensitivity"/>
+          <w:bookmarkStart w:id="204" w:name="tbl-4-complete-case-sensitivity"/>
           <w:p>
             <w:pPr>
               <w:jc w:val="center"/>
@@ -25481,12 +25485,12 @@
               </w:tc>
             </w:tr>
           </w:tbl>
-          <w:bookmarkEnd w:id="203"/>
+          <w:bookmarkEnd w:id="204"/>
         </w:tc>
       </w:tr>
     </w:tbl>
-    <w:bookmarkEnd w:id="204"/>
-    <w:bookmarkStart w:id="206" w:name="X4e88bd9f1bd9c8616b387592e093bccc624350b"/>
+    <w:bookmarkEnd w:id="205"/>
+    <w:bookmarkStart w:id="207" w:name="X4e88bd9f1bd9c8616b387592e093bccc624350b"/>
     <w:p>
       <w:pPr>
         <w:pStyle w:val="Heading3"/>
@@ -25568,7 +25572,7 @@
       <w:tr>
         <w:tc>
           <w:tcPr/>
-          <w:bookmarkStart w:id="205" w:name="tbl-atach-site-sensitivity"/>
+          <w:bookmarkStart w:id="206" w:name="tbl-atach-site-sensitivity"/>
           <w:p>
             <w:pPr>
               <w:jc w:val="center"/>
@@ -25717,7 +25721,7 @@
                       <w:rFonts w:ascii="Calibri" w:hAnsi="Calibri"/>
                       <w:sz w:val="20"/>
                     </w:rPr>
-                    <w:t xml:space="default">Probability of difference (aOR &gt; 1)</w:t>
+                    <w:t xml:space="default">Posterior Probability of difference (aOR &gt; 1)</w:t>
                   </w:r>
                 </w:p>
               </w:tc>
@@ -25739,7 +25743,7 @@
                       <w:rFonts w:ascii="Calibri" w:hAnsi="Calibri"/>
                       <w:sz w:val="20"/>
                     </w:rPr>
-                    <w:t xml:space="default">Probability of a substantial difference (aOR &gt; 1.2)</w:t>
+                    <w:t xml:space="default">Posterior Probability of a substantial difference (aOR &gt; 1.2)</w:t>
                   </w:r>
                 </w:p>
               </w:tc>
@@ -26148,7 +26152,7 @@
               </w:tc>
             </w:tr>
           </w:tbl>
-          <w:bookmarkEnd w:id="205"/>
+          <w:bookmarkEnd w:id="206"/>
         </w:tc>
       </w:tr>
     </w:tbl>
@@ -26165,9 +26169,9 @@
         <w:br w:type="page"/>
       </w:r>
     </w:p>
-    <w:bookmarkEnd w:id="206"/>
     <w:bookmarkEnd w:id="207"/>
-    <w:bookmarkStart w:id="217" w:name="references-and-software-bibliography"/>
+    <w:bookmarkEnd w:id="208"/>
+    <w:bookmarkStart w:id="218" w:name="references-and-software-bibliography"/>
     <w:p>
       <w:pPr>
         <w:pStyle w:val="Heading2"/>
@@ -26199,8 +26203,8 @@
         <w:t xml:space="preserve">package.</w:t>
       </w:r>
     </w:p>
-    <w:bookmarkStart w:id="216" w:name="refs"/>
-    <w:bookmarkStart w:id="209" w:name="ref-tennantUseDirectedAcyclic2021"/>
+    <w:bookmarkStart w:id="217" w:name="refs"/>
+    <w:bookmarkStart w:id="210" w:name="ref-tennantUseDirectedAcyclic2021"/>
     <w:p>
       <w:pPr>
         <w:pStyle w:val="Bibliography"/>
@@ -26220,7 +26224,7 @@
       <w:r>
         <w:t xml:space="preserve"> </w:t>
       </w:r>
-      <w:hyperlink r:id="rId208">
+      <w:hyperlink r:id="rId209">
         <w:r>
           <w:rPr>
             <w:rStyle w:val="Hyperlink"/>
@@ -26260,8 +26264,8 @@
         <w:t xml:space="preserve"> </w:t>
       </w:r>
     </w:p>
-    <w:bookmarkEnd w:id="209"/>
-    <w:bookmarkStart w:id="211" w:name="ref-zampieriUsingBayesianMethods2021"/>
+    <w:bookmarkEnd w:id="210"/>
+    <w:bookmarkStart w:id="212" w:name="ref-zampieriUsingBayesianMethods2021"/>
     <w:p>
       <w:pPr>
         <w:pStyle w:val="Bibliography"/>
@@ -26281,7 +26285,7 @@
       <w:r>
         <w:t xml:space="preserve"> </w:t>
       </w:r>
-      <w:hyperlink r:id="rId210">
+      <w:hyperlink r:id="rId211">
         <w:r>
           <w:rPr>
             <w:rStyle w:val="Hyperlink"/>
@@ -26507,8 +26511,8 @@
         <w:t xml:space="preserve"> </w:t>
       </w:r>
     </w:p>
-    <w:bookmarkEnd w:id="211"/>
-    <w:bookmarkStart w:id="213" w:name="Xfbc06ab4e8a143dd15dec8dfd06cc82cc01ab3c"/>
+    <w:bookmarkEnd w:id="212"/>
+    <w:bookmarkStart w:id="214" w:name="Xfbc06ab4e8a143dd15dec8dfd06cc82cc01ab3c"/>
     <w:p>
       <w:pPr>
         <w:pStyle w:val="Bibliography"/>
@@ -26528,7 +26532,7 @@
       <w:r>
         <w:t xml:space="preserve"> </w:t>
       </w:r>
-      <w:hyperlink r:id="rId212">
+      <w:hyperlink r:id="rId213">
         <w:r>
           <w:rPr>
             <w:rStyle w:val="Hyperlink"/>
@@ -26568,8 +26572,8 @@
         <w:t xml:space="preserve"> </w:t>
       </w:r>
     </w:p>
-    <w:bookmarkEnd w:id="213"/>
-    <w:bookmarkStart w:id="215" w:name="ref-gelmanBayesianWorkflow2020"/>
+    <w:bookmarkEnd w:id="214"/>
+    <w:bookmarkStart w:id="216" w:name="ref-gelmanBayesianWorkflow2020"/>
     <w:p>
       <w:pPr>
         <w:pStyle w:val="Bibliography"/>
@@ -26601,7 +26605,7 @@
       <w:r>
         <w:t xml:space="preserve"> </w:t>
       </w:r>
-      <w:hyperlink r:id="rId214">
+      <w:hyperlink r:id="rId215">
         <w:r>
           <w:rPr>
             <w:rStyle w:val="Hyperlink"/>
@@ -26610,10 +26614,10 @@
         </w:r>
       </w:hyperlink>
     </w:p>
-    <w:bookmarkEnd w:id="215"/>
     <w:bookmarkEnd w:id="216"/>
     <w:bookmarkEnd w:id="217"/>
     <w:bookmarkEnd w:id="218"/>
+    <w:bookmarkEnd w:id="219"/>
     <w:sectPr>
       <w:footnotePr>
         <w:numFmt w:val="decimal"/>
